--- a/content-webpage.docx
+++ b/content-webpage.docx
@@ -27,7 +27,29 @@
           <w:sz w:val="36"/>
           <w:szCs w:val="36"/>
         </w:rPr>
-        <w:t xml:space="preserve">Chiari Neurobiomechanics Research Lab Open House </w:t>
+        <w:t xml:space="preserve">Chiari </w:t>
+      </w:r>
+      <w:proofErr w:type="spellStart"/>
+      <w:r>
+        <w:rPr>
+          <w:rFonts w:cstheme="minorHAnsi"/>
+          <w:b/>
+          <w:color w:val="000000" w:themeColor="text1"/>
+          <w:sz w:val="36"/>
+          <w:szCs w:val="36"/>
+        </w:rPr>
+        <w:t>Neurobiomechanics</w:t>
+      </w:r>
+      <w:proofErr w:type="spellEnd"/>
+      <w:r>
+        <w:rPr>
+          <w:rFonts w:cstheme="minorHAnsi"/>
+          <w:b/>
+          <w:color w:val="000000" w:themeColor="text1"/>
+          <w:sz w:val="36"/>
+          <w:szCs w:val="36"/>
+        </w:rPr>
+        <w:t xml:space="preserve"> Research Lab Open House </w:t>
       </w:r>
     </w:p>
     <w:p>
@@ -1030,20 +1052,7 @@
                 <w:szCs w:val="22"/>
                 <w14:ligatures w14:val="none"/>
               </w:rPr>
-              <w:t xml:space="preserve"> </w:t>
-            </w:r>
-            <w:r>
-              <w:rPr>
-                <w:rFonts w:ascii="Arial" w:eastAsia="Times New Roman" w:hAnsi="Arial" w:cs="Arial"/>
-                <w:b/>
-                <w:bCs/>
-                <w:color w:val="000000"/>
-                <w:kern w:val="0"/>
-                <w:sz w:val="22"/>
-                <w:szCs w:val="22"/>
-                <w14:ligatures w14:val="none"/>
-              </w:rPr>
-              <w:t>(coffee/tea)</w:t>
+              <w:t xml:space="preserve"> (coffee/tea)</w:t>
             </w:r>
           </w:p>
         </w:tc>
@@ -2574,8 +2583,19 @@
           <w:sz w:val="22"/>
           <w:szCs w:val="22"/>
         </w:rPr>
-        <w:t xml:space="preserve"> Konstantina Svokos</w:t>
-      </w:r>
+        <w:t xml:space="preserve"> Konstantina </w:t>
+      </w:r>
+      <w:proofErr w:type="spellStart"/>
+      <w:r>
+        <w:rPr>
+          <w:rFonts w:ascii="Arial" w:hAnsi="Arial" w:cs="Arial"/>
+          <w:color w:val="000000" w:themeColor="text1"/>
+          <w:sz w:val="22"/>
+          <w:szCs w:val="22"/>
+        </w:rPr>
+        <w:t>Svokos</w:t>
+      </w:r>
+      <w:proofErr w:type="spellEnd"/>
     </w:p>
     <w:p>
       <w:pPr>
@@ -2743,7 +2763,6 @@
           <w:sz w:val="22"/>
           <w:szCs w:val="22"/>
         </w:rPr>
-        <w:lastRenderedPageBreak/>
         <w:t xml:space="preserve">Information about </w:t>
       </w:r>
       <w:r>
@@ -2869,9 +2888,66 @@
           <w:sz w:val="22"/>
           <w:szCs w:val="22"/>
         </w:rPr>
-        <w:pict w14:anchorId="45291533">
-          <v:rect id="_x0000_i1032" alt="" style="width:468pt;height:.05pt;mso-width-percent:0;mso-height-percent:0;mso-width-percent:0;mso-height-percent:0" o:hralign="center" o:hrstd="t" o:hr="t" fillcolor="#a0a0a0" stroked="f"/>
-        </w:pict>
+        <mc:AlternateContent>
+          <mc:Choice Requires="wps">
+            <w:drawing>
+              <wp:inline distT="0" distB="0" distL="0" distR="0" wp14:anchorId="7A58478C" wp14:editId="489C2259">
+                <wp:extent cx="5943600" cy="635"/>
+                <wp:effectExtent l="0" t="31750" r="0" b="36830"/>
+                <wp:docPr id="802111408" name="Horizontal Line 16"/>
+                <wp:cNvGraphicFramePr>
+                  <a:graphicFrameLocks xmlns:a="http://schemas.openxmlformats.org/drawingml/2006/main" noChangeAspect="1"/>
+                </wp:cNvGraphicFramePr>
+                <a:graphic xmlns:a="http://schemas.openxmlformats.org/drawingml/2006/main">
+                  <a:graphicData uri="http://schemas.microsoft.com/office/word/2010/wordprocessingShape">
+                    <wps:wsp>
+                      <wps:cNvSpPr>
+                        <a:spLocks noRot="1" noChangeAspect="1" noEditPoints="1" noChangeArrowheads="1" noChangeShapeType="1" noTextEdit="1"/>
+                      </wps:cNvSpPr>
+                      <wps:spPr bwMode="auto">
+                        <a:xfrm>
+                          <a:off x="0" y="0"/>
+                          <a:ext cx="5943600" cy="635"/>
+                        </a:xfrm>
+                        <a:prstGeom prst="rect">
+                          <a:avLst/>
+                        </a:prstGeom>
+                        <a:noFill/>
+                        <a:ln w="9525">
+                          <a:gradFill rotWithShape="0">
+                            <a:gsLst>
+                              <a:gs pos="0">
+                                <a:srgbClr val="A0A0A0"/>
+                              </a:gs>
+                              <a:gs pos="100000">
+                                <a:srgbClr val="E3E3E3"/>
+                              </a:gs>
+                            </a:gsLst>
+                            <a:lin ang="5400000"/>
+                          </a:gradFill>
+                          <a:miter lim="800000"/>
+                          <a:headEnd/>
+                          <a:tailEnd/>
+                        </a:ln>
+                      </wps:spPr>
+                      <wps:bodyPr rot="0" vert="horz" wrap="square" lIns="91440" tIns="45720" rIns="91440" bIns="45720" anchor="t" anchorCtr="0" upright="1">
+                        <a:noAutofit/>
+                      </wps:bodyPr>
+                    </wps:wsp>
+                  </a:graphicData>
+                </a:graphic>
+              </wp:inline>
+            </w:drawing>
+          </mc:Choice>
+          <mc:Fallback xmlns:arto="http://schemas.microsoft.com/office/word/2006/arto">
+            <w:pict>
+              <v:rect w14:anchorId="18EEC599" id="Horizontal Line 16" o:spid="_x0000_s1026" style="width:468pt;height:.05pt;visibility:visible;mso-wrap-style:square;mso-left-percent:-10001;mso-top-percent:-10001;mso-position-horizontal:absolute;mso-position-horizontal-relative:char;mso-position-vertical:absolute;mso-position-vertical-relative:line;mso-left-percent:-10001;mso-top-percent:-10001;v-text-anchor:top" o:gfxdata="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" filled="f">
+                <o:lock v:ext="edit" rotation="t" aspectratio="t" verticies="t" text="t" shapetype="t"/>
+                <w10:anchorlock/>
+              </v:rect>
+            </w:pict>
+          </mc:Fallback>
+        </mc:AlternateContent>
       </w:r>
     </w:p>
     <w:p>
@@ -2927,9 +3003,66 @@
           <w:sz w:val="22"/>
           <w:szCs w:val="22"/>
         </w:rPr>
-        <w:pict w14:anchorId="7E1E80F6">
-          <v:rect id="_x0000_i1031" alt="" style="width:468pt;height:.05pt;mso-width-percent:0;mso-height-percent:0;mso-width-percent:0;mso-height-percent:0" o:hralign="center" o:hrstd="t" o:hr="t" fillcolor="#a0a0a0" stroked="f"/>
-        </w:pict>
+        <mc:AlternateContent>
+          <mc:Choice Requires="wps">
+            <w:drawing>
+              <wp:inline distT="0" distB="0" distL="0" distR="0" wp14:anchorId="5C770425" wp14:editId="708BD44E">
+                <wp:extent cx="5943600" cy="635"/>
+                <wp:effectExtent l="0" t="31750" r="0" b="36830"/>
+                <wp:docPr id="388672136" name="Horizontal Line 15"/>
+                <wp:cNvGraphicFramePr>
+                  <a:graphicFrameLocks xmlns:a="http://schemas.openxmlformats.org/drawingml/2006/main" noChangeAspect="1"/>
+                </wp:cNvGraphicFramePr>
+                <a:graphic xmlns:a="http://schemas.openxmlformats.org/drawingml/2006/main">
+                  <a:graphicData uri="http://schemas.microsoft.com/office/word/2010/wordprocessingShape">
+                    <wps:wsp>
+                      <wps:cNvSpPr>
+                        <a:spLocks noRot="1" noChangeAspect="1" noEditPoints="1" noChangeArrowheads="1" noChangeShapeType="1" noTextEdit="1"/>
+                      </wps:cNvSpPr>
+                      <wps:spPr bwMode="auto">
+                        <a:xfrm>
+                          <a:off x="0" y="0"/>
+                          <a:ext cx="5943600" cy="635"/>
+                        </a:xfrm>
+                        <a:prstGeom prst="rect">
+                          <a:avLst/>
+                        </a:prstGeom>
+                        <a:noFill/>
+                        <a:ln w="9525">
+                          <a:gradFill rotWithShape="0">
+                            <a:gsLst>
+                              <a:gs pos="0">
+                                <a:srgbClr val="A0A0A0"/>
+                              </a:gs>
+                              <a:gs pos="100000">
+                                <a:srgbClr val="E3E3E3"/>
+                              </a:gs>
+                            </a:gsLst>
+                            <a:lin ang="5400000"/>
+                          </a:gradFill>
+                          <a:miter lim="800000"/>
+                          <a:headEnd/>
+                          <a:tailEnd/>
+                        </a:ln>
+                      </wps:spPr>
+                      <wps:bodyPr rot="0" vert="horz" wrap="square" lIns="91440" tIns="45720" rIns="91440" bIns="45720" anchor="t" anchorCtr="0" upright="1">
+                        <a:noAutofit/>
+                      </wps:bodyPr>
+                    </wps:wsp>
+                  </a:graphicData>
+                </a:graphic>
+              </wp:inline>
+            </w:drawing>
+          </mc:Choice>
+          <mc:Fallback xmlns:arto="http://schemas.microsoft.com/office/word/2006/arto">
+            <w:pict>
+              <v:rect w14:anchorId="04B7DD12" id="Horizontal Line 15" o:spid="_x0000_s1026" style="width:468pt;height:.05pt;visibility:visible;mso-wrap-style:square;mso-left-percent:-10001;mso-top-percent:-10001;mso-position-horizontal:absolute;mso-position-horizontal-relative:char;mso-position-vertical:absolute;mso-position-vertical-relative:line;mso-left-percent:-10001;mso-top-percent:-10001;v-text-anchor:top" o:gfxdata="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" filled="f">
+                <o:lock v:ext="edit" rotation="t" aspectratio="t" verticies="t" text="t" shapetype="t"/>
+                <w10:anchorlock/>
+              </v:rect>
+            </w:pict>
+          </mc:Fallback>
+        </mc:AlternateContent>
       </w:r>
     </w:p>
     <w:p>
@@ -2985,9 +3118,66 @@
           <w:sz w:val="22"/>
           <w:szCs w:val="22"/>
         </w:rPr>
-        <w:pict w14:anchorId="6308278F">
-          <v:rect id="_x0000_i1030" alt="" style="width:468pt;height:.05pt;mso-width-percent:0;mso-height-percent:0;mso-width-percent:0;mso-height-percent:0" o:hralign="center" o:hrstd="t" o:hr="t" fillcolor="#a0a0a0" stroked="f"/>
-        </w:pict>
+        <mc:AlternateContent>
+          <mc:Choice Requires="wps">
+            <w:drawing>
+              <wp:inline distT="0" distB="0" distL="0" distR="0" wp14:anchorId="3C554818" wp14:editId="75EF1A48">
+                <wp:extent cx="5943600" cy="635"/>
+                <wp:effectExtent l="0" t="31750" r="0" b="36830"/>
+                <wp:docPr id="1361916040" name="Horizontal Line 14"/>
+                <wp:cNvGraphicFramePr>
+                  <a:graphicFrameLocks xmlns:a="http://schemas.openxmlformats.org/drawingml/2006/main" noChangeAspect="1"/>
+                </wp:cNvGraphicFramePr>
+                <a:graphic xmlns:a="http://schemas.openxmlformats.org/drawingml/2006/main">
+                  <a:graphicData uri="http://schemas.microsoft.com/office/word/2010/wordprocessingShape">
+                    <wps:wsp>
+                      <wps:cNvSpPr>
+                        <a:spLocks noRot="1" noChangeAspect="1" noEditPoints="1" noChangeArrowheads="1" noChangeShapeType="1" noTextEdit="1"/>
+                      </wps:cNvSpPr>
+                      <wps:spPr bwMode="auto">
+                        <a:xfrm>
+                          <a:off x="0" y="0"/>
+                          <a:ext cx="5943600" cy="635"/>
+                        </a:xfrm>
+                        <a:prstGeom prst="rect">
+                          <a:avLst/>
+                        </a:prstGeom>
+                        <a:noFill/>
+                        <a:ln w="9525">
+                          <a:gradFill rotWithShape="0">
+                            <a:gsLst>
+                              <a:gs pos="0">
+                                <a:srgbClr val="A0A0A0"/>
+                              </a:gs>
+                              <a:gs pos="100000">
+                                <a:srgbClr val="E3E3E3"/>
+                              </a:gs>
+                            </a:gsLst>
+                            <a:lin ang="5400000"/>
+                          </a:gradFill>
+                          <a:miter lim="800000"/>
+                          <a:headEnd/>
+                          <a:tailEnd/>
+                        </a:ln>
+                      </wps:spPr>
+                      <wps:bodyPr rot="0" vert="horz" wrap="square" lIns="91440" tIns="45720" rIns="91440" bIns="45720" anchor="t" anchorCtr="0" upright="1">
+                        <a:noAutofit/>
+                      </wps:bodyPr>
+                    </wps:wsp>
+                  </a:graphicData>
+                </a:graphic>
+              </wp:inline>
+            </w:drawing>
+          </mc:Choice>
+          <mc:Fallback xmlns:arto="http://schemas.microsoft.com/office/word/2006/arto">
+            <w:pict>
+              <v:rect w14:anchorId="49387DC1" id="Horizontal Line 14" o:spid="_x0000_s1026" style="width:468pt;height:.05pt;visibility:visible;mso-wrap-style:square;mso-left-percent:-10001;mso-top-percent:-10001;mso-position-horizontal:absolute;mso-position-horizontal-relative:char;mso-position-vertical:absolute;mso-position-vertical-relative:line;mso-left-percent:-10001;mso-top-percent:-10001;v-text-anchor:top" o:gfxdata="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" filled="f">
+                <o:lock v:ext="edit" rotation="t" aspectratio="t" verticies="t" text="t" shapetype="t"/>
+                <w10:anchorlock/>
+              </v:rect>
+            </w:pict>
+          </mc:Fallback>
+        </mc:AlternateContent>
       </w:r>
     </w:p>
     <w:p>
@@ -3051,9 +3241,66 @@
           <w:sz w:val="22"/>
           <w:szCs w:val="22"/>
         </w:rPr>
-        <w:pict w14:anchorId="420B3B60">
-          <v:rect id="_x0000_i1029" alt="" style="width:468pt;height:.05pt;mso-width-percent:0;mso-height-percent:0;mso-width-percent:0;mso-height-percent:0" o:hralign="center" o:hrstd="t" o:hr="t" fillcolor="#a0a0a0" stroked="f"/>
-        </w:pict>
+        <mc:AlternateContent>
+          <mc:Choice Requires="wps">
+            <w:drawing>
+              <wp:inline distT="0" distB="0" distL="0" distR="0" wp14:anchorId="791B6BE7" wp14:editId="7D4CCA36">
+                <wp:extent cx="5943600" cy="635"/>
+                <wp:effectExtent l="0" t="31750" r="0" b="36830"/>
+                <wp:docPr id="1001579515" name="Horizontal Line 13"/>
+                <wp:cNvGraphicFramePr>
+                  <a:graphicFrameLocks xmlns:a="http://schemas.openxmlformats.org/drawingml/2006/main" noChangeAspect="1"/>
+                </wp:cNvGraphicFramePr>
+                <a:graphic xmlns:a="http://schemas.openxmlformats.org/drawingml/2006/main">
+                  <a:graphicData uri="http://schemas.microsoft.com/office/word/2010/wordprocessingShape">
+                    <wps:wsp>
+                      <wps:cNvSpPr>
+                        <a:spLocks noRot="1" noChangeAspect="1" noEditPoints="1" noChangeArrowheads="1" noChangeShapeType="1" noTextEdit="1"/>
+                      </wps:cNvSpPr>
+                      <wps:spPr bwMode="auto">
+                        <a:xfrm>
+                          <a:off x="0" y="0"/>
+                          <a:ext cx="5943600" cy="635"/>
+                        </a:xfrm>
+                        <a:prstGeom prst="rect">
+                          <a:avLst/>
+                        </a:prstGeom>
+                        <a:noFill/>
+                        <a:ln w="9525">
+                          <a:gradFill rotWithShape="0">
+                            <a:gsLst>
+                              <a:gs pos="0">
+                                <a:srgbClr val="A0A0A0"/>
+                              </a:gs>
+                              <a:gs pos="100000">
+                                <a:srgbClr val="E3E3E3"/>
+                              </a:gs>
+                            </a:gsLst>
+                            <a:lin ang="5400000"/>
+                          </a:gradFill>
+                          <a:miter lim="800000"/>
+                          <a:headEnd/>
+                          <a:tailEnd/>
+                        </a:ln>
+                      </wps:spPr>
+                      <wps:bodyPr rot="0" vert="horz" wrap="square" lIns="91440" tIns="45720" rIns="91440" bIns="45720" anchor="t" anchorCtr="0" upright="1">
+                        <a:noAutofit/>
+                      </wps:bodyPr>
+                    </wps:wsp>
+                  </a:graphicData>
+                </a:graphic>
+              </wp:inline>
+            </w:drawing>
+          </mc:Choice>
+          <mc:Fallback xmlns:arto="http://schemas.microsoft.com/office/word/2006/arto">
+            <w:pict>
+              <v:rect w14:anchorId="7EF773A2" id="Horizontal Line 13" o:spid="_x0000_s1026" style="width:468pt;height:.05pt;visibility:visible;mso-wrap-style:square;mso-left-percent:-10001;mso-top-percent:-10001;mso-position-horizontal:absolute;mso-position-horizontal-relative:char;mso-position-vertical:absolute;mso-position-vertical-relative:line;mso-left-percent:-10001;mso-top-percent:-10001;v-text-anchor:top" o:gfxdata="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" filled="f">
+                <o:lock v:ext="edit" rotation="t" aspectratio="t" verticies="t" text="t" shapetype="t"/>
+                <w10:anchorlock/>
+              </v:rect>
+            </w:pict>
+          </mc:Fallback>
+        </mc:AlternateContent>
       </w:r>
     </w:p>
     <w:p>
@@ -3067,6 +3314,7 @@
           <w14:ligatures w14:val="none"/>
         </w:rPr>
       </w:pPr>
+      <w:proofErr w:type="spellStart"/>
       <w:r>
         <w:rPr>
           <w:rFonts w:ascii="Times New Roman" w:eastAsia="Times New Roman" w:hAnsi="Times New Roman" w:cs="Times New Roman"/>
@@ -3077,17 +3325,52 @@
           <w:szCs w:val="22"/>
           <w14:ligatures w14:val="none"/>
         </w:rPr>
-        <w:t>Rafeeque Bhadelia, M.D.</w:t>
-      </w:r>
+        <w:t>Rafeeque</w:t>
+      </w:r>
+      <w:proofErr w:type="spellEnd"/>
       <w:r>
         <w:rPr>
           <w:rFonts w:ascii="Times New Roman" w:eastAsia="Times New Roman" w:hAnsi="Times New Roman" w:cs="Times New Roman"/>
-          <w:kern w:val="0"/>
-          <w:sz w:val="22"/>
-          <w:szCs w:val="22"/>
-          <w14:ligatures w14:val="none"/>
-        </w:rPr>
-        <w:t xml:space="preserve"> — Dr. Bhadelia's research focuses on advancing novel MRI-based imaging techniques to detect cerebrospinal fluid and brain motion, with particular application to the diagnosis and management of CSF circulation disorders in patients with Chiari I Malformation. He is an Associate Professor at Harvard Medical School and Clinical Director of Neuroradiology at Beth Israel Deaconess Medical Center in Boston. He </w:t>
+          <w:b/>
+          <w:bCs/>
+          <w:kern w:val="0"/>
+          <w:sz w:val="22"/>
+          <w:szCs w:val="22"/>
+          <w14:ligatures w14:val="none"/>
+        </w:rPr>
+        <w:t xml:space="preserve"> Bhadelia, M.D.</w:t>
+      </w:r>
+      <w:r>
+        <w:rPr>
+          <w:rFonts w:ascii="Times New Roman" w:eastAsia="Times New Roman" w:hAnsi="Times New Roman" w:cs="Times New Roman"/>
+          <w:kern w:val="0"/>
+          <w:sz w:val="22"/>
+          <w:szCs w:val="22"/>
+          <w14:ligatures w14:val="none"/>
+        </w:rPr>
+        <w:t xml:space="preserve"> — Dr. Bhadelia's research focuses on advancing novel MRI-based imaging techniques to detect cerebrospinal fluid and brain motion, with </w:t>
+      </w:r>
+      <w:proofErr w:type="gramStart"/>
+      <w:r>
+        <w:rPr>
+          <w:rFonts w:ascii="Times New Roman" w:eastAsia="Times New Roman" w:hAnsi="Times New Roman" w:cs="Times New Roman"/>
+          <w:kern w:val="0"/>
+          <w:sz w:val="22"/>
+          <w:szCs w:val="22"/>
+          <w14:ligatures w14:val="none"/>
+        </w:rPr>
+        <w:t>particular application</w:t>
+      </w:r>
+      <w:proofErr w:type="gramEnd"/>
+      <w:r>
+        <w:rPr>
+          <w:rFonts w:ascii="Times New Roman" w:eastAsia="Times New Roman" w:hAnsi="Times New Roman" w:cs="Times New Roman"/>
+          <w:kern w:val="0"/>
+          <w:sz w:val="22"/>
+          <w:szCs w:val="22"/>
+          <w14:ligatures w14:val="none"/>
+        </w:rPr>
+        <w:t xml:space="preserve"> to the diagnosis and management of CSF circulation disorders in patients with Chiari I Malformation. He is an Associate Professor at Harvard Medical School and Clinical Director of Neuroradiology at Beth Israel Deaconess Medical Center in Boston. He </w:t>
       </w:r>
       <w:r>
         <w:rPr>
@@ -3129,9 +3412,66 @@
           <w:sz w:val="22"/>
           <w:szCs w:val="22"/>
         </w:rPr>
-        <w:pict w14:anchorId="7261A548">
-          <v:rect id="_x0000_i1028" alt="" style="width:468pt;height:.05pt;mso-width-percent:0;mso-height-percent:0;mso-width-percent:0;mso-height-percent:0" o:hralign="center" o:hrstd="t" o:hr="t" fillcolor="#a0a0a0" stroked="f"/>
-        </w:pict>
+        <mc:AlternateContent>
+          <mc:Choice Requires="wps">
+            <w:drawing>
+              <wp:inline distT="0" distB="0" distL="0" distR="0" wp14:anchorId="6BDF8029" wp14:editId="7EFC1057">
+                <wp:extent cx="5943600" cy="635"/>
+                <wp:effectExtent l="0" t="31750" r="0" b="36830"/>
+                <wp:docPr id="1316837790" name="Horizontal Line 12"/>
+                <wp:cNvGraphicFramePr>
+                  <a:graphicFrameLocks xmlns:a="http://schemas.openxmlformats.org/drawingml/2006/main" noChangeAspect="1"/>
+                </wp:cNvGraphicFramePr>
+                <a:graphic xmlns:a="http://schemas.openxmlformats.org/drawingml/2006/main">
+                  <a:graphicData uri="http://schemas.microsoft.com/office/word/2010/wordprocessingShape">
+                    <wps:wsp>
+                      <wps:cNvSpPr>
+                        <a:spLocks noRot="1" noChangeAspect="1" noEditPoints="1" noChangeArrowheads="1" noChangeShapeType="1" noTextEdit="1"/>
+                      </wps:cNvSpPr>
+                      <wps:spPr bwMode="auto">
+                        <a:xfrm>
+                          <a:off x="0" y="0"/>
+                          <a:ext cx="5943600" cy="635"/>
+                        </a:xfrm>
+                        <a:prstGeom prst="rect">
+                          <a:avLst/>
+                        </a:prstGeom>
+                        <a:noFill/>
+                        <a:ln w="9525">
+                          <a:gradFill rotWithShape="0">
+                            <a:gsLst>
+                              <a:gs pos="0">
+                                <a:srgbClr val="A0A0A0"/>
+                              </a:gs>
+                              <a:gs pos="100000">
+                                <a:srgbClr val="E3E3E3"/>
+                              </a:gs>
+                            </a:gsLst>
+                            <a:lin ang="5400000"/>
+                          </a:gradFill>
+                          <a:miter lim="800000"/>
+                          <a:headEnd/>
+                          <a:tailEnd/>
+                        </a:ln>
+                      </wps:spPr>
+                      <wps:bodyPr rot="0" vert="horz" wrap="square" lIns="91440" tIns="45720" rIns="91440" bIns="45720" anchor="t" anchorCtr="0" upright="1">
+                        <a:noAutofit/>
+                      </wps:bodyPr>
+                    </wps:wsp>
+                  </a:graphicData>
+                </a:graphic>
+              </wp:inline>
+            </w:drawing>
+          </mc:Choice>
+          <mc:Fallback xmlns:arto="http://schemas.microsoft.com/office/word/2006/arto">
+            <w:pict>
+              <v:rect w14:anchorId="75EC5E28" id="Horizontal Line 12" o:spid="_x0000_s1026" style="width:468pt;height:.05pt;visibility:visible;mso-wrap-style:square;mso-left-percent:-10001;mso-top-percent:-10001;mso-position-horizontal:absolute;mso-position-horizontal-relative:char;mso-position-vertical:absolute;mso-position-vertical-relative:line;mso-left-percent:-10001;mso-top-percent:-10001;v-text-anchor:top" o:gfxdata="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" filled="f">
+                <o:lock v:ext="edit" rotation="t" aspectratio="t" verticies="t" text="t" shapetype="t"/>
+                <w10:anchorlock/>
+              </v:rect>
+            </w:pict>
+          </mc:Fallback>
+        </mc:AlternateContent>
       </w:r>
     </w:p>
     <w:p>
@@ -3187,9 +3527,66 @@
           <w:sz w:val="22"/>
           <w:szCs w:val="22"/>
         </w:rPr>
-        <w:pict w14:anchorId="44441F2D">
-          <v:rect id="_x0000_i1027" alt="" style="width:468pt;height:.05pt;mso-width-percent:0;mso-height-percent:0;mso-width-percent:0;mso-height-percent:0" o:hralign="center" o:hrstd="t" o:hr="t" fillcolor="#a0a0a0" stroked="f"/>
-        </w:pict>
+        <mc:AlternateContent>
+          <mc:Choice Requires="wps">
+            <w:drawing>
+              <wp:inline distT="0" distB="0" distL="0" distR="0" wp14:anchorId="503D4FFC" wp14:editId="0CBC0460">
+                <wp:extent cx="5943600" cy="635"/>
+                <wp:effectExtent l="0" t="31750" r="0" b="36830"/>
+                <wp:docPr id="758503469" name="Horizontal Line 11"/>
+                <wp:cNvGraphicFramePr>
+                  <a:graphicFrameLocks xmlns:a="http://schemas.openxmlformats.org/drawingml/2006/main" noChangeAspect="1"/>
+                </wp:cNvGraphicFramePr>
+                <a:graphic xmlns:a="http://schemas.openxmlformats.org/drawingml/2006/main">
+                  <a:graphicData uri="http://schemas.microsoft.com/office/word/2010/wordprocessingShape">
+                    <wps:wsp>
+                      <wps:cNvSpPr>
+                        <a:spLocks noRot="1" noChangeAspect="1" noEditPoints="1" noChangeArrowheads="1" noChangeShapeType="1" noTextEdit="1"/>
+                      </wps:cNvSpPr>
+                      <wps:spPr bwMode="auto">
+                        <a:xfrm>
+                          <a:off x="0" y="0"/>
+                          <a:ext cx="5943600" cy="635"/>
+                        </a:xfrm>
+                        <a:prstGeom prst="rect">
+                          <a:avLst/>
+                        </a:prstGeom>
+                        <a:noFill/>
+                        <a:ln w="9525">
+                          <a:gradFill rotWithShape="0">
+                            <a:gsLst>
+                              <a:gs pos="0">
+                                <a:srgbClr val="A0A0A0"/>
+                              </a:gs>
+                              <a:gs pos="100000">
+                                <a:srgbClr val="E3E3E3"/>
+                              </a:gs>
+                            </a:gsLst>
+                            <a:lin ang="5400000"/>
+                          </a:gradFill>
+                          <a:miter lim="800000"/>
+                          <a:headEnd/>
+                          <a:tailEnd/>
+                        </a:ln>
+                      </wps:spPr>
+                      <wps:bodyPr rot="0" vert="horz" wrap="square" lIns="91440" tIns="45720" rIns="91440" bIns="45720" anchor="t" anchorCtr="0" upright="1">
+                        <a:noAutofit/>
+                      </wps:bodyPr>
+                    </wps:wsp>
+                  </a:graphicData>
+                </a:graphic>
+              </wp:inline>
+            </w:drawing>
+          </mc:Choice>
+          <mc:Fallback xmlns:arto="http://schemas.microsoft.com/office/word/2006/arto">
+            <w:pict>
+              <v:rect w14:anchorId="6C5C37AA" id="Horizontal Line 11" o:spid="_x0000_s1026" style="width:468pt;height:.05pt;visibility:visible;mso-wrap-style:square;mso-left-percent:-10001;mso-top-percent:-10001;mso-position-horizontal:absolute;mso-position-horizontal-relative:char;mso-position-vertical:absolute;mso-position-vertical-relative:line;mso-left-percent:-10001;mso-top-percent:-10001;v-text-anchor:top" o:gfxdata="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" filled="f">
+                <o:lock v:ext="edit" rotation="t" aspectratio="t" verticies="t" text="t" shapetype="t"/>
+                <w10:anchorlock/>
+              </v:rect>
+            </w:pict>
+          </mc:Fallback>
+        </mc:AlternateContent>
       </w:r>
     </w:p>
     <w:p>
@@ -3245,9 +3642,66 @@
           <w:sz w:val="22"/>
           <w:szCs w:val="22"/>
         </w:rPr>
-        <w:pict w14:anchorId="34948086">
-          <v:rect id="_x0000_i1026" alt="" style="width:468pt;height:.05pt;mso-width-percent:0;mso-height-percent:0;mso-width-percent:0;mso-height-percent:0" o:hralign="center" o:hrstd="t" o:hr="t" fillcolor="#a0a0a0" stroked="f"/>
-        </w:pict>
+        <mc:AlternateContent>
+          <mc:Choice Requires="wps">
+            <w:drawing>
+              <wp:inline distT="0" distB="0" distL="0" distR="0" wp14:anchorId="5257361C" wp14:editId="1A4F0C26">
+                <wp:extent cx="5943600" cy="635"/>
+                <wp:effectExtent l="0" t="31750" r="0" b="36830"/>
+                <wp:docPr id="1035783950" name="Horizontal Line 10"/>
+                <wp:cNvGraphicFramePr>
+                  <a:graphicFrameLocks xmlns:a="http://schemas.openxmlformats.org/drawingml/2006/main" noChangeAspect="1"/>
+                </wp:cNvGraphicFramePr>
+                <a:graphic xmlns:a="http://schemas.openxmlformats.org/drawingml/2006/main">
+                  <a:graphicData uri="http://schemas.microsoft.com/office/word/2010/wordprocessingShape">
+                    <wps:wsp>
+                      <wps:cNvSpPr>
+                        <a:spLocks noRot="1" noChangeAspect="1" noEditPoints="1" noChangeArrowheads="1" noChangeShapeType="1" noTextEdit="1"/>
+                      </wps:cNvSpPr>
+                      <wps:spPr bwMode="auto">
+                        <a:xfrm>
+                          <a:off x="0" y="0"/>
+                          <a:ext cx="5943600" cy="635"/>
+                        </a:xfrm>
+                        <a:prstGeom prst="rect">
+                          <a:avLst/>
+                        </a:prstGeom>
+                        <a:noFill/>
+                        <a:ln w="9525">
+                          <a:gradFill rotWithShape="0">
+                            <a:gsLst>
+                              <a:gs pos="0">
+                                <a:srgbClr val="A0A0A0"/>
+                              </a:gs>
+                              <a:gs pos="100000">
+                                <a:srgbClr val="E3E3E3"/>
+                              </a:gs>
+                            </a:gsLst>
+                            <a:lin ang="5400000"/>
+                          </a:gradFill>
+                          <a:miter lim="800000"/>
+                          <a:headEnd/>
+                          <a:tailEnd/>
+                        </a:ln>
+                      </wps:spPr>
+                      <wps:bodyPr rot="0" vert="horz" wrap="square" lIns="91440" tIns="45720" rIns="91440" bIns="45720" anchor="t" anchorCtr="0" upright="1">
+                        <a:noAutofit/>
+                      </wps:bodyPr>
+                    </wps:wsp>
+                  </a:graphicData>
+                </a:graphic>
+              </wp:inline>
+            </w:drawing>
+          </mc:Choice>
+          <mc:Fallback xmlns:arto="http://schemas.microsoft.com/office/word/2006/arto">
+            <w:pict>
+              <v:rect w14:anchorId="4495C588" id="Horizontal Line 10" o:spid="_x0000_s1026" style="width:468pt;height:.05pt;visibility:visible;mso-wrap-style:square;mso-left-percent:-10001;mso-top-percent:-10001;mso-position-horizontal:absolute;mso-position-horizontal-relative:char;mso-position-vertical:absolute;mso-position-vertical-relative:line;mso-left-percent:-10001;mso-top-percent:-10001;v-text-anchor:top" o:gfxdata="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" filled="f">
+                <o:lock v:ext="edit" rotation="t" aspectratio="t" verticies="t" text="t" shapetype="t"/>
+                <w10:anchorlock/>
+              </v:rect>
+            </w:pict>
+          </mc:Fallback>
+        </mc:AlternateContent>
       </w:r>
     </w:p>
     <w:p>
@@ -3271,28 +3725,65 @@
           <w:szCs w:val="22"/>
           <w14:ligatures w14:val="none"/>
         </w:rPr>
-        <w:t>Konstantina Svokos, D.O., M.S.</w:t>
-      </w:r>
+        <w:t xml:space="preserve">Konstantina </w:t>
+      </w:r>
+      <w:proofErr w:type="spellStart"/>
       <w:r>
         <w:rPr>
           <w:rFonts w:ascii="Times New Roman" w:eastAsia="Times New Roman" w:hAnsi="Times New Roman" w:cs="Times New Roman"/>
-          <w:kern w:val="0"/>
-          <w:sz w:val="22"/>
-          <w:szCs w:val="22"/>
-          <w14:ligatures w14:val="none"/>
-        </w:rPr>
-        <w:t xml:space="preserve"> — Dr. Svokos is an Associate Professor of Neurosurgery and Pediatrics at the Warren Alpert Medical School of Brown University, where she serves as Director of Fetal Neurosurgery and Co-Director of the Center for Surgical Treatment of the Developing Brain and Spine. Her research focuses on improving treatments and survival outcomes in diffuse intrinsic pontine glioma, a uniformly fatal pediatric brain tumor. She has extensive clinical </w:t>
-      </w:r>
+          <w:b/>
+          <w:bCs/>
+          <w:kern w:val="0"/>
+          <w:sz w:val="22"/>
+          <w:szCs w:val="22"/>
+          <w14:ligatures w14:val="none"/>
+        </w:rPr>
+        <w:t>Svokos</w:t>
+      </w:r>
+      <w:proofErr w:type="spellEnd"/>
       <w:r>
         <w:rPr>
           <w:rFonts w:ascii="Times New Roman" w:eastAsia="Times New Roman" w:hAnsi="Times New Roman" w:cs="Times New Roman"/>
-          <w:kern w:val="0"/>
-          <w:sz w:val="22"/>
-          <w:szCs w:val="22"/>
-          <w14:ligatures w14:val="none"/>
-        </w:rPr>
-        <w:lastRenderedPageBreak/>
-        <w:t>experience treating Chiari Malformation Type I, hydrocephalus, and normal pressure hydrocephalus and has collaborated with Drs. Klinge and Leary on pediatric CSF disorder research at Rhode Island Hospital.</w:t>
+          <w:b/>
+          <w:bCs/>
+          <w:kern w:val="0"/>
+          <w:sz w:val="22"/>
+          <w:szCs w:val="22"/>
+          <w14:ligatures w14:val="none"/>
+        </w:rPr>
+        <w:t>, D.O., M.S.</w:t>
+      </w:r>
+      <w:r>
+        <w:rPr>
+          <w:rFonts w:ascii="Times New Roman" w:eastAsia="Times New Roman" w:hAnsi="Times New Roman" w:cs="Times New Roman"/>
+          <w:kern w:val="0"/>
+          <w:sz w:val="22"/>
+          <w:szCs w:val="22"/>
+          <w14:ligatures w14:val="none"/>
+        </w:rPr>
+        <w:t xml:space="preserve"> — Dr. </w:t>
+      </w:r>
+      <w:proofErr w:type="spellStart"/>
+      <w:r>
+        <w:rPr>
+          <w:rFonts w:ascii="Times New Roman" w:eastAsia="Times New Roman" w:hAnsi="Times New Roman" w:cs="Times New Roman"/>
+          <w:kern w:val="0"/>
+          <w:sz w:val="22"/>
+          <w:szCs w:val="22"/>
+          <w14:ligatures w14:val="none"/>
+        </w:rPr>
+        <w:t>Svokos</w:t>
+      </w:r>
+      <w:proofErr w:type="spellEnd"/>
+      <w:r>
+        <w:rPr>
+          <w:rFonts w:ascii="Times New Roman" w:eastAsia="Times New Roman" w:hAnsi="Times New Roman" w:cs="Times New Roman"/>
+          <w:kern w:val="0"/>
+          <w:sz w:val="22"/>
+          <w:szCs w:val="22"/>
+          <w14:ligatures w14:val="none"/>
+        </w:rPr>
+        <w:t xml:space="preserve"> is an Associate Professor of Neurosurgery and Pediatrics at the Warren Alpert Medical School of Brown University, where she serves as Director of Fetal Neurosurgery and Co-Director of the Center for Surgical Treatment of the Developing Brain and Spine. Her research focuses on improving treatments and survival outcomes in diffuse intrinsic pontine glioma, a uniformly fatal pediatric brain tumor. She has extensive clinical experience treating Chiari Malformation Type I, hydrocephalus, and normal pressure hydrocephalus and has collaborated with Drs. Klinge and Leary on pediatric CSF disorder research at Rhode Island Hospital.</w:t>
       </w:r>
     </w:p>
     <w:p>
@@ -3314,9 +3805,66 @@
           <w:sz w:val="22"/>
           <w:szCs w:val="22"/>
         </w:rPr>
-        <w:pict w14:anchorId="46B46F36">
-          <v:rect id="_x0000_i1025" alt="" style="width:468pt;height:.05pt;mso-width-percent:0;mso-height-percent:0;mso-width-percent:0;mso-height-percent:0" o:hralign="center" o:hrstd="t" o:hr="t" fillcolor="#a0a0a0" stroked="f"/>
-        </w:pict>
+        <mc:AlternateContent>
+          <mc:Choice Requires="wps">
+            <w:drawing>
+              <wp:inline distT="0" distB="0" distL="0" distR="0" wp14:anchorId="36EC4661" wp14:editId="7A2B41A6">
+                <wp:extent cx="5943600" cy="635"/>
+                <wp:effectExtent l="0" t="31750" r="0" b="36830"/>
+                <wp:docPr id="551594350" name="Horizontal Line 9"/>
+                <wp:cNvGraphicFramePr>
+                  <a:graphicFrameLocks xmlns:a="http://schemas.openxmlformats.org/drawingml/2006/main" noChangeAspect="1"/>
+                </wp:cNvGraphicFramePr>
+                <a:graphic xmlns:a="http://schemas.openxmlformats.org/drawingml/2006/main">
+                  <a:graphicData uri="http://schemas.microsoft.com/office/word/2010/wordprocessingShape">
+                    <wps:wsp>
+                      <wps:cNvSpPr>
+                        <a:spLocks noRot="1" noChangeAspect="1" noEditPoints="1" noChangeArrowheads="1" noChangeShapeType="1" noTextEdit="1"/>
+                      </wps:cNvSpPr>
+                      <wps:spPr bwMode="auto">
+                        <a:xfrm>
+                          <a:off x="0" y="0"/>
+                          <a:ext cx="5943600" cy="635"/>
+                        </a:xfrm>
+                        <a:prstGeom prst="rect">
+                          <a:avLst/>
+                        </a:prstGeom>
+                        <a:noFill/>
+                        <a:ln w="9525">
+                          <a:gradFill rotWithShape="0">
+                            <a:gsLst>
+                              <a:gs pos="0">
+                                <a:srgbClr val="A0A0A0"/>
+                              </a:gs>
+                              <a:gs pos="100000">
+                                <a:srgbClr val="E3E3E3"/>
+                              </a:gs>
+                            </a:gsLst>
+                            <a:lin ang="5400000"/>
+                          </a:gradFill>
+                          <a:miter lim="800000"/>
+                          <a:headEnd/>
+                          <a:tailEnd/>
+                        </a:ln>
+                      </wps:spPr>
+                      <wps:bodyPr rot="0" vert="horz" wrap="square" lIns="91440" tIns="45720" rIns="91440" bIns="45720" anchor="t" anchorCtr="0" upright="1">
+                        <a:noAutofit/>
+                      </wps:bodyPr>
+                    </wps:wsp>
+                  </a:graphicData>
+                </a:graphic>
+              </wp:inline>
+            </w:drawing>
+          </mc:Choice>
+          <mc:Fallback xmlns:arto="http://schemas.microsoft.com/office/word/2006/arto">
+            <w:pict>
+              <v:rect w14:anchorId="1B2DD087" id="Horizontal Line 9" o:spid="_x0000_s1026" style="width:468pt;height:.05pt;visibility:visible;mso-wrap-style:square;mso-left-percent:-10001;mso-top-percent:-10001;mso-position-horizontal:absolute;mso-position-horizontal-relative:char;mso-position-vertical:absolute;mso-position-vertical-relative:line;mso-left-percent:-10001;mso-top-percent:-10001;v-text-anchor:top" o:gfxdata="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" filled="f">
+                <o:lock v:ext="edit" rotation="t" aspectratio="t" verticies="t" text="t" shapetype="t"/>
+                <w10:anchorlock/>
+              </v:rect>
+            </w:pict>
+          </mc:Fallback>
+        </mc:AlternateContent>
       </w:r>
     </w:p>
     <w:p>
@@ -3350,7 +3898,29 @@
           <w:szCs w:val="22"/>
           <w14:ligatures w14:val="none"/>
         </w:rPr>
-        <w:t xml:space="preserve"> — Dr. Bellini received her Ph.D. in Biomedical Engineering from the University of Calgary in 2012, where she studied changes in the mechanics of the left atrium following the onset of atrial fibrillation. She subsequently completed postdoctoral training in Prof. Jay Humphrey's lab at Yale University, focusing on the mechanical characterization of thoracic aortic aneurysms and dissections using genetically-modified and pharmacologically treated mouse models. She joined Northeastern University's Department of Bioengineering in 2016, and her research is focused on elucidating how pathophysiological processes of cell-mediated growth and remodeling affect the mechanical function of tissues and organs within the cardiovascular system</w:t>
+        <w:t xml:space="preserve"> — Dr. Bellini received her Ph.D. in Biomedical Engineering from the University of Calgary in 2012, where she studied changes in the mechanics of the left atrium following the onset of atrial fibrillation. She subsequently completed postdoctoral training in Prof. Jay Humphrey's lab at Yale University, focusing on the mechanical characterization of thoracic aortic aneurysms and dissections using </w:t>
+      </w:r>
+      <w:proofErr w:type="gramStart"/>
+      <w:r>
+        <w:rPr>
+          <w:rFonts w:ascii="Times New Roman" w:eastAsia="Times New Roman" w:hAnsi="Times New Roman" w:cs="Times New Roman"/>
+          <w:kern w:val="0"/>
+          <w:sz w:val="22"/>
+          <w:szCs w:val="22"/>
+          <w14:ligatures w14:val="none"/>
+        </w:rPr>
+        <w:t>genetically-modified</w:t>
+      </w:r>
+      <w:proofErr w:type="gramEnd"/>
+      <w:r>
+        <w:rPr>
+          <w:rFonts w:ascii="Times New Roman" w:eastAsia="Times New Roman" w:hAnsi="Times New Roman" w:cs="Times New Roman"/>
+          <w:kern w:val="0"/>
+          <w:sz w:val="22"/>
+          <w:szCs w:val="22"/>
+          <w14:ligatures w14:val="none"/>
+        </w:rPr>
+        <w:t xml:space="preserve"> and pharmacologically treated mouse models. She joined Northeastern University's Department of Bioengineering in 2016, and her research is focused on elucidating how pathophysiological processes of cell-mediated growth and remodeling affect the mechanical function of tissues and organs within the cardiovascular system</w:t>
       </w:r>
       <w:r>
         <w:rPr>
@@ -3499,6 +4069,7 @@
       <w:r>
         <w:t> </w:t>
       </w:r>
+      <w:proofErr w:type="gramStart"/>
       <w:r>
         <w:rPr>
           <w:sz w:val="22"/>
@@ -3514,7 +4085,1801 @@
         <w:t xml:space="preserve">  </w:t>
       </w:r>
       <w:r>
-        <w:t>Hannah is a first-year PhD student in Bioengineering at Northeastern University whose research focuses on linking observable parameters, such as waveform morphology and tissue composition, to symptomatology in Chiari Malformation Type I (CMI). In addition to her extensive background in fluid mechanics and engineering, Hannah has CMI, EDS, and many other comorbidities that have often been under-researched in the medical community. She values her role as a patient-scientist because it allows her to connect with other CMI patients, ease their lab experiences, and translate complex research findings into terms that are digestible from a patient’s perspective. Hannah looks forward to collaborating with more patient-scientists in the future and having a career studying CSF disorders.</w:t>
+        <w:t>Hannah</w:t>
+      </w:r>
+      <w:proofErr w:type="gramEnd"/>
+      <w:r>
+        <w:t xml:space="preserve"> is a first-year PhD student in Bioengineering at Northeastern University whose research focuses on linking observable parameters, such as waveform morphology and tissue composition, to symptomatology in Chiari Malformation Type I (CMI). In addition to her extensive background in fluid mechanics and engineering, Hannah has CMI, EDS, and many other comorbidities that have often been under-researched in the medical community. She values her role as a patient-scientist because it allows her to connect with other CMI patients, ease their lab experiences, and translate complex research findings into terms that are digestible from a patient’s perspective. Hannah looks forward to collaborating with more patient-scientists in the future and having a career studying CSF disorders.</w:t>
+      </w:r>
+    </w:p>
+    <w:p>
+      <w:pPr>
+        <w:pStyle w:val="NormalWeb"/>
+      </w:pPr>
+      <w:r>
+        <w:rPr>
+          <w:b/>
+          <w:bCs/>
+        </w:rPr>
+        <w:t>Paolo Bolognese, M.D.</w:t>
+      </w:r>
+      <w:r>
+        <w:t xml:space="preserve"> </w:t>
+      </w:r>
+      <w:r>
+        <w:rPr>
+          <w:sz w:val="22"/>
+          <w:szCs w:val="22"/>
+        </w:rPr>
+        <w:t>—</w:t>
+      </w:r>
+      <w:r>
+        <w:rPr>
+          <w:sz w:val="22"/>
+          <w:szCs w:val="22"/>
+        </w:rPr>
+        <w:t xml:space="preserve"> </w:t>
+      </w:r>
+      <w:r>
+        <w:t xml:space="preserve">Dr. Bolognese is </w:t>
+      </w:r>
+      <w:r>
+        <w:t xml:space="preserve">an </w:t>
+      </w:r>
+      <w:r>
+        <w:t xml:space="preserve">experienced and widely recognized neurosurgeon specializing in Chiari Type I Malformation. A graduate of the University of Turin Medical School (magna cum laude, 1986), he completed a second neurosurgery residency and a fellowship </w:t>
+      </w:r>
+      <w:r>
+        <w:t xml:space="preserve">at the SUNY Health Science Center at Brooklyn </w:t>
+      </w:r>
+      <w:r>
+        <w:t xml:space="preserve">specifically in the management of Chiari I Malformation and related disorders. In 2001, he co-founded The Chiari Institute alongside Dr. </w:t>
+      </w:r>
+      <w:proofErr w:type="spellStart"/>
+      <w:r>
+        <w:t>Milhorat</w:t>
+      </w:r>
+      <w:proofErr w:type="spellEnd"/>
+      <w:r>
+        <w:t xml:space="preserve">, and in 2014 he established the Chiari EDS Center at Mount Sinai South Nassau, expanding his clinical focus to include </w:t>
+      </w:r>
+      <w:proofErr w:type="spellStart"/>
+      <w:r>
+        <w:t>craniocervical</w:t>
+      </w:r>
+      <w:proofErr w:type="spellEnd"/>
+      <w:r>
+        <w:t xml:space="preserve"> instability, tethered cord, syringomyelia, and related conditions. His surgical experience encompasses more than 1,600 Chiari decompressions and 900 </w:t>
+      </w:r>
+      <w:proofErr w:type="spellStart"/>
+      <w:r>
+        <w:t>craniocervical</w:t>
+      </w:r>
+      <w:proofErr w:type="spellEnd"/>
+      <w:r>
+        <w:t xml:space="preserve"> fusions, including 300 procedures involving condylar screws. He has contributed extensively to the peer-reviewed literature on Chiari malformation classification and surgical management.</w:t>
+      </w:r>
+    </w:p>
+    <w:p>
+      <w:pPr>
+        <w:pStyle w:val="NormalWeb"/>
+        <w:spacing w:before="0" w:beforeAutospacing="0" w:after="0" w:afterAutospacing="0"/>
+        <w:textAlignment w:val="baseline"/>
+        <w:rPr>
+          <w:rFonts w:ascii="Arial" w:hAnsi="Arial" w:cs="Arial"/>
+          <w:b/>
+          <w:bCs/>
+          <w:i/>
+          <w:iCs/>
+          <w:color w:val="000000" w:themeColor="text1"/>
+          <w:sz w:val="44"/>
+          <w:szCs w:val="44"/>
+        </w:rPr>
+      </w:pPr>
+      <w:r>
+        <w:rPr>
+          <w:rFonts w:ascii="Arial" w:hAnsi="Arial" w:cs="Arial"/>
+          <w:b/>
+          <w:bCs/>
+          <w:i/>
+          <w:iCs/>
+          <w:color w:val="000000" w:themeColor="text1"/>
+          <w:sz w:val="44"/>
+          <w:szCs w:val="44"/>
+        </w:rPr>
+        <w:t>Posters:</w:t>
+      </w:r>
+    </w:p>
+    <w:p>
+      <w:pPr>
+        <w:pStyle w:val="NormalWeb"/>
+        <w:spacing w:before="0" w:beforeAutospacing="0" w:after="0" w:afterAutospacing="0"/>
+        <w:textAlignment w:val="baseline"/>
+        <w:rPr>
+          <w:rFonts w:ascii="Arial" w:hAnsi="Arial" w:cs="Arial"/>
+          <w:b/>
+          <w:bCs/>
+          <w:i/>
+          <w:iCs/>
+          <w:color w:val="000000" w:themeColor="text1"/>
+          <w:sz w:val="22"/>
+          <w:szCs w:val="22"/>
+        </w:rPr>
+      </w:pPr>
+    </w:p>
+    <w:p>
+      <w:pPr>
+        <w:pStyle w:val="NormalWeb"/>
+        <w:spacing w:after="0"/>
+        <w:textAlignment w:val="baseline"/>
+        <w:rPr>
+          <w:rFonts w:ascii="Arial" w:hAnsi="Arial" w:cs="Arial"/>
+          <w:b/>
+          <w:bCs/>
+          <w:i/>
+          <w:iCs/>
+          <w:color w:val="000000" w:themeColor="text1"/>
+          <w:sz w:val="22"/>
+          <w:szCs w:val="22"/>
+        </w:rPr>
+      </w:pPr>
+      <w:proofErr w:type="spellStart"/>
+      <w:r>
+        <w:rPr>
+          <w:rFonts w:ascii="Arial" w:hAnsi="Arial" w:cs="Arial"/>
+          <w:b/>
+          <w:bCs/>
+          <w:i/>
+          <w:iCs/>
+          <w:color w:val="000000" w:themeColor="text1"/>
+          <w:sz w:val="22"/>
+          <w:szCs w:val="22"/>
+        </w:rPr>
+        <w:t>Yeqing</w:t>
+      </w:r>
+      <w:proofErr w:type="spellEnd"/>
+      <w:r>
+        <w:rPr>
+          <w:rFonts w:ascii="Arial" w:hAnsi="Arial" w:cs="Arial"/>
+          <w:b/>
+          <w:bCs/>
+          <w:i/>
+          <w:iCs/>
+          <w:color w:val="000000" w:themeColor="text1"/>
+          <w:sz w:val="22"/>
+          <w:szCs w:val="22"/>
+        </w:rPr>
+        <w:t xml:space="preserve"> Ni</w:t>
+      </w:r>
+      <w:r>
+        <w:rPr>
+          <w:rFonts w:ascii="Arial" w:hAnsi="Arial" w:cs="Arial"/>
+          <w:b/>
+          <w:bCs/>
+          <w:i/>
+          <w:iCs/>
+          <w:color w:val="000000" w:themeColor="text1"/>
+          <w:sz w:val="22"/>
+          <w:szCs w:val="22"/>
+        </w:rPr>
+        <w:t xml:space="preserve"> et al.  </w:t>
+      </w:r>
+      <w:r>
+        <w:rPr>
+          <w:rFonts w:ascii="Arial" w:hAnsi="Arial" w:cs="Arial"/>
+          <w:b/>
+          <w:bCs/>
+          <w:i/>
+          <w:iCs/>
+          <w:color w:val="000000" w:themeColor="text1"/>
+          <w:sz w:val="22"/>
+          <w:szCs w:val="22"/>
+        </w:rPr>
+        <w:t>"</w:t>
+      </w:r>
+      <w:r>
+        <w:rPr>
+          <w:rFonts w:ascii="Arial" w:hAnsi="Arial" w:cs="Arial"/>
+          <w:b/>
+          <w:bCs/>
+          <w:i/>
+          <w:iCs/>
+          <w:color w:val="000000" w:themeColor="text1"/>
+          <w:sz w:val="22"/>
+          <w:szCs w:val="22"/>
+        </w:rPr>
+        <w:t xml:space="preserve">Brain Tissue Deformation </w:t>
+      </w:r>
+      <w:r>
+        <w:rPr>
+          <w:rFonts w:ascii="Arial" w:hAnsi="Arial" w:cs="Arial"/>
+          <w:b/>
+          <w:bCs/>
+          <w:i/>
+          <w:iCs/>
+          <w:color w:val="000000" w:themeColor="text1"/>
+          <w:sz w:val="22"/>
+          <w:szCs w:val="22"/>
+        </w:rPr>
+        <w:t xml:space="preserve">During </w:t>
+      </w:r>
+      <w:proofErr w:type="spellStart"/>
+      <w:r>
+        <w:rPr>
+          <w:rFonts w:ascii="Arial" w:hAnsi="Arial" w:cs="Arial"/>
+          <w:b/>
+          <w:bCs/>
+          <w:i/>
+          <w:iCs/>
+          <w:color w:val="000000" w:themeColor="text1"/>
+          <w:sz w:val="22"/>
+          <w:szCs w:val="22"/>
+        </w:rPr>
+        <w:t>Ipmact</w:t>
+      </w:r>
+      <w:proofErr w:type="spellEnd"/>
+      <w:r>
+        <w:rPr>
+          <w:rFonts w:ascii="Arial" w:hAnsi="Arial" w:cs="Arial"/>
+          <w:b/>
+          <w:bCs/>
+          <w:i/>
+          <w:iCs/>
+          <w:color w:val="000000" w:themeColor="text1"/>
+          <w:sz w:val="22"/>
+          <w:szCs w:val="22"/>
+        </w:rPr>
+        <w:t xml:space="preserve"> with Chiari Malformation Type I</w:t>
+      </w:r>
+      <w:r>
+        <w:rPr>
+          <w:rFonts w:ascii="Arial" w:hAnsi="Arial" w:cs="Arial"/>
+          <w:b/>
+          <w:bCs/>
+          <w:i/>
+          <w:iCs/>
+          <w:color w:val="000000" w:themeColor="text1"/>
+          <w:sz w:val="22"/>
+          <w:szCs w:val="22"/>
+        </w:rPr>
+        <w:t>"</w:t>
+      </w:r>
+    </w:p>
+    <w:p>
+      <w:pPr>
+        <w:pStyle w:val="NormalWeb"/>
+        <w:spacing w:after="0"/>
+        <w:textAlignment w:val="baseline"/>
+        <w:rPr>
+          <w:rFonts w:ascii="Arial" w:hAnsi="Arial" w:cs="Arial"/>
+          <w:b/>
+          <w:bCs/>
+          <w:i/>
+          <w:iCs/>
+          <w:color w:val="000000" w:themeColor="text1"/>
+          <w:sz w:val="22"/>
+          <w:szCs w:val="22"/>
+        </w:rPr>
+      </w:pPr>
+      <w:r>
+        <w:rPr>
+          <w:rFonts w:ascii="Arial" w:hAnsi="Arial" w:cs="Arial"/>
+          <w:b/>
+          <w:bCs/>
+          <w:i/>
+          <w:iCs/>
+          <w:color w:val="000000" w:themeColor="text1"/>
+          <w:sz w:val="22"/>
+          <w:szCs w:val="22"/>
+        </w:rPr>
+        <w:t xml:space="preserve">Hannah </w:t>
+      </w:r>
+      <w:r>
+        <w:rPr>
+          <w:rFonts w:ascii="Arial" w:hAnsi="Arial" w:cs="Arial"/>
+          <w:b/>
+          <w:bCs/>
+          <w:i/>
+          <w:iCs/>
+          <w:color w:val="000000" w:themeColor="text1"/>
+          <w:sz w:val="22"/>
+          <w:szCs w:val="22"/>
+        </w:rPr>
+        <w:t xml:space="preserve">Higgins </w:t>
+      </w:r>
+      <w:r>
+        <w:rPr>
+          <w:rFonts w:ascii="Arial" w:hAnsi="Arial" w:cs="Arial"/>
+          <w:b/>
+          <w:bCs/>
+          <w:i/>
+          <w:iCs/>
+          <w:color w:val="000000" w:themeColor="text1"/>
+          <w:sz w:val="22"/>
+          <w:szCs w:val="22"/>
+        </w:rPr>
+        <w:t xml:space="preserve">et al.  </w:t>
+      </w:r>
+      <w:r>
+        <w:rPr>
+          <w:rFonts w:ascii="Arial" w:hAnsi="Arial" w:cs="Arial"/>
+          <w:b/>
+          <w:bCs/>
+          <w:i/>
+          <w:iCs/>
+          <w:color w:val="000000" w:themeColor="text1"/>
+          <w:sz w:val="22"/>
+          <w:szCs w:val="22"/>
+        </w:rPr>
+        <w:t>"</w:t>
+      </w:r>
+      <w:r>
+        <w:rPr>
+          <w:rFonts w:ascii="Arial" w:hAnsi="Arial" w:cs="Arial"/>
+          <w:b/>
+          <w:bCs/>
+          <w:i/>
+          <w:iCs/>
+          <w:color w:val="000000" w:themeColor="text1"/>
+          <w:sz w:val="22"/>
+          <w:szCs w:val="22"/>
+        </w:rPr>
+        <w:t>Waveform Morphology Analysis of Cerebrospinal Fluid and Tissue Motion in Chiari Type I Malformation</w:t>
+      </w:r>
+      <w:r>
+        <w:rPr>
+          <w:rFonts w:ascii="Arial" w:hAnsi="Arial" w:cs="Arial"/>
+          <w:b/>
+          <w:bCs/>
+          <w:i/>
+          <w:iCs/>
+          <w:color w:val="000000" w:themeColor="text1"/>
+          <w:sz w:val="22"/>
+          <w:szCs w:val="22"/>
+        </w:rPr>
+        <w:t>"</w:t>
+      </w:r>
+    </w:p>
+    <w:p>
+      <w:pPr>
+        <w:pStyle w:val="NormalWeb"/>
+        <w:spacing w:after="0"/>
+        <w:textAlignment w:val="baseline"/>
+        <w:rPr>
+          <w:rFonts w:ascii="Arial" w:hAnsi="Arial" w:cs="Arial"/>
+          <w:b/>
+          <w:bCs/>
+          <w:i/>
+          <w:iCs/>
+          <w:color w:val="000000" w:themeColor="text1"/>
+          <w:sz w:val="22"/>
+          <w:szCs w:val="22"/>
+        </w:rPr>
+      </w:pPr>
+      <w:r>
+        <w:rPr>
+          <w:rFonts w:ascii="Arial" w:hAnsi="Arial" w:cs="Arial"/>
+          <w:b/>
+          <w:bCs/>
+          <w:i/>
+          <w:iCs/>
+          <w:color w:val="000000" w:themeColor="text1"/>
+          <w:sz w:val="22"/>
+          <w:szCs w:val="22"/>
+        </w:rPr>
+        <w:t>Mahsa</w:t>
+      </w:r>
+      <w:r>
+        <w:rPr>
+          <w:rFonts w:ascii="Arial" w:hAnsi="Arial" w:cs="Arial"/>
+          <w:b/>
+          <w:bCs/>
+          <w:i/>
+          <w:iCs/>
+          <w:color w:val="000000" w:themeColor="text1"/>
+          <w:sz w:val="22"/>
+          <w:szCs w:val="22"/>
+        </w:rPr>
+        <w:t xml:space="preserve"> Karamzedeh</w:t>
+      </w:r>
+      <w:r>
+        <w:rPr>
+          <w:rFonts w:ascii="Arial" w:hAnsi="Arial" w:cs="Arial"/>
+          <w:b/>
+          <w:bCs/>
+          <w:i/>
+          <w:iCs/>
+          <w:color w:val="000000" w:themeColor="text1"/>
+          <w:sz w:val="22"/>
+          <w:szCs w:val="22"/>
+        </w:rPr>
+        <w:t xml:space="preserve"> et al.</w:t>
+      </w:r>
+      <w:r>
+        <w:rPr>
+          <w:rFonts w:ascii="Arial" w:hAnsi="Arial" w:cs="Arial"/>
+          <w:b/>
+          <w:bCs/>
+          <w:i/>
+          <w:iCs/>
+          <w:color w:val="000000" w:themeColor="text1"/>
+          <w:sz w:val="22"/>
+          <w:szCs w:val="22"/>
+        </w:rPr>
+        <w:t xml:space="preserve"> "</w:t>
+      </w:r>
+      <w:r>
+        <w:rPr>
+          <w:rFonts w:ascii="Arial" w:hAnsi="Arial" w:cs="Arial"/>
+          <w:b/>
+          <w:bCs/>
+          <w:i/>
+          <w:iCs/>
+          <w:color w:val="000000" w:themeColor="text1"/>
+          <w:sz w:val="22"/>
+          <w:szCs w:val="22"/>
+        </w:rPr>
+        <w:t>Real-Time Cerebrospinal Fluid Dynamics During Coughing and Valsalva Maneuvers</w:t>
+      </w:r>
+      <w:r>
+        <w:rPr>
+          <w:rFonts w:ascii="Arial" w:hAnsi="Arial" w:cs="Arial"/>
+          <w:b/>
+          <w:bCs/>
+          <w:i/>
+          <w:iCs/>
+          <w:color w:val="000000" w:themeColor="text1"/>
+          <w:sz w:val="22"/>
+          <w:szCs w:val="22"/>
+        </w:rPr>
+        <w:t>"</w:t>
+      </w:r>
+    </w:p>
+    <w:p>
+      <w:pPr>
+        <w:pStyle w:val="NormalWeb"/>
+        <w:spacing w:after="0"/>
+        <w:textAlignment w:val="baseline"/>
+        <w:rPr>
+          <w:rFonts w:ascii="Arial" w:hAnsi="Arial" w:cs="Arial"/>
+          <w:b/>
+          <w:bCs/>
+          <w:i/>
+          <w:iCs/>
+          <w:color w:val="000000" w:themeColor="text1"/>
+          <w:sz w:val="22"/>
+          <w:szCs w:val="22"/>
+        </w:rPr>
+      </w:pPr>
+      <w:proofErr w:type="spellStart"/>
+      <w:r>
+        <w:rPr>
+          <w:rFonts w:ascii="Arial" w:hAnsi="Arial" w:cs="Arial"/>
+          <w:b/>
+          <w:bCs/>
+          <w:i/>
+          <w:iCs/>
+          <w:color w:val="000000" w:themeColor="text1"/>
+          <w:sz w:val="22"/>
+          <w:szCs w:val="22"/>
+        </w:rPr>
+        <w:t>Himasri</w:t>
+      </w:r>
+      <w:proofErr w:type="spellEnd"/>
+      <w:r>
+        <w:rPr>
+          <w:rFonts w:ascii="Arial" w:hAnsi="Arial" w:cs="Arial"/>
+          <w:b/>
+          <w:bCs/>
+          <w:i/>
+          <w:iCs/>
+          <w:color w:val="000000" w:themeColor="text1"/>
+          <w:sz w:val="22"/>
+          <w:szCs w:val="22"/>
+        </w:rPr>
+        <w:t xml:space="preserve"> </w:t>
+      </w:r>
+      <w:proofErr w:type="spellStart"/>
+      <w:r>
+        <w:rPr>
+          <w:rFonts w:ascii="Arial" w:hAnsi="Arial" w:cs="Arial"/>
+          <w:b/>
+          <w:bCs/>
+          <w:i/>
+          <w:iCs/>
+          <w:color w:val="000000" w:themeColor="text1"/>
+          <w:sz w:val="22"/>
+          <w:szCs w:val="22"/>
+        </w:rPr>
+        <w:t>Cheerla</w:t>
+      </w:r>
+      <w:proofErr w:type="spellEnd"/>
+      <w:r>
+        <w:rPr>
+          <w:rFonts w:ascii="Arial" w:hAnsi="Arial" w:cs="Arial"/>
+          <w:b/>
+          <w:bCs/>
+          <w:i/>
+          <w:iCs/>
+          <w:color w:val="000000" w:themeColor="text1"/>
+          <w:sz w:val="22"/>
+          <w:szCs w:val="22"/>
+        </w:rPr>
+        <w:t xml:space="preserve"> et al.</w:t>
+      </w:r>
+      <w:r>
+        <w:rPr>
+          <w:rFonts w:ascii="Arial" w:hAnsi="Arial" w:cs="Arial"/>
+          <w:b/>
+          <w:bCs/>
+          <w:i/>
+          <w:iCs/>
+          <w:color w:val="000000" w:themeColor="text1"/>
+          <w:sz w:val="22"/>
+          <w:szCs w:val="22"/>
+        </w:rPr>
+        <w:t xml:space="preserve"> </w:t>
+      </w:r>
+      <w:r>
+        <w:rPr>
+          <w:rFonts w:ascii="Arial" w:hAnsi="Arial" w:cs="Arial"/>
+          <w:b/>
+          <w:bCs/>
+          <w:i/>
+          <w:iCs/>
+          <w:color w:val="000000" w:themeColor="text1"/>
+          <w:sz w:val="22"/>
+          <w:szCs w:val="22"/>
+        </w:rPr>
+        <w:t>"</w:t>
+      </w:r>
+      <w:r>
+        <w:rPr>
+          <w:rFonts w:ascii="Arial" w:hAnsi="Arial" w:cs="Arial"/>
+          <w:b/>
+          <w:bCs/>
+          <w:i/>
+          <w:iCs/>
+          <w:color w:val="000000" w:themeColor="text1"/>
+          <w:sz w:val="22"/>
+          <w:szCs w:val="22"/>
+        </w:rPr>
+        <w:t xml:space="preserve">Skeletal Deformities </w:t>
+      </w:r>
+      <w:proofErr w:type="gramStart"/>
+      <w:r>
+        <w:rPr>
+          <w:rFonts w:ascii="Arial" w:hAnsi="Arial" w:cs="Arial"/>
+          <w:b/>
+          <w:bCs/>
+          <w:i/>
+          <w:iCs/>
+          <w:color w:val="000000" w:themeColor="text1"/>
+          <w:sz w:val="22"/>
+          <w:szCs w:val="22"/>
+        </w:rPr>
+        <w:t>In</w:t>
+      </w:r>
+      <w:proofErr w:type="gramEnd"/>
+      <w:r>
+        <w:rPr>
+          <w:rFonts w:ascii="Arial" w:hAnsi="Arial" w:cs="Arial"/>
+          <w:b/>
+          <w:bCs/>
+          <w:i/>
+          <w:iCs/>
+          <w:color w:val="000000" w:themeColor="text1"/>
+          <w:sz w:val="22"/>
+          <w:szCs w:val="22"/>
+        </w:rPr>
+        <w:t xml:space="preserve"> Chiari I Malformation Extend </w:t>
+      </w:r>
+      <w:proofErr w:type="gramStart"/>
+      <w:r>
+        <w:rPr>
+          <w:rFonts w:ascii="Arial" w:hAnsi="Arial" w:cs="Arial"/>
+          <w:b/>
+          <w:bCs/>
+          <w:i/>
+          <w:iCs/>
+          <w:color w:val="000000" w:themeColor="text1"/>
+          <w:sz w:val="22"/>
+          <w:szCs w:val="22"/>
+        </w:rPr>
+        <w:t>Into</w:t>
+      </w:r>
+      <w:proofErr w:type="gramEnd"/>
+      <w:r>
+        <w:rPr>
+          <w:rFonts w:ascii="Arial" w:hAnsi="Arial" w:cs="Arial"/>
+          <w:b/>
+          <w:bCs/>
+          <w:i/>
+          <w:iCs/>
+          <w:color w:val="000000" w:themeColor="text1"/>
+          <w:sz w:val="22"/>
+          <w:szCs w:val="22"/>
+        </w:rPr>
+        <w:t xml:space="preserve"> </w:t>
+      </w:r>
+      <w:proofErr w:type="gramStart"/>
+      <w:r>
+        <w:rPr>
+          <w:rFonts w:ascii="Arial" w:hAnsi="Arial" w:cs="Arial"/>
+          <w:b/>
+          <w:bCs/>
+          <w:i/>
+          <w:iCs/>
+          <w:color w:val="000000" w:themeColor="text1"/>
+          <w:sz w:val="22"/>
+          <w:szCs w:val="22"/>
+        </w:rPr>
+        <w:t>The</w:t>
+      </w:r>
+      <w:proofErr w:type="gramEnd"/>
+      <w:r>
+        <w:rPr>
+          <w:rFonts w:ascii="Arial" w:hAnsi="Arial" w:cs="Arial"/>
+          <w:b/>
+          <w:bCs/>
+          <w:i/>
+          <w:iCs/>
+          <w:color w:val="000000" w:themeColor="text1"/>
+          <w:sz w:val="22"/>
+          <w:szCs w:val="22"/>
+        </w:rPr>
+        <w:t xml:space="preserve"> Cervical Spine: Considering Facet Morphology </w:t>
+      </w:r>
+      <w:proofErr w:type="gramStart"/>
+      <w:r>
+        <w:rPr>
+          <w:rFonts w:ascii="Arial" w:hAnsi="Arial" w:cs="Arial"/>
+          <w:b/>
+          <w:bCs/>
+          <w:i/>
+          <w:iCs/>
+          <w:color w:val="000000" w:themeColor="text1"/>
+          <w:sz w:val="22"/>
+          <w:szCs w:val="22"/>
+        </w:rPr>
+        <w:t>As</w:t>
+      </w:r>
+      <w:proofErr w:type="gramEnd"/>
+      <w:r>
+        <w:rPr>
+          <w:rFonts w:ascii="Arial" w:hAnsi="Arial" w:cs="Arial"/>
+          <w:b/>
+          <w:bCs/>
+          <w:i/>
+          <w:iCs/>
+          <w:color w:val="000000" w:themeColor="text1"/>
+          <w:sz w:val="22"/>
+          <w:szCs w:val="22"/>
+        </w:rPr>
+        <w:t xml:space="preserve"> </w:t>
+      </w:r>
+      <w:proofErr w:type="gramStart"/>
+      <w:r>
+        <w:rPr>
+          <w:rFonts w:ascii="Arial" w:hAnsi="Arial" w:cs="Arial"/>
+          <w:b/>
+          <w:bCs/>
+          <w:i/>
+          <w:iCs/>
+          <w:color w:val="000000" w:themeColor="text1"/>
+          <w:sz w:val="22"/>
+          <w:szCs w:val="22"/>
+        </w:rPr>
+        <w:t>A</w:t>
+      </w:r>
+      <w:proofErr w:type="gramEnd"/>
+      <w:r>
+        <w:rPr>
+          <w:rFonts w:ascii="Arial" w:hAnsi="Arial" w:cs="Arial"/>
+          <w:b/>
+          <w:bCs/>
+          <w:i/>
+          <w:iCs/>
+          <w:color w:val="000000" w:themeColor="text1"/>
+          <w:sz w:val="22"/>
+          <w:szCs w:val="22"/>
+        </w:rPr>
+        <w:t xml:space="preserve"> Driver </w:t>
+      </w:r>
+      <w:proofErr w:type="gramStart"/>
+      <w:r>
+        <w:rPr>
+          <w:rFonts w:ascii="Arial" w:hAnsi="Arial" w:cs="Arial"/>
+          <w:b/>
+          <w:bCs/>
+          <w:i/>
+          <w:iCs/>
+          <w:color w:val="000000" w:themeColor="text1"/>
+          <w:sz w:val="22"/>
+          <w:szCs w:val="22"/>
+        </w:rPr>
+        <w:t>Of</w:t>
+      </w:r>
+      <w:proofErr w:type="gramEnd"/>
+      <w:r>
+        <w:rPr>
+          <w:rFonts w:ascii="Arial" w:hAnsi="Arial" w:cs="Arial"/>
+          <w:b/>
+          <w:bCs/>
+          <w:i/>
+          <w:iCs/>
+          <w:color w:val="000000" w:themeColor="text1"/>
+          <w:sz w:val="22"/>
+          <w:szCs w:val="22"/>
+        </w:rPr>
+        <w:t xml:space="preserve"> Symptoms </w:t>
+      </w:r>
+      <w:proofErr w:type="gramStart"/>
+      <w:r>
+        <w:rPr>
+          <w:rFonts w:ascii="Arial" w:hAnsi="Arial" w:cs="Arial"/>
+          <w:b/>
+          <w:bCs/>
+          <w:i/>
+          <w:iCs/>
+          <w:color w:val="000000" w:themeColor="text1"/>
+          <w:sz w:val="22"/>
+          <w:szCs w:val="22"/>
+        </w:rPr>
+        <w:t>In</w:t>
+      </w:r>
+      <w:proofErr w:type="gramEnd"/>
+      <w:r>
+        <w:rPr>
+          <w:rFonts w:ascii="Arial" w:hAnsi="Arial" w:cs="Arial"/>
+          <w:b/>
+          <w:bCs/>
+          <w:i/>
+          <w:iCs/>
+          <w:color w:val="000000" w:themeColor="text1"/>
+          <w:sz w:val="22"/>
+          <w:szCs w:val="22"/>
+        </w:rPr>
+        <w:t xml:space="preserve"> </w:t>
+      </w:r>
+      <w:r>
+        <w:rPr>
+          <w:rFonts w:ascii="Arial" w:hAnsi="Arial" w:cs="Arial"/>
+          <w:b/>
+          <w:bCs/>
+          <w:i/>
+          <w:iCs/>
+          <w:color w:val="000000" w:themeColor="text1"/>
+          <w:sz w:val="22"/>
+          <w:szCs w:val="22"/>
+        </w:rPr>
+        <w:t>Chiari-Affected Patients</w:t>
+      </w:r>
+      <w:r>
+        <w:rPr>
+          <w:rFonts w:ascii="Arial" w:hAnsi="Arial" w:cs="Arial"/>
+          <w:b/>
+          <w:bCs/>
+          <w:i/>
+          <w:iCs/>
+          <w:color w:val="000000" w:themeColor="text1"/>
+          <w:sz w:val="22"/>
+          <w:szCs w:val="22"/>
+        </w:rPr>
+        <w:t>"</w:t>
+      </w:r>
+    </w:p>
+    <w:p>
+      <w:pPr>
+        <w:pStyle w:val="NormalWeb"/>
+        <w:spacing w:after="0"/>
+        <w:textAlignment w:val="baseline"/>
+        <w:rPr>
+          <w:rFonts w:ascii="Arial" w:hAnsi="Arial" w:cs="Arial"/>
+          <w:b/>
+          <w:bCs/>
+          <w:i/>
+          <w:iCs/>
+          <w:color w:val="000000" w:themeColor="text1"/>
+          <w:sz w:val="22"/>
+          <w:szCs w:val="22"/>
+        </w:rPr>
+      </w:pPr>
+      <w:proofErr w:type="spellStart"/>
+      <w:r>
+        <w:rPr>
+          <w:rFonts w:ascii="Arial" w:hAnsi="Arial" w:cs="Arial"/>
+          <w:b/>
+          <w:bCs/>
+          <w:i/>
+          <w:iCs/>
+          <w:color w:val="000000" w:themeColor="text1"/>
+          <w:sz w:val="22"/>
+          <w:szCs w:val="22"/>
+        </w:rPr>
+        <w:t>Himasri</w:t>
+      </w:r>
+      <w:proofErr w:type="spellEnd"/>
+      <w:r>
+        <w:rPr>
+          <w:rFonts w:ascii="Arial" w:hAnsi="Arial" w:cs="Arial"/>
+          <w:b/>
+          <w:bCs/>
+          <w:i/>
+          <w:iCs/>
+          <w:color w:val="000000" w:themeColor="text1"/>
+          <w:sz w:val="22"/>
+          <w:szCs w:val="22"/>
+        </w:rPr>
+        <w:t xml:space="preserve"> </w:t>
+      </w:r>
+      <w:proofErr w:type="spellStart"/>
+      <w:r>
+        <w:rPr>
+          <w:rFonts w:ascii="Arial" w:hAnsi="Arial" w:cs="Arial"/>
+          <w:b/>
+          <w:bCs/>
+          <w:i/>
+          <w:iCs/>
+          <w:color w:val="000000" w:themeColor="text1"/>
+          <w:sz w:val="22"/>
+          <w:szCs w:val="22"/>
+        </w:rPr>
+        <w:t>Cheerla</w:t>
+      </w:r>
+      <w:proofErr w:type="spellEnd"/>
+      <w:r>
+        <w:rPr>
+          <w:rFonts w:ascii="Arial" w:hAnsi="Arial" w:cs="Arial"/>
+          <w:b/>
+          <w:bCs/>
+          <w:i/>
+          <w:iCs/>
+          <w:color w:val="000000" w:themeColor="text1"/>
+          <w:sz w:val="22"/>
+          <w:szCs w:val="22"/>
+        </w:rPr>
+        <w:t xml:space="preserve"> et al. "</w:t>
+      </w:r>
+      <w:r>
+        <w:rPr>
+          <w:rFonts w:ascii="Arial" w:hAnsi="Arial" w:cs="Arial"/>
+          <w:b/>
+          <w:bCs/>
+          <w:i/>
+          <w:iCs/>
+          <w:color w:val="000000" w:themeColor="text1"/>
+          <w:sz w:val="22"/>
+          <w:szCs w:val="22"/>
+        </w:rPr>
+        <w:t>Syrinx Morphometrics</w:t>
+      </w:r>
+      <w:r>
+        <w:rPr>
+          <w:rFonts w:ascii="Arial" w:hAnsi="Arial" w:cs="Arial"/>
+          <w:b/>
+          <w:bCs/>
+          <w:i/>
+          <w:iCs/>
+          <w:color w:val="000000" w:themeColor="text1"/>
+          <w:sz w:val="22"/>
+          <w:szCs w:val="22"/>
+        </w:rPr>
+        <w:t xml:space="preserve"> Analysis </w:t>
+      </w:r>
+      <w:r>
+        <w:rPr>
+          <w:rFonts w:ascii="Arial" w:hAnsi="Arial" w:cs="Arial"/>
+          <w:b/>
+          <w:bCs/>
+          <w:i/>
+          <w:iCs/>
+          <w:color w:val="000000" w:themeColor="text1"/>
+          <w:sz w:val="22"/>
+          <w:szCs w:val="22"/>
+        </w:rPr>
+        <w:t xml:space="preserve">in </w:t>
+      </w:r>
+      <w:r>
+        <w:rPr>
+          <w:rFonts w:ascii="Arial" w:hAnsi="Arial" w:cs="Arial"/>
+          <w:b/>
+          <w:bCs/>
+          <w:i/>
+          <w:iCs/>
+          <w:color w:val="000000" w:themeColor="text1"/>
+          <w:sz w:val="22"/>
+          <w:szCs w:val="22"/>
+        </w:rPr>
+        <w:t xml:space="preserve">Chiari </w:t>
+      </w:r>
+      <w:r>
+        <w:rPr>
+          <w:rFonts w:ascii="Arial" w:hAnsi="Arial" w:cs="Arial"/>
+          <w:b/>
+          <w:bCs/>
+          <w:i/>
+          <w:iCs/>
+          <w:color w:val="000000" w:themeColor="text1"/>
+          <w:sz w:val="22"/>
+          <w:szCs w:val="22"/>
+        </w:rPr>
+        <w:t>Malformation Patient</w:t>
+      </w:r>
+      <w:r>
+        <w:rPr>
+          <w:rFonts w:ascii="Arial" w:hAnsi="Arial" w:cs="Arial"/>
+          <w:b/>
+          <w:bCs/>
+          <w:i/>
+          <w:iCs/>
+          <w:color w:val="000000" w:themeColor="text1"/>
+          <w:sz w:val="22"/>
+          <w:szCs w:val="22"/>
+        </w:rPr>
+        <w:t>s Before and After Surgery"</w:t>
+      </w:r>
+    </w:p>
+    <w:p>
+      <w:pPr>
+        <w:pStyle w:val="NormalWeb"/>
+        <w:spacing w:after="0"/>
+        <w:textAlignment w:val="baseline"/>
+        <w:rPr>
+          <w:rFonts w:ascii="Arial" w:hAnsi="Arial" w:cs="Arial"/>
+          <w:b/>
+          <w:bCs/>
+          <w:i/>
+          <w:iCs/>
+          <w:color w:val="000000" w:themeColor="text1"/>
+          <w:sz w:val="22"/>
+          <w:szCs w:val="22"/>
+        </w:rPr>
+      </w:pPr>
+      <w:r>
+        <w:rPr>
+          <w:rFonts w:ascii="Arial" w:hAnsi="Arial" w:cs="Arial"/>
+          <w:b/>
+          <w:bCs/>
+          <w:i/>
+          <w:iCs/>
+          <w:color w:val="000000" w:themeColor="text1"/>
+          <w:sz w:val="22"/>
+          <w:szCs w:val="22"/>
+        </w:rPr>
+        <w:t>Ian</w:t>
+      </w:r>
+      <w:r>
+        <w:rPr>
+          <w:rFonts w:ascii="Arial" w:hAnsi="Arial" w:cs="Arial"/>
+          <w:b/>
+          <w:bCs/>
+          <w:i/>
+          <w:iCs/>
+          <w:color w:val="000000" w:themeColor="text1"/>
+          <w:sz w:val="22"/>
+          <w:szCs w:val="22"/>
+        </w:rPr>
+        <w:t xml:space="preserve"> Soldberg</w:t>
+      </w:r>
+      <w:r>
+        <w:rPr>
+          <w:rFonts w:ascii="Arial" w:hAnsi="Arial" w:cs="Arial"/>
+          <w:b/>
+          <w:bCs/>
+          <w:i/>
+          <w:iCs/>
+          <w:color w:val="000000" w:themeColor="text1"/>
+          <w:sz w:val="22"/>
+          <w:szCs w:val="22"/>
+        </w:rPr>
+        <w:t xml:space="preserve"> et al.</w:t>
+      </w:r>
+      <w:r>
+        <w:rPr>
+          <w:rFonts w:ascii="Arial" w:hAnsi="Arial" w:cs="Arial"/>
+          <w:b/>
+          <w:bCs/>
+          <w:i/>
+          <w:iCs/>
+          <w:color w:val="000000" w:themeColor="text1"/>
+          <w:sz w:val="22"/>
+          <w:szCs w:val="22"/>
+        </w:rPr>
+        <w:t xml:space="preserve"> "</w:t>
+      </w:r>
+      <w:r>
+        <w:rPr>
+          <w:rFonts w:ascii="Arial" w:hAnsi="Arial" w:cs="Arial"/>
+          <w:b/>
+          <w:bCs/>
+          <w:i/>
+          <w:iCs/>
+          <w:color w:val="000000" w:themeColor="text1"/>
+          <w:sz w:val="22"/>
+          <w:szCs w:val="22"/>
+        </w:rPr>
+        <w:t>Biomechanical Report: Analysis and Imaging at Northeastern (BRAIN)</w:t>
+      </w:r>
+      <w:r>
+        <w:rPr>
+          <w:rFonts w:ascii="Arial" w:hAnsi="Arial" w:cs="Arial"/>
+          <w:b/>
+          <w:bCs/>
+          <w:i/>
+          <w:iCs/>
+          <w:color w:val="000000" w:themeColor="text1"/>
+          <w:sz w:val="22"/>
+          <w:szCs w:val="22"/>
+        </w:rPr>
+        <w:t>"</w:t>
+      </w:r>
+    </w:p>
+    <w:p>
+      <w:pPr>
+        <w:pStyle w:val="NormalWeb"/>
+        <w:spacing w:after="0"/>
+        <w:textAlignment w:val="baseline"/>
+        <w:rPr>
+          <w:rFonts w:ascii="Arial" w:hAnsi="Arial" w:cs="Arial"/>
+          <w:b/>
+          <w:bCs/>
+          <w:i/>
+          <w:iCs/>
+          <w:color w:val="000000" w:themeColor="text1"/>
+          <w:sz w:val="22"/>
+          <w:szCs w:val="22"/>
+        </w:rPr>
+      </w:pPr>
+      <w:r>
+        <w:rPr>
+          <w:rFonts w:ascii="Arial" w:hAnsi="Arial" w:cs="Arial"/>
+          <w:b/>
+          <w:bCs/>
+          <w:i/>
+          <w:iCs/>
+          <w:color w:val="000000" w:themeColor="text1"/>
+          <w:sz w:val="22"/>
+          <w:szCs w:val="22"/>
+        </w:rPr>
+        <w:t xml:space="preserve">Madeleine </w:t>
+      </w:r>
+      <w:r>
+        <w:rPr>
+          <w:rFonts w:ascii="Arial" w:hAnsi="Arial" w:cs="Arial"/>
+          <w:b/>
+          <w:bCs/>
+          <w:i/>
+          <w:iCs/>
+          <w:color w:val="000000" w:themeColor="text1"/>
+          <w:sz w:val="22"/>
+          <w:szCs w:val="22"/>
+        </w:rPr>
+        <w:t>Sifford et al. "TBD"</w:t>
+      </w:r>
+    </w:p>
+    <w:p>
+      <w:pPr>
+        <w:pStyle w:val="NormalWeb"/>
+        <w:spacing w:after="0"/>
+        <w:textAlignment w:val="baseline"/>
+        <w:rPr>
+          <w:rFonts w:ascii="Arial" w:hAnsi="Arial" w:cs="Arial"/>
+          <w:b/>
+          <w:bCs/>
+          <w:i/>
+          <w:iCs/>
+          <w:color w:val="000000" w:themeColor="text1"/>
+          <w:sz w:val="22"/>
+          <w:szCs w:val="22"/>
+        </w:rPr>
+      </w:pPr>
+      <w:r>
+        <w:rPr>
+          <w:rFonts w:ascii="Arial" w:hAnsi="Arial" w:cs="Arial"/>
+          <w:b/>
+          <w:bCs/>
+          <w:i/>
+          <w:iCs/>
+          <w:color w:val="000000" w:themeColor="text1"/>
+          <w:sz w:val="22"/>
+          <w:szCs w:val="22"/>
+        </w:rPr>
+        <w:t>Grace Lombardi et al. "TBD"</w:t>
+      </w:r>
+    </w:p>
+    <w:p>
+      <w:pPr>
+        <w:pStyle w:val="NormalWeb"/>
+        <w:spacing w:after="0"/>
+        <w:textAlignment w:val="baseline"/>
+        <w:rPr>
+          <w:rFonts w:ascii="Arial" w:hAnsi="Arial" w:cs="Arial"/>
+          <w:b/>
+          <w:bCs/>
+          <w:i/>
+          <w:iCs/>
+          <w:color w:val="000000" w:themeColor="text1"/>
+          <w:sz w:val="22"/>
+          <w:szCs w:val="22"/>
+        </w:rPr>
+      </w:pPr>
+      <w:r>
+        <w:rPr>
+          <w:rFonts w:ascii="Arial" w:hAnsi="Arial" w:cs="Arial"/>
+          <w:b/>
+          <w:bCs/>
+          <w:i/>
+          <w:iCs/>
+          <w:color w:val="000000" w:themeColor="text1"/>
+          <w:sz w:val="22"/>
+          <w:szCs w:val="22"/>
+        </w:rPr>
+        <w:t xml:space="preserve">More Poster to be listed </w:t>
+      </w:r>
+      <w:proofErr w:type="gramStart"/>
+      <w:r>
+        <w:rPr>
+          <w:rFonts w:ascii="Arial" w:hAnsi="Arial" w:cs="Arial"/>
+          <w:b/>
+          <w:bCs/>
+          <w:i/>
+          <w:iCs/>
+          <w:color w:val="000000" w:themeColor="text1"/>
+          <w:sz w:val="22"/>
+          <w:szCs w:val="22"/>
+        </w:rPr>
+        <w:t>at a later date</w:t>
+      </w:r>
+      <w:proofErr w:type="gramEnd"/>
+      <w:r>
+        <w:rPr>
+          <w:rFonts w:ascii="Arial" w:hAnsi="Arial" w:cs="Arial"/>
+          <w:b/>
+          <w:bCs/>
+          <w:i/>
+          <w:iCs/>
+          <w:color w:val="000000" w:themeColor="text1"/>
+          <w:sz w:val="22"/>
+          <w:szCs w:val="22"/>
+        </w:rPr>
+        <w:t>...</w:t>
+      </w:r>
+    </w:p>
+    <w:p>
+      <w:pPr>
+        <w:pStyle w:val="NormalWeb"/>
+        <w:spacing w:after="0"/>
+        <w:textAlignment w:val="baseline"/>
+        <w:rPr>
+          <w:rFonts w:ascii="Arial" w:hAnsi="Arial" w:cs="Arial"/>
+          <w:b/>
+          <w:bCs/>
+          <w:i/>
+          <w:iCs/>
+          <w:color w:val="000000" w:themeColor="text1"/>
+          <w:sz w:val="22"/>
+          <w:szCs w:val="22"/>
+        </w:rPr>
+      </w:pPr>
+    </w:p>
+    <w:p>
+      <w:pPr>
+        <w:spacing w:after="0" w:line="240" w:lineRule="auto"/>
+        <w:rPr>
+          <w:rFonts w:ascii="Times New Roman" w:eastAsia="Times New Roman" w:hAnsi="Times New Roman" w:cs="Times New Roman"/>
+          <w:kern w:val="0"/>
+          <w14:ligatures w14:val="none"/>
+        </w:rPr>
+      </w:pPr>
+      <w:r>
+        <w:rPr>
+          <w:rFonts w:ascii="Roboto" w:eastAsia="Times New Roman" w:hAnsi="Roboto" w:cs="Times New Roman"/>
+          <w:b/>
+          <w:bCs/>
+          <w:color w:val="000000"/>
+          <w:kern w:val="0"/>
+          <w:sz w:val="41"/>
+          <w:szCs w:val="41"/>
+          <w:shd w:val="clear" w:color="auto" w:fill="FFFFFF"/>
+          <w14:ligatures w14:val="none"/>
+        </w:rPr>
+        <w:t>DEMO</w:t>
+      </w:r>
+      <w:r>
+        <w:rPr>
+          <w:rFonts w:ascii="Roboto" w:eastAsia="Times New Roman" w:hAnsi="Roboto" w:cs="Times New Roman"/>
+          <w:b/>
+          <w:bCs/>
+          <w:color w:val="000000"/>
+          <w:kern w:val="0"/>
+          <w:sz w:val="41"/>
+          <w:szCs w:val="41"/>
+          <w:shd w:val="clear" w:color="auto" w:fill="FFFFFF"/>
+          <w14:ligatures w14:val="none"/>
+        </w:rPr>
+        <w:t>NSTRATIONS</w:t>
+      </w:r>
+      <w:r>
+        <w:rPr>
+          <w:rFonts w:ascii="Roboto" w:eastAsia="Times New Roman" w:hAnsi="Roboto" w:cs="Times New Roman"/>
+          <w:b/>
+          <w:bCs/>
+          <w:color w:val="000000"/>
+          <w:kern w:val="0"/>
+          <w:sz w:val="41"/>
+          <w:szCs w:val="41"/>
+          <w:shd w:val="clear" w:color="auto" w:fill="FFFFFF"/>
+          <w14:ligatures w14:val="none"/>
+        </w:rPr>
+        <w:t xml:space="preserve"> </w:t>
+      </w:r>
+      <w:r>
+        <w:rPr>
+          <w:rFonts w:ascii="Times New Roman" w:eastAsia="Times New Roman" w:hAnsi="Times New Roman" w:cs="Times New Roman"/>
+          <w:kern w:val="0"/>
+          <w14:ligatures w14:val="none"/>
+        </w:rPr>
+        <w:br/>
+      </w:r>
+    </w:p>
+    <w:p>
+      <w:pPr>
+        <w:numPr>
+          <w:ilvl w:val="0"/>
+          <w:numId w:val="2"/>
+        </w:numPr>
+        <w:spacing w:after="0" w:line="240" w:lineRule="auto"/>
+        <w:textAlignment w:val="baseline"/>
+        <w:rPr>
+          <w:rFonts w:ascii="Arial" w:eastAsia="Times New Roman" w:hAnsi="Arial" w:cs="Arial"/>
+          <w:b/>
+          <w:bCs/>
+          <w:color w:val="000000"/>
+          <w:kern w:val="0"/>
+          <w:sz w:val="22"/>
+          <w:szCs w:val="22"/>
+          <w14:ligatures w14:val="none"/>
+        </w:rPr>
+      </w:pPr>
+      <w:r>
+        <w:rPr>
+          <w:rFonts w:ascii="Arial" w:eastAsia="Times New Roman" w:hAnsi="Arial" w:cs="Arial"/>
+          <w:b/>
+          <w:bCs/>
+          <w:color w:val="000000"/>
+          <w:kern w:val="0"/>
+          <w:sz w:val="22"/>
+          <w:szCs w:val="22"/>
+          <w14:ligatures w14:val="none"/>
+        </w:rPr>
+        <w:t>U</w:t>
+      </w:r>
+      <w:r>
+        <w:rPr>
+          <w:rFonts w:ascii="Arial" w:eastAsia="Times New Roman" w:hAnsi="Arial" w:cs="Arial"/>
+          <w:b/>
+          <w:bCs/>
+          <w:color w:val="000000"/>
+          <w:kern w:val="0"/>
+          <w:sz w:val="22"/>
+          <w:szCs w:val="22"/>
+          <w14:ligatures w14:val="none"/>
+        </w:rPr>
+        <w:t>ltrasound Measurements to Assess Tissue Compliance in CMI</w:t>
+      </w:r>
+      <w:r>
+        <w:rPr>
+          <w:rFonts w:ascii="Arial" w:eastAsia="Times New Roman" w:hAnsi="Arial" w:cs="Arial"/>
+          <w:b/>
+          <w:bCs/>
+          <w:color w:val="000000"/>
+          <w:kern w:val="0"/>
+          <w:sz w:val="22"/>
+          <w:szCs w:val="22"/>
+          <w14:ligatures w14:val="none"/>
+        </w:rPr>
+        <w:t xml:space="preserve"> (Petra Klinge)</w:t>
+      </w:r>
+    </w:p>
+    <w:p>
+      <w:pPr>
+        <w:numPr>
+          <w:ilvl w:val="0"/>
+          <w:numId w:val="2"/>
+        </w:numPr>
+        <w:spacing w:after="0" w:line="240" w:lineRule="auto"/>
+        <w:textAlignment w:val="baseline"/>
+        <w:rPr>
+          <w:rFonts w:ascii="Arial" w:eastAsia="Times New Roman" w:hAnsi="Arial" w:cs="Arial"/>
+          <w:b/>
+          <w:bCs/>
+          <w:color w:val="000000"/>
+          <w:kern w:val="0"/>
+          <w:sz w:val="22"/>
+          <w:szCs w:val="22"/>
+          <w14:ligatures w14:val="none"/>
+        </w:rPr>
+      </w:pPr>
+      <w:r>
+        <w:rPr>
+          <w:rFonts w:ascii="Arial" w:eastAsia="Times New Roman" w:hAnsi="Arial" w:cs="Arial"/>
+          <w:b/>
+          <w:bCs/>
+          <w:color w:val="000000"/>
+          <w:kern w:val="0"/>
+          <w:sz w:val="22"/>
+          <w:szCs w:val="22"/>
+          <w14:ligatures w14:val="none"/>
+        </w:rPr>
+        <w:t>Magneti</w:t>
+      </w:r>
+      <w:r>
+        <w:rPr>
+          <w:rFonts w:ascii="Arial" w:eastAsia="Times New Roman" w:hAnsi="Arial" w:cs="Arial"/>
+          <w:b/>
+          <w:bCs/>
+          <w:color w:val="000000"/>
+          <w:kern w:val="0"/>
+          <w:sz w:val="22"/>
+          <w:szCs w:val="22"/>
+          <w14:ligatures w14:val="none"/>
+        </w:rPr>
+        <w:t>c</w:t>
+      </w:r>
+      <w:r>
+        <w:rPr>
+          <w:rFonts w:ascii="Arial" w:eastAsia="Times New Roman" w:hAnsi="Arial" w:cs="Arial"/>
+          <w:b/>
+          <w:bCs/>
+          <w:color w:val="000000"/>
+          <w:kern w:val="0"/>
+          <w:sz w:val="22"/>
+          <w:szCs w:val="22"/>
+          <w14:ligatures w14:val="none"/>
+        </w:rPr>
+        <w:t xml:space="preserve"> Resonance Imaging</w:t>
+      </w:r>
+      <w:r>
+        <w:rPr>
+          <w:rFonts w:ascii="Arial" w:eastAsia="Times New Roman" w:hAnsi="Arial" w:cs="Arial"/>
+          <w:b/>
+          <w:bCs/>
+          <w:color w:val="000000"/>
+          <w:kern w:val="0"/>
+          <w:sz w:val="22"/>
+          <w:szCs w:val="22"/>
+          <w14:ligatures w14:val="none"/>
+        </w:rPr>
+        <w:t xml:space="preserve"> </w:t>
+      </w:r>
+      <w:r>
+        <w:rPr>
+          <w:rFonts w:ascii="Arial" w:eastAsia="Times New Roman" w:hAnsi="Arial" w:cs="Arial"/>
+          <w:b/>
+          <w:bCs/>
+          <w:color w:val="000000"/>
+          <w:kern w:val="0"/>
+          <w:sz w:val="22"/>
+          <w:szCs w:val="22"/>
+          <w14:ligatures w14:val="none"/>
+        </w:rPr>
+        <w:t>to Assess Biomechanical Environment in CMI</w:t>
+      </w:r>
+      <w:r>
+        <w:rPr>
+          <w:rFonts w:ascii="Arial" w:eastAsia="Times New Roman" w:hAnsi="Arial" w:cs="Arial"/>
+          <w:b/>
+          <w:bCs/>
+          <w:color w:val="000000"/>
+          <w:kern w:val="0"/>
+          <w:sz w:val="22"/>
+          <w:szCs w:val="22"/>
+          <w14:ligatures w14:val="none"/>
+        </w:rPr>
+        <w:t xml:space="preserve"> (Valur </w:t>
+      </w:r>
+      <w:r>
+        <w:rPr>
+          <w:rFonts w:ascii="Arial" w:eastAsia="Times New Roman" w:hAnsi="Arial" w:cs="Arial"/>
+          <w:b/>
+          <w:bCs/>
+          <w:color w:val="000000"/>
+          <w:kern w:val="0"/>
+          <w:sz w:val="22"/>
+          <w:szCs w:val="22"/>
+          <w14:ligatures w14:val="none"/>
+        </w:rPr>
+        <w:t>Olafsson)</w:t>
+      </w:r>
+    </w:p>
+    <w:p>
+      <w:pPr>
+        <w:numPr>
+          <w:ilvl w:val="0"/>
+          <w:numId w:val="2"/>
+        </w:numPr>
+        <w:spacing w:after="0" w:line="240" w:lineRule="auto"/>
+        <w:textAlignment w:val="baseline"/>
+        <w:rPr>
+          <w:rFonts w:ascii="Arial" w:eastAsia="Times New Roman" w:hAnsi="Arial" w:cs="Arial"/>
+          <w:b/>
+          <w:bCs/>
+          <w:color w:val="000000"/>
+          <w:kern w:val="0"/>
+          <w:sz w:val="22"/>
+          <w:szCs w:val="22"/>
+          <w14:ligatures w14:val="none"/>
+        </w:rPr>
+      </w:pPr>
+      <w:r>
+        <w:rPr>
+          <w:rFonts w:ascii="Arial" w:eastAsia="Times New Roman" w:hAnsi="Arial" w:cs="Arial"/>
+          <w:b/>
+          <w:bCs/>
+          <w:color w:val="000000"/>
+          <w:kern w:val="0"/>
+          <w:sz w:val="22"/>
+          <w:szCs w:val="22"/>
+          <w14:ligatures w14:val="none"/>
+        </w:rPr>
+        <w:t>T</w:t>
+      </w:r>
+      <w:r>
+        <w:rPr>
+          <w:rFonts w:ascii="Arial" w:eastAsia="Times New Roman" w:hAnsi="Arial" w:cs="Arial"/>
+          <w:b/>
+          <w:bCs/>
+          <w:color w:val="000000"/>
+          <w:kern w:val="0"/>
+          <w:sz w:val="22"/>
+          <w:szCs w:val="22"/>
+          <w14:ligatures w14:val="none"/>
+        </w:rPr>
+        <w:t>ranscranial</w:t>
+      </w:r>
+      <w:r>
+        <w:rPr>
+          <w:rFonts w:ascii="Arial" w:eastAsia="Times New Roman" w:hAnsi="Arial" w:cs="Arial"/>
+          <w:b/>
+          <w:bCs/>
+          <w:color w:val="000000"/>
+          <w:kern w:val="0"/>
+          <w:sz w:val="22"/>
+          <w:szCs w:val="22"/>
+          <w14:ligatures w14:val="none"/>
+        </w:rPr>
+        <w:t xml:space="preserve"> Magnetic Stimulus (T</w:t>
+      </w:r>
+      <w:r>
+        <w:rPr>
+          <w:rFonts w:ascii="Arial" w:eastAsia="Times New Roman" w:hAnsi="Arial" w:cs="Arial"/>
+          <w:b/>
+          <w:bCs/>
+          <w:color w:val="000000"/>
+          <w:kern w:val="0"/>
+          <w:sz w:val="22"/>
+          <w:szCs w:val="22"/>
+          <w14:ligatures w14:val="none"/>
+        </w:rPr>
+        <w:t>MS</w:t>
+      </w:r>
+      <w:r>
+        <w:rPr>
+          <w:rFonts w:ascii="Arial" w:eastAsia="Times New Roman" w:hAnsi="Arial" w:cs="Arial"/>
+          <w:b/>
+          <w:bCs/>
+          <w:color w:val="000000"/>
+          <w:kern w:val="0"/>
+          <w:sz w:val="22"/>
+          <w:szCs w:val="22"/>
+          <w14:ligatures w14:val="none"/>
+        </w:rPr>
+        <w:t xml:space="preserve">) </w:t>
+      </w:r>
+      <w:r>
+        <w:rPr>
+          <w:rFonts w:ascii="Arial" w:eastAsia="Times New Roman" w:hAnsi="Arial" w:cs="Arial"/>
+          <w:b/>
+          <w:bCs/>
+          <w:color w:val="000000"/>
+          <w:kern w:val="0"/>
+          <w:sz w:val="22"/>
+          <w:szCs w:val="22"/>
+          <w14:ligatures w14:val="none"/>
+        </w:rPr>
+        <w:t xml:space="preserve">to Improve </w:t>
+      </w:r>
+      <w:proofErr w:type="spellStart"/>
+      <w:r>
+        <w:rPr>
+          <w:rFonts w:ascii="Arial" w:eastAsia="Times New Roman" w:hAnsi="Arial" w:cs="Arial"/>
+          <w:b/>
+          <w:bCs/>
+          <w:color w:val="000000"/>
+          <w:kern w:val="0"/>
+          <w:sz w:val="22"/>
+          <w:szCs w:val="22"/>
+          <w14:ligatures w14:val="none"/>
+        </w:rPr>
+        <w:t>Symtoms</w:t>
+      </w:r>
+      <w:proofErr w:type="spellEnd"/>
+      <w:r>
+        <w:rPr>
+          <w:rFonts w:ascii="Arial" w:eastAsia="Times New Roman" w:hAnsi="Arial" w:cs="Arial"/>
+          <w:b/>
+          <w:bCs/>
+          <w:color w:val="000000"/>
+          <w:kern w:val="0"/>
+          <w:sz w:val="22"/>
+          <w:szCs w:val="22"/>
+          <w14:ligatures w14:val="none"/>
+        </w:rPr>
+        <w:t xml:space="preserve"> for CMI </w:t>
+      </w:r>
+      <w:proofErr w:type="gramStart"/>
+      <w:r>
+        <w:rPr>
+          <w:rFonts w:ascii="Arial" w:eastAsia="Times New Roman" w:hAnsi="Arial" w:cs="Arial"/>
+          <w:b/>
+          <w:bCs/>
+          <w:color w:val="000000"/>
+          <w:kern w:val="0"/>
+          <w:sz w:val="22"/>
+          <w:szCs w:val="22"/>
+          <w14:ligatures w14:val="none"/>
+        </w:rPr>
+        <w:t>Patients</w:t>
+      </w:r>
+      <w:r>
+        <w:rPr>
+          <w:rFonts w:ascii="Arial" w:eastAsia="Times New Roman" w:hAnsi="Arial" w:cs="Arial"/>
+          <w:b/>
+          <w:bCs/>
+          <w:color w:val="000000"/>
+          <w:kern w:val="0"/>
+          <w:sz w:val="22"/>
+          <w:szCs w:val="22"/>
+          <w14:ligatures w14:val="none"/>
+        </w:rPr>
+        <w:t xml:space="preserve"> </w:t>
+      </w:r>
+      <w:r>
+        <w:rPr>
+          <w:rFonts w:ascii="Arial" w:eastAsia="Times New Roman" w:hAnsi="Arial" w:cs="Arial"/>
+          <w:b/>
+          <w:bCs/>
+          <w:color w:val="000000"/>
+          <w:kern w:val="0"/>
+          <w:sz w:val="22"/>
+          <w:szCs w:val="22"/>
+          <w14:ligatures w14:val="none"/>
+        </w:rPr>
+        <w:t xml:space="preserve"> (</w:t>
+      </w:r>
+      <w:proofErr w:type="gramEnd"/>
+      <w:r>
+        <w:rPr>
+          <w:rFonts w:ascii="Arial" w:eastAsia="Times New Roman" w:hAnsi="Arial" w:cs="Arial"/>
+          <w:b/>
+          <w:bCs/>
+          <w:color w:val="000000"/>
+          <w:kern w:val="0"/>
+          <w:sz w:val="22"/>
+          <w:szCs w:val="22"/>
+          <w14:ligatures w14:val="none"/>
+        </w:rPr>
+        <w:t xml:space="preserve">David </w:t>
+      </w:r>
+      <w:r>
+        <w:rPr>
+          <w:rFonts w:ascii="Arial" w:eastAsia="Times New Roman" w:hAnsi="Arial" w:cs="Arial"/>
+          <w:b/>
+          <w:bCs/>
+          <w:color w:val="000000"/>
+          <w:kern w:val="0"/>
+          <w:sz w:val="22"/>
+          <w:szCs w:val="22"/>
+          <w14:ligatures w14:val="none"/>
+        </w:rPr>
+        <w:t>Sherman</w:t>
+      </w:r>
+      <w:r>
+        <w:rPr>
+          <w:rFonts w:ascii="Arial" w:eastAsia="Times New Roman" w:hAnsi="Arial" w:cs="Arial"/>
+          <w:b/>
+          <w:bCs/>
+          <w:color w:val="000000"/>
+          <w:kern w:val="0"/>
+          <w:sz w:val="22"/>
+          <w:szCs w:val="22"/>
+          <w14:ligatures w14:val="none"/>
+        </w:rPr>
+        <w:t>)</w:t>
+      </w:r>
+    </w:p>
+    <w:p>
+      <w:pPr>
+        <w:numPr>
+          <w:ilvl w:val="0"/>
+          <w:numId w:val="2"/>
+        </w:numPr>
+        <w:spacing w:after="0" w:line="240" w:lineRule="auto"/>
+        <w:textAlignment w:val="baseline"/>
+        <w:rPr>
+          <w:rFonts w:ascii="Arial" w:eastAsia="Times New Roman" w:hAnsi="Arial" w:cs="Arial"/>
+          <w:b/>
+          <w:bCs/>
+          <w:color w:val="000000"/>
+          <w:kern w:val="0"/>
+          <w:sz w:val="22"/>
+          <w:szCs w:val="22"/>
+          <w14:ligatures w14:val="none"/>
+        </w:rPr>
+      </w:pPr>
+      <w:r>
+        <w:rPr>
+          <w:rFonts w:ascii="Arial" w:eastAsia="Times New Roman" w:hAnsi="Arial" w:cs="Arial"/>
+          <w:b/>
+          <w:bCs/>
+          <w:color w:val="000000"/>
+          <w:kern w:val="0"/>
+          <w:sz w:val="22"/>
+          <w:szCs w:val="22"/>
+          <w14:ligatures w14:val="none"/>
+        </w:rPr>
+        <w:t xml:space="preserve">Gait </w:t>
+      </w:r>
+      <w:r>
+        <w:rPr>
+          <w:rFonts w:ascii="Arial" w:eastAsia="Times New Roman" w:hAnsi="Arial" w:cs="Arial"/>
+          <w:b/>
+          <w:bCs/>
+          <w:color w:val="000000"/>
+          <w:kern w:val="0"/>
+          <w:sz w:val="22"/>
+          <w:szCs w:val="22"/>
+          <w14:ligatures w14:val="none"/>
+        </w:rPr>
+        <w:t>A</w:t>
+      </w:r>
+      <w:r>
+        <w:rPr>
+          <w:rFonts w:ascii="Arial" w:eastAsia="Times New Roman" w:hAnsi="Arial" w:cs="Arial"/>
+          <w:b/>
+          <w:bCs/>
+          <w:color w:val="000000"/>
+          <w:kern w:val="0"/>
+          <w:sz w:val="22"/>
+          <w:szCs w:val="22"/>
+          <w14:ligatures w14:val="none"/>
+        </w:rPr>
+        <w:t>nalysis</w:t>
+      </w:r>
+      <w:r>
+        <w:rPr>
+          <w:rFonts w:ascii="Arial" w:eastAsia="Times New Roman" w:hAnsi="Arial" w:cs="Arial"/>
+          <w:b/>
+          <w:bCs/>
+          <w:color w:val="000000"/>
+          <w:kern w:val="0"/>
+          <w:sz w:val="22"/>
+          <w:szCs w:val="22"/>
+          <w14:ligatures w14:val="none"/>
+        </w:rPr>
+        <w:t xml:space="preserve"> Assessment for CMI Patients (</w:t>
+      </w:r>
+      <w:r>
+        <w:rPr>
+          <w:rFonts w:ascii="Arial" w:eastAsia="Times New Roman" w:hAnsi="Arial" w:cs="Arial"/>
+          <w:b/>
+          <w:bCs/>
+          <w:color w:val="000000"/>
+          <w:kern w:val="0"/>
+          <w:sz w:val="22"/>
+          <w:szCs w:val="22"/>
+          <w14:ligatures w14:val="none"/>
+        </w:rPr>
+        <w:t>Joshua Stefanik)</w:t>
+      </w:r>
+    </w:p>
+    <w:p>
+      <w:pPr>
+        <w:numPr>
+          <w:ilvl w:val="0"/>
+          <w:numId w:val="2"/>
+        </w:numPr>
+        <w:spacing w:after="0" w:line="240" w:lineRule="auto"/>
+        <w:textAlignment w:val="baseline"/>
+        <w:rPr>
+          <w:rFonts w:ascii="Arial" w:eastAsia="Times New Roman" w:hAnsi="Arial" w:cs="Arial"/>
+          <w:b/>
+          <w:bCs/>
+          <w:color w:val="000000"/>
+          <w:kern w:val="0"/>
+          <w:sz w:val="22"/>
+          <w:szCs w:val="22"/>
+          <w14:ligatures w14:val="none"/>
+        </w:rPr>
+      </w:pPr>
+      <w:r>
+        <w:rPr>
+          <w:rFonts w:ascii="Arial" w:eastAsia="Times New Roman" w:hAnsi="Arial" w:cs="Arial"/>
+          <w:b/>
+          <w:bCs/>
+          <w:color w:val="000000"/>
+          <w:kern w:val="0"/>
+          <w:sz w:val="22"/>
+          <w:szCs w:val="22"/>
+          <w14:ligatures w14:val="none"/>
+        </w:rPr>
+        <w:t xml:space="preserve">Object Measurement of </w:t>
+      </w:r>
+      <w:r>
+        <w:rPr>
+          <w:rFonts w:ascii="Arial" w:eastAsia="Times New Roman" w:hAnsi="Arial" w:cs="Arial"/>
+          <w:b/>
+          <w:bCs/>
+          <w:color w:val="000000"/>
+          <w:kern w:val="0"/>
+          <w:sz w:val="22"/>
+          <w:szCs w:val="22"/>
+          <w14:ligatures w14:val="none"/>
+        </w:rPr>
+        <w:t>Pain</w:t>
+      </w:r>
+      <w:r>
+        <w:rPr>
+          <w:rFonts w:ascii="Arial" w:eastAsia="Times New Roman" w:hAnsi="Arial" w:cs="Arial"/>
+          <w:b/>
+          <w:bCs/>
+          <w:color w:val="000000"/>
+          <w:kern w:val="0"/>
+          <w:sz w:val="22"/>
+          <w:szCs w:val="22"/>
+          <w14:ligatures w14:val="none"/>
+        </w:rPr>
+        <w:t xml:space="preserve"> in CMI</w:t>
+      </w:r>
+      <w:r>
+        <w:rPr>
+          <w:rFonts w:ascii="Arial" w:eastAsia="Times New Roman" w:hAnsi="Arial" w:cs="Arial"/>
+          <w:b/>
+          <w:bCs/>
+          <w:color w:val="000000"/>
+          <w:kern w:val="0"/>
+          <w:sz w:val="22"/>
+          <w:szCs w:val="22"/>
+          <w14:ligatures w14:val="none"/>
+        </w:rPr>
+        <w:t xml:space="preserve"> (Yingzi </w:t>
+      </w:r>
+      <w:r>
+        <w:rPr>
+          <w:rFonts w:ascii="Arial" w:eastAsia="Times New Roman" w:hAnsi="Arial" w:cs="Arial"/>
+          <w:b/>
+          <w:bCs/>
+          <w:color w:val="000000"/>
+          <w:kern w:val="0"/>
+          <w:sz w:val="22"/>
+          <w:szCs w:val="22"/>
+          <w14:ligatures w14:val="none"/>
+        </w:rPr>
+        <w:t>Lin</w:t>
+      </w:r>
+      <w:r>
+        <w:rPr>
+          <w:rFonts w:ascii="Arial" w:eastAsia="Times New Roman" w:hAnsi="Arial" w:cs="Arial"/>
+          <w:b/>
+          <w:bCs/>
+          <w:color w:val="000000"/>
+          <w:kern w:val="0"/>
+          <w:sz w:val="22"/>
+          <w:szCs w:val="22"/>
+          <w14:ligatures w14:val="none"/>
+        </w:rPr>
+        <w:t>)</w:t>
       </w:r>
     </w:p>
     <w:p>
@@ -3653,8 +6018,160 @@
       </w:pPr>
     </w:lvl>
   </w:abstractNum>
+  <w:abstractNum w:abstractNumId="1" w15:restartNumberingAfterBreak="0">
+    <w:nsid w:val="7D661411"/>
+    <w:multiLevelType w:val="multilevel"/>
+    <w:tmpl w:val="1ECCF582"/>
+    <w:lvl w:ilvl="0">
+      <w:start w:val="1"/>
+      <w:numFmt w:val="bullet"/>
+      <w:lvlText w:val=""/>
+      <w:lvlJc w:val="left"/>
+      <w:pPr>
+        <w:tabs>
+          <w:tab w:val="num" w:pos="720"/>
+        </w:tabs>
+        <w:ind w:left="720" w:hanging="360"/>
+      </w:pPr>
+      <w:rPr>
+        <w:rFonts w:ascii="Symbol" w:hAnsi="Symbol" w:hint="default"/>
+        <w:sz w:val="20"/>
+      </w:rPr>
+    </w:lvl>
+    <w:lvl w:ilvl="1" w:tentative="1">
+      <w:start w:val="1"/>
+      <w:numFmt w:val="bullet"/>
+      <w:lvlText w:val="o"/>
+      <w:lvlJc w:val="left"/>
+      <w:pPr>
+        <w:tabs>
+          <w:tab w:val="num" w:pos="1440"/>
+        </w:tabs>
+        <w:ind w:left="1440" w:hanging="360"/>
+      </w:pPr>
+      <w:rPr>
+        <w:rFonts w:ascii="Courier New" w:hAnsi="Courier New" w:hint="default"/>
+        <w:sz w:val="20"/>
+      </w:rPr>
+    </w:lvl>
+    <w:lvl w:ilvl="2" w:tentative="1">
+      <w:start w:val="1"/>
+      <w:numFmt w:val="bullet"/>
+      <w:lvlText w:val=""/>
+      <w:lvlJc w:val="left"/>
+      <w:pPr>
+        <w:tabs>
+          <w:tab w:val="num" w:pos="2160"/>
+        </w:tabs>
+        <w:ind w:left="2160" w:hanging="360"/>
+      </w:pPr>
+      <w:rPr>
+        <w:rFonts w:ascii="Wingdings" w:hAnsi="Wingdings" w:hint="default"/>
+        <w:sz w:val="20"/>
+      </w:rPr>
+    </w:lvl>
+    <w:lvl w:ilvl="3" w:tentative="1">
+      <w:start w:val="1"/>
+      <w:numFmt w:val="bullet"/>
+      <w:lvlText w:val=""/>
+      <w:lvlJc w:val="left"/>
+      <w:pPr>
+        <w:tabs>
+          <w:tab w:val="num" w:pos="2880"/>
+        </w:tabs>
+        <w:ind w:left="2880" w:hanging="360"/>
+      </w:pPr>
+      <w:rPr>
+        <w:rFonts w:ascii="Wingdings" w:hAnsi="Wingdings" w:hint="default"/>
+        <w:sz w:val="20"/>
+      </w:rPr>
+    </w:lvl>
+    <w:lvl w:ilvl="4" w:tentative="1">
+      <w:start w:val="1"/>
+      <w:numFmt w:val="bullet"/>
+      <w:lvlText w:val=""/>
+      <w:lvlJc w:val="left"/>
+      <w:pPr>
+        <w:tabs>
+          <w:tab w:val="num" w:pos="3600"/>
+        </w:tabs>
+        <w:ind w:left="3600" w:hanging="360"/>
+      </w:pPr>
+      <w:rPr>
+        <w:rFonts w:ascii="Wingdings" w:hAnsi="Wingdings" w:hint="default"/>
+        <w:sz w:val="20"/>
+      </w:rPr>
+    </w:lvl>
+    <w:lvl w:ilvl="5" w:tentative="1">
+      <w:start w:val="1"/>
+      <w:numFmt w:val="bullet"/>
+      <w:lvlText w:val=""/>
+      <w:lvlJc w:val="left"/>
+      <w:pPr>
+        <w:tabs>
+          <w:tab w:val="num" w:pos="4320"/>
+        </w:tabs>
+        <w:ind w:left="4320" w:hanging="360"/>
+      </w:pPr>
+      <w:rPr>
+        <w:rFonts w:ascii="Wingdings" w:hAnsi="Wingdings" w:hint="default"/>
+        <w:sz w:val="20"/>
+      </w:rPr>
+    </w:lvl>
+    <w:lvl w:ilvl="6" w:tentative="1">
+      <w:start w:val="1"/>
+      <w:numFmt w:val="bullet"/>
+      <w:lvlText w:val=""/>
+      <w:lvlJc w:val="left"/>
+      <w:pPr>
+        <w:tabs>
+          <w:tab w:val="num" w:pos="5040"/>
+        </w:tabs>
+        <w:ind w:left="5040" w:hanging="360"/>
+      </w:pPr>
+      <w:rPr>
+        <w:rFonts w:ascii="Wingdings" w:hAnsi="Wingdings" w:hint="default"/>
+        <w:sz w:val="20"/>
+      </w:rPr>
+    </w:lvl>
+    <w:lvl w:ilvl="7" w:tentative="1">
+      <w:start w:val="1"/>
+      <w:numFmt w:val="bullet"/>
+      <w:lvlText w:val=""/>
+      <w:lvlJc w:val="left"/>
+      <w:pPr>
+        <w:tabs>
+          <w:tab w:val="num" w:pos="5760"/>
+        </w:tabs>
+        <w:ind w:left="5760" w:hanging="360"/>
+      </w:pPr>
+      <w:rPr>
+        <w:rFonts w:ascii="Wingdings" w:hAnsi="Wingdings" w:hint="default"/>
+        <w:sz w:val="20"/>
+      </w:rPr>
+    </w:lvl>
+    <w:lvl w:ilvl="8" w:tentative="1">
+      <w:start w:val="1"/>
+      <w:numFmt w:val="bullet"/>
+      <w:lvlText w:val=""/>
+      <w:lvlJc w:val="left"/>
+      <w:pPr>
+        <w:tabs>
+          <w:tab w:val="num" w:pos="6480"/>
+        </w:tabs>
+        <w:ind w:left="6480" w:hanging="360"/>
+      </w:pPr>
+      <w:rPr>
+        <w:rFonts w:ascii="Wingdings" w:hAnsi="Wingdings" w:hint="default"/>
+        <w:sz w:val="20"/>
+      </w:rPr>
+    </w:lvl>
+  </w:abstractNum>
   <w:num w:numId="1" w16cid:durableId="670252264">
     <w:abstractNumId w:val="0"/>
+  </w:num>
+  <w:num w:numId="2" w16cid:durableId="501824811">
+    <w:abstractNumId w:val="1"/>
   </w:num>
 </w:numbering>
 </file>

--- a/content-webpage.docx
+++ b/content-webpage.docx
@@ -4159,6 +4159,82 @@
       <w:r>
         <w:t xml:space="preserve"> fusions, including 300 procedures involving condylar screws. He has contributed extensively to the peer-reviewed literature on Chiari malformation classification and surgical management.</w:t>
       </w:r>
+    </w:p>
+    <w:p>
+      <w:pPr>
+        <w:pStyle w:val="NormalWeb"/>
+        <w:rPr>
+          <w:sz w:val="22"/>
+          <w:szCs w:val="22"/>
+        </w:rPr>
+      </w:pPr>
+      <w:r>
+        <w:rPr>
+          <w:b/>
+          <w:bCs/>
+        </w:rPr>
+        <w:t>Speaker to Named Later</w:t>
+      </w:r>
+      <w:r>
+        <w:t xml:space="preserve"> </w:t>
+      </w:r>
+      <w:r>
+        <w:rPr>
+          <w:sz w:val="22"/>
+          <w:szCs w:val="22"/>
+        </w:rPr>
+        <w:t>—</w:t>
+      </w:r>
+      <w:r>
+        <w:rPr>
+          <w:sz w:val="22"/>
+          <w:szCs w:val="22"/>
+        </w:rPr>
+        <w:t xml:space="preserve"> </w:t>
+      </w:r>
+    </w:p>
+    <w:p>
+      <w:pPr>
+        <w:pStyle w:val="NormalWeb"/>
+        <w:rPr>
+          <w:sz w:val="22"/>
+          <w:szCs w:val="22"/>
+        </w:rPr>
+      </w:pPr>
+    </w:p>
+    <w:p>
+      <w:pPr>
+        <w:pStyle w:val="NormalWeb"/>
+      </w:pPr>
+      <w:r>
+        <w:rPr>
+          <w:b/>
+          <w:bCs/>
+        </w:rPr>
+        <w:t>Speaker to Named Later</w:t>
+      </w:r>
+      <w:r>
+        <w:t xml:space="preserve"> </w:t>
+      </w:r>
+      <w:r>
+        <w:rPr>
+          <w:sz w:val="22"/>
+          <w:szCs w:val="22"/>
+        </w:rPr>
+        <w:t>—</w:t>
+      </w:r>
+      <w:r>
+        <w:rPr>
+          <w:sz w:val="22"/>
+          <w:szCs w:val="22"/>
+        </w:rPr>
+        <w:t xml:space="preserve"> </w:t>
+      </w:r>
+    </w:p>
+    <w:p>
+      <w:pPr>
+        <w:pStyle w:val="NormalWeb"/>
+      </w:pPr>
     </w:p>
     <w:p>
       <w:pPr>

--- a/content-webpage.docx
+++ b/content-webpage.docx
@@ -4163,34 +4163,36 @@
     <w:p>
       <w:pPr>
         <w:pStyle w:val="NormalWeb"/>
-        <w:rPr>
-          <w:sz w:val="22"/>
-          <w:szCs w:val="22"/>
-        </w:rPr>
-      </w:pPr>
-      <w:r>
-        <w:rPr>
-          <w:b/>
-          <w:bCs/>
-        </w:rPr>
-        <w:t>Speaker to Named Later</w:t>
-      </w:r>
-      <w:r>
-        <w:t xml:space="preserve"> </w:t>
-      </w:r>
-      <w:r>
-        <w:rPr>
-          <w:sz w:val="22"/>
-          <w:szCs w:val="22"/>
-        </w:rPr>
-        <w:t>—</w:t>
-      </w:r>
-      <w:r>
-        <w:rPr>
-          <w:sz w:val="22"/>
-          <w:szCs w:val="22"/>
-        </w:rPr>
-        <w:t xml:space="preserve"> </w:t>
+      </w:pPr>
+      <w:r>
+        <w:rPr>
+          <w:b/>
+          <w:bCs/>
+        </w:rPr>
+        <w:t>George Mattis</w:t>
+      </w:r>
+      <w:r>
+        <w:rPr>
+          <w:b/>
+          <w:bCs/>
+        </w:rPr>
+        <w:t>/Mathew Bloom</w:t>
+      </w:r>
+      <w:r>
+        <w:rPr>
+          <w:b/>
+          <w:bCs/>
+        </w:rPr>
+        <w:t xml:space="preserve"> — </w:t>
+      </w:r>
+      <w:r>
+        <w:t xml:space="preserve">Patients with Chiari malformation have complained that environmental factors, such as pressure, contribute to increased occurrence of headache and increased symptoms. However, it is unclear if there is a relationship between pressure and symptoms and if so, what might be the physiological basis for such a relationship. In this project, we aim to utilize mobile Apple devices in the hands of Chiari patients to help answer the question if environmental conditions can impact symptoms.  In addition, this app will provide a tool for patients to tract their unique symptoms during the day over a </w:t>
+      </w:r>
+      <w:r>
+        <w:t>30-day</w:t>
+      </w:r>
+      <w:r>
+        <w:t xml:space="preserve"> period.</w:t>
       </w:r>
     </w:p>
     <w:p>
@@ -4201,35 +4203,39 @@
           <w:szCs w:val="22"/>
         </w:rPr>
       </w:pPr>
+      <w:r>
+        <w:rPr>
+          <w:b/>
+          <w:bCs/>
+        </w:rPr>
+        <w:t>Speaker to Named Later</w:t>
+      </w:r>
+      <w:r>
+        <w:t xml:space="preserve"> </w:t>
+      </w:r>
+      <w:r>
+        <w:rPr>
+          <w:sz w:val="22"/>
+          <w:szCs w:val="22"/>
+        </w:rPr>
+        <w:t>—</w:t>
+      </w:r>
+      <w:r>
+        <w:rPr>
+          <w:sz w:val="22"/>
+          <w:szCs w:val="22"/>
+        </w:rPr>
+        <w:t xml:space="preserve"> </w:t>
+      </w:r>
     </w:p>
     <w:p>
       <w:pPr>
         <w:pStyle w:val="NormalWeb"/>
-      </w:pPr>
-      <w:r>
-        <w:rPr>
-          <w:b/>
-          <w:bCs/>
-        </w:rPr>
-        <w:t>Speaker to Named Later</w:t>
-      </w:r>
-      <w:r>
-        <w:t xml:space="preserve"> </w:t>
-      </w:r>
-      <w:r>
-        <w:rPr>
-          <w:sz w:val="22"/>
-          <w:szCs w:val="22"/>
-        </w:rPr>
-        <w:t>—</w:t>
-      </w:r>
-      <w:r>
-        <w:rPr>
-          <w:sz w:val="22"/>
-          <w:szCs w:val="22"/>
-        </w:rPr>
-        <w:t xml:space="preserve"> </w:t>
-      </w:r>
+        <w:rPr>
+          <w:sz w:val="22"/>
+          <w:szCs w:val="22"/>
+        </w:rPr>
+      </w:pPr>
     </w:p>
     <w:p>
       <w:pPr>
@@ -4377,35 +4383,59 @@
           <w:sz w:val="22"/>
           <w:szCs w:val="22"/>
         </w:rPr>
-        <w:t xml:space="preserve">During </w:t>
-      </w:r>
-      <w:proofErr w:type="spellStart"/>
-      <w:r>
-        <w:rPr>
-          <w:rFonts w:ascii="Arial" w:hAnsi="Arial" w:cs="Arial"/>
-          <w:b/>
-          <w:bCs/>
-          <w:i/>
-          <w:iCs/>
-          <w:color w:val="000000" w:themeColor="text1"/>
-          <w:sz w:val="22"/>
-          <w:szCs w:val="22"/>
-        </w:rPr>
-        <w:t>Ipmact</w:t>
-      </w:r>
-      <w:proofErr w:type="spellEnd"/>
-      <w:r>
-        <w:rPr>
-          <w:rFonts w:ascii="Arial" w:hAnsi="Arial" w:cs="Arial"/>
-          <w:b/>
-          <w:bCs/>
-          <w:i/>
-          <w:iCs/>
-          <w:color w:val="000000" w:themeColor="text1"/>
-          <w:sz w:val="22"/>
-          <w:szCs w:val="22"/>
-        </w:rPr>
-        <w:t xml:space="preserve"> with Chiari Malformation Type I</w:t>
+        <w:t>During</w:t>
+      </w:r>
+      <w:r>
+        <w:rPr>
+          <w:rFonts w:ascii="Arial" w:hAnsi="Arial" w:cs="Arial"/>
+          <w:b/>
+          <w:bCs/>
+          <w:i/>
+          <w:iCs/>
+          <w:color w:val="000000" w:themeColor="text1"/>
+          <w:sz w:val="22"/>
+          <w:szCs w:val="22"/>
+        </w:rPr>
+        <w:t xml:space="preserve"> an</w:t>
+      </w:r>
+      <w:r>
+        <w:rPr>
+          <w:rFonts w:ascii="Arial" w:hAnsi="Arial" w:cs="Arial"/>
+          <w:b/>
+          <w:bCs/>
+          <w:i/>
+          <w:iCs/>
+          <w:color w:val="000000" w:themeColor="text1"/>
+          <w:sz w:val="22"/>
+          <w:szCs w:val="22"/>
+        </w:rPr>
+        <w:t xml:space="preserve"> I</w:t>
+      </w:r>
+      <w:r>
+        <w:rPr>
+          <w:rFonts w:ascii="Arial" w:hAnsi="Arial" w:cs="Arial"/>
+          <w:b/>
+          <w:bCs/>
+          <w:i/>
+          <w:iCs/>
+          <w:color w:val="000000" w:themeColor="text1"/>
+          <w:sz w:val="22"/>
+          <w:szCs w:val="22"/>
+        </w:rPr>
+        <w:t>m</w:t>
+      </w:r>
+      <w:r>
+        <w:rPr>
+          <w:rFonts w:ascii="Arial" w:hAnsi="Arial" w:cs="Arial"/>
+          <w:b/>
+          <w:bCs/>
+          <w:i/>
+          <w:iCs/>
+          <w:color w:val="000000" w:themeColor="text1"/>
+          <w:sz w:val="22"/>
+          <w:szCs w:val="22"/>
+        </w:rPr>
+        <w:t>pact with Chiari Malformation Type I</w:t>
       </w:r>
       <w:r>
         <w:rPr>
@@ -5397,6 +5427,121 @@
           <w14:ligatures w14:val="none"/>
         </w:rPr>
         <w:br/>
+      </w:r>
+    </w:p>
+    <w:p>
+      <w:pPr>
+        <w:numPr>
+          <w:ilvl w:val="0"/>
+          <w:numId w:val="2"/>
+        </w:numPr>
+        <w:spacing w:after="0" w:line="240" w:lineRule="auto"/>
+        <w:textAlignment w:val="baseline"/>
+        <w:rPr>
+          <w:rFonts w:ascii="Arial" w:eastAsia="Times New Roman" w:hAnsi="Arial" w:cs="Arial"/>
+          <w:b/>
+          <w:bCs/>
+          <w:color w:val="000000"/>
+          <w:kern w:val="0"/>
+          <w:sz w:val="22"/>
+          <w:szCs w:val="22"/>
+          <w14:ligatures w14:val="none"/>
+        </w:rPr>
+      </w:pPr>
+      <w:proofErr w:type="spellStart"/>
+      <w:r>
+        <w:rPr>
+          <w:rFonts w:ascii="Arial" w:eastAsia="Times New Roman" w:hAnsi="Arial" w:cs="Arial"/>
+          <w:b/>
+          <w:bCs/>
+          <w:i/>
+          <w:iCs/>
+          <w:color w:val="000000"/>
+          <w:kern w:val="0"/>
+          <w:sz w:val="22"/>
+          <w:szCs w:val="22"/>
+          <w14:ligatures w14:val="none"/>
+        </w:rPr>
+        <w:t>MyChiari</w:t>
+      </w:r>
+      <w:proofErr w:type="spellEnd"/>
+      <w:r>
+        <w:rPr>
+          <w:rFonts w:ascii="Arial" w:eastAsia="Times New Roman" w:hAnsi="Arial" w:cs="Arial"/>
+          <w:b/>
+          <w:bCs/>
+          <w:color w:val="000000"/>
+          <w:kern w:val="0"/>
+          <w:sz w:val="22"/>
+          <w:szCs w:val="22"/>
+          <w14:ligatures w14:val="none"/>
+        </w:rPr>
+        <w:t xml:space="preserve"> App</w:t>
+      </w:r>
+      <w:r>
+        <w:rPr>
+          <w:rFonts w:ascii="Arial" w:eastAsia="Times New Roman" w:hAnsi="Arial" w:cs="Arial"/>
+          <w:b/>
+          <w:bCs/>
+          <w:color w:val="000000"/>
+          <w:kern w:val="0"/>
+          <w:sz w:val="22"/>
+          <w:szCs w:val="22"/>
+          <w14:ligatures w14:val="none"/>
+        </w:rPr>
+        <w:t xml:space="preserve"> </w:t>
+      </w:r>
+      <w:r>
+        <w:rPr>
+          <w:rFonts w:ascii="Arial" w:eastAsia="Times New Roman" w:hAnsi="Arial" w:cs="Arial"/>
+          <w:b/>
+          <w:bCs/>
+          <w:color w:val="000000"/>
+          <w:kern w:val="0"/>
+          <w:sz w:val="22"/>
+          <w:szCs w:val="22"/>
+          <w14:ligatures w14:val="none"/>
+        </w:rPr>
+        <w:t xml:space="preserve">for iOS </w:t>
+      </w:r>
+      <w:r>
+        <w:rPr>
+          <w:rFonts w:ascii="Arial" w:eastAsia="Times New Roman" w:hAnsi="Arial" w:cs="Arial"/>
+          <w:b/>
+          <w:bCs/>
+          <w:color w:val="000000"/>
+          <w:kern w:val="0"/>
+          <w:sz w:val="22"/>
+          <w:szCs w:val="22"/>
+          <w14:ligatures w14:val="none"/>
+        </w:rPr>
+        <w:t xml:space="preserve">to track </w:t>
+      </w:r>
+      <w:r>
+        <w:rPr>
+          <w:rFonts w:ascii="Arial" w:eastAsia="Times New Roman" w:hAnsi="Arial" w:cs="Arial"/>
+          <w:b/>
+          <w:bCs/>
+          <w:color w:val="000000"/>
+          <w:kern w:val="0"/>
+          <w:sz w:val="22"/>
+          <w:szCs w:val="22"/>
+          <w14:ligatures w14:val="none"/>
+        </w:rPr>
+        <w:t>Chiari Symptoms (</w:t>
+      </w:r>
+      <w:r>
+        <w:rPr>
+          <w:rFonts w:ascii="Arial" w:eastAsia="Times New Roman" w:hAnsi="Arial" w:cs="Arial"/>
+          <w:b/>
+          <w:bCs/>
+          <w:color w:val="000000"/>
+          <w:kern w:val="0"/>
+          <w:sz w:val="22"/>
+          <w:szCs w:val="22"/>
+          <w14:ligatures w14:val="none"/>
+        </w:rPr>
+        <w:t>George Mattis/Mathew Bloom)</w:t>
       </w:r>
     </w:p>
     <w:p>

--- a/content-webpage.docx
+++ b/content-webpage.docx
@@ -4163,36 +4163,75 @@
     <w:p>
       <w:pPr>
         <w:pStyle w:val="NormalWeb"/>
-      </w:pPr>
-      <w:r>
-        <w:rPr>
-          <w:b/>
-          <w:bCs/>
-        </w:rPr>
-        <w:t>George Mattis</w:t>
-      </w:r>
-      <w:r>
-        <w:rPr>
-          <w:b/>
-          <w:bCs/>
-        </w:rPr>
-        <w:t>/Mathew Bloom</w:t>
-      </w:r>
-      <w:r>
-        <w:rPr>
-          <w:b/>
-          <w:bCs/>
-        </w:rPr>
-        <w:t xml:space="preserve"> — </w:t>
-      </w:r>
-      <w:r>
-        <w:t xml:space="preserve">Patients with Chiari malformation have complained that environmental factors, such as pressure, contribute to increased occurrence of headache and increased symptoms. However, it is unclear if there is a relationship between pressure and symptoms and if so, what might be the physiological basis for such a relationship. In this project, we aim to utilize mobile Apple devices in the hands of Chiari patients to help answer the question if environmental conditions can impact symptoms.  In addition, this app will provide a tool for patients to tract their unique symptoms during the day over a </w:t>
-      </w:r>
-      <w:r>
-        <w:t>30-day</w:t>
-      </w:r>
-      <w:r>
-        <w:t xml:space="preserve"> period.</w:t>
+        <w:rPr>
+          <w:sz w:val="22"/>
+          <w:szCs w:val="22"/>
+        </w:rPr>
+      </w:pPr>
+      <w:r>
+        <w:rPr>
+          <w:b/>
+          <w:bCs/>
+        </w:rPr>
+        <w:t>Babak Heydari</w:t>
+      </w:r>
+      <w:r>
+        <w:rPr>
+          <w:b/>
+          <w:bCs/>
+        </w:rPr>
+        <w:t>, Ph.D.</w:t>
+      </w:r>
+      <w:r>
+        <w:t xml:space="preserve"> </w:t>
+      </w:r>
+      <w:r>
+        <w:rPr>
+          <w:sz w:val="22"/>
+          <w:szCs w:val="22"/>
+        </w:rPr>
+        <w:t>—</w:t>
+      </w:r>
+      <w:r>
+        <w:rPr>
+          <w:sz w:val="22"/>
+          <w:szCs w:val="22"/>
+        </w:rPr>
+        <w:t xml:space="preserve"> </w:t>
+      </w:r>
+      <w:r>
+        <w:rPr>
+          <w:sz w:val="22"/>
+          <w:szCs w:val="22"/>
+        </w:rPr>
+        <w:t xml:space="preserve">Dr.  </w:t>
+      </w:r>
+      <w:r>
+        <w:rPr>
+          <w:sz w:val="22"/>
+          <w:szCs w:val="22"/>
+        </w:rPr>
+        <w:t>H</w:t>
+      </w:r>
+      <w:r>
+        <w:rPr>
+          <w:rStyle w:val="Strong"/>
+          <w:rFonts w:eastAsiaTheme="majorEastAsia"/>
+          <w:b w:val="0"/>
+          <w:bCs w:val="0"/>
+        </w:rPr>
+        <w:t>eydari</w:t>
+      </w:r>
+      <w:r>
+        <w:t xml:space="preserve"> is a Professor in the Department of Mechanical and Industrial Engineering at Northeastern University, Co-Program Director of the MS in Engineering Management program, and director of the Multi-</w:t>
+      </w:r>
+      <w:proofErr w:type="spellStart"/>
+      <w:r>
+        <w:t>AGent</w:t>
+      </w:r>
+      <w:proofErr w:type="spellEnd"/>
+      <w:r>
+        <w:t xml:space="preserve"> Intelligent Complex Systems (MAGICS) Lab. His interdisciplinary research focuses on modeling, design, and governance of sociotechnical systems where social behavior interacts and co-evolves with technology and AI agents, bridging computational social sciences and engineering using network science and machine learning. He earned his M.S. and Ph.D. from the Department of Electrical Engineering and Computer Science at UC Berkeley, brings three years of Silicon Valley startup experience, and has led projects funded by NSF, DARPA, IARPA, and private corporations. He is also a recipient of the NSF CAREER Award. </w:t>
       </w:r>
     </w:p>
     <w:p>
@@ -4203,30 +4242,6 @@
           <w:szCs w:val="22"/>
         </w:rPr>
       </w:pPr>
-      <w:r>
-        <w:rPr>
-          <w:b/>
-          <w:bCs/>
-        </w:rPr>
-        <w:t>Speaker to Named Later</w:t>
-      </w:r>
-      <w:r>
-        <w:t xml:space="preserve"> </w:t>
-      </w:r>
-      <w:r>
-        <w:rPr>
-          <w:sz w:val="22"/>
-          <w:szCs w:val="22"/>
-        </w:rPr>
-        <w:t>—</w:t>
-      </w:r>
-      <w:r>
-        <w:rPr>
-          <w:sz w:val="22"/>
-          <w:szCs w:val="22"/>
-        </w:rPr>
-        <w:t xml:space="preserve"> </w:t>
-      </w:r>
     </w:p>
     <w:p>
       <w:pPr>
@@ -4236,6 +4251,188 @@
           <w:szCs w:val="22"/>
         </w:rPr>
       </w:pPr>
+      <w:r>
+        <w:rPr>
+          <w:b/>
+          <w:bCs/>
+        </w:rPr>
+        <w:t>Kristopher Kahle, MD, PhD</w:t>
+      </w:r>
+      <w:r>
+        <w:rPr>
+          <w:b/>
+          <w:bCs/>
+        </w:rPr>
+        <w:t xml:space="preserve"> </w:t>
+      </w:r>
+      <w:proofErr w:type="gramStart"/>
+      <w:r>
+        <w:rPr>
+          <w:sz w:val="22"/>
+          <w:szCs w:val="22"/>
+        </w:rPr>
+        <w:t>—</w:t>
+      </w:r>
+      <w:r>
+        <w:rPr>
+          <w:sz w:val="22"/>
+          <w:szCs w:val="22"/>
+        </w:rPr>
+        <w:t xml:space="preserve"> </w:t>
+      </w:r>
+      <w:r>
+        <w:rPr>
+          <w:sz w:val="22"/>
+          <w:szCs w:val="22"/>
+        </w:rPr>
+        <w:t xml:space="preserve"> </w:t>
+      </w:r>
+      <w:r>
+        <w:rPr>
+          <w:sz w:val="22"/>
+          <w:szCs w:val="22"/>
+        </w:rPr>
+        <w:t>Dr.</w:t>
+      </w:r>
+      <w:proofErr w:type="gramEnd"/>
+      <w:r>
+        <w:rPr>
+          <w:sz w:val="22"/>
+          <w:szCs w:val="22"/>
+        </w:rPr>
+        <w:t xml:space="preserve"> Kahle</w:t>
+      </w:r>
+      <w:r>
+        <w:rPr>
+          <w:sz w:val="22"/>
+          <w:szCs w:val="22"/>
+        </w:rPr>
+        <w:t xml:space="preserve"> is the Nicholas T. Zervas Associate Professor of Neurosurgery at Harvard Medical School, Chief of Pediatric Neurosurgery at Massachusetts General Hospital, and Director of the MGH Hydrocephalus and Neurodevelopmental Disorders Program, as well as an Investigator in the Division of Genetics and Genomics at Boston Children's Hospital and an Associate Member of the Broad Institute. His research focuses on identifying genes and pathways that regulate ion and water homeostasis in the developing nervous system, and how changes in these processes contribute to neurodevelopmental disorders, with the goal of translating basic science discoveries into novel therapeutic strategies for pediatric neurosurgical diseases — including Chiari malformations, hydrocephalus, and spina bifida. He graduated cum laude from the University of Chicago in 1999, earned his M.D. and Ph.D. from Yale School of Medicine in 2007</w:t>
+      </w:r>
+      <w:r>
+        <w:rPr>
+          <w:sz w:val="22"/>
+          <w:szCs w:val="22"/>
+        </w:rPr>
+        <w:t>.</w:t>
+      </w:r>
+    </w:p>
+    <w:p>
+      <w:pPr>
+        <w:pStyle w:val="NormalWeb"/>
+      </w:pPr>
+      <w:r>
+        <w:rPr>
+          <w:b/>
+          <w:bCs/>
+        </w:rPr>
+        <w:t>George Mattis</w:t>
+      </w:r>
+      <w:r>
+        <w:rPr>
+          <w:b/>
+          <w:bCs/>
+        </w:rPr>
+        <w:t xml:space="preserve"> and </w:t>
+      </w:r>
+      <w:r>
+        <w:rPr>
+          <w:b/>
+          <w:bCs/>
+        </w:rPr>
+        <w:t xml:space="preserve">Mathew Bloom, M.S. </w:t>
+      </w:r>
+      <w:r>
+        <w:t>—</w:t>
+      </w:r>
+      <w:r>
+        <w:rPr>
+          <w:b/>
+          <w:bCs/>
+        </w:rPr>
+        <w:t xml:space="preserve"> </w:t>
+      </w:r>
+      <w:r>
+        <w:t>Mr. Mattis is an</w:t>
+      </w:r>
+      <w:r>
+        <w:t xml:space="preserve"> </w:t>
+      </w:r>
+      <w:r>
+        <w:t>undergra</w:t>
+      </w:r>
+      <w:r>
+        <w:t>duate student in</w:t>
+      </w:r>
+      <w:r>
+        <w:t xml:space="preserve"> </w:t>
+      </w:r>
+      <w:r>
+        <w:t xml:space="preserve">Mechanical </w:t>
+      </w:r>
+      <w:r>
+        <w:t>and Computer Science with expertise</w:t>
+      </w:r>
+      <w:r>
+        <w:t xml:space="preserve"> </w:t>
+      </w:r>
+      <w:r>
+        <w:t>app design.  Mr. Bloom is a master’s student in Computer Science</w:t>
+      </w:r>
+      <w:r>
+        <w:t xml:space="preserve"> with expertise in </w:t>
+      </w:r>
+      <w:r>
+        <w:t>user</w:t>
+      </w:r>
+      <w:r>
+        <w:t xml:space="preserve"> interface design.</w:t>
+      </w:r>
+      <w:r>
+        <w:t xml:space="preserve">  </w:t>
+      </w:r>
+      <w:r>
+        <w:t xml:space="preserve">These two Northeastern students </w:t>
+      </w:r>
+      <w:r>
+        <w:t xml:space="preserve">are </w:t>
+      </w:r>
+      <w:r>
+        <w:t xml:space="preserve">working to develop </w:t>
+      </w:r>
+      <w:r>
+        <w:t xml:space="preserve">an app </w:t>
+      </w:r>
+      <w:proofErr w:type="gramStart"/>
+      <w:r>
+        <w:t xml:space="preserve">called </w:t>
+      </w:r>
+      <w:r>
+        <w:t xml:space="preserve"> </w:t>
+      </w:r>
+      <w:proofErr w:type="spellStart"/>
+      <w:r>
+        <w:rPr>
+          <w:i/>
+          <w:iCs/>
+        </w:rPr>
+        <w:t>My</w:t>
+      </w:r>
+      <w:r>
+        <w:rPr>
+          <w:i/>
+          <w:iCs/>
+        </w:rPr>
+        <w:t>Chiari</w:t>
+      </w:r>
+      <w:proofErr w:type="spellEnd"/>
+      <w:proofErr w:type="gramEnd"/>
+      <w:r>
+        <w:t xml:space="preserve">. </w:t>
+      </w:r>
+      <w:r>
+        <w:t>Patients with Chiari malformation have complained that environmental factors, such as pressure, contribute to increased occurrence of headache and increased symptoms. However, it is unclear if there is a relationship between pressure and symptoms and if so, what might be the physiological basis for such a relationship. In this project, we aim to utilize mobile Apple devices in the hands of Chiari patients to help answer the question if environmental conditions can impact symptoms.  In addition, this app will provide a tool for patients to tract their unique symptoms during the day over a 30-day period.</w:t>
+      </w:r>
     </w:p>
     <w:p>
       <w:pPr>

--- a/content-webpage.docx
+++ b/content-webpage.docx
@@ -4438,6 +4438,74 @@
       <w:pPr>
         <w:pStyle w:val="NormalWeb"/>
       </w:pPr>
+      <w:r>
+        <w:rPr>
+          <w:b/>
+          <w:bCs/>
+        </w:rPr>
+        <w:t>Emily Stutheit</w:t>
+      </w:r>
+      <w:r>
+        <w:rPr>
+          <w:b/>
+          <w:bCs/>
+        </w:rPr>
+        <w:t>, B.S.</w:t>
+      </w:r>
+      <w:r>
+        <w:t xml:space="preserve"> </w:t>
+      </w:r>
+      <w:r>
+        <w:rPr>
+          <w:sz w:val="22"/>
+          <w:szCs w:val="22"/>
+        </w:rPr>
+        <w:t>—</w:t>
+      </w:r>
+      <w:r>
+        <w:rPr>
+          <w:sz w:val="22"/>
+          <w:szCs w:val="22"/>
+        </w:rPr>
+        <w:t xml:space="preserve"> Ms. Stutheit</w:t>
+      </w:r>
+      <w:r>
+        <w:t xml:space="preserve"> is a </w:t>
+      </w:r>
+      <w:proofErr w:type="gramStart"/>
+      <w:r>
+        <w:t>fourth year</w:t>
+      </w:r>
+      <w:proofErr w:type="gramEnd"/>
+      <w:r>
+        <w:t xml:space="preserve"> </w:t>
+      </w:r>
+      <w:r>
+        <w:t xml:space="preserve">medical student at Eastern Virginia Medical School. </w:t>
+      </w:r>
+      <w:proofErr w:type="gramStart"/>
+      <w:r>
+        <w:t>She  graduated</w:t>
+      </w:r>
+      <w:proofErr w:type="gramEnd"/>
+      <w:r>
+        <w:t xml:space="preserve"> with a Bachelor of Science in Biology and a double minor in Chemistry and Medical Anthropology from the University of North Carolina at Chapel Hill.</w:t>
+      </w:r>
+      <w:r>
+        <w:t xml:space="preserve"> </w:t>
+      </w:r>
+      <w:r>
+        <w:t>Since beginning medical school, Emily has served as the clinic coordinator of the Gynecology HOPES Free Clinic, the REVIVE! Opioid Overdose and Naloxone Education Program student lead, and one of the founding co-presidents of the first Medical Students with Disability and Chronic Illness (MSDCI) chapter in Virginia.</w:t>
+      </w:r>
+      <w:r>
+        <w:t xml:space="preserve"> </w:t>
+      </w:r>
+      <w:r>
+        <w:t>Emily was diagnosed with Chiari I malformation in September 2024, and syringomyelia a month later. She received decompression surgery in November 2024.</w:t>
+      </w:r>
+      <w:r>
+        <w:t xml:space="preserve"> </w:t>
+      </w:r>
     </w:p>
     <w:p>
       <w:pPr>
@@ -7044,7 +7112,6 @@
     <w:next w:val="Normal"/>
     <w:link w:val="Heading3Char"/>
     <w:uiPriority w:val="9"/>
-    <w:semiHidden/>
     <w:unhideWhenUsed/>
     <w:qFormat/>
     <w:rsid w:val="007D7AE3"/>
@@ -7251,7 +7318,6 @@
     <w:basedOn w:val="DefaultParagraphFont"/>
     <w:link w:val="Heading3"/>
     <w:uiPriority w:val="9"/>
-    <w:semiHidden/>
     <w:rsid w:val="007D7AE3"/>
     <w:rPr>
       <w:rFonts w:eastAsiaTheme="majorEastAsia" w:cstheme="majorBidi"/>

--- a/content-webpage.docx
+++ b/content-webpage.docx
@@ -27,29 +27,7 @@
           <w:sz w:val="36"/>
           <w:szCs w:val="36"/>
         </w:rPr>
-        <w:t xml:space="preserve">Chiari </w:t>
-      </w:r>
-      <w:proofErr w:type="spellStart"/>
-      <w:r>
-        <w:rPr>
-          <w:rFonts w:cstheme="minorHAnsi"/>
-          <w:b/>
-          <w:color w:val="000000" w:themeColor="text1"/>
-          <w:sz w:val="36"/>
-          <w:szCs w:val="36"/>
-        </w:rPr>
-        <w:t>Neurobiomechanics</w:t>
-      </w:r>
-      <w:proofErr w:type="spellEnd"/>
-      <w:r>
-        <w:rPr>
-          <w:rFonts w:cstheme="minorHAnsi"/>
-          <w:b/>
-          <w:color w:val="000000" w:themeColor="text1"/>
-          <w:sz w:val="36"/>
-          <w:szCs w:val="36"/>
-        </w:rPr>
-        <w:t xml:space="preserve"> Research Lab Open House </w:t>
+        <w:t xml:space="preserve">Chiari Neurobiomechanics Research Lab Open House </w:t>
       </w:r>
     </w:p>
     <w:p>
@@ -2763,6 +2741,7 @@
           <w:sz w:val="22"/>
           <w:szCs w:val="22"/>
         </w:rPr>
+        <w:lastRenderedPageBreak/>
         <w:t xml:space="preserve">Information about </w:t>
       </w:r>
       <w:r>
@@ -3314,7 +3293,6 @@
           <w14:ligatures w14:val="none"/>
         </w:rPr>
       </w:pPr>
-      <w:proofErr w:type="spellStart"/>
       <w:r>
         <w:rPr>
           <w:rFonts w:ascii="Times New Roman" w:eastAsia="Times New Roman" w:hAnsi="Times New Roman" w:cs="Times New Roman"/>
@@ -3325,20 +3303,7 @@
           <w:szCs w:val="22"/>
           <w14:ligatures w14:val="none"/>
         </w:rPr>
-        <w:t>Rafeeque</w:t>
-      </w:r>
-      <w:proofErr w:type="spellEnd"/>
-      <w:r>
-        <w:rPr>
-          <w:rFonts w:ascii="Times New Roman" w:eastAsia="Times New Roman" w:hAnsi="Times New Roman" w:cs="Times New Roman"/>
-          <w:b/>
-          <w:bCs/>
-          <w:kern w:val="0"/>
-          <w:sz w:val="22"/>
-          <w:szCs w:val="22"/>
-          <w14:ligatures w14:val="none"/>
-        </w:rPr>
-        <w:t xml:space="preserve"> Bhadelia, M.D.</w:t>
+        <w:t>Rafeeque Bhadelia, M.D.</w:t>
       </w:r>
       <w:r>
         <w:rPr>
@@ -3725,14 +3690,22 @@
           <w:szCs w:val="22"/>
           <w14:ligatures w14:val="none"/>
         </w:rPr>
-        <w:t xml:space="preserve">Konstantina </w:t>
+        <w:t>Konstantina Svokos, D.O., M.S.</w:t>
+      </w:r>
+      <w:r>
+        <w:rPr>
+          <w:rFonts w:ascii="Times New Roman" w:eastAsia="Times New Roman" w:hAnsi="Times New Roman" w:cs="Times New Roman"/>
+          <w:kern w:val="0"/>
+          <w:sz w:val="22"/>
+          <w:szCs w:val="22"/>
+          <w14:ligatures w14:val="none"/>
+        </w:rPr>
+        <w:t xml:space="preserve"> — Dr. </w:t>
       </w:r>
       <w:proofErr w:type="spellStart"/>
       <w:r>
         <w:rPr>
           <w:rFonts w:ascii="Times New Roman" w:eastAsia="Times New Roman" w:hAnsi="Times New Roman" w:cs="Times New Roman"/>
-          <w:b/>
-          <w:bCs/>
           <w:kern w:val="0"/>
           <w:sz w:val="22"/>
           <w:szCs w:val="22"/>
@@ -3744,14 +3717,12 @@
       <w:r>
         <w:rPr>
           <w:rFonts w:ascii="Times New Roman" w:eastAsia="Times New Roman" w:hAnsi="Times New Roman" w:cs="Times New Roman"/>
-          <w:b/>
-          <w:bCs/>
-          <w:kern w:val="0"/>
-          <w:sz w:val="22"/>
-          <w:szCs w:val="22"/>
-          <w14:ligatures w14:val="none"/>
-        </w:rPr>
-        <w:t>, D.O., M.S.</w:t>
+          <w:kern w:val="0"/>
+          <w:sz w:val="22"/>
+          <w:szCs w:val="22"/>
+          <w14:ligatures w14:val="none"/>
+        </w:rPr>
+        <w:t xml:space="preserve"> is an Associate Professor of Neurosurgery and Pediatrics at the Warren Alpert Medical School of Brown University, where she serves as Director of Fetal Neurosurgery and Co-Director of the Center for Surgical Treatment of the Developing Brain and Spine. Her research focuses on improving treatments and survival outcomes in diffuse intrinsic pontine glioma, a uniformly fatal pediatric brain tumor. She has extensive clinical </w:t>
       </w:r>
       <w:r>
         <w:rPr>
@@ -3761,29 +3732,8 @@
           <w:szCs w:val="22"/>
           <w14:ligatures w14:val="none"/>
         </w:rPr>
-        <w:t xml:space="preserve"> — Dr. </w:t>
-      </w:r>
-      <w:proofErr w:type="spellStart"/>
-      <w:r>
-        <w:rPr>
-          <w:rFonts w:ascii="Times New Roman" w:eastAsia="Times New Roman" w:hAnsi="Times New Roman" w:cs="Times New Roman"/>
-          <w:kern w:val="0"/>
-          <w:sz w:val="22"/>
-          <w:szCs w:val="22"/>
-          <w14:ligatures w14:val="none"/>
-        </w:rPr>
-        <w:t>Svokos</w:t>
-      </w:r>
-      <w:proofErr w:type="spellEnd"/>
-      <w:r>
-        <w:rPr>
-          <w:rFonts w:ascii="Times New Roman" w:eastAsia="Times New Roman" w:hAnsi="Times New Roman" w:cs="Times New Roman"/>
-          <w:kern w:val="0"/>
-          <w:sz w:val="22"/>
-          <w:szCs w:val="22"/>
-          <w14:ligatures w14:val="none"/>
-        </w:rPr>
-        <w:t xml:space="preserve"> is an Associate Professor of Neurosurgery and Pediatrics at the Warren Alpert Medical School of Brown University, where she serves as Director of Fetal Neurosurgery and Co-Director of the Center for Surgical Treatment of the Developing Brain and Spine. Her research focuses on improving treatments and survival outcomes in diffuse intrinsic pontine glioma, a uniformly fatal pediatric brain tumor. She has extensive clinical experience treating Chiari Malformation Type I, hydrocephalus, and normal pressure hydrocephalus and has collaborated with Drs. Klinge and Leary on pediatric CSF disorder research at Rhode Island Hospital.</w:t>
+        <w:lastRenderedPageBreak/>
+        <w:t>experience treating Chiari Malformation Type I, hydrocephalus, and normal pressure hydrocephalus and has collaborated with Drs. Klinge and Leary on pediatric CSF disorder research at Rhode Island Hospital.</w:t>
       </w:r>
     </w:p>
     <w:p>
@@ -4256,6 +4206,7 @@
           <w:b/>
           <w:bCs/>
         </w:rPr>
+        <w:lastRenderedPageBreak/>
         <w:t>Kristopher Kahle, MD, PhD</w:t>
       </w:r>
       <w:r>
@@ -4265,14 +4216,100 @@
         </w:rPr>
         <w:t xml:space="preserve"> </w:t>
       </w:r>
+      <w:r>
+        <w:rPr>
+          <w:sz w:val="22"/>
+          <w:szCs w:val="22"/>
+        </w:rPr>
+        <w:t>—</w:t>
+      </w:r>
+      <w:r>
+        <w:rPr>
+          <w:sz w:val="22"/>
+          <w:szCs w:val="22"/>
+        </w:rPr>
+        <w:t xml:space="preserve"> </w:t>
+      </w:r>
+      <w:r>
+        <w:rPr>
+          <w:sz w:val="22"/>
+          <w:szCs w:val="22"/>
+        </w:rPr>
+        <w:t xml:space="preserve"> </w:t>
+      </w:r>
+      <w:r>
+        <w:rPr>
+          <w:sz w:val="22"/>
+          <w:szCs w:val="22"/>
+        </w:rPr>
+        <w:t>Dr. Kahle</w:t>
+      </w:r>
+      <w:r>
+        <w:rPr>
+          <w:sz w:val="22"/>
+          <w:szCs w:val="22"/>
+        </w:rPr>
+        <w:t xml:space="preserve"> is the Nicholas T. Zervas Associate Professor of Neurosurgery at Harvard Medical School, Chief of Pediatric Neurosurgery at Massachusetts General Hospital, and Director of the MGH Hydrocephalus and Neurodevelopmental Disorders Program, as well as an Investigator in the Division of Genetics and Genomics at Boston Children's Hospital and an Associate Member of the Broad Institute. His research focuses on identifying genes and pathways that regulate ion and water homeostasis in the developing nervous system, and how changes in these processes contribute to neurodevelopmental disorders, with the goal of translating basic science discoveries into novel therapeutic strategies for pediatric neurosurgical diseases — including Chiari malformations, hydrocephalus, and spina bifida. He graduated cum laude from the University of Chicago in 1999, earned his M.D. and Ph.D. from Yale School of Medicine in 2007</w:t>
+      </w:r>
+      <w:r>
+        <w:rPr>
+          <w:sz w:val="22"/>
+          <w:szCs w:val="22"/>
+        </w:rPr>
+        <w:t>.</w:t>
+      </w:r>
+    </w:p>
+    <w:p>
+      <w:pPr>
+        <w:pStyle w:val="NormalWeb"/>
+        <w:rPr>
+          <w:sz w:val="22"/>
+          <w:szCs w:val="22"/>
+        </w:rPr>
+      </w:pPr>
+      <w:r>
+        <w:rPr>
+          <w:b/>
+          <w:bCs/>
+          <w:sz w:val="22"/>
+          <w:szCs w:val="22"/>
+        </w:rPr>
+        <w:t xml:space="preserve">John N. Oshinski, </w:t>
+      </w:r>
       <w:proofErr w:type="gramStart"/>
       <w:r>
         <w:rPr>
+          <w:b/>
+          <w:bCs/>
+          <w:sz w:val="22"/>
+          <w:szCs w:val="22"/>
+        </w:rPr>
+        <w:t>PhD</w:t>
+      </w:r>
+      <w:r>
+        <w:rPr>
+          <w:b/>
+          <w:bCs/>
+          <w:sz w:val="22"/>
+          <w:szCs w:val="22"/>
+        </w:rPr>
+        <w:t xml:space="preserve"> </w:t>
+      </w:r>
+      <w:r>
+        <w:rPr>
+          <w:b/>
+          <w:bCs/>
+        </w:rPr>
+        <w:t xml:space="preserve"> </w:t>
+      </w:r>
+      <w:r>
+        <w:rPr>
           <w:sz w:val="22"/>
           <w:szCs w:val="22"/>
         </w:rPr>
         <w:t>—</w:t>
       </w:r>
+      <w:proofErr w:type="gramEnd"/>
       <w:r>
         <w:rPr>
           <w:sz w:val="22"/>
@@ -4292,29 +4329,105 @@
           <w:sz w:val="22"/>
           <w:szCs w:val="22"/>
         </w:rPr>
-        <w:t>Dr.</w:t>
-      </w:r>
-      <w:proofErr w:type="gramEnd"/>
-      <w:r>
-        <w:rPr>
-          <w:sz w:val="22"/>
-          <w:szCs w:val="22"/>
-        </w:rPr>
-        <w:t xml:space="preserve"> Kahle</w:t>
-      </w:r>
-      <w:r>
-        <w:rPr>
-          <w:sz w:val="22"/>
-          <w:szCs w:val="22"/>
-        </w:rPr>
-        <w:t xml:space="preserve"> is the Nicholas T. Zervas Associate Professor of Neurosurgery at Harvard Medical School, Chief of Pediatric Neurosurgery at Massachusetts General Hospital, and Director of the MGH Hydrocephalus and Neurodevelopmental Disorders Program, as well as an Investigator in the Division of Genetics and Genomics at Boston Children's Hospital and an Associate Member of the Broad Institute. His research focuses on identifying genes and pathways that regulate ion and water homeostasis in the developing nervous system, and how changes in these processes contribute to neurodevelopmental disorders, with the goal of translating basic science discoveries into novel therapeutic strategies for pediatric neurosurgical diseases — including Chiari malformations, hydrocephalus, and spina bifida. He graduated cum laude from the University of Chicago in 1999, earned his M.D. and Ph.D. from Yale School of Medicine in 2007</w:t>
-      </w:r>
-      <w:r>
-        <w:rPr>
-          <w:sz w:val="22"/>
-          <w:szCs w:val="22"/>
-        </w:rPr>
-        <w:t>.</w:t>
+        <w:t>Dr. Oshinski</w:t>
+      </w:r>
+      <w:r>
+        <w:rPr>
+          <w:sz w:val="22"/>
+          <w:szCs w:val="22"/>
+        </w:rPr>
+        <w:t xml:space="preserve"> is a Professor at the Emory University School of Medicine and Georgia Institute of Technology. His research applying engineering principles to medical imaging focuses on using Magnetic Resonance Imaging (MRI) to diagnose and treat cardiovascular and neurological diseases, specifically Chiari Malformation Type I (CMI).</w:t>
+      </w:r>
+      <w:r>
+        <w:rPr>
+          <w:sz w:val="22"/>
+          <w:szCs w:val="22"/>
+        </w:rPr>
+        <w:t xml:space="preserve"> </w:t>
+      </w:r>
+      <w:r>
+        <w:rPr>
+          <w:sz w:val="22"/>
+          <w:szCs w:val="22"/>
+        </w:rPr>
+        <w:t>Oshinski utilizes DENSE MRI (Displacement Encoding with Stimulated Echoes) to quantify how brain tissue moves during the cardiac cycle. His work shows that CMI patients have significantly higher cerebellar and brainstem displacement compared to healthy individuals.</w:t>
+      </w:r>
+      <w:r>
+        <w:rPr>
+          <w:sz w:val="22"/>
+          <w:szCs w:val="22"/>
+        </w:rPr>
+        <w:t xml:space="preserve"> </w:t>
+      </w:r>
+      <w:r>
+        <w:rPr>
+          <w:sz w:val="22"/>
+          <w:szCs w:val="22"/>
+        </w:rPr>
+        <w:t>His studies indicate that while brain tissue motion normalizes after decompression surgery, presurgical motion levels do not consistently predict postoperative clinical symptoms or recovery success.</w:t>
+      </w:r>
+      <w:r>
+        <w:rPr>
+          <w:sz w:val="22"/>
+          <w:szCs w:val="22"/>
+        </w:rPr>
+        <w:t xml:space="preserve"> </w:t>
+      </w:r>
+      <w:r>
+        <w:rPr>
+          <w:sz w:val="22"/>
+          <w:szCs w:val="22"/>
+        </w:rPr>
+        <w:t>He investigates c</w:t>
+      </w:r>
+      <w:r>
+        <w:rPr>
+          <w:sz w:val="22"/>
+          <w:szCs w:val="22"/>
+        </w:rPr>
+        <w:t xml:space="preserve">erebrospinal </w:t>
+      </w:r>
+      <w:r>
+        <w:rPr>
+          <w:sz w:val="22"/>
+          <w:szCs w:val="22"/>
+        </w:rPr>
+        <w:t>f</w:t>
+      </w:r>
+      <w:r>
+        <w:rPr>
+          <w:sz w:val="22"/>
+          <w:szCs w:val="22"/>
+        </w:rPr>
+        <w:t xml:space="preserve">luid (CSF) </w:t>
+      </w:r>
+      <w:r>
+        <w:rPr>
+          <w:sz w:val="22"/>
+          <w:szCs w:val="22"/>
+        </w:rPr>
+        <w:t>d</w:t>
+      </w:r>
+      <w:r>
+        <w:rPr>
+          <w:sz w:val="22"/>
+          <w:szCs w:val="22"/>
+        </w:rPr>
+        <w:t>ynamics</w:t>
+      </w:r>
+      <w:r>
+        <w:rPr>
+          <w:sz w:val="22"/>
+          <w:szCs w:val="22"/>
+        </w:rPr>
+        <w:t xml:space="preserve"> </w:t>
+      </w:r>
+      <w:r>
+        <w:rPr>
+          <w:sz w:val="22"/>
+          <w:szCs w:val="22"/>
+        </w:rPr>
+        <w:t xml:space="preserve">and its relationship to brain motion. </w:t>
       </w:r>
     </w:p>
     <w:p>
@@ -5418,6 +5531,7 @@
           <w:sz w:val="22"/>
           <w:szCs w:val="22"/>
         </w:rPr>
+        <w:lastRenderedPageBreak/>
         <w:t>Ian</w:t>
       </w:r>
       <w:r>

--- a/content-webpage.docx
+++ b/content-webpage.docx
@@ -4315,14 +4315,7 @@
           <w:sz w:val="22"/>
           <w:szCs w:val="22"/>
         </w:rPr>
-        <w:t xml:space="preserve"> </w:t>
-      </w:r>
-      <w:r>
-        <w:rPr>
-          <w:sz w:val="22"/>
-          <w:szCs w:val="22"/>
-        </w:rPr>
-        <w:t xml:space="preserve"> </w:t>
+        <w:t xml:space="preserve">  </w:t>
       </w:r>
       <w:r>
         <w:rPr>
@@ -5089,268 +5082,85 @@
           <w:sz w:val="22"/>
           <w:szCs w:val="22"/>
         </w:rPr>
-        <w:t xml:space="preserve"> et al.</w:t>
-      </w:r>
-      <w:r>
-        <w:rPr>
-          <w:rFonts w:ascii="Arial" w:hAnsi="Arial" w:cs="Arial"/>
-          <w:b/>
-          <w:bCs/>
-          <w:i/>
-          <w:iCs/>
-          <w:color w:val="000000" w:themeColor="text1"/>
-          <w:sz w:val="22"/>
-          <w:szCs w:val="22"/>
-        </w:rPr>
-        <w:t xml:space="preserve"> </w:t>
-      </w:r>
-      <w:r>
-        <w:rPr>
-          <w:rFonts w:ascii="Arial" w:hAnsi="Arial" w:cs="Arial"/>
-          <w:b/>
-          <w:bCs/>
-          <w:i/>
-          <w:iCs/>
-          <w:color w:val="000000" w:themeColor="text1"/>
-          <w:sz w:val="22"/>
-          <w:szCs w:val="22"/>
-        </w:rPr>
-        <w:t>"</w:t>
-      </w:r>
-      <w:r>
-        <w:rPr>
-          <w:rFonts w:ascii="Arial" w:hAnsi="Arial" w:cs="Arial"/>
-          <w:b/>
-          <w:bCs/>
-          <w:i/>
-          <w:iCs/>
-          <w:color w:val="000000" w:themeColor="text1"/>
-          <w:sz w:val="22"/>
-          <w:szCs w:val="22"/>
-        </w:rPr>
-        <w:t xml:space="preserve">Skeletal Deformities </w:t>
-      </w:r>
-      <w:proofErr w:type="gramStart"/>
-      <w:r>
-        <w:rPr>
-          <w:rFonts w:ascii="Arial" w:hAnsi="Arial" w:cs="Arial"/>
-          <w:b/>
-          <w:bCs/>
-          <w:i/>
-          <w:iCs/>
-          <w:color w:val="000000" w:themeColor="text1"/>
-          <w:sz w:val="22"/>
-          <w:szCs w:val="22"/>
-        </w:rPr>
-        <w:t>In</w:t>
-      </w:r>
-      <w:proofErr w:type="gramEnd"/>
-      <w:r>
-        <w:rPr>
-          <w:rFonts w:ascii="Arial" w:hAnsi="Arial" w:cs="Arial"/>
-          <w:b/>
-          <w:bCs/>
-          <w:i/>
-          <w:iCs/>
-          <w:color w:val="000000" w:themeColor="text1"/>
-          <w:sz w:val="22"/>
-          <w:szCs w:val="22"/>
-        </w:rPr>
-        <w:t xml:space="preserve"> Chiari I Malformation Extend </w:t>
-      </w:r>
-      <w:proofErr w:type="gramStart"/>
-      <w:r>
-        <w:rPr>
-          <w:rFonts w:ascii="Arial" w:hAnsi="Arial" w:cs="Arial"/>
-          <w:b/>
-          <w:bCs/>
-          <w:i/>
-          <w:iCs/>
-          <w:color w:val="000000" w:themeColor="text1"/>
-          <w:sz w:val="22"/>
-          <w:szCs w:val="22"/>
-        </w:rPr>
-        <w:t>Into</w:t>
-      </w:r>
-      <w:proofErr w:type="gramEnd"/>
-      <w:r>
-        <w:rPr>
-          <w:rFonts w:ascii="Arial" w:hAnsi="Arial" w:cs="Arial"/>
-          <w:b/>
-          <w:bCs/>
-          <w:i/>
-          <w:iCs/>
-          <w:color w:val="000000" w:themeColor="text1"/>
-          <w:sz w:val="22"/>
-          <w:szCs w:val="22"/>
-        </w:rPr>
-        <w:t xml:space="preserve"> </w:t>
-      </w:r>
-      <w:proofErr w:type="gramStart"/>
-      <w:r>
-        <w:rPr>
-          <w:rFonts w:ascii="Arial" w:hAnsi="Arial" w:cs="Arial"/>
-          <w:b/>
-          <w:bCs/>
-          <w:i/>
-          <w:iCs/>
-          <w:color w:val="000000" w:themeColor="text1"/>
-          <w:sz w:val="22"/>
-          <w:szCs w:val="22"/>
-        </w:rPr>
-        <w:t>The</w:t>
-      </w:r>
-      <w:proofErr w:type="gramEnd"/>
-      <w:r>
-        <w:rPr>
-          <w:rFonts w:ascii="Arial" w:hAnsi="Arial" w:cs="Arial"/>
-          <w:b/>
-          <w:bCs/>
-          <w:i/>
-          <w:iCs/>
-          <w:color w:val="000000" w:themeColor="text1"/>
-          <w:sz w:val="22"/>
-          <w:szCs w:val="22"/>
-        </w:rPr>
-        <w:t xml:space="preserve"> Cervical Spine: Considering Facet Morphology </w:t>
-      </w:r>
-      <w:proofErr w:type="gramStart"/>
-      <w:r>
-        <w:rPr>
-          <w:rFonts w:ascii="Arial" w:hAnsi="Arial" w:cs="Arial"/>
-          <w:b/>
-          <w:bCs/>
-          <w:i/>
-          <w:iCs/>
-          <w:color w:val="000000" w:themeColor="text1"/>
-          <w:sz w:val="22"/>
-          <w:szCs w:val="22"/>
-        </w:rPr>
-        <w:t>As</w:t>
-      </w:r>
-      <w:proofErr w:type="gramEnd"/>
-      <w:r>
-        <w:rPr>
-          <w:rFonts w:ascii="Arial" w:hAnsi="Arial" w:cs="Arial"/>
-          <w:b/>
-          <w:bCs/>
-          <w:i/>
-          <w:iCs/>
-          <w:color w:val="000000" w:themeColor="text1"/>
-          <w:sz w:val="22"/>
-          <w:szCs w:val="22"/>
-        </w:rPr>
-        <w:t xml:space="preserve"> </w:t>
-      </w:r>
-      <w:proofErr w:type="gramStart"/>
-      <w:r>
-        <w:rPr>
-          <w:rFonts w:ascii="Arial" w:hAnsi="Arial" w:cs="Arial"/>
-          <w:b/>
-          <w:bCs/>
-          <w:i/>
-          <w:iCs/>
-          <w:color w:val="000000" w:themeColor="text1"/>
-          <w:sz w:val="22"/>
-          <w:szCs w:val="22"/>
-        </w:rPr>
-        <w:t>A</w:t>
-      </w:r>
-      <w:proofErr w:type="gramEnd"/>
-      <w:r>
-        <w:rPr>
-          <w:rFonts w:ascii="Arial" w:hAnsi="Arial" w:cs="Arial"/>
-          <w:b/>
-          <w:bCs/>
-          <w:i/>
-          <w:iCs/>
-          <w:color w:val="000000" w:themeColor="text1"/>
-          <w:sz w:val="22"/>
-          <w:szCs w:val="22"/>
-        </w:rPr>
-        <w:t xml:space="preserve"> Driver </w:t>
-      </w:r>
-      <w:proofErr w:type="gramStart"/>
-      <w:r>
-        <w:rPr>
-          <w:rFonts w:ascii="Arial" w:hAnsi="Arial" w:cs="Arial"/>
-          <w:b/>
-          <w:bCs/>
-          <w:i/>
-          <w:iCs/>
-          <w:color w:val="000000" w:themeColor="text1"/>
-          <w:sz w:val="22"/>
-          <w:szCs w:val="22"/>
-        </w:rPr>
-        <w:t>Of</w:t>
-      </w:r>
-      <w:proofErr w:type="gramEnd"/>
-      <w:r>
-        <w:rPr>
-          <w:rFonts w:ascii="Arial" w:hAnsi="Arial" w:cs="Arial"/>
-          <w:b/>
-          <w:bCs/>
-          <w:i/>
-          <w:iCs/>
-          <w:color w:val="000000" w:themeColor="text1"/>
-          <w:sz w:val="22"/>
-          <w:szCs w:val="22"/>
-        </w:rPr>
-        <w:t xml:space="preserve"> Symptoms </w:t>
-      </w:r>
-      <w:proofErr w:type="gramStart"/>
-      <w:r>
-        <w:rPr>
-          <w:rFonts w:ascii="Arial" w:hAnsi="Arial" w:cs="Arial"/>
-          <w:b/>
-          <w:bCs/>
-          <w:i/>
-          <w:iCs/>
-          <w:color w:val="000000" w:themeColor="text1"/>
-          <w:sz w:val="22"/>
-          <w:szCs w:val="22"/>
-        </w:rPr>
-        <w:t>In</w:t>
-      </w:r>
-      <w:proofErr w:type="gramEnd"/>
-      <w:r>
-        <w:rPr>
-          <w:rFonts w:ascii="Arial" w:hAnsi="Arial" w:cs="Arial"/>
-          <w:b/>
-          <w:bCs/>
-          <w:i/>
-          <w:iCs/>
-          <w:color w:val="000000" w:themeColor="text1"/>
-          <w:sz w:val="22"/>
-          <w:szCs w:val="22"/>
-        </w:rPr>
-        <w:t xml:space="preserve"> </w:t>
-      </w:r>
-      <w:r>
-        <w:rPr>
-          <w:rFonts w:ascii="Arial" w:hAnsi="Arial" w:cs="Arial"/>
-          <w:b/>
-          <w:bCs/>
-          <w:i/>
-          <w:iCs/>
-          <w:color w:val="000000" w:themeColor="text1"/>
-          <w:sz w:val="22"/>
-          <w:szCs w:val="22"/>
-        </w:rPr>
-        <w:t>Chiari-Affected Patients</w:t>
-      </w:r>
-      <w:r>
-        <w:rPr>
-          <w:rFonts w:ascii="Arial" w:hAnsi="Arial" w:cs="Arial"/>
-          <w:b/>
-          <w:bCs/>
-          <w:i/>
-          <w:iCs/>
-          <w:color w:val="000000" w:themeColor="text1"/>
-          <w:sz w:val="22"/>
-          <w:szCs w:val="22"/>
-        </w:rPr>
-        <w:t>"</w:t>
+        <w:t xml:space="preserve"> et al. "</w:t>
+      </w:r>
+      <w:r>
+        <w:rPr>
+          <w:rFonts w:ascii="Arial" w:hAnsi="Arial" w:cs="Arial"/>
+          <w:b/>
+          <w:bCs/>
+          <w:i/>
+          <w:iCs/>
+          <w:color w:val="000000" w:themeColor="text1"/>
+          <w:sz w:val="22"/>
+          <w:szCs w:val="22"/>
+        </w:rPr>
+        <w:t>Syrinx Morphometrics</w:t>
+      </w:r>
+      <w:r>
+        <w:rPr>
+          <w:rFonts w:ascii="Arial" w:hAnsi="Arial" w:cs="Arial"/>
+          <w:b/>
+          <w:bCs/>
+          <w:i/>
+          <w:iCs/>
+          <w:color w:val="000000" w:themeColor="text1"/>
+          <w:sz w:val="22"/>
+          <w:szCs w:val="22"/>
+        </w:rPr>
+        <w:t xml:space="preserve"> Analysis </w:t>
+      </w:r>
+      <w:r>
+        <w:rPr>
+          <w:rFonts w:ascii="Arial" w:hAnsi="Arial" w:cs="Arial"/>
+          <w:b/>
+          <w:bCs/>
+          <w:i/>
+          <w:iCs/>
+          <w:color w:val="000000" w:themeColor="text1"/>
+          <w:sz w:val="22"/>
+          <w:szCs w:val="22"/>
+        </w:rPr>
+        <w:t xml:space="preserve">in </w:t>
+      </w:r>
+      <w:r>
+        <w:rPr>
+          <w:rFonts w:ascii="Arial" w:hAnsi="Arial" w:cs="Arial"/>
+          <w:b/>
+          <w:bCs/>
+          <w:i/>
+          <w:iCs/>
+          <w:color w:val="000000" w:themeColor="text1"/>
+          <w:sz w:val="22"/>
+          <w:szCs w:val="22"/>
+        </w:rPr>
+        <w:t xml:space="preserve">Chiari </w:t>
+      </w:r>
+      <w:r>
+        <w:rPr>
+          <w:rFonts w:ascii="Arial" w:hAnsi="Arial" w:cs="Arial"/>
+          <w:b/>
+          <w:bCs/>
+          <w:i/>
+          <w:iCs/>
+          <w:color w:val="000000" w:themeColor="text1"/>
+          <w:sz w:val="22"/>
+          <w:szCs w:val="22"/>
+        </w:rPr>
+        <w:t>Malformation Patient</w:t>
+      </w:r>
+      <w:r>
+        <w:rPr>
+          <w:rFonts w:ascii="Arial" w:hAnsi="Arial" w:cs="Arial"/>
+          <w:b/>
+          <w:bCs/>
+          <w:i/>
+          <w:iCs/>
+          <w:color w:val="000000" w:themeColor="text1"/>
+          <w:sz w:val="22"/>
+          <w:szCs w:val="22"/>
+        </w:rPr>
+        <w:t>s Before and After Surgery"</w:t>
       </w:r>
     </w:p>
     <w:p>
@@ -5369,140 +5179,6 @@
           <w:szCs w:val="22"/>
         </w:rPr>
       </w:pPr>
-      <w:proofErr w:type="spellStart"/>
-      <w:r>
-        <w:rPr>
-          <w:rFonts w:ascii="Arial" w:hAnsi="Arial" w:cs="Arial"/>
-          <w:b/>
-          <w:bCs/>
-          <w:i/>
-          <w:iCs/>
-          <w:color w:val="000000" w:themeColor="text1"/>
-          <w:sz w:val="22"/>
-          <w:szCs w:val="22"/>
-        </w:rPr>
-        <w:t>Himasri</w:t>
-      </w:r>
-      <w:proofErr w:type="spellEnd"/>
-      <w:r>
-        <w:rPr>
-          <w:rFonts w:ascii="Arial" w:hAnsi="Arial" w:cs="Arial"/>
-          <w:b/>
-          <w:bCs/>
-          <w:i/>
-          <w:iCs/>
-          <w:color w:val="000000" w:themeColor="text1"/>
-          <w:sz w:val="22"/>
-          <w:szCs w:val="22"/>
-        </w:rPr>
-        <w:t xml:space="preserve"> </w:t>
-      </w:r>
-      <w:proofErr w:type="spellStart"/>
-      <w:r>
-        <w:rPr>
-          <w:rFonts w:ascii="Arial" w:hAnsi="Arial" w:cs="Arial"/>
-          <w:b/>
-          <w:bCs/>
-          <w:i/>
-          <w:iCs/>
-          <w:color w:val="000000" w:themeColor="text1"/>
-          <w:sz w:val="22"/>
-          <w:szCs w:val="22"/>
-        </w:rPr>
-        <w:t>Cheerla</w:t>
-      </w:r>
-      <w:proofErr w:type="spellEnd"/>
-      <w:r>
-        <w:rPr>
-          <w:rFonts w:ascii="Arial" w:hAnsi="Arial" w:cs="Arial"/>
-          <w:b/>
-          <w:bCs/>
-          <w:i/>
-          <w:iCs/>
-          <w:color w:val="000000" w:themeColor="text1"/>
-          <w:sz w:val="22"/>
-          <w:szCs w:val="22"/>
-        </w:rPr>
-        <w:t xml:space="preserve"> et al. "</w:t>
-      </w:r>
-      <w:r>
-        <w:rPr>
-          <w:rFonts w:ascii="Arial" w:hAnsi="Arial" w:cs="Arial"/>
-          <w:b/>
-          <w:bCs/>
-          <w:i/>
-          <w:iCs/>
-          <w:color w:val="000000" w:themeColor="text1"/>
-          <w:sz w:val="22"/>
-          <w:szCs w:val="22"/>
-        </w:rPr>
-        <w:t>Syrinx Morphometrics</w:t>
-      </w:r>
-      <w:r>
-        <w:rPr>
-          <w:rFonts w:ascii="Arial" w:hAnsi="Arial" w:cs="Arial"/>
-          <w:b/>
-          <w:bCs/>
-          <w:i/>
-          <w:iCs/>
-          <w:color w:val="000000" w:themeColor="text1"/>
-          <w:sz w:val="22"/>
-          <w:szCs w:val="22"/>
-        </w:rPr>
-        <w:t xml:space="preserve"> Analysis </w:t>
-      </w:r>
-      <w:r>
-        <w:rPr>
-          <w:rFonts w:ascii="Arial" w:hAnsi="Arial" w:cs="Arial"/>
-          <w:b/>
-          <w:bCs/>
-          <w:i/>
-          <w:iCs/>
-          <w:color w:val="000000" w:themeColor="text1"/>
-          <w:sz w:val="22"/>
-          <w:szCs w:val="22"/>
-        </w:rPr>
-        <w:t xml:space="preserve">in </w:t>
-      </w:r>
-      <w:r>
-        <w:rPr>
-          <w:rFonts w:ascii="Arial" w:hAnsi="Arial" w:cs="Arial"/>
-          <w:b/>
-          <w:bCs/>
-          <w:i/>
-          <w:iCs/>
-          <w:color w:val="000000" w:themeColor="text1"/>
-          <w:sz w:val="22"/>
-          <w:szCs w:val="22"/>
-        </w:rPr>
-        <w:t xml:space="preserve">Chiari </w:t>
-      </w:r>
-      <w:r>
-        <w:rPr>
-          <w:rFonts w:ascii="Arial" w:hAnsi="Arial" w:cs="Arial"/>
-          <w:b/>
-          <w:bCs/>
-          <w:i/>
-          <w:iCs/>
-          <w:color w:val="000000" w:themeColor="text1"/>
-          <w:sz w:val="22"/>
-          <w:szCs w:val="22"/>
-        </w:rPr>
-        <w:t>Malformation Patient</w:t>
-      </w:r>
-      <w:r>
-        <w:rPr>
-          <w:rFonts w:ascii="Arial" w:hAnsi="Arial" w:cs="Arial"/>
-          <w:b/>
-          <w:bCs/>
-          <w:i/>
-          <w:iCs/>
-          <w:color w:val="000000" w:themeColor="text1"/>
-          <w:sz w:val="22"/>
-          <w:szCs w:val="22"/>
-        </w:rPr>
-        <w:t>s Before and After Surgery"</w:t>
-      </w:r>
     </w:p>
     <w:p>
       <w:pPr>
@@ -5532,6 +5208,245 @@
           <w:szCs w:val="22"/>
         </w:rPr>
         <w:lastRenderedPageBreak/>
+        <w:t xml:space="preserve"> Madeleine Sifford</w:t>
+      </w:r>
+      <w:r>
+        <w:rPr>
+          <w:rFonts w:ascii="Arial" w:hAnsi="Arial" w:cs="Arial"/>
+          <w:b/>
+          <w:bCs/>
+          <w:i/>
+          <w:iCs/>
+          <w:color w:val="000000" w:themeColor="text1"/>
+          <w:sz w:val="22"/>
+          <w:szCs w:val="22"/>
+        </w:rPr>
+        <w:t xml:space="preserve"> </w:t>
+      </w:r>
+      <w:r>
+        <w:rPr>
+          <w:rFonts w:ascii="Arial" w:hAnsi="Arial" w:cs="Arial"/>
+          <w:b/>
+          <w:bCs/>
+          <w:i/>
+          <w:iCs/>
+          <w:color w:val="000000" w:themeColor="text1"/>
+          <w:sz w:val="22"/>
+          <w:szCs w:val="22"/>
+        </w:rPr>
+        <w:t>“Landmark-based geometric analysis of the Chiari I malformation skeleton”</w:t>
+      </w:r>
+    </w:p>
+    <w:p>
+      <w:pPr>
+        <w:pStyle w:val="NormalWeb"/>
+        <w:spacing w:after="0"/>
+        <w:textAlignment w:val="baseline"/>
+        <w:rPr>
+          <w:rFonts w:ascii="Arial" w:hAnsi="Arial" w:cs="Arial"/>
+          <w:b/>
+          <w:bCs/>
+          <w:i/>
+          <w:iCs/>
+          <w:color w:val="000000" w:themeColor="text1"/>
+          <w:sz w:val="22"/>
+          <w:szCs w:val="22"/>
+        </w:rPr>
+      </w:pPr>
+      <w:r>
+        <w:rPr>
+          <w:rFonts w:ascii="Arial" w:hAnsi="Arial" w:cs="Arial"/>
+          <w:b/>
+          <w:bCs/>
+          <w:i/>
+          <w:iCs/>
+          <w:color w:val="000000" w:themeColor="text1"/>
+          <w:sz w:val="22"/>
+          <w:szCs w:val="22"/>
+        </w:rPr>
+        <w:t xml:space="preserve">Shahad Musa and </w:t>
+      </w:r>
+      <w:proofErr w:type="spellStart"/>
+      <w:r>
+        <w:rPr>
+          <w:rFonts w:ascii="Arial" w:hAnsi="Arial" w:cs="Arial"/>
+          <w:b/>
+          <w:bCs/>
+          <w:i/>
+          <w:iCs/>
+          <w:color w:val="000000" w:themeColor="text1"/>
+          <w:sz w:val="22"/>
+          <w:szCs w:val="22"/>
+        </w:rPr>
+        <w:t>Himasri</w:t>
+      </w:r>
+      <w:proofErr w:type="spellEnd"/>
+      <w:r>
+        <w:rPr>
+          <w:rFonts w:ascii="Arial" w:hAnsi="Arial" w:cs="Arial"/>
+          <w:b/>
+          <w:bCs/>
+          <w:i/>
+          <w:iCs/>
+          <w:color w:val="000000" w:themeColor="text1"/>
+          <w:sz w:val="22"/>
+          <w:szCs w:val="22"/>
+        </w:rPr>
+        <w:t xml:space="preserve"> </w:t>
+      </w:r>
+      <w:proofErr w:type="spellStart"/>
+      <w:r>
+        <w:rPr>
+          <w:rFonts w:ascii="Arial" w:hAnsi="Arial" w:cs="Arial"/>
+          <w:b/>
+          <w:bCs/>
+          <w:i/>
+          <w:iCs/>
+          <w:color w:val="000000" w:themeColor="text1"/>
+          <w:sz w:val="22"/>
+          <w:szCs w:val="22"/>
+        </w:rPr>
+        <w:t>Cheerla</w:t>
+      </w:r>
+      <w:proofErr w:type="spellEnd"/>
+      <w:r>
+        <w:rPr>
+          <w:rFonts w:ascii="Arial" w:hAnsi="Arial" w:cs="Arial"/>
+          <w:b/>
+          <w:bCs/>
+          <w:i/>
+          <w:iCs/>
+          <w:color w:val="000000" w:themeColor="text1"/>
+          <w:sz w:val="22"/>
+          <w:szCs w:val="22"/>
+        </w:rPr>
+        <w:t xml:space="preserve"> </w:t>
+      </w:r>
+      <w:r>
+        <w:rPr>
+          <w:rFonts w:ascii="Arial" w:hAnsi="Arial" w:cs="Arial"/>
+          <w:b/>
+          <w:bCs/>
+          <w:i/>
+          <w:iCs/>
+          <w:color w:val="000000" w:themeColor="text1"/>
+          <w:sz w:val="22"/>
+          <w:szCs w:val="22"/>
+        </w:rPr>
+        <w:t xml:space="preserve">“Correlation of 3D shape parameters with symptomatology in the Chiari I malformation posterior cranial fossa” </w:t>
+      </w:r>
+    </w:p>
+    <w:p>
+      <w:pPr>
+        <w:pStyle w:val="NormalWeb"/>
+        <w:spacing w:after="0"/>
+        <w:textAlignment w:val="baseline"/>
+        <w:rPr>
+          <w:rFonts w:ascii="Arial" w:hAnsi="Arial" w:cs="Arial"/>
+          <w:b/>
+          <w:bCs/>
+          <w:i/>
+          <w:iCs/>
+          <w:color w:val="000000" w:themeColor="text1"/>
+          <w:sz w:val="22"/>
+          <w:szCs w:val="22"/>
+        </w:rPr>
+      </w:pPr>
+      <w:r>
+        <w:rPr>
+          <w:rFonts w:ascii="Arial" w:hAnsi="Arial" w:cs="Arial"/>
+          <w:b/>
+          <w:bCs/>
+          <w:i/>
+          <w:iCs/>
+          <w:color w:val="000000" w:themeColor="text1"/>
+          <w:sz w:val="22"/>
+          <w:szCs w:val="22"/>
+        </w:rPr>
+        <w:t>Grace Lombardi and Olivia Magno</w:t>
+      </w:r>
+      <w:r>
+        <w:rPr>
+          <w:rFonts w:ascii="Arial" w:hAnsi="Arial" w:cs="Arial"/>
+          <w:b/>
+          <w:bCs/>
+          <w:i/>
+          <w:iCs/>
+          <w:color w:val="000000" w:themeColor="text1"/>
+          <w:sz w:val="22"/>
+          <w:szCs w:val="22"/>
+        </w:rPr>
+        <w:t xml:space="preserve"> </w:t>
+      </w:r>
+      <w:r>
+        <w:rPr>
+          <w:rFonts w:ascii="Arial" w:hAnsi="Arial" w:cs="Arial"/>
+          <w:b/>
+          <w:bCs/>
+          <w:i/>
+          <w:iCs/>
+          <w:color w:val="000000" w:themeColor="text1"/>
+          <w:sz w:val="22"/>
+          <w:szCs w:val="22"/>
+        </w:rPr>
+        <w:t xml:space="preserve">“Systematic Review of the planes and morphological parameters reported in Chiari I malformation </w:t>
+      </w:r>
+      <w:proofErr w:type="spellStart"/>
+      <w:r>
+        <w:rPr>
+          <w:rFonts w:ascii="Arial" w:hAnsi="Arial" w:cs="Arial"/>
+          <w:b/>
+          <w:bCs/>
+          <w:i/>
+          <w:iCs/>
+          <w:color w:val="000000" w:themeColor="text1"/>
+          <w:sz w:val="22"/>
+          <w:szCs w:val="22"/>
+        </w:rPr>
+        <w:t>craniocervical</w:t>
+      </w:r>
+      <w:proofErr w:type="spellEnd"/>
+      <w:r>
+        <w:rPr>
+          <w:rFonts w:ascii="Arial" w:hAnsi="Arial" w:cs="Arial"/>
+          <w:b/>
+          <w:bCs/>
+          <w:i/>
+          <w:iCs/>
+          <w:color w:val="000000" w:themeColor="text1"/>
+          <w:sz w:val="22"/>
+          <w:szCs w:val="22"/>
+        </w:rPr>
+        <w:t xml:space="preserve"> anatomy - opportunities for new research targets" </w:t>
+      </w:r>
+    </w:p>
+    <w:p>
+      <w:pPr>
+        <w:pStyle w:val="NormalWeb"/>
+        <w:spacing w:after="0"/>
+        <w:textAlignment w:val="baseline"/>
+        <w:rPr>
+          <w:rFonts w:ascii="Arial" w:hAnsi="Arial" w:cs="Arial"/>
+          <w:b/>
+          <w:bCs/>
+          <w:i/>
+          <w:iCs/>
+          <w:color w:val="000000" w:themeColor="text1"/>
+          <w:sz w:val="22"/>
+          <w:szCs w:val="22"/>
+        </w:rPr>
+      </w:pPr>
+      <w:r>
+        <w:rPr>
+          <w:rFonts w:ascii="Arial" w:hAnsi="Arial" w:cs="Arial"/>
+          <w:b/>
+          <w:bCs/>
+          <w:i/>
+          <w:iCs/>
+          <w:color w:val="000000" w:themeColor="text1"/>
+          <w:sz w:val="22"/>
+          <w:szCs w:val="22"/>
+        </w:rPr>
         <w:t>Ian</w:t>
       </w:r>
       <w:r>

--- a/content-webpage.docx
+++ b/content-webpage.docx
@@ -4113,16 +4113,77 @@
     <w:p>
       <w:pPr>
         <w:pStyle w:val="NormalWeb"/>
-        <w:rPr>
-          <w:sz w:val="22"/>
-          <w:szCs w:val="22"/>
-        </w:rPr>
-      </w:pPr>
-      <w:r>
-        <w:rPr>
-          <w:b/>
-          <w:bCs/>
-        </w:rPr>
+      </w:pPr>
+    </w:p>
+    <w:p>
+      <w:pPr>
+        <w:pStyle w:val="NormalWeb"/>
+      </w:pPr>
+      <w:r>
+        <w:rPr>
+          <w:b/>
+          <w:bCs/>
+        </w:rPr>
+        <w:t>James R. Houston, Ph.D.</w:t>
+      </w:r>
+      <w:r>
+        <w:rPr>
+          <w:b/>
+          <w:bCs/>
+        </w:rPr>
+        <w:t xml:space="preserve"> </w:t>
+      </w:r>
+      <w:r>
+        <w:t xml:space="preserve">— </w:t>
+      </w:r>
+      <w:r>
+        <w:t>D</w:t>
+      </w:r>
+      <w:r>
+        <w:t xml:space="preserve">r. Houston is an </w:t>
+      </w:r>
+      <w:r>
+        <w:t>Associate Professor of Psychology</w:t>
+      </w:r>
+      <w:r>
+        <w:t xml:space="preserve"> and the</w:t>
+      </w:r>
+      <w:r>
+        <w:t xml:space="preserve"> Director</w:t>
+      </w:r>
+      <w:r>
+        <w:t xml:space="preserve"> of the</w:t>
+      </w:r>
+      <w:r>
+        <w:t xml:space="preserve"> MT Cognitive Aging Laboratory </w:t>
+      </w:r>
+      <w:r>
+        <w:t xml:space="preserve">at </w:t>
+      </w:r>
+      <w:r>
+        <w:t>Middle Tennessee State University</w:t>
+      </w:r>
+      <w:r>
+        <w:t xml:space="preserve">. </w:t>
+      </w:r>
+      <w:r>
+        <w:t>Dr. Houston received his Ph.D. and M.S. in Adult Development and Aging Psychology from the University of Akron and his B.S. in Psychology from The Ohio State University. He completed a Postdoctoral Research Fellowship at the Conquer Chiari Research Center at the University of Akron before joining Middle Tennessee State University in 2018, where he directs the MT Cognitive Aging Laboratory. His research focuses on the neurological and behavioral aspects of aging, the neuroscience of emotion across the lifespan, and the role of the cerebellum in cognitive function through clinical research in Chiari malformation.</w:t>
+      </w:r>
+    </w:p>
+    <w:p>
+      <w:pPr>
+        <w:pStyle w:val="NormalWeb"/>
+        <w:rPr>
+          <w:sz w:val="22"/>
+          <w:szCs w:val="22"/>
+        </w:rPr>
+      </w:pPr>
+      <w:r>
+        <w:rPr>
+          <w:b/>
+          <w:bCs/>
+        </w:rPr>
+        <w:lastRenderedPageBreak/>
         <w:t>Babak Heydari</w:t>
       </w:r>
       <w:r>
@@ -4206,7 +4267,6 @@
           <w:b/>
           <w:bCs/>
         </w:rPr>
-        <w:lastRenderedPageBreak/>
         <w:t>Kristopher Kahle, MD, PhD</w:t>
       </w:r>
       <w:r>
@@ -4849,6 +4909,7 @@
           <w:sz w:val="22"/>
           <w:szCs w:val="22"/>
         </w:rPr>
+        <w:lastRenderedPageBreak/>
         <w:t xml:space="preserve">Hannah </w:t>
       </w:r>
       <w:r>
@@ -5207,7 +5268,6 @@
           <w:sz w:val="22"/>
           <w:szCs w:val="22"/>
         </w:rPr>
-        <w:lastRenderedPageBreak/>
         <w:t xml:space="preserve"> Madeleine Sifford</w:t>
       </w:r>
       <w:r>

--- a/content-webpage.docx
+++ b/content-webpage.docx
@@ -1,6 +1,6 @@
 
 <file path=word/document.xml><?xml version="1.0" encoding="utf-8"?>
-<w:document xmlns:wpc="http://schemas.microsoft.com/office/word/2010/wordprocessingCanvas" xmlns:cx="http://schemas.microsoft.com/office/drawing/2014/chartex" xmlns:cx1="http://schemas.microsoft.com/office/drawing/2015/9/8/chartex" xmlns:cx2="http://schemas.microsoft.com/office/drawing/2015/10/21/chartex" xmlns:cx3="http://schemas.microsoft.com/office/drawing/2016/5/9/chartex" xmlns:cx4="http://schemas.microsoft.com/office/drawing/2016/5/10/chartex" xmlns:cx5="http://schemas.microsoft.com/office/drawing/2016/5/11/chartex" xmlns:cx6="http://schemas.microsoft.com/office/drawing/2016/5/12/chartex" xmlns:cx7="http://schemas.microsoft.com/office/drawing/2016/5/13/chartex" xmlns:cx8="http://schemas.microsoft.com/office/drawing/2016/5/14/chartex" xmlns:mc="http://schemas.openxmlformats.org/markup-compatibility/2006" xmlns:aink="http://schemas.microsoft.com/office/drawing/2016/ink" xmlns:am3d="http://schemas.microsoft.com/office/drawing/2017/model3d" xmlns:o="urn:schemas-microsoft-com:office:office" xmlns:oel="http://schemas.microsoft.com/office/2019/extlst" xmlns:r="http://schemas.openxmlformats.org/officeDocument/2006/relationships" xmlns:m="http://schemas.openxmlformats.org/officeDocument/2006/math" xmlns:v="urn:schemas-microsoft-com:vml" xmlns:wp14="http://schemas.microsoft.com/office/word/2010/wordprocessingDrawing" xmlns:wp="http://schemas.openxmlformats.org/drawingml/2006/wordprocessingDrawing" xmlns:w10="urn:schemas-microsoft-com:office:word" xmlns:w="http://schemas.openxmlformats.org/wordprocessingml/2006/main" xmlns:w14="http://schemas.microsoft.com/office/word/2010/wordml" xmlns:w15="http://schemas.microsoft.com/office/word/2012/wordml" xmlns:w16cex="http://schemas.microsoft.com/office/word/2018/wordml/cex" xmlns:w16cid="http://schemas.microsoft.com/office/word/2016/wordml/cid" xmlns:w16="http://schemas.microsoft.com/office/word/2018/wordml" xmlns:w16du="http://schemas.microsoft.com/office/word/2023/wordml/word16du" xmlns:w16sdtdh="http://schemas.microsoft.com/office/word/2020/wordml/sdtdatahash" xmlns:w16sdtfl="http://schemas.microsoft.com/office/word/2024/wordml/sdtformatlock" xmlns:w16se="http://schemas.microsoft.com/office/word/2015/wordml/symex" xmlns:wpg="http://schemas.microsoft.com/office/word/2010/wordprocessingGroup" xmlns:wpi="http://schemas.microsoft.com/office/word/2010/wordprocessingInk" xmlns:wne="http://schemas.microsoft.com/office/word/2006/wordml" xmlns:wps="http://schemas.microsoft.com/office/word/2010/wordprocessingShape" mc:Ignorable="w14 w15 w16se w16cid w16 w16cex w16sdtdh w16sdtfl w16du wp14">
+<w:document xmlns:wpc="http://schemas.microsoft.com/office/word/2010/wordprocessingCanvas" xmlns:cx="http://schemas.microsoft.com/office/drawing/2014/chartex" xmlns:cx1="http://schemas.microsoft.com/office/drawing/2015/9/8/chartex" xmlns:cx2="http://schemas.microsoft.com/office/drawing/2015/10/21/chartex" xmlns:cx3="http://schemas.microsoft.com/office/drawing/2016/5/9/chartex" xmlns:cx4="http://schemas.microsoft.com/office/drawing/2016/5/10/chartex" xmlns:cx5="http://schemas.microsoft.com/office/drawing/2016/5/11/chartex" xmlns:cx6="http://schemas.microsoft.com/office/drawing/2016/5/12/chartex" xmlns:cx7="http://schemas.microsoft.com/office/drawing/2016/5/13/chartex" xmlns:cx8="http://schemas.microsoft.com/office/drawing/2016/5/14/chartex" xmlns:mc="http://schemas.openxmlformats.org/markup-compatibility/2006" xmlns:m="http://schemas.openxmlformats.org/officeDocument/2006/math" xmlns:aink="http://schemas.microsoft.com/office/drawing/2016/ink" xmlns:am3d="http://schemas.microsoft.com/office/drawing/2017/model3d" xmlns:oel="http://schemas.microsoft.com/office/2019/extlst" xmlns:r="http://schemas.openxmlformats.org/officeDocument/2006/relationships" xmlns:wp14="http://schemas.microsoft.com/office/word/2010/wordprocessingDrawing" xmlns:wp="http://schemas.openxmlformats.org/drawingml/2006/wordprocessingDrawing" xmlns:wpg="http://schemas.microsoft.com/office/word/2010/wordprocessingGroup" xmlns:wpi="http://schemas.microsoft.com/office/word/2010/wordprocessingInk" xmlns:wps="http://schemas.microsoft.com/office/word/2010/wordprocessingShape" xmlns:o="urn:schemas-microsoft-com:office:office" xmlns:v="urn:schemas-microsoft-com:vml" xmlns:w10="urn:schemas-microsoft-com:office:word" xmlns:w="http://schemas.openxmlformats.org/wordprocessingml/2006/main" xmlns:w14="http://schemas.microsoft.com/office/word/2010/wordml" xmlns:w15="http://schemas.microsoft.com/office/word/2012/wordml" xmlns:w16cei="http://schemas.microsoft.com/office/word/2026/wordml/cei" xmlns:w16cex="http://schemas.microsoft.com/office/word/2018/wordml/cex" xmlns:w16cid="http://schemas.microsoft.com/office/word/2016/wordml/cid" xmlns:w16="http://schemas.microsoft.com/office/word/2018/wordml" xmlns:w16sdtdh="http://schemas.microsoft.com/office/word/2020/wordml/sdtdatahash" xmlns:w16sdtfl="http://schemas.microsoft.com/office/word/2024/wordml/sdtformatlock" xmlns:w16se="http://schemas.microsoft.com/office/word/2015/wordml/symex" xmlns:w16du="http://schemas.microsoft.com/office/word/2023/wordml/word16du" xmlns:wne="http://schemas.microsoft.com/office/word/2006/wordml" mc:Ignorable="w14 w15 w16se w16cid w16 w16cex w16sdtdh w16sdtfl w16du wp14">
   <w:body>
     <w:p>
       <w:pPr>
@@ -2592,10 +2592,7 @@
         <w:spacing w:before="0" w:beforeAutospacing="0" w:after="0" w:afterAutospacing="0"/>
         <w:textAlignment w:val="baseline"/>
         <w:rPr>
-          <w:rFonts w:ascii="Arial" w:hAnsi="Arial" w:cs="Arial"/>
-          <w:color w:val="000000" w:themeColor="text1"/>
-          <w:sz w:val="22"/>
-          <w:szCs w:val="22"/>
+          <w:rStyle w:val="Strong"/>
         </w:rPr>
       </w:pPr>
       <w:r>
@@ -2625,16 +2622,34 @@
           <w:sz w:val="22"/>
           <w:szCs w:val="22"/>
         </w:rPr>
-        <w:t>Hannah Higgins, Mathew?</w:t>
-      </w:r>
-      <w:r>
-        <w:rPr>
-          <w:rFonts w:ascii="Arial" w:hAnsi="Arial" w:cs="Arial"/>
-          <w:color w:val="000000" w:themeColor="text1"/>
-          <w:sz w:val="22"/>
-          <w:szCs w:val="22"/>
-        </w:rPr>
-        <w:t xml:space="preserve"> </w:t>
+        <w:t xml:space="preserve">Hannah Higgins, </w:t>
+      </w:r>
+      <w:r>
+        <w:rPr>
+          <w:b/>
+          <w:bCs/>
+        </w:rPr>
+        <w:t>Emily Stutheit</w:t>
+      </w:r>
+      <w:r>
+        <w:rPr>
+          <w:b/>
+          <w:bCs/>
+        </w:rPr>
+        <w:t xml:space="preserve">, </w:t>
+      </w:r>
+      <w:r>
+        <w:rPr>
+          <w:rStyle w:val="Strong"/>
+        </w:rPr>
+        <w:t xml:space="preserve">Matthew Bloom, </w:t>
+      </w:r>
+      <w:r>
+        <w:rPr>
+          <w:b/>
+          <w:bCs/>
+        </w:rPr>
+        <w:t>Victoria Wyma</w:t>
       </w:r>
     </w:p>
     <w:p>
@@ -2649,6 +2664,15 @@
           <w:szCs w:val="22"/>
         </w:rPr>
       </w:pPr>
+      <w:r>
+        <w:rPr>
+          <w:rFonts w:ascii="Arial" w:hAnsi="Arial" w:cs="Arial"/>
+          <w:color w:val="000000" w:themeColor="text1"/>
+          <w:sz w:val="22"/>
+          <w:szCs w:val="22"/>
+        </w:rPr>
+        <w:t xml:space="preserve"> </w:t>
+      </w:r>
     </w:p>
     <w:p>
       <w:pPr>
@@ -2662,15 +2686,6 @@
           <w:szCs w:val="22"/>
         </w:rPr>
       </w:pPr>
-      <w:r>
-        <w:rPr>
-          <w:rFonts w:ascii="Arial" w:hAnsi="Arial" w:cs="Arial"/>
-          <w:color w:val="000000" w:themeColor="text1"/>
-          <w:sz w:val="22"/>
-          <w:szCs w:val="22"/>
-        </w:rPr>
-        <w:t>We</w:t>
-      </w:r>
     </w:p>
     <w:p>
       <w:pPr>
@@ -4676,31 +4691,45 @@
     <w:p>
       <w:pPr>
         <w:pStyle w:val="NormalWeb"/>
-        <w:spacing w:before="0" w:beforeAutospacing="0" w:after="0" w:afterAutospacing="0"/>
+        <w:spacing w:after="0"/>
         <w:textAlignment w:val="baseline"/>
-        <w:rPr>
-          <w:rFonts w:ascii="Arial" w:hAnsi="Arial" w:cs="Arial"/>
-          <w:b/>
-          <w:bCs/>
-          <w:i/>
-          <w:iCs/>
-          <w:color w:val="000000" w:themeColor="text1"/>
-          <w:sz w:val="44"/>
-          <w:szCs w:val="44"/>
-        </w:rPr>
-      </w:pPr>
-      <w:r>
-        <w:rPr>
-          <w:rFonts w:ascii="Arial" w:hAnsi="Arial" w:cs="Arial"/>
-          <w:b/>
-          <w:bCs/>
-          <w:i/>
-          <w:iCs/>
-          <w:color w:val="000000" w:themeColor="text1"/>
-          <w:sz w:val="44"/>
-          <w:szCs w:val="44"/>
-        </w:rPr>
-        <w:t>Posters:</w:t>
+      </w:pPr>
+      <w:r>
+        <w:rPr>
+          <w:b/>
+          <w:bCs/>
+        </w:rPr>
+        <w:t>Victoria Wyma, MNPL, CVA</w:t>
+      </w:r>
+      <w:r>
+        <w:rPr>
+          <w:b/>
+          <w:bCs/>
+        </w:rPr>
+        <w:t xml:space="preserve"> </w:t>
+      </w:r>
+      <w:r>
+        <w:rPr>
+          <w:sz w:val="22"/>
+          <w:szCs w:val="22"/>
+        </w:rPr>
+        <w:t>—</w:t>
+      </w:r>
+      <w:r>
+        <w:rPr>
+          <w:sz w:val="22"/>
+          <w:szCs w:val="22"/>
+        </w:rPr>
+        <w:t xml:space="preserve"> </w:t>
+      </w:r>
+      <w:r>
+        <w:t>PhD Student, Leadership Studies</w:t>
+      </w:r>
+      <w:r>
+        <w:t xml:space="preserve">, </w:t>
+      </w:r>
+      <w:r>
+        <w:t>University of Lynchburg; CMI Patient</w:t>
       </w:r>
     </w:p>
     <w:p>
@@ -4708,6 +4737,146 @@
         <w:pStyle w:val="NormalWeb"/>
         <w:spacing w:before="0" w:beforeAutospacing="0" w:after="0" w:afterAutospacing="0"/>
         <w:textAlignment w:val="baseline"/>
+      </w:pPr>
+      <w:r>
+        <w:t xml:space="preserve">Victoria is a first-year PhD student in Leadership Studies at the University of Lynchburg. She graduated with a Bachelor of Science in Behavioral Neuroscience with minors in Anthropology and Sociology from Nova Southeastern University and has her Masters in Nonprofit Leadership Studies from the University of </w:t>
+      </w:r>
+      <w:r>
+        <w:lastRenderedPageBreak/>
+        <w:t>Lynchburg. Victoria works for the American Association for the Study of Liver Diseases supporting grants and early career programs for researchers and clinicians interested in pursuing a career in hepatology. She also holds her Certification in Volunteer Administration (CVA) and has been an avid volunteer for Conquer Chiari and mentoring programs over the years. Victoria was diagnosed with Chiari around four months old and underwent decompression surgery in July 2012. She was recently diagnosed with EDS and hopes sharing her experiences can help the rare disease community in the future.</w:t>
+      </w:r>
+    </w:p>
+    <w:p>
+      <w:pPr>
+        <w:pStyle w:val="NormalWeb"/>
+        <w:spacing w:before="0" w:beforeAutospacing="0" w:after="0" w:afterAutospacing="0"/>
+        <w:textAlignment w:val="baseline"/>
+      </w:pPr>
+    </w:p>
+    <w:p>
+      <w:pPr>
+        <w:pStyle w:val="NormalWeb"/>
+        <w:spacing w:before="0" w:beforeAutospacing="0" w:after="0" w:afterAutospacing="0"/>
+        <w:textAlignment w:val="baseline"/>
+      </w:pPr>
+      <w:r>
+        <w:rPr>
+          <w:rStyle w:val="Strong"/>
+        </w:rPr>
+        <w:t>Matthew Bloom, M.S.</w:t>
+      </w:r>
+      <w:r>
+        <w:rPr>
+          <w:rStyle w:val="Strong"/>
+        </w:rPr>
+        <w:t xml:space="preserve"> </w:t>
+      </w:r>
+      <w:r>
+        <w:rPr>
+          <w:sz w:val="22"/>
+          <w:szCs w:val="22"/>
+        </w:rPr>
+        <w:t>—</w:t>
+      </w:r>
+      <w:r>
+        <w:rPr>
+          <w:sz w:val="22"/>
+          <w:szCs w:val="22"/>
+        </w:rPr>
+        <w:t xml:space="preserve"> </w:t>
+      </w:r>
+      <w:r>
+        <w:t>Matthew joined the lab in May 2026. His studies involve investigating clinical datasets, patient-reported outcomes, and atmospheric variables to identify trends and improve understanding of symptom variability in Chiari patients. He also works on software development and large-scale data analysis related to Chiari malformation symptomatology, including investigation of potential associations between environment- and weather-related factors and symptom fluctuations.</w:t>
+      </w:r>
+      <w:r>
+        <w:br/>
+      </w:r>
+      <w:r>
+        <w:br/>
+        <w:t>Pursuing M.S. in Computer Science | Northeastern University (Khoury), expected graduation 2027</w:t>
+      </w:r>
+      <w:r>
+        <w:br/>
+        <w:t>M.S. in Game Design | Northeastern University (CAMD)</w:t>
+      </w:r>
+      <w:r>
+        <w:br/>
+        <w:t>B.S. in Integrated Design &amp; Media | New York University (Tandon School of Engineering)</w:t>
+      </w:r>
+      <w:r>
+        <w:br/>
+        <w:t>Hometown: Roslyn, NY</w:t>
+      </w:r>
+    </w:p>
+    <w:p>
+      <w:pPr>
+        <w:pStyle w:val="NormalWeb"/>
+        <w:spacing w:before="0" w:beforeAutospacing="0" w:after="0" w:afterAutospacing="0"/>
+        <w:textAlignment w:val="baseline"/>
+        <w:rPr>
+          <w:rFonts w:ascii="Arial" w:hAnsi="Arial" w:cs="Arial"/>
+          <w:b/>
+          <w:bCs/>
+          <w:i/>
+          <w:iCs/>
+          <w:color w:val="000000" w:themeColor="text1"/>
+          <w:sz w:val="44"/>
+          <w:szCs w:val="44"/>
+        </w:rPr>
+      </w:pPr>
+    </w:p>
+    <w:p>
+      <w:pPr>
+        <w:pStyle w:val="NormalWeb"/>
+        <w:spacing w:before="0" w:beforeAutospacing="0" w:after="0" w:afterAutospacing="0"/>
+        <w:textAlignment w:val="baseline"/>
+        <w:rPr>
+          <w:rFonts w:ascii="Arial" w:hAnsi="Arial" w:cs="Arial"/>
+          <w:b/>
+          <w:bCs/>
+          <w:i/>
+          <w:iCs/>
+          <w:color w:val="000000" w:themeColor="text1"/>
+          <w:sz w:val="44"/>
+          <w:szCs w:val="44"/>
+        </w:rPr>
+      </w:pPr>
+    </w:p>
+    <w:p>
+      <w:pPr>
+        <w:pStyle w:val="NormalWeb"/>
+        <w:spacing w:before="0" w:beforeAutospacing="0" w:after="0" w:afterAutospacing="0"/>
+        <w:textAlignment w:val="baseline"/>
+        <w:rPr>
+          <w:rFonts w:ascii="Arial" w:hAnsi="Arial" w:cs="Arial"/>
+          <w:b/>
+          <w:bCs/>
+          <w:i/>
+          <w:iCs/>
+          <w:color w:val="000000" w:themeColor="text1"/>
+          <w:sz w:val="44"/>
+          <w:szCs w:val="44"/>
+        </w:rPr>
+      </w:pPr>
+      <w:r>
+        <w:rPr>
+          <w:rFonts w:ascii="Arial" w:hAnsi="Arial" w:cs="Arial"/>
+          <w:b/>
+          <w:bCs/>
+          <w:i/>
+          <w:iCs/>
+          <w:color w:val="000000" w:themeColor="text1"/>
+          <w:sz w:val="44"/>
+          <w:szCs w:val="44"/>
+        </w:rPr>
+        <w:t>Posters:</w:t>
+      </w:r>
+    </w:p>
+    <w:p>
+      <w:pPr>
+        <w:pStyle w:val="NormalWeb"/>
+        <w:spacing w:before="0" w:beforeAutospacing="0" w:after="0" w:afterAutospacing="0"/>
+        <w:textAlignment w:val="baseline"/>
         <w:rPr>
           <w:rFonts w:ascii="Arial" w:hAnsi="Arial" w:cs="Arial"/>
           <w:b/>
@@ -4909,7 +5078,6 @@
           <w:sz w:val="22"/>
           <w:szCs w:val="22"/>
         </w:rPr>
-        <w:lastRenderedPageBreak/>
         <w:t xml:space="preserve">Hannah </w:t>
       </w:r>
       <w:r>
@@ -6165,7 +6333,6 @@
         </w:rPr>
         <w:t xml:space="preserve">to Improve </w:t>
       </w:r>
-      <w:proofErr w:type="spellStart"/>
       <w:r>
         <w:rPr>
           <w:rFonts w:ascii="Arial" w:eastAsia="Times New Roman" w:hAnsi="Arial" w:cs="Arial"/>
@@ -6177,9 +6344,8 @@
           <w:szCs w:val="22"/>
           <w14:ligatures w14:val="none"/>
         </w:rPr>
-        <w:t>Symtoms</w:t>
-      </w:r>
-      <w:proofErr w:type="spellEnd"/>
+        <w:t>Symptoms</w:t>
+      </w:r>
       <w:r>
         <w:rPr>
           <w:rFonts w:ascii="Arial" w:eastAsia="Times New Roman" w:hAnsi="Arial" w:cs="Arial"/>
@@ -6234,6 +6400,45 @@
         <w:t xml:space="preserve"> (</w:t>
       </w:r>
       <w:proofErr w:type="gramEnd"/>
+      <w:r>
+        <w:rPr>
+          <w:rFonts w:ascii="Arial" w:eastAsia="Times New Roman" w:hAnsi="Arial" w:cs="Arial"/>
+          <w:b/>
+          <w:bCs/>
+          <w:color w:val="000000"/>
+          <w:kern w:val="0"/>
+          <w:sz w:val="22"/>
+          <w:szCs w:val="22"/>
+          <w14:ligatures w14:val="none"/>
+        </w:rPr>
+        <w:t>Yuxuan '</w:t>
+      </w:r>
+      <w:r>
+        <w:rPr>
+          <w:rFonts w:ascii="Arial" w:eastAsia="Times New Roman" w:hAnsi="Arial" w:cs="Arial"/>
+          <w:b/>
+          <w:bCs/>
+          <w:color w:val="000000"/>
+          <w:kern w:val="0"/>
+          <w:sz w:val="22"/>
+          <w:szCs w:val="22"/>
+          <w14:ligatures w14:val="none"/>
+        </w:rPr>
+        <w:t>J</w:t>
+      </w:r>
+      <w:r>
+        <w:rPr>
+          <w:rFonts w:ascii="Arial" w:eastAsia="Times New Roman" w:hAnsi="Arial" w:cs="Arial"/>
+          <w:b/>
+          <w:bCs/>
+          <w:color w:val="000000"/>
+          <w:kern w:val="0"/>
+          <w:sz w:val="22"/>
+          <w:szCs w:val="22"/>
+          <w14:ligatures w14:val="none"/>
+        </w:rPr>
+        <w:t xml:space="preserve">erry' Wang, </w:t>
+      </w:r>
       <w:r>
         <w:rPr>
           <w:rFonts w:ascii="Arial" w:eastAsia="Times New Roman" w:hAnsi="Arial" w:cs="Arial"/>
@@ -6344,6 +6549,19 @@
           <w14:ligatures w14:val="none"/>
         </w:rPr>
         <w:t xml:space="preserve"> Assessment for CMI Patients (</w:t>
+      </w:r>
+      <w:r>
+        <w:rPr>
+          <w:rFonts w:ascii="Arial" w:eastAsia="Times New Roman" w:hAnsi="Arial" w:cs="Arial"/>
+          <w:b/>
+          <w:bCs/>
+          <w:color w:val="000000"/>
+          <w:kern w:val="0"/>
+          <w:sz w:val="22"/>
+          <w:szCs w:val="22"/>
+          <w14:ligatures w14:val="none"/>
+        </w:rPr>
+        <w:t xml:space="preserve">Yuxuan 'Jerry' Wang, </w:t>
       </w:r>
       <w:r>
         <w:rPr>
@@ -6479,7 +6697,7 @@
 </file>
 
 <file path=word/numbering.xml><?xml version="1.0" encoding="utf-8"?>
-<w:numbering xmlns:wpc="http://schemas.microsoft.com/office/word/2010/wordprocessingCanvas" xmlns:cx="http://schemas.microsoft.com/office/drawing/2014/chartex" xmlns:cx1="http://schemas.microsoft.com/office/drawing/2015/9/8/chartex" xmlns:cx2="http://schemas.microsoft.com/office/drawing/2015/10/21/chartex" xmlns:cx3="http://schemas.microsoft.com/office/drawing/2016/5/9/chartex" xmlns:cx4="http://schemas.microsoft.com/office/drawing/2016/5/10/chartex" xmlns:cx5="http://schemas.microsoft.com/office/drawing/2016/5/11/chartex" xmlns:cx6="http://schemas.microsoft.com/office/drawing/2016/5/12/chartex" xmlns:cx7="http://schemas.microsoft.com/office/drawing/2016/5/13/chartex" xmlns:cx8="http://schemas.microsoft.com/office/drawing/2016/5/14/chartex" xmlns:mc="http://schemas.openxmlformats.org/markup-compatibility/2006" xmlns:aink="http://schemas.microsoft.com/office/drawing/2016/ink" xmlns:am3d="http://schemas.microsoft.com/office/drawing/2017/model3d" xmlns:o="urn:schemas-microsoft-com:office:office" xmlns:oel="http://schemas.microsoft.com/office/2019/extlst" xmlns:r="http://schemas.openxmlformats.org/officeDocument/2006/relationships" xmlns:m="http://schemas.openxmlformats.org/officeDocument/2006/math" xmlns:v="urn:schemas-microsoft-com:vml" xmlns:wp14="http://schemas.microsoft.com/office/word/2010/wordprocessingDrawing" xmlns:wp="http://schemas.openxmlformats.org/drawingml/2006/wordprocessingDrawing" xmlns:w10="urn:schemas-microsoft-com:office:word" xmlns:w="http://schemas.openxmlformats.org/wordprocessingml/2006/main" xmlns:w14="http://schemas.microsoft.com/office/word/2010/wordml" xmlns:w15="http://schemas.microsoft.com/office/word/2012/wordml" xmlns:w16cex="http://schemas.microsoft.com/office/word/2018/wordml/cex" xmlns:w16cid="http://schemas.microsoft.com/office/word/2016/wordml/cid" xmlns:w16="http://schemas.microsoft.com/office/word/2018/wordml" xmlns:w16du="http://schemas.microsoft.com/office/word/2023/wordml/word16du" xmlns:w16sdtdh="http://schemas.microsoft.com/office/word/2020/wordml/sdtdatahash" xmlns:w16sdtfl="http://schemas.microsoft.com/office/word/2024/wordml/sdtformatlock" xmlns:w16se="http://schemas.microsoft.com/office/word/2015/wordml/symex" xmlns:wpg="http://schemas.microsoft.com/office/word/2010/wordprocessingGroup" xmlns:wpi="http://schemas.microsoft.com/office/word/2010/wordprocessingInk" xmlns:wne="http://schemas.microsoft.com/office/word/2006/wordml" xmlns:wps="http://schemas.microsoft.com/office/word/2010/wordprocessingShape" mc:Ignorable="w14 w15 w16se w16cid w16 w16cex w16sdtdh w16sdtfl w16du wp14">
+<w:numbering xmlns:wpc="http://schemas.microsoft.com/office/word/2010/wordprocessingCanvas" xmlns:cx="http://schemas.microsoft.com/office/drawing/2014/chartex" xmlns:cx1="http://schemas.microsoft.com/office/drawing/2015/9/8/chartex" xmlns:cx2="http://schemas.microsoft.com/office/drawing/2015/10/21/chartex" xmlns:cx3="http://schemas.microsoft.com/office/drawing/2016/5/9/chartex" xmlns:cx4="http://schemas.microsoft.com/office/drawing/2016/5/10/chartex" xmlns:cx5="http://schemas.microsoft.com/office/drawing/2016/5/11/chartex" xmlns:cx6="http://schemas.microsoft.com/office/drawing/2016/5/12/chartex" xmlns:cx7="http://schemas.microsoft.com/office/drawing/2016/5/13/chartex" xmlns:cx8="http://schemas.microsoft.com/office/drawing/2016/5/14/chartex" xmlns:mc="http://schemas.openxmlformats.org/markup-compatibility/2006" xmlns:m="http://schemas.openxmlformats.org/officeDocument/2006/math" xmlns:aink="http://schemas.microsoft.com/office/drawing/2016/ink" xmlns:am3d="http://schemas.microsoft.com/office/drawing/2017/model3d" xmlns:oel="http://schemas.microsoft.com/office/2019/extlst" xmlns:r="http://schemas.openxmlformats.org/officeDocument/2006/relationships" xmlns:wp14="http://schemas.microsoft.com/office/word/2010/wordprocessingDrawing" xmlns:wp="http://schemas.openxmlformats.org/drawingml/2006/wordprocessingDrawing" xmlns:wpg="http://schemas.microsoft.com/office/word/2010/wordprocessingGroup" xmlns:wpi="http://schemas.microsoft.com/office/word/2010/wordprocessingInk" xmlns:wps="http://schemas.microsoft.com/office/word/2010/wordprocessingShape" xmlns:o="urn:schemas-microsoft-com:office:office" xmlns:v="urn:schemas-microsoft-com:vml" xmlns:w10="urn:schemas-microsoft-com:office:word" xmlns:w="http://schemas.openxmlformats.org/wordprocessingml/2006/main" xmlns:w14="http://schemas.microsoft.com/office/word/2010/wordml" xmlns:w15="http://schemas.microsoft.com/office/word/2012/wordml" xmlns:w16cei="http://schemas.microsoft.com/office/word/2026/wordml/cei" xmlns:w16cex="http://schemas.microsoft.com/office/word/2018/wordml/cex" xmlns:w16cid="http://schemas.microsoft.com/office/word/2016/wordml/cid" xmlns:w16="http://schemas.microsoft.com/office/word/2018/wordml" xmlns:w16sdtdh="http://schemas.microsoft.com/office/word/2020/wordml/sdtdatahash" xmlns:w16sdtfl="http://schemas.microsoft.com/office/word/2024/wordml/sdtformatlock" xmlns:w16se="http://schemas.microsoft.com/office/word/2015/wordml/symex" xmlns:w16du="http://schemas.microsoft.com/office/word/2023/wordml/word16du" xmlns:wne="http://schemas.microsoft.com/office/word/2006/wordml" mc:Ignorable="w14 w15 w16se w16cid w16 w16cex w16sdtdh w16sdtfl w16du wp14">
   <w:abstractNum w:abstractNumId="0" w15:restartNumberingAfterBreak="0">
     <w:nsid w:val="72F573E4"/>
     <w:multiLevelType w:val="multilevel"/>
@@ -6752,7 +6970,7 @@
 </file>
 
 <file path=word/styles.xml><?xml version="1.0" encoding="utf-8"?>
-<w:styles xmlns:mc="http://schemas.openxmlformats.org/markup-compatibility/2006" xmlns:r="http://schemas.openxmlformats.org/officeDocument/2006/relationships" xmlns:w="http://schemas.openxmlformats.org/wordprocessingml/2006/main" xmlns:w14="http://schemas.microsoft.com/office/word/2010/wordml" xmlns:w15="http://schemas.microsoft.com/office/word/2012/wordml" xmlns:w16cex="http://schemas.microsoft.com/office/word/2018/wordml/cex" xmlns:w16cid="http://schemas.microsoft.com/office/word/2016/wordml/cid" xmlns:w16="http://schemas.microsoft.com/office/word/2018/wordml" xmlns:w16du="http://schemas.microsoft.com/office/word/2023/wordml/word16du" xmlns:w16sdtdh="http://schemas.microsoft.com/office/word/2020/wordml/sdtdatahash" xmlns:w16sdtfl="http://schemas.microsoft.com/office/word/2024/wordml/sdtformatlock" xmlns:w16se="http://schemas.microsoft.com/office/word/2015/wordml/symex" mc:Ignorable="w14 w15 w16se w16cid w16 w16cex w16sdtdh w16sdtfl w16du">
+<w:styles xmlns:mc="http://schemas.openxmlformats.org/markup-compatibility/2006" xmlns:r="http://schemas.openxmlformats.org/officeDocument/2006/relationships" xmlns:w="http://schemas.openxmlformats.org/wordprocessingml/2006/main" xmlns:w14="http://schemas.microsoft.com/office/word/2010/wordml" xmlns:w15="http://schemas.microsoft.com/office/word/2012/wordml" xmlns:w16cex="http://schemas.microsoft.com/office/word/2018/wordml/cex" xmlns:w16cid="http://schemas.microsoft.com/office/word/2016/wordml/cid" xmlns:w16="http://schemas.microsoft.com/office/word/2018/wordml" xmlns:w16sdtdh="http://schemas.microsoft.com/office/word/2020/wordml/sdtdatahash" xmlns:w16sdtfl="http://schemas.microsoft.com/office/word/2024/wordml/sdtformatlock" xmlns:w16se="http://schemas.microsoft.com/office/word/2015/wordml/symex" xmlns:w16du="http://schemas.microsoft.com/office/word/2023/wordml/word16du" mc:Ignorable="w14 w15 w16se w16cid w16 w16cex w16sdtdh w16sdtfl w16du">
   <w:docDefaults>
     <w:rPrDefault>
       <w:rPr>

--- a/content-webpage.docx
+++ b/content-webpage.docx
@@ -392,178 +392,116 @@
         <w:t xml:space="preserve">  </w:t>
       </w:r>
     </w:p>
+    <w:p>
+      <w:pPr>
+        <w:spacing w:after="0" w:line="240" w:lineRule="auto"/>
+        <w:ind w:left="180" w:firstLine="540"/>
+        <w:rPr>
+          <w:rFonts w:ascii="Times New Roman" w:eastAsia="Times New Roman" w:hAnsi="Times New Roman" w:cs="Times New Roman"/>
+          <w:kern w:val="0"/>
+          <w:sz w:val="22"/>
+          <w:szCs w:val="22"/>
+          <w14:ligatures w14:val="none"/>
+        </w:rPr>
+      </w:pPr>
+    </w:p>
+    <w:p>
+      <w:pPr>
+        <w:pStyle w:val="NormalWeb"/>
+        <w:spacing w:before="0" w:beforeAutospacing="0" w:after="0" w:afterAutospacing="0"/>
+        <w:jc w:val="both"/>
+        <w:textAlignment w:val="baseline"/>
+        <w:rPr>
+          <w:rFonts w:ascii="Roboto" w:hAnsi="Roboto"/>
+          <w:b/>
+          <w:bCs/>
+          <w:color w:val="000000" w:themeColor="text1"/>
+          <w:sz w:val="22"/>
+          <w:szCs w:val="22"/>
+        </w:rPr>
+      </w:pPr>
+    </w:p>
     <w:tbl>
       <w:tblPr>
-        <w:tblW w:w="0" w:type="auto"/>
+        <w:tblW w:w="9360" w:type="dxa"/>
+        <w:tblBorders>
+          <w:top w:val="single" w:sz="4" w:space="0" w:color="1F3864"/>
+          <w:left w:val="single" w:sz="4" w:space="0" w:color="1F3864"/>
+          <w:bottom w:val="single" w:sz="4" w:space="0" w:color="1F3864"/>
+          <w:right w:val="single" w:sz="4" w:space="0" w:color="1F3864"/>
+          <w:insideH w:val="single" w:sz="4" w:space="0" w:color="auto"/>
+          <w:insideV w:val="single" w:sz="4" w:space="0" w:color="auto"/>
+        </w:tblBorders>
         <w:tblCellMar>
-          <w:top w:w="15" w:type="dxa"/>
-          <w:left w:w="15" w:type="dxa"/>
-          <w:bottom w:w="15" w:type="dxa"/>
-          <w:right w:w="15" w:type="dxa"/>
+          <w:left w:w="10" w:type="dxa"/>
+          <w:right w:w="10" w:type="dxa"/>
         </w:tblCellMar>
         <w:tblLook w:val="04A0" w:firstRow="1" w:lastRow="0" w:firstColumn="1" w:lastColumn="0" w:noHBand="0" w:noVBand="1"/>
       </w:tblPr>
       <w:tblGrid>
-        <w:gridCol w:w="1801"/>
-        <w:gridCol w:w="1825"/>
-        <w:gridCol w:w="3635"/>
+        <w:gridCol w:w="2200"/>
+        <w:gridCol w:w="7160"/>
       </w:tblGrid>
       <w:tr>
         <w:tc>
           <w:tcPr>
             <w:tcW w:w="0" w:type="auto"/>
-            <w:tcBorders>
-              <w:top w:val="single" w:sz="8" w:space="0" w:color="000000"/>
-              <w:left w:val="single" w:sz="8" w:space="0" w:color="000000"/>
-              <w:bottom w:val="single" w:sz="8" w:space="0" w:color="000000"/>
-              <w:right w:val="single" w:sz="8" w:space="0" w:color="000000"/>
-            </w:tcBorders>
+            <w:gridSpan w:val="2"/>
+            <w:shd w:val="clear" w:color="auto" w:fill="1F3864"/>
             <w:tcMar>
-              <w:top w:w="100" w:type="dxa"/>
-              <w:left w:w="100" w:type="dxa"/>
-              <w:bottom w:w="100" w:type="dxa"/>
-              <w:right w:w="100" w:type="dxa"/>
+              <w:top w:w="80" w:type="dxa"/>
+              <w:left w:w="120" w:type="dxa"/>
+              <w:bottom w:w="80" w:type="dxa"/>
+              <w:right w:w="120" w:type="dxa"/>
             </w:tcMar>
-            <w:hideMark/>
           </w:tcPr>
           <w:p>
             <w:pPr>
-              <w:spacing w:after="0" w:line="240" w:lineRule="auto"/>
-              <w:ind w:left="180" w:firstLine="540"/>
-              <w:rPr>
-                <w:rFonts w:ascii="Times New Roman" w:eastAsia="Times New Roman" w:hAnsi="Times New Roman" w:cs="Times New Roman"/>
-                <w:kern w:val="0"/>
+              <w:jc w:val="center"/>
+            </w:pPr>
+            <w:r>
+              <w:rPr>
+                <w:rFonts w:ascii="Calibri" w:eastAsia="Calibri" w:hAnsi="Calibri" w:cs="Calibri"/>
+                <w:b/>
+                <w:bCs/>
+                <w:color w:val="FFFFFF"/>
                 <w:sz w:val="22"/>
                 <w:szCs w:val="22"/>
-                <w14:ligatures w14:val="none"/>
-              </w:rPr>
-            </w:pPr>
-            <w:r>
-              <w:rPr>
-                <w:rFonts w:ascii="Arial" w:eastAsia="Times New Roman" w:hAnsi="Arial" w:cs="Arial"/>
+              </w:rPr>
+              <w:t xml:space="preserve">CM Open House 2026 — Program </w:t>
+            </w:r>
+            <w:r>
+              <w:rPr>
+                <w:rFonts w:ascii="Calibri" w:eastAsia="Calibri" w:hAnsi="Calibri" w:cs="Calibri"/>
                 <w:b/>
                 <w:bCs/>
-                <w:color w:val="000000"/>
-                <w:kern w:val="0"/>
+                <w:color w:val="FFFFFF"/>
                 <w:sz w:val="22"/>
                 <w:szCs w:val="22"/>
-                <w14:ligatures w14:val="none"/>
-              </w:rPr>
-              <w:t>Time</w:t>
-            </w:r>
-          </w:p>
-        </w:tc>
-        <w:tc>
-          <w:tcPr>
-            <w:tcW w:w="0" w:type="auto"/>
-            <w:tcBorders>
-              <w:top w:val="single" w:sz="8" w:space="0" w:color="000000"/>
-              <w:left w:val="single" w:sz="8" w:space="0" w:color="000000"/>
-              <w:bottom w:val="single" w:sz="8" w:space="0" w:color="000000"/>
-              <w:right w:val="single" w:sz="8" w:space="0" w:color="000000"/>
-            </w:tcBorders>
-            <w:tcMar>
-              <w:top w:w="100" w:type="dxa"/>
-              <w:left w:w="100" w:type="dxa"/>
-              <w:bottom w:w="100" w:type="dxa"/>
-              <w:right w:w="100" w:type="dxa"/>
-            </w:tcMar>
-            <w:hideMark/>
-          </w:tcPr>
-          <w:p>
-            <w:pPr>
-              <w:spacing w:after="0" w:line="240" w:lineRule="auto"/>
-              <w:ind w:left="180" w:firstLine="540"/>
-              <w:rPr>
-                <w:rFonts w:ascii="Times New Roman" w:eastAsia="Times New Roman" w:hAnsi="Times New Roman" w:cs="Times New Roman"/>
-                <w:kern w:val="0"/>
+              </w:rPr>
+              <w:t xml:space="preserve">DRAFT </w:t>
+            </w:r>
+            <w:r>
+              <w:rPr>
+                <w:rFonts w:ascii="Calibri" w:eastAsia="Calibri" w:hAnsi="Calibri" w:cs="Calibri"/>
+                <w:b/>
+                <w:bCs/>
+                <w:color w:val="FFFFFF"/>
                 <w:sz w:val="22"/>
                 <w:szCs w:val="22"/>
-                <w14:ligatures w14:val="none"/>
-              </w:rPr>
-            </w:pPr>
-            <w:r>
-              <w:rPr>
-                <w:rFonts w:ascii="Arial" w:eastAsia="Times New Roman" w:hAnsi="Arial" w:cs="Arial"/>
+              </w:rPr>
+              <w:t>Schedule</w:t>
+            </w:r>
+            <w:r>
+              <w:rPr>
+                <w:rFonts w:ascii="Calibri" w:eastAsia="Calibri" w:hAnsi="Calibri" w:cs="Calibri"/>
                 <w:b/>
                 <w:bCs/>
-                <w:color w:val="000000"/>
-                <w:kern w:val="0"/>
+                <w:color w:val="FFFFFF"/>
                 <w:sz w:val="22"/>
                 <w:szCs w:val="22"/>
-                <w14:ligatures w14:val="none"/>
-              </w:rPr>
-              <w:t>Duration</w:t>
-            </w:r>
-          </w:p>
-          <w:p>
-            <w:pPr>
-              <w:spacing w:after="0" w:line="240" w:lineRule="auto"/>
-              <w:ind w:left="180" w:firstLine="540"/>
-              <w:rPr>
-                <w:rFonts w:ascii="Times New Roman" w:eastAsia="Times New Roman" w:hAnsi="Times New Roman" w:cs="Times New Roman"/>
-                <w:kern w:val="0"/>
-                <w:sz w:val="22"/>
-                <w:szCs w:val="22"/>
-                <w14:ligatures w14:val="none"/>
-              </w:rPr>
-            </w:pPr>
-            <w:r>
-              <w:rPr>
-                <w:rFonts w:ascii="Arial" w:eastAsia="Times New Roman" w:hAnsi="Arial" w:cs="Arial"/>
-                <w:b/>
-                <w:bCs/>
-                <w:color w:val="000000"/>
-                <w:kern w:val="0"/>
-                <w:sz w:val="22"/>
-                <w:szCs w:val="22"/>
-                <w14:ligatures w14:val="none"/>
-              </w:rPr>
-              <w:t>(min)</w:t>
-            </w:r>
-          </w:p>
-        </w:tc>
-        <w:tc>
-          <w:tcPr>
-            <w:tcW w:w="0" w:type="auto"/>
-            <w:tcBorders>
-              <w:top w:val="single" w:sz="8" w:space="0" w:color="000000"/>
-              <w:left w:val="single" w:sz="8" w:space="0" w:color="000000"/>
-              <w:bottom w:val="single" w:sz="8" w:space="0" w:color="000000"/>
-              <w:right w:val="single" w:sz="8" w:space="0" w:color="000000"/>
-            </w:tcBorders>
-            <w:tcMar>
-              <w:top w:w="100" w:type="dxa"/>
-              <w:left w:w="100" w:type="dxa"/>
-              <w:bottom w:w="100" w:type="dxa"/>
-              <w:right w:w="100" w:type="dxa"/>
-            </w:tcMar>
-            <w:hideMark/>
-          </w:tcPr>
-          <w:p>
-            <w:pPr>
-              <w:spacing w:after="0" w:line="240" w:lineRule="auto"/>
-              <w:ind w:left="180" w:firstLine="540"/>
-              <w:rPr>
-                <w:rFonts w:ascii="Times New Roman" w:eastAsia="Times New Roman" w:hAnsi="Times New Roman" w:cs="Times New Roman"/>
-                <w:kern w:val="0"/>
-                <w:sz w:val="22"/>
-                <w:szCs w:val="22"/>
-                <w14:ligatures w14:val="none"/>
-              </w:rPr>
-            </w:pPr>
-            <w:r>
-              <w:rPr>
-                <w:rFonts w:ascii="Arial" w:eastAsia="Times New Roman" w:hAnsi="Arial" w:cs="Arial"/>
-                <w:b/>
-                <w:bCs/>
-                <w:color w:val="000000"/>
-                <w:kern w:val="0"/>
-                <w:sz w:val="22"/>
-                <w:szCs w:val="22"/>
-                <w14:ligatures w14:val="none"/>
-              </w:rPr>
-              <w:t>Topic</w:t>
+              </w:rPr>
+              <w:t xml:space="preserve"> </w:t>
             </w:r>
           </w:p>
         </w:tc>
@@ -572,145 +510,53 @@
         <w:tc>
           <w:tcPr>
             <w:tcW w:w="0" w:type="auto"/>
-            <w:tcBorders>
-              <w:top w:val="single" w:sz="8" w:space="0" w:color="000000"/>
-              <w:left w:val="single" w:sz="8" w:space="0" w:color="000000"/>
-              <w:bottom w:val="single" w:sz="8" w:space="0" w:color="000000"/>
-              <w:right w:val="single" w:sz="8" w:space="0" w:color="000000"/>
-            </w:tcBorders>
+            <w:gridSpan w:val="2"/>
+            <w:shd w:val="clear" w:color="auto" w:fill="2E5FA3"/>
             <w:tcMar>
-              <w:top w:w="100" w:type="dxa"/>
-              <w:left w:w="100" w:type="dxa"/>
-              <w:bottom w:w="100" w:type="dxa"/>
-              <w:right w:w="100" w:type="dxa"/>
+              <w:top w:w="80" w:type="dxa"/>
+              <w:left w:w="120" w:type="dxa"/>
+              <w:bottom w:w="80" w:type="dxa"/>
+              <w:right w:w="120" w:type="dxa"/>
             </w:tcMar>
-            <w:hideMark/>
           </w:tcPr>
           <w:p>
             <w:pPr>
-              <w:spacing w:after="0" w:line="240" w:lineRule="auto"/>
-              <w:ind w:left="180" w:firstLine="540"/>
-              <w:rPr>
-                <w:rFonts w:ascii="Times New Roman" w:eastAsia="Times New Roman" w:hAnsi="Times New Roman" w:cs="Times New Roman"/>
-                <w:kern w:val="0"/>
+              <w:jc w:val="center"/>
+            </w:pPr>
+            <w:r>
+              <w:rPr>
+                <w:rFonts w:ascii="Calibri" w:eastAsia="Calibri" w:hAnsi="Calibri" w:cs="Calibri"/>
+                <w:b/>
+                <w:bCs/>
+                <w:color w:val="FFFFFF"/>
                 <w:sz w:val="22"/>
                 <w:szCs w:val="22"/>
-                <w14:ligatures w14:val="none"/>
-              </w:rPr>
-            </w:pPr>
-            <w:r>
-              <w:rPr>
-                <w:rFonts w:ascii="Arial" w:eastAsia="Times New Roman" w:hAnsi="Arial" w:cs="Arial"/>
+              </w:rPr>
+              <w:t xml:space="preserve">August 8, </w:t>
+            </w:r>
+            <w:proofErr w:type="gramStart"/>
+            <w:r>
+              <w:rPr>
+                <w:rFonts w:ascii="Calibri" w:eastAsia="Calibri" w:hAnsi="Calibri" w:cs="Calibri"/>
                 <w:b/>
                 <w:bCs/>
-                <w:color w:val="000000"/>
-                <w:kern w:val="0"/>
+                <w:color w:val="FFFFFF"/>
                 <w:sz w:val="22"/>
                 <w:szCs w:val="22"/>
-                <w14:ligatures w14:val="none"/>
-              </w:rPr>
-              <w:t>8am</w:t>
-            </w:r>
-          </w:p>
-        </w:tc>
-        <w:tc>
-          <w:tcPr>
-            <w:tcW w:w="0" w:type="auto"/>
-            <w:tcBorders>
-              <w:top w:val="single" w:sz="8" w:space="0" w:color="000000"/>
-              <w:left w:val="single" w:sz="8" w:space="0" w:color="000000"/>
-              <w:bottom w:val="single" w:sz="8" w:space="0" w:color="000000"/>
-              <w:right w:val="single" w:sz="8" w:space="0" w:color="000000"/>
-            </w:tcBorders>
-            <w:tcMar>
-              <w:top w:w="100" w:type="dxa"/>
-              <w:left w:w="100" w:type="dxa"/>
-              <w:bottom w:w="100" w:type="dxa"/>
-              <w:right w:w="100" w:type="dxa"/>
-            </w:tcMar>
-            <w:hideMark/>
-          </w:tcPr>
-          <w:p>
-            <w:pPr>
-              <w:spacing w:after="0" w:line="240" w:lineRule="auto"/>
-              <w:ind w:left="180" w:firstLine="540"/>
-              <w:rPr>
-                <w:rFonts w:ascii="Times New Roman" w:eastAsia="Times New Roman" w:hAnsi="Times New Roman" w:cs="Times New Roman"/>
-                <w:kern w:val="0"/>
+              </w:rPr>
+              <w:t>2026  |</w:t>
+            </w:r>
+            <w:proofErr w:type="gramEnd"/>
+            <w:r>
+              <w:rPr>
+                <w:rFonts w:ascii="Calibri" w:eastAsia="Calibri" w:hAnsi="Calibri" w:cs="Calibri"/>
+                <w:b/>
+                <w:bCs/>
+                <w:color w:val="FFFFFF"/>
                 <w:sz w:val="22"/>
                 <w:szCs w:val="22"/>
-                <w14:ligatures w14:val="none"/>
-              </w:rPr>
-            </w:pPr>
-            <w:r>
-              <w:rPr>
-                <w:rFonts w:ascii="Arial" w:eastAsia="Times New Roman" w:hAnsi="Arial" w:cs="Arial"/>
-                <w:b/>
-                <w:bCs/>
-                <w:color w:val="000000"/>
-                <w:kern w:val="0"/>
-                <w:sz w:val="22"/>
-                <w:szCs w:val="22"/>
-                <w14:ligatures w14:val="none"/>
-              </w:rPr>
-              <w:t>45</w:t>
-            </w:r>
-          </w:p>
-        </w:tc>
-        <w:tc>
-          <w:tcPr>
-            <w:tcW w:w="0" w:type="auto"/>
-            <w:tcBorders>
-              <w:top w:val="single" w:sz="8" w:space="0" w:color="000000"/>
-              <w:left w:val="single" w:sz="8" w:space="0" w:color="000000"/>
-              <w:bottom w:val="single" w:sz="8" w:space="0" w:color="000000"/>
-              <w:right w:val="single" w:sz="8" w:space="0" w:color="000000"/>
-            </w:tcBorders>
-            <w:tcMar>
-              <w:top w:w="100" w:type="dxa"/>
-              <w:left w:w="100" w:type="dxa"/>
-              <w:bottom w:w="100" w:type="dxa"/>
-              <w:right w:w="100" w:type="dxa"/>
-            </w:tcMar>
-            <w:hideMark/>
-          </w:tcPr>
-          <w:p>
-            <w:pPr>
-              <w:spacing w:after="0" w:line="240" w:lineRule="auto"/>
-              <w:ind w:left="180" w:firstLine="540"/>
-              <w:rPr>
-                <w:rFonts w:ascii="Times New Roman" w:eastAsia="Times New Roman" w:hAnsi="Times New Roman" w:cs="Times New Roman"/>
-                <w:kern w:val="0"/>
-                <w:sz w:val="22"/>
-                <w:szCs w:val="22"/>
-                <w14:ligatures w14:val="none"/>
-              </w:rPr>
-            </w:pPr>
-            <w:r>
-              <w:rPr>
-                <w:rFonts w:ascii="Arial" w:eastAsia="Times New Roman" w:hAnsi="Arial" w:cs="Arial"/>
-                <w:b/>
-                <w:bCs/>
-                <w:color w:val="000000"/>
-                <w:kern w:val="0"/>
-                <w:sz w:val="22"/>
-                <w:szCs w:val="22"/>
-                <w14:ligatures w14:val="none"/>
-              </w:rPr>
-              <w:t>Demo/Posters</w:t>
-            </w:r>
-            <w:r>
-              <w:rPr>
-                <w:rFonts w:ascii="Arial" w:eastAsia="Times New Roman" w:hAnsi="Arial" w:cs="Arial"/>
-                <w:b/>
-                <w:bCs/>
-                <w:color w:val="000000"/>
-                <w:kern w:val="0"/>
-                <w:sz w:val="22"/>
-                <w:szCs w:val="22"/>
-                <w14:ligatures w14:val="none"/>
-              </w:rPr>
-              <w:t xml:space="preserve"> (coffee/tea)</w:t>
+              </w:rPr>
+              <w:t xml:space="preserve">  Northeastern University, Boston, MA</w:t>
             </w:r>
           </w:p>
         </w:tc>
@@ -718,146 +564,100 @@
       <w:tr>
         <w:tc>
           <w:tcPr>
-            <w:tcW w:w="0" w:type="auto"/>
-            <w:tcBorders>
-              <w:top w:val="single" w:sz="8" w:space="0" w:color="000000"/>
-              <w:left w:val="single" w:sz="8" w:space="0" w:color="000000"/>
-              <w:bottom w:val="single" w:sz="8" w:space="0" w:color="000000"/>
-              <w:right w:val="single" w:sz="8" w:space="0" w:color="000000"/>
-            </w:tcBorders>
+            <w:tcW w:w="2200" w:type="dxa"/>
+            <w:shd w:val="clear" w:color="auto" w:fill="D6E4F0"/>
             <w:tcMar>
-              <w:top w:w="100" w:type="dxa"/>
-              <w:left w:w="100" w:type="dxa"/>
-              <w:bottom w:w="100" w:type="dxa"/>
-              <w:right w:w="100" w:type="dxa"/>
+              <w:top w:w="60" w:type="dxa"/>
+              <w:left w:w="120" w:type="dxa"/>
+              <w:bottom w:w="60" w:type="dxa"/>
+              <w:right w:w="120" w:type="dxa"/>
             </w:tcMar>
-            <w:hideMark/>
           </w:tcPr>
           <w:p>
             <w:pPr>
-              <w:spacing w:after="0" w:line="240" w:lineRule="auto"/>
-              <w:ind w:left="180" w:firstLine="540"/>
-              <w:rPr>
-                <w:rFonts w:ascii="Times New Roman" w:eastAsia="Times New Roman" w:hAnsi="Times New Roman" w:cs="Times New Roman"/>
-                <w:kern w:val="0"/>
-                <w:sz w:val="22"/>
-                <w:szCs w:val="22"/>
-                <w14:ligatures w14:val="none"/>
-              </w:rPr>
+              <w:jc w:val="center"/>
             </w:pPr>
             <w:r>
               <w:rPr>
-                <w:rFonts w:ascii="Arial" w:eastAsia="Times New Roman" w:hAnsi="Arial" w:cs="Arial"/>
+                <w:rFonts w:ascii="Calibri" w:eastAsia="Calibri" w:hAnsi="Calibri" w:cs="Calibri"/>
                 <w:b/>
                 <w:bCs/>
-                <w:color w:val="000000"/>
-                <w:kern w:val="0"/>
-                <w:sz w:val="22"/>
-                <w:szCs w:val="22"/>
-                <w14:ligatures w14:val="none"/>
-              </w:rPr>
-              <w:t>8:45</w:t>
-            </w:r>
-            <w:r>
-              <w:rPr>
-                <w:rFonts w:ascii="Arial" w:eastAsia="Times New Roman" w:hAnsi="Arial" w:cs="Arial"/>
+                <w:color w:val="1F3864"/>
+                <w:sz w:val="18"/>
+                <w:szCs w:val="18"/>
+              </w:rPr>
+              <w:t>8:00 – 8:</w:t>
+            </w:r>
+            <w:r>
+              <w:rPr>
+                <w:rFonts w:ascii="Calibri" w:eastAsia="Calibri" w:hAnsi="Calibri" w:cs="Calibri"/>
                 <w:b/>
                 <w:bCs/>
-                <w:color w:val="000000"/>
-                <w:kern w:val="0"/>
-                <w:sz w:val="22"/>
-                <w:szCs w:val="22"/>
-                <w14:ligatures w14:val="none"/>
-              </w:rPr>
-              <w:t>am</w:t>
+                <w:color w:val="1F3864"/>
+                <w:sz w:val="18"/>
+                <w:szCs w:val="18"/>
+              </w:rPr>
+              <w:t>30</w:t>
+            </w:r>
+            <w:r>
+              <w:rPr>
+                <w:rFonts w:ascii="Calibri" w:eastAsia="Calibri" w:hAnsi="Calibri" w:cs="Calibri"/>
+                <w:b/>
+                <w:bCs/>
+                <w:color w:val="1F3864"/>
+                <w:sz w:val="18"/>
+                <w:szCs w:val="18"/>
+              </w:rPr>
+              <w:t xml:space="preserve"> AM</w:t>
             </w:r>
           </w:p>
         </w:tc>
         <w:tc>
           <w:tcPr>
-            <w:tcW w:w="0" w:type="auto"/>
-            <w:tcBorders>
-              <w:top w:val="single" w:sz="8" w:space="0" w:color="000000"/>
-              <w:left w:val="single" w:sz="8" w:space="0" w:color="000000"/>
-              <w:bottom w:val="single" w:sz="8" w:space="0" w:color="000000"/>
-              <w:right w:val="single" w:sz="8" w:space="0" w:color="000000"/>
-            </w:tcBorders>
+            <w:tcW w:w="7160" w:type="dxa"/>
+            <w:shd w:val="clear" w:color="auto" w:fill="F2F2F2"/>
             <w:tcMar>
-              <w:top w:w="100" w:type="dxa"/>
-              <w:left w:w="100" w:type="dxa"/>
-              <w:bottom w:w="100" w:type="dxa"/>
-              <w:right w:w="100" w:type="dxa"/>
+              <w:top w:w="60" w:type="dxa"/>
+              <w:left w:w="120" w:type="dxa"/>
+              <w:bottom w:w="60" w:type="dxa"/>
+              <w:right w:w="120" w:type="dxa"/>
             </w:tcMar>
-            <w:hideMark/>
           </w:tcPr>
           <w:p>
-            <w:pPr>
-              <w:spacing w:after="0" w:line="240" w:lineRule="auto"/>
-              <w:ind w:left="180" w:firstLine="540"/>
-              <w:rPr>
-                <w:rFonts w:ascii="Times New Roman" w:eastAsia="Times New Roman" w:hAnsi="Times New Roman" w:cs="Times New Roman"/>
-                <w:kern w:val="0"/>
-                <w:sz w:val="22"/>
-                <w:szCs w:val="22"/>
-                <w14:ligatures w14:val="none"/>
-              </w:rPr>
-            </w:pPr>
-            <w:r>
-              <w:rPr>
-                <w:rFonts w:ascii="Arial" w:eastAsia="Times New Roman" w:hAnsi="Arial" w:cs="Arial"/>
-                <w:b/>
-                <w:bCs/>
-                <w:color w:val="000000"/>
-                <w:kern w:val="0"/>
-                <w:sz w:val="22"/>
-                <w:szCs w:val="22"/>
-                <w14:ligatures w14:val="none"/>
-              </w:rPr>
-              <w:t>75</w:t>
-            </w:r>
-          </w:p>
-        </w:tc>
-        <w:tc>
-          <w:tcPr>
-            <w:tcW w:w="0" w:type="auto"/>
-            <w:tcBorders>
-              <w:top w:val="single" w:sz="8" w:space="0" w:color="000000"/>
-              <w:left w:val="single" w:sz="8" w:space="0" w:color="000000"/>
-              <w:bottom w:val="single" w:sz="8" w:space="0" w:color="000000"/>
-              <w:right w:val="single" w:sz="8" w:space="0" w:color="000000"/>
-            </w:tcBorders>
-            <w:tcMar>
-              <w:top w:w="100" w:type="dxa"/>
-              <w:left w:w="100" w:type="dxa"/>
-              <w:bottom w:w="100" w:type="dxa"/>
-              <w:right w:w="100" w:type="dxa"/>
-            </w:tcMar>
-            <w:hideMark/>
-          </w:tcPr>
-          <w:p>
-            <w:pPr>
-              <w:spacing w:after="0" w:line="240" w:lineRule="auto"/>
-              <w:ind w:left="180" w:firstLine="540"/>
-              <w:rPr>
-                <w:rFonts w:ascii="Times New Roman" w:eastAsia="Times New Roman" w:hAnsi="Times New Roman" w:cs="Times New Roman"/>
-                <w:kern w:val="0"/>
-                <w:sz w:val="22"/>
-                <w:szCs w:val="22"/>
-                <w14:ligatures w14:val="none"/>
-              </w:rPr>
-            </w:pPr>
-            <w:r>
-              <w:rPr>
-                <w:rFonts w:ascii="Arial" w:eastAsia="Times New Roman" w:hAnsi="Arial" w:cs="Arial"/>
-                <w:b/>
-                <w:bCs/>
-                <w:color w:val="000000"/>
-                <w:kern w:val="0"/>
-                <w:sz w:val="22"/>
-                <w:szCs w:val="22"/>
-                <w14:ligatures w14:val="none"/>
-              </w:rPr>
-              <w:t>Research Session #1 (4)</w:t>
+            <w:r>
+              <w:rPr>
+                <w:rFonts w:ascii="Calibri" w:eastAsia="Calibri" w:hAnsi="Calibri" w:cs="Calibri"/>
+                <w:i/>
+                <w:iCs/>
+                <w:color w:val="555555"/>
+                <w:sz w:val="18"/>
+                <w:szCs w:val="18"/>
+              </w:rPr>
+              <w:t xml:space="preserve">Demos &amp; </w:t>
+            </w:r>
+            <w:proofErr w:type="gramStart"/>
+            <w:r>
+              <w:rPr>
+                <w:rFonts w:ascii="Calibri" w:eastAsia="Calibri" w:hAnsi="Calibri" w:cs="Calibri"/>
+                <w:i/>
+                <w:iCs/>
+                <w:color w:val="555555"/>
+                <w:sz w:val="18"/>
+                <w:szCs w:val="18"/>
+              </w:rPr>
+              <w:t>Posters  |</w:t>
+            </w:r>
+            <w:proofErr w:type="gramEnd"/>
+            <w:r>
+              <w:rPr>
+                <w:rFonts w:ascii="Calibri" w:eastAsia="Calibri" w:hAnsi="Calibri" w:cs="Calibri"/>
+                <w:i/>
+                <w:iCs/>
+                <w:color w:val="555555"/>
+                <w:sz w:val="18"/>
+                <w:szCs w:val="18"/>
+              </w:rPr>
+              <w:t xml:space="preserve">  Coffee &amp; Tea</w:t>
             </w:r>
           </w:p>
         </w:tc>
@@ -865,172 +665,87 @@
       <w:tr>
         <w:tc>
           <w:tcPr>
-            <w:tcW w:w="0" w:type="auto"/>
-            <w:tcBorders>
-              <w:top w:val="single" w:sz="8" w:space="0" w:color="000000"/>
-              <w:left w:val="single" w:sz="8" w:space="0" w:color="000000"/>
-              <w:bottom w:val="single" w:sz="8" w:space="0" w:color="000000"/>
-              <w:right w:val="single" w:sz="8" w:space="0" w:color="000000"/>
-            </w:tcBorders>
+            <w:tcW w:w="2200" w:type="dxa"/>
+            <w:shd w:val="clear" w:color="auto" w:fill="D6E4F0"/>
             <w:tcMar>
-              <w:top w:w="100" w:type="dxa"/>
-              <w:left w:w="100" w:type="dxa"/>
-              <w:bottom w:w="100" w:type="dxa"/>
-              <w:right w:w="100" w:type="dxa"/>
+              <w:top w:w="60" w:type="dxa"/>
+              <w:left w:w="120" w:type="dxa"/>
+              <w:bottom w:w="60" w:type="dxa"/>
+              <w:right w:w="120" w:type="dxa"/>
             </w:tcMar>
-            <w:hideMark/>
           </w:tcPr>
           <w:p>
             <w:pPr>
-              <w:spacing w:after="0" w:line="240" w:lineRule="auto"/>
-              <w:ind w:left="180" w:firstLine="540"/>
-              <w:rPr>
-                <w:rFonts w:ascii="Times New Roman" w:eastAsia="Times New Roman" w:hAnsi="Times New Roman" w:cs="Times New Roman"/>
-                <w:kern w:val="0"/>
-                <w:sz w:val="22"/>
-                <w:szCs w:val="22"/>
-                <w14:ligatures w14:val="none"/>
-              </w:rPr>
+              <w:jc w:val="center"/>
             </w:pPr>
             <w:r>
               <w:rPr>
-                <w:rFonts w:ascii="Arial" w:eastAsia="Times New Roman" w:hAnsi="Arial" w:cs="Arial"/>
+                <w:rFonts w:ascii="Calibri" w:eastAsia="Calibri" w:hAnsi="Calibri" w:cs="Calibri"/>
                 <w:b/>
                 <w:bCs/>
-                <w:color w:val="000000"/>
-                <w:kern w:val="0"/>
-                <w:sz w:val="22"/>
-                <w:szCs w:val="22"/>
-                <w14:ligatures w14:val="none"/>
-              </w:rPr>
-              <w:t>10:</w:t>
-            </w:r>
-            <w:r>
-              <w:rPr>
-                <w:rFonts w:ascii="Arial" w:eastAsia="Times New Roman" w:hAnsi="Arial" w:cs="Arial"/>
+                <w:color w:val="1F3864"/>
+                <w:sz w:val="18"/>
+                <w:szCs w:val="18"/>
+              </w:rPr>
+              <w:t>8:</w:t>
+            </w:r>
+            <w:r>
+              <w:rPr>
+                <w:rFonts w:ascii="Calibri" w:eastAsia="Calibri" w:hAnsi="Calibri" w:cs="Calibri"/>
                 <w:b/>
                 <w:bCs/>
-                <w:color w:val="000000"/>
-                <w:kern w:val="0"/>
-                <w:sz w:val="22"/>
-                <w:szCs w:val="22"/>
-                <w14:ligatures w14:val="none"/>
-              </w:rPr>
-              <w:t>00</w:t>
-            </w:r>
-            <w:r>
-              <w:rPr>
-                <w:rFonts w:ascii="Arial" w:eastAsia="Times New Roman" w:hAnsi="Arial" w:cs="Arial"/>
+                <w:color w:val="1F3864"/>
+                <w:sz w:val="18"/>
+                <w:szCs w:val="18"/>
+              </w:rPr>
+              <w:t>4</w:t>
+            </w:r>
+            <w:r>
+              <w:rPr>
+                <w:rFonts w:ascii="Calibri" w:eastAsia="Calibri" w:hAnsi="Calibri" w:cs="Calibri"/>
                 <w:b/>
                 <w:bCs/>
-                <w:color w:val="000000"/>
-                <w:kern w:val="0"/>
-                <w:sz w:val="22"/>
-                <w:szCs w:val="22"/>
-                <w14:ligatures w14:val="none"/>
-              </w:rPr>
-              <w:t>am</w:t>
+                <w:color w:val="1F3864"/>
+                <w:sz w:val="18"/>
+                <w:szCs w:val="18"/>
+              </w:rPr>
+              <w:t>0</w:t>
+            </w:r>
+            <w:r>
+              <w:rPr>
+                <w:rFonts w:ascii="Calibri" w:eastAsia="Calibri" w:hAnsi="Calibri" w:cs="Calibri"/>
+                <w:b/>
+                <w:bCs/>
+                <w:color w:val="1F3864"/>
+                <w:sz w:val="18"/>
+                <w:szCs w:val="18"/>
+              </w:rPr>
+              <w:t xml:space="preserve"> – 10:00 AM</w:t>
             </w:r>
           </w:p>
         </w:tc>
         <w:tc>
           <w:tcPr>
-            <w:tcW w:w="0" w:type="auto"/>
-            <w:tcBorders>
-              <w:top w:val="single" w:sz="8" w:space="0" w:color="000000"/>
-              <w:left w:val="single" w:sz="8" w:space="0" w:color="000000"/>
-              <w:bottom w:val="single" w:sz="8" w:space="0" w:color="000000"/>
-              <w:right w:val="single" w:sz="8" w:space="0" w:color="000000"/>
-            </w:tcBorders>
+            <w:tcW w:w="7160" w:type="dxa"/>
+            <w:shd w:val="clear" w:color="auto" w:fill="2E5FA3"/>
             <w:tcMar>
-              <w:top w:w="100" w:type="dxa"/>
-              <w:left w:w="100" w:type="dxa"/>
-              <w:bottom w:w="100" w:type="dxa"/>
-              <w:right w:w="100" w:type="dxa"/>
+              <w:top w:w="60" w:type="dxa"/>
+              <w:left w:w="120" w:type="dxa"/>
+              <w:bottom w:w="60" w:type="dxa"/>
+              <w:right w:w="120" w:type="dxa"/>
             </w:tcMar>
-            <w:hideMark/>
           </w:tcPr>
           <w:p>
-            <w:pPr>
-              <w:spacing w:after="0" w:line="240" w:lineRule="auto"/>
-              <w:ind w:left="180" w:firstLine="540"/>
-              <w:rPr>
-                <w:rFonts w:ascii="Times New Roman" w:eastAsia="Times New Roman" w:hAnsi="Times New Roman" w:cs="Times New Roman"/>
-                <w:kern w:val="0"/>
-                <w:sz w:val="22"/>
-                <w:szCs w:val="22"/>
-                <w14:ligatures w14:val="none"/>
-              </w:rPr>
-            </w:pPr>
-            <w:r>
-              <w:rPr>
-                <w:rFonts w:ascii="Arial" w:eastAsia="Times New Roman" w:hAnsi="Arial" w:cs="Arial"/>
+            <w:r>
+              <w:rPr>
+                <w:rFonts w:ascii="Calibri" w:eastAsia="Calibri" w:hAnsi="Calibri" w:cs="Calibri"/>
                 <w:b/>
                 <w:bCs/>
-                <w:color w:val="000000"/>
-                <w:kern w:val="0"/>
-                <w:sz w:val="22"/>
-                <w:szCs w:val="22"/>
-                <w14:ligatures w14:val="none"/>
-              </w:rPr>
-              <w:t>30</w:t>
-            </w:r>
-          </w:p>
-        </w:tc>
-        <w:tc>
-          <w:tcPr>
-            <w:tcW w:w="0" w:type="auto"/>
-            <w:tcBorders>
-              <w:top w:val="single" w:sz="8" w:space="0" w:color="000000"/>
-              <w:left w:val="single" w:sz="8" w:space="0" w:color="000000"/>
-              <w:bottom w:val="single" w:sz="8" w:space="0" w:color="000000"/>
-              <w:right w:val="single" w:sz="8" w:space="0" w:color="000000"/>
-            </w:tcBorders>
-            <w:tcMar>
-              <w:top w:w="100" w:type="dxa"/>
-              <w:left w:w="100" w:type="dxa"/>
-              <w:bottom w:w="100" w:type="dxa"/>
-              <w:right w:w="100" w:type="dxa"/>
-            </w:tcMar>
-            <w:hideMark/>
-          </w:tcPr>
-          <w:p>
-            <w:pPr>
-              <w:spacing w:after="0" w:line="240" w:lineRule="auto"/>
-              <w:ind w:left="180" w:firstLine="540"/>
-              <w:rPr>
-                <w:rFonts w:ascii="Times New Roman" w:eastAsia="Times New Roman" w:hAnsi="Times New Roman" w:cs="Times New Roman"/>
-                <w:kern w:val="0"/>
-                <w:sz w:val="22"/>
-                <w:szCs w:val="22"/>
-                <w14:ligatures w14:val="none"/>
-              </w:rPr>
-            </w:pPr>
-            <w:r>
-              <w:rPr>
-                <w:rFonts w:ascii="Arial" w:eastAsia="Times New Roman" w:hAnsi="Arial" w:cs="Arial"/>
-                <w:b/>
-                <w:bCs/>
-                <w:color w:val="000000"/>
-                <w:kern w:val="0"/>
-                <w:sz w:val="22"/>
-                <w:szCs w:val="22"/>
-                <w14:ligatures w14:val="none"/>
-              </w:rPr>
-              <w:t>Demo/Posters</w:t>
-            </w:r>
-            <w:r>
-              <w:rPr>
-                <w:rFonts w:ascii="Arial" w:eastAsia="Times New Roman" w:hAnsi="Arial" w:cs="Arial"/>
-                <w:b/>
-                <w:bCs/>
-                <w:color w:val="000000"/>
-                <w:kern w:val="0"/>
-                <w:sz w:val="22"/>
-                <w:szCs w:val="22"/>
-                <w14:ligatures w14:val="none"/>
-              </w:rPr>
-              <w:t xml:space="preserve"> (coffee/tea)</w:t>
+                <w:color w:val="FFFFFF"/>
+                <w:sz w:val="20"/>
+                <w:szCs w:val="20"/>
+              </w:rPr>
+              <w:t>Research Session 1</w:t>
             </w:r>
           </w:p>
         </w:tc>
@@ -1038,185 +753,179 @@
       <w:tr>
         <w:tc>
           <w:tcPr>
-            <w:tcW w:w="0" w:type="auto"/>
-            <w:tcBorders>
-              <w:top w:val="single" w:sz="8" w:space="0" w:color="000000"/>
-              <w:left w:val="single" w:sz="8" w:space="0" w:color="000000"/>
-              <w:bottom w:val="single" w:sz="8" w:space="0" w:color="000000"/>
-              <w:right w:val="single" w:sz="8" w:space="0" w:color="000000"/>
-            </w:tcBorders>
+            <w:tcW w:w="2200" w:type="dxa"/>
+            <w:shd w:val="clear" w:color="auto" w:fill="FFFFFF"/>
+          </w:tcPr>
+          <w:p/>
+        </w:tc>
+        <w:tc>
+          <w:tcPr>
+            <w:tcW w:w="7160" w:type="dxa"/>
+            <w:shd w:val="clear" w:color="auto" w:fill="FFFFFF"/>
             <w:tcMar>
-              <w:top w:w="100" w:type="dxa"/>
-              <w:left w:w="100" w:type="dxa"/>
-              <w:bottom w:w="100" w:type="dxa"/>
-              <w:right w:w="100" w:type="dxa"/>
+              <w:top w:w="80" w:type="dxa"/>
+              <w:left w:w="160" w:type="dxa"/>
+              <w:bottom w:w="80" w:type="dxa"/>
+              <w:right w:w="120" w:type="dxa"/>
             </w:tcMar>
-            <w:hideMark/>
           </w:tcPr>
           <w:p>
             <w:pPr>
-              <w:spacing w:after="0" w:line="240" w:lineRule="auto"/>
-              <w:ind w:left="180" w:firstLine="540"/>
-              <w:rPr>
-                <w:rFonts w:ascii="Times New Roman" w:eastAsia="Times New Roman" w:hAnsi="Times New Roman" w:cs="Times New Roman"/>
-                <w:kern w:val="0"/>
-                <w:sz w:val="22"/>
-                <w:szCs w:val="22"/>
-                <w14:ligatures w14:val="none"/>
-              </w:rPr>
-            </w:pPr>
-            <w:r>
-              <w:rPr>
-                <w:rFonts w:ascii="Arial" w:eastAsia="Times New Roman" w:hAnsi="Arial" w:cs="Arial"/>
+              <w:rPr>
+                <w:rFonts w:ascii="Calibri" w:eastAsia="Calibri" w:hAnsi="Calibri" w:cs="Calibri"/>
                 <w:b/>
                 <w:bCs/>
-                <w:color w:val="000000"/>
-                <w:kern w:val="0"/>
-                <w:sz w:val="22"/>
-                <w:szCs w:val="22"/>
-                <w14:ligatures w14:val="none"/>
-              </w:rPr>
-              <w:t>10</w:t>
-            </w:r>
-            <w:r>
-              <w:rPr>
-                <w:rFonts w:ascii="Arial" w:eastAsia="Times New Roman" w:hAnsi="Arial" w:cs="Arial"/>
+                <w:sz w:val="18"/>
+                <w:szCs w:val="18"/>
+              </w:rPr>
+            </w:pPr>
+            <w:r>
+              <w:rPr>
+                <w:rFonts w:ascii="Calibri" w:eastAsia="Calibri" w:hAnsi="Calibri" w:cs="Calibri"/>
                 <w:b/>
                 <w:bCs/>
-                <w:color w:val="000000"/>
-                <w:kern w:val="0"/>
-                <w:sz w:val="22"/>
-                <w:szCs w:val="22"/>
-                <w14:ligatures w14:val="none"/>
-              </w:rPr>
-              <w:t>:45</w:t>
-            </w:r>
-            <w:r>
-              <w:rPr>
-                <w:rFonts w:ascii="Arial" w:eastAsia="Times New Roman" w:hAnsi="Arial" w:cs="Arial"/>
+                <w:sz w:val="18"/>
+                <w:szCs w:val="18"/>
+              </w:rPr>
+              <w:t xml:space="preserve">Dorothy Poppe </w:t>
+            </w:r>
+          </w:p>
+          <w:p>
+            <w:pPr>
+              <w:rPr>
+                <w:rFonts w:ascii="Calibri" w:eastAsia="Calibri" w:hAnsi="Calibri" w:cs="Calibri"/>
+                <w:sz w:val="18"/>
+                <w:szCs w:val="18"/>
+              </w:rPr>
+            </w:pPr>
+            <w:r>
+              <w:rPr>
+                <w:rFonts w:ascii="Calibri" w:eastAsia="Calibri" w:hAnsi="Calibri" w:cs="Calibri"/>
+                <w:sz w:val="18"/>
+                <w:szCs w:val="18"/>
+              </w:rPr>
+              <w:t>Program Introduction</w:t>
+            </w:r>
+          </w:p>
+          <w:p>
+            <w:r>
+              <w:rPr>
+                <w:rFonts w:ascii="Calibri" w:eastAsia="Calibri" w:hAnsi="Calibri" w:cs="Calibri"/>
                 <w:b/>
                 <w:bCs/>
-                <w:color w:val="000000"/>
-                <w:kern w:val="0"/>
-                <w:sz w:val="22"/>
-                <w:szCs w:val="22"/>
-                <w14:ligatures w14:val="none"/>
-              </w:rPr>
-              <w:t>am</w:t>
+                <w:sz w:val="18"/>
+                <w:szCs w:val="18"/>
+              </w:rPr>
+              <w:t>Francis Loth</w:t>
             </w:r>
           </w:p>
-        </w:tc>
-        <w:tc>
-          <w:tcPr>
-            <w:tcW w:w="0" w:type="auto"/>
-            <w:tcBorders>
-              <w:top w:val="single" w:sz="8" w:space="0" w:color="000000"/>
-              <w:left w:val="single" w:sz="8" w:space="0" w:color="000000"/>
-              <w:bottom w:val="single" w:sz="8" w:space="0" w:color="000000"/>
-              <w:right w:val="single" w:sz="8" w:space="0" w:color="000000"/>
-            </w:tcBorders>
-            <w:tcMar>
-              <w:top w:w="100" w:type="dxa"/>
-              <w:left w:w="100" w:type="dxa"/>
-              <w:bottom w:w="100" w:type="dxa"/>
-              <w:right w:w="100" w:type="dxa"/>
-            </w:tcMar>
-            <w:hideMark/>
-          </w:tcPr>
           <w:p>
             <w:pPr>
-              <w:spacing w:after="0" w:line="240" w:lineRule="auto"/>
-              <w:ind w:left="180" w:firstLine="540"/>
-              <w:rPr>
-                <w:rFonts w:ascii="Times New Roman" w:eastAsia="Times New Roman" w:hAnsi="Times New Roman" w:cs="Times New Roman"/>
-                <w:kern w:val="0"/>
-                <w:sz w:val="22"/>
-                <w:szCs w:val="22"/>
-                <w14:ligatures w14:val="none"/>
-              </w:rPr>
+              <w:spacing w:before="20"/>
             </w:pPr>
             <w:r>
               <w:rPr>
-                <w:rFonts w:ascii="Arial" w:eastAsia="Times New Roman" w:hAnsi="Arial" w:cs="Arial"/>
+                <w:rFonts w:ascii="Calibri" w:eastAsia="Calibri" w:hAnsi="Calibri" w:cs="Calibri"/>
+                <w:i/>
+                <w:iCs/>
+                <w:color w:val="444444"/>
+                <w:sz w:val="17"/>
+                <w:szCs w:val="17"/>
+              </w:rPr>
+              <w:t>Biomechanical Report: Analysis and Imaging at Northeastern (BRAIN)</w:t>
+            </w:r>
+          </w:p>
+          <w:p>
+            <w:pPr>
+              <w:spacing w:before="60"/>
+            </w:pPr>
+            <w:r>
+              <w:rPr>
+                <w:rFonts w:ascii="Calibri" w:eastAsia="Calibri" w:hAnsi="Calibri" w:cs="Calibri"/>
                 <w:b/>
                 <w:bCs/>
-                <w:color w:val="000000"/>
-                <w:kern w:val="0"/>
-                <w:sz w:val="22"/>
-                <w:szCs w:val="22"/>
-                <w14:ligatures w14:val="none"/>
-              </w:rPr>
-              <w:t>75</w:t>
+                <w:sz w:val="18"/>
+                <w:szCs w:val="18"/>
+              </w:rPr>
+              <w:t>John Oshinski</w:t>
             </w:r>
           </w:p>
-        </w:tc>
-        <w:tc>
-          <w:tcPr>
-            <w:tcW w:w="0" w:type="auto"/>
-            <w:tcBorders>
-              <w:top w:val="single" w:sz="8" w:space="0" w:color="000000"/>
-              <w:left w:val="single" w:sz="8" w:space="0" w:color="000000"/>
-              <w:bottom w:val="single" w:sz="8" w:space="0" w:color="000000"/>
-              <w:right w:val="single" w:sz="8" w:space="0" w:color="000000"/>
-            </w:tcBorders>
-            <w:tcMar>
-              <w:top w:w="100" w:type="dxa"/>
-              <w:left w:w="100" w:type="dxa"/>
-              <w:bottom w:w="100" w:type="dxa"/>
-              <w:right w:w="100" w:type="dxa"/>
-            </w:tcMar>
-            <w:hideMark/>
-          </w:tcPr>
           <w:p>
             <w:pPr>
-              <w:spacing w:after="0" w:line="240" w:lineRule="auto"/>
-              <w:ind w:left="180" w:firstLine="540"/>
-              <w:rPr>
-                <w:rFonts w:ascii="Times New Roman" w:eastAsia="Times New Roman" w:hAnsi="Times New Roman" w:cs="Times New Roman"/>
-                <w:kern w:val="0"/>
-                <w:sz w:val="22"/>
-                <w:szCs w:val="22"/>
-                <w14:ligatures w14:val="none"/>
-              </w:rPr>
+              <w:spacing w:before="20"/>
             </w:pPr>
             <w:r>
               <w:rPr>
-                <w:rFonts w:ascii="Arial" w:eastAsia="Times New Roman" w:hAnsi="Arial" w:cs="Arial"/>
+                <w:rFonts w:ascii="Calibri" w:eastAsia="Calibri" w:hAnsi="Calibri" w:cs="Calibri"/>
+                <w:i/>
+                <w:iCs/>
+                <w:color w:val="444444"/>
+                <w:sz w:val="17"/>
+                <w:szCs w:val="17"/>
+              </w:rPr>
+              <w:t>Brain Motion and CSF Flow in Subjects with CMI</w:t>
+            </w:r>
+          </w:p>
+          <w:p>
+            <w:pPr>
+              <w:spacing w:before="60"/>
+            </w:pPr>
+            <w:r>
+              <w:rPr>
+                <w:rFonts w:ascii="Calibri" w:eastAsia="Calibri" w:hAnsi="Calibri" w:cs="Calibri"/>
                 <w:b/>
                 <w:bCs/>
-                <w:color w:val="000000"/>
-                <w:kern w:val="0"/>
-                <w:sz w:val="22"/>
-                <w:szCs w:val="22"/>
-                <w14:ligatures w14:val="none"/>
-              </w:rPr>
-              <w:t>Research Session #</w:t>
-            </w:r>
-            <w:r>
-              <w:rPr>
-                <w:rFonts w:ascii="Arial" w:eastAsia="Times New Roman" w:hAnsi="Arial" w:cs="Arial"/>
+                <w:sz w:val="18"/>
+                <w:szCs w:val="18"/>
+              </w:rPr>
+              <w:t>Jonathan Millard</w:t>
+            </w:r>
+          </w:p>
+          <w:p>
+            <w:pPr>
+              <w:spacing w:before="20"/>
+            </w:pPr>
+            <w:r>
+              <w:rPr>
+                <w:rFonts w:ascii="Calibri" w:eastAsia="Calibri" w:hAnsi="Calibri" w:cs="Calibri"/>
+                <w:i/>
+                <w:iCs/>
+                <w:color w:val="444444"/>
+                <w:sz w:val="17"/>
+                <w:szCs w:val="17"/>
+              </w:rPr>
+              <w:t>Thinking Geometrically about Chiari Malformation Measurements</w:t>
+            </w:r>
+          </w:p>
+          <w:p>
+            <w:pPr>
+              <w:spacing w:before="60"/>
+            </w:pPr>
+            <w:r>
+              <w:rPr>
+                <w:rFonts w:ascii="Calibri" w:eastAsia="Calibri" w:hAnsi="Calibri" w:cs="Calibri"/>
                 <w:b/>
                 <w:bCs/>
-                <w:color w:val="000000"/>
-                <w:kern w:val="0"/>
-                <w:sz w:val="22"/>
-                <w:szCs w:val="22"/>
-                <w14:ligatures w14:val="none"/>
-              </w:rPr>
-              <w:t>2</w:t>
-            </w:r>
-            <w:r>
-              <w:rPr>
-                <w:rFonts w:ascii="Arial" w:eastAsia="Times New Roman" w:hAnsi="Arial" w:cs="Arial"/>
-                <w:b/>
-                <w:bCs/>
-                <w:color w:val="000000"/>
-                <w:kern w:val="0"/>
-                <w:sz w:val="22"/>
-                <w:szCs w:val="22"/>
-                <w14:ligatures w14:val="none"/>
-              </w:rPr>
-              <w:t xml:space="preserve"> (4)</w:t>
+                <w:sz w:val="18"/>
+                <w:szCs w:val="18"/>
+              </w:rPr>
+              <w:t>Ek Kasper</w:t>
+            </w:r>
+          </w:p>
+          <w:p>
+            <w:pPr>
+              <w:spacing w:before="20"/>
+            </w:pPr>
+            <w:r>
+              <w:rPr>
+                <w:rFonts w:ascii="Calibri" w:eastAsia="Calibri" w:hAnsi="Calibri" w:cs="Calibri"/>
+                <w:i/>
+                <w:iCs/>
+                <w:color w:val="444444"/>
+                <w:sz w:val="17"/>
+                <w:szCs w:val="17"/>
+              </w:rPr>
+              <w:t>Surgical management of Chiari malformation - Approaches, Techniques and Pitfalls</w:t>
             </w:r>
           </w:p>
         </w:tc>
@@ -1224,133 +933,122 @@
       <w:tr>
         <w:tc>
           <w:tcPr>
-            <w:tcW w:w="0" w:type="auto"/>
-            <w:tcBorders>
-              <w:top w:val="single" w:sz="8" w:space="0" w:color="000000"/>
-              <w:left w:val="single" w:sz="8" w:space="0" w:color="000000"/>
-              <w:bottom w:val="single" w:sz="8" w:space="0" w:color="000000"/>
-              <w:right w:val="single" w:sz="8" w:space="0" w:color="000000"/>
-            </w:tcBorders>
+            <w:tcW w:w="2200" w:type="dxa"/>
+            <w:shd w:val="clear" w:color="auto" w:fill="D6E4F0"/>
             <w:tcMar>
-              <w:top w:w="100" w:type="dxa"/>
-              <w:left w:w="100" w:type="dxa"/>
-              <w:bottom w:w="100" w:type="dxa"/>
-              <w:right w:w="100" w:type="dxa"/>
+              <w:top w:w="60" w:type="dxa"/>
+              <w:left w:w="120" w:type="dxa"/>
+              <w:bottom w:w="60" w:type="dxa"/>
+              <w:right w:w="120" w:type="dxa"/>
             </w:tcMar>
-            <w:hideMark/>
           </w:tcPr>
           <w:p>
             <w:pPr>
-              <w:spacing w:after="0" w:line="240" w:lineRule="auto"/>
-              <w:ind w:left="180" w:firstLine="540"/>
-              <w:rPr>
-                <w:rFonts w:ascii="Times New Roman" w:eastAsia="Times New Roman" w:hAnsi="Times New Roman" w:cs="Times New Roman"/>
-                <w:kern w:val="0"/>
-                <w:sz w:val="22"/>
-                <w:szCs w:val="22"/>
-                <w14:ligatures w14:val="none"/>
-              </w:rPr>
+              <w:jc w:val="center"/>
             </w:pPr>
             <w:r>
               <w:rPr>
-                <w:rFonts w:ascii="Arial" w:eastAsia="Times New Roman" w:hAnsi="Arial" w:cs="Arial"/>
+                <w:rFonts w:ascii="Calibri" w:eastAsia="Calibri" w:hAnsi="Calibri" w:cs="Calibri"/>
                 <w:b/>
                 <w:bCs/>
-                <w:color w:val="000000"/>
-                <w:kern w:val="0"/>
-                <w:sz w:val="22"/>
-                <w:szCs w:val="22"/>
-                <w14:ligatures w14:val="none"/>
-              </w:rPr>
-              <w:t>Noon</w:t>
+                <w:color w:val="1F3864"/>
+                <w:sz w:val="18"/>
+                <w:szCs w:val="18"/>
+              </w:rPr>
+              <w:t>10:00 – 1</w:t>
+            </w:r>
+            <w:r>
+              <w:rPr>
+                <w:rFonts w:ascii="Calibri" w:eastAsia="Calibri" w:hAnsi="Calibri" w:cs="Calibri"/>
+                <w:b/>
+                <w:bCs/>
+                <w:color w:val="1F3864"/>
+                <w:sz w:val="18"/>
+                <w:szCs w:val="18"/>
+              </w:rPr>
+              <w:t>1</w:t>
+            </w:r>
+            <w:r>
+              <w:rPr>
+                <w:rFonts w:ascii="Calibri" w:eastAsia="Calibri" w:hAnsi="Calibri" w:cs="Calibri"/>
+                <w:b/>
+                <w:bCs/>
+                <w:color w:val="1F3864"/>
+                <w:sz w:val="18"/>
+                <w:szCs w:val="18"/>
+              </w:rPr>
+              <w:t>:</w:t>
+            </w:r>
+            <w:r>
+              <w:rPr>
+                <w:rFonts w:ascii="Calibri" w:eastAsia="Calibri" w:hAnsi="Calibri" w:cs="Calibri"/>
+                <w:b/>
+                <w:bCs/>
+                <w:color w:val="1F3864"/>
+                <w:sz w:val="18"/>
+                <w:szCs w:val="18"/>
+              </w:rPr>
+              <w:t>0</w:t>
+            </w:r>
+            <w:r>
+              <w:rPr>
+                <w:rFonts w:ascii="Calibri" w:eastAsia="Calibri" w:hAnsi="Calibri" w:cs="Calibri"/>
+                <w:b/>
+                <w:bCs/>
+                <w:color w:val="1F3864"/>
+                <w:sz w:val="18"/>
+                <w:szCs w:val="18"/>
+              </w:rPr>
+              <w:t>0 AM</w:t>
             </w:r>
           </w:p>
         </w:tc>
         <w:tc>
           <w:tcPr>
-            <w:tcW w:w="0" w:type="auto"/>
-            <w:tcBorders>
-              <w:top w:val="single" w:sz="8" w:space="0" w:color="000000"/>
-              <w:left w:val="single" w:sz="8" w:space="0" w:color="000000"/>
-              <w:bottom w:val="single" w:sz="8" w:space="0" w:color="000000"/>
-              <w:right w:val="single" w:sz="8" w:space="0" w:color="000000"/>
-            </w:tcBorders>
+            <w:tcW w:w="7160" w:type="dxa"/>
+            <w:shd w:val="clear" w:color="auto" w:fill="F2F2F2"/>
             <w:tcMar>
-              <w:top w:w="100" w:type="dxa"/>
-              <w:left w:w="100" w:type="dxa"/>
-              <w:bottom w:w="100" w:type="dxa"/>
-              <w:right w:w="100" w:type="dxa"/>
+              <w:top w:w="60" w:type="dxa"/>
+              <w:left w:w="120" w:type="dxa"/>
+              <w:bottom w:w="60" w:type="dxa"/>
+              <w:right w:w="120" w:type="dxa"/>
             </w:tcMar>
-            <w:hideMark/>
           </w:tcPr>
           <w:p>
-            <w:pPr>
-              <w:spacing w:after="0" w:line="240" w:lineRule="auto"/>
-              <w:ind w:left="180" w:firstLine="540"/>
-              <w:rPr>
-                <w:rFonts w:ascii="Times New Roman" w:eastAsia="Times New Roman" w:hAnsi="Times New Roman" w:cs="Times New Roman"/>
-                <w:kern w:val="0"/>
-                <w:sz w:val="22"/>
-                <w:szCs w:val="22"/>
-                <w14:ligatures w14:val="none"/>
-              </w:rPr>
-            </w:pPr>
-            <w:r>
-              <w:rPr>
-                <w:rFonts w:ascii="Arial" w:eastAsia="Times New Roman" w:hAnsi="Arial" w:cs="Arial"/>
-                <w:b/>
-                <w:bCs/>
-                <w:color w:val="000000"/>
-                <w:kern w:val="0"/>
-                <w:sz w:val="22"/>
-                <w:szCs w:val="22"/>
-                <w14:ligatures w14:val="none"/>
-              </w:rPr>
-              <w:t>60</w:t>
-            </w:r>
-          </w:p>
-        </w:tc>
-        <w:tc>
-          <w:tcPr>
-            <w:tcW w:w="0" w:type="auto"/>
-            <w:tcBorders>
-              <w:top w:val="single" w:sz="8" w:space="0" w:color="000000"/>
-              <w:left w:val="single" w:sz="8" w:space="0" w:color="000000"/>
-              <w:bottom w:val="single" w:sz="8" w:space="0" w:color="000000"/>
-              <w:right w:val="single" w:sz="8" w:space="0" w:color="000000"/>
-            </w:tcBorders>
-            <w:tcMar>
-              <w:top w:w="100" w:type="dxa"/>
-              <w:left w:w="100" w:type="dxa"/>
-              <w:bottom w:w="100" w:type="dxa"/>
-              <w:right w:w="100" w:type="dxa"/>
-            </w:tcMar>
-            <w:hideMark/>
-          </w:tcPr>
-          <w:p>
-            <w:pPr>
-              <w:spacing w:after="0" w:line="240" w:lineRule="auto"/>
-              <w:ind w:left="180" w:firstLine="540"/>
-              <w:rPr>
-                <w:rFonts w:ascii="Times New Roman" w:eastAsia="Times New Roman" w:hAnsi="Times New Roman" w:cs="Times New Roman"/>
-                <w:kern w:val="0"/>
-                <w:sz w:val="22"/>
-                <w:szCs w:val="22"/>
-                <w14:ligatures w14:val="none"/>
-              </w:rPr>
-            </w:pPr>
-            <w:r>
-              <w:rPr>
-                <w:rFonts w:ascii="Arial" w:eastAsia="Times New Roman" w:hAnsi="Arial" w:cs="Arial"/>
-                <w:b/>
-                <w:bCs/>
-                <w:color w:val="000000"/>
-                <w:kern w:val="0"/>
-                <w:sz w:val="22"/>
-                <w:szCs w:val="22"/>
-                <w14:ligatures w14:val="none"/>
-              </w:rPr>
-              <w:t>LUNCH - Demo/Posters</w:t>
+            <w:r>
+              <w:rPr>
+                <w:rFonts w:ascii="Calibri" w:eastAsia="Calibri" w:hAnsi="Calibri" w:cs="Calibri"/>
+                <w:i/>
+                <w:iCs/>
+                <w:color w:val="555555"/>
+                <w:sz w:val="18"/>
+                <w:szCs w:val="18"/>
+              </w:rPr>
+              <w:t xml:space="preserve">Demos &amp; </w:t>
+            </w:r>
+            <w:proofErr w:type="gramStart"/>
+            <w:r>
+              <w:rPr>
+                <w:rFonts w:ascii="Calibri" w:eastAsia="Calibri" w:hAnsi="Calibri" w:cs="Calibri"/>
+                <w:i/>
+                <w:iCs/>
+                <w:color w:val="555555"/>
+                <w:sz w:val="18"/>
+                <w:szCs w:val="18"/>
+              </w:rPr>
+              <w:t>Posters  |</w:t>
+            </w:r>
+            <w:proofErr w:type="gramEnd"/>
+            <w:r>
+              <w:rPr>
+                <w:rFonts w:ascii="Calibri" w:eastAsia="Calibri" w:hAnsi="Calibri" w:cs="Calibri"/>
+                <w:i/>
+                <w:iCs/>
+                <w:color w:val="555555"/>
+                <w:sz w:val="18"/>
+                <w:szCs w:val="18"/>
+              </w:rPr>
+              <w:t xml:space="preserve">  Coffee &amp; Tea</w:t>
             </w:r>
           </w:p>
         </w:tc>
@@ -1358,185 +1056,98 @@
       <w:tr>
         <w:tc>
           <w:tcPr>
-            <w:tcW w:w="0" w:type="auto"/>
-            <w:tcBorders>
-              <w:top w:val="single" w:sz="8" w:space="0" w:color="000000"/>
-              <w:left w:val="single" w:sz="8" w:space="0" w:color="000000"/>
-              <w:bottom w:val="single" w:sz="8" w:space="0" w:color="000000"/>
-              <w:right w:val="single" w:sz="8" w:space="0" w:color="000000"/>
-            </w:tcBorders>
+            <w:tcW w:w="2200" w:type="dxa"/>
+            <w:shd w:val="clear" w:color="auto" w:fill="D6E4F0"/>
             <w:tcMar>
-              <w:top w:w="100" w:type="dxa"/>
-              <w:left w:w="100" w:type="dxa"/>
-              <w:bottom w:w="100" w:type="dxa"/>
-              <w:right w:w="100" w:type="dxa"/>
+              <w:top w:w="60" w:type="dxa"/>
+              <w:left w:w="120" w:type="dxa"/>
+              <w:bottom w:w="60" w:type="dxa"/>
+              <w:right w:w="120" w:type="dxa"/>
             </w:tcMar>
-            <w:hideMark/>
           </w:tcPr>
           <w:p>
             <w:pPr>
-              <w:spacing w:after="0" w:line="240" w:lineRule="auto"/>
-              <w:ind w:left="180" w:firstLine="540"/>
-              <w:rPr>
-                <w:rFonts w:ascii="Times New Roman" w:eastAsia="Times New Roman" w:hAnsi="Times New Roman" w:cs="Times New Roman"/>
-                <w:kern w:val="0"/>
-                <w:sz w:val="22"/>
-                <w:szCs w:val="22"/>
-                <w14:ligatures w14:val="none"/>
-              </w:rPr>
+              <w:jc w:val="center"/>
             </w:pPr>
             <w:r>
               <w:rPr>
-                <w:rFonts w:ascii="Arial" w:eastAsia="Times New Roman" w:hAnsi="Arial" w:cs="Arial"/>
+                <w:rFonts w:ascii="Calibri" w:eastAsia="Calibri" w:hAnsi="Calibri" w:cs="Calibri"/>
                 <w:b/>
                 <w:bCs/>
-                <w:color w:val="000000"/>
-                <w:kern w:val="0"/>
-                <w:sz w:val="22"/>
-                <w:szCs w:val="22"/>
-                <w14:ligatures w14:val="none"/>
-              </w:rPr>
-              <w:t>1pm</w:t>
+                <w:color w:val="1F3864"/>
+                <w:sz w:val="18"/>
+                <w:szCs w:val="18"/>
+              </w:rPr>
+              <w:t>1</w:t>
+            </w:r>
+            <w:r>
+              <w:rPr>
+                <w:rFonts w:ascii="Calibri" w:eastAsia="Calibri" w:hAnsi="Calibri" w:cs="Calibri"/>
+                <w:b/>
+                <w:bCs/>
+                <w:color w:val="1F3864"/>
+                <w:sz w:val="18"/>
+                <w:szCs w:val="18"/>
+              </w:rPr>
+              <w:t>1</w:t>
+            </w:r>
+            <w:r>
+              <w:rPr>
+                <w:rFonts w:ascii="Calibri" w:eastAsia="Calibri" w:hAnsi="Calibri" w:cs="Calibri"/>
+                <w:b/>
+                <w:bCs/>
+                <w:color w:val="1F3864"/>
+                <w:sz w:val="18"/>
+                <w:szCs w:val="18"/>
+              </w:rPr>
+              <w:t>:</w:t>
+            </w:r>
+            <w:r>
+              <w:rPr>
+                <w:rFonts w:ascii="Calibri" w:eastAsia="Calibri" w:hAnsi="Calibri" w:cs="Calibri"/>
+                <w:b/>
+                <w:bCs/>
+                <w:color w:val="1F3864"/>
+                <w:sz w:val="18"/>
+                <w:szCs w:val="18"/>
+              </w:rPr>
+              <w:t>00</w:t>
+            </w:r>
+            <w:r>
+              <w:rPr>
+                <w:rFonts w:ascii="Calibri" w:eastAsia="Calibri" w:hAnsi="Calibri" w:cs="Calibri"/>
+                <w:b/>
+                <w:bCs/>
+                <w:color w:val="1F3864"/>
+                <w:sz w:val="18"/>
+                <w:szCs w:val="18"/>
+              </w:rPr>
+              <w:t xml:space="preserve"> AM – 12:00 PM</w:t>
             </w:r>
           </w:p>
         </w:tc>
         <w:tc>
           <w:tcPr>
-            <w:tcW w:w="0" w:type="auto"/>
-            <w:tcBorders>
-              <w:top w:val="single" w:sz="8" w:space="0" w:color="000000"/>
-              <w:left w:val="single" w:sz="8" w:space="0" w:color="000000"/>
-              <w:bottom w:val="single" w:sz="8" w:space="0" w:color="000000"/>
-              <w:right w:val="single" w:sz="8" w:space="0" w:color="000000"/>
-            </w:tcBorders>
+            <w:tcW w:w="7160" w:type="dxa"/>
+            <w:shd w:val="clear" w:color="auto" w:fill="2E5FA3"/>
             <w:tcMar>
-              <w:top w:w="100" w:type="dxa"/>
-              <w:left w:w="100" w:type="dxa"/>
-              <w:bottom w:w="100" w:type="dxa"/>
-              <w:right w:w="100" w:type="dxa"/>
+              <w:top w:w="60" w:type="dxa"/>
+              <w:left w:w="120" w:type="dxa"/>
+              <w:bottom w:w="60" w:type="dxa"/>
+              <w:right w:w="120" w:type="dxa"/>
             </w:tcMar>
-            <w:hideMark/>
           </w:tcPr>
           <w:p>
-            <w:pPr>
-              <w:spacing w:after="0" w:line="240" w:lineRule="auto"/>
-              <w:ind w:left="180" w:firstLine="540"/>
-              <w:rPr>
-                <w:rFonts w:ascii="Times New Roman" w:eastAsia="Times New Roman" w:hAnsi="Times New Roman" w:cs="Times New Roman"/>
-                <w:kern w:val="0"/>
-                <w:sz w:val="22"/>
-                <w:szCs w:val="22"/>
-                <w14:ligatures w14:val="none"/>
-              </w:rPr>
-            </w:pPr>
-            <w:r>
-              <w:rPr>
-                <w:rFonts w:ascii="Arial" w:eastAsia="Times New Roman" w:hAnsi="Arial" w:cs="Arial"/>
+            <w:r>
+              <w:rPr>
+                <w:rFonts w:ascii="Calibri" w:eastAsia="Calibri" w:hAnsi="Calibri" w:cs="Calibri"/>
                 <w:b/>
                 <w:bCs/>
-                <w:color w:val="000000"/>
-                <w:kern w:val="0"/>
-                <w:sz w:val="22"/>
-                <w:szCs w:val="22"/>
-                <w14:ligatures w14:val="none"/>
-              </w:rPr>
-              <w:t>60</w:t>
-            </w:r>
-          </w:p>
-        </w:tc>
-        <w:tc>
-          <w:tcPr>
-            <w:tcW w:w="0" w:type="auto"/>
-            <w:tcBorders>
-              <w:top w:val="single" w:sz="8" w:space="0" w:color="000000"/>
-              <w:left w:val="single" w:sz="8" w:space="0" w:color="000000"/>
-              <w:bottom w:val="single" w:sz="8" w:space="0" w:color="000000"/>
-              <w:right w:val="single" w:sz="8" w:space="0" w:color="000000"/>
-            </w:tcBorders>
-            <w:tcMar>
-              <w:top w:w="100" w:type="dxa"/>
-              <w:left w:w="100" w:type="dxa"/>
-              <w:bottom w:w="100" w:type="dxa"/>
-              <w:right w:w="100" w:type="dxa"/>
-            </w:tcMar>
-            <w:hideMark/>
-          </w:tcPr>
-          <w:p>
-            <w:pPr>
-              <w:spacing w:after="0" w:line="240" w:lineRule="auto"/>
-              <w:ind w:left="180" w:firstLine="540"/>
-              <w:rPr>
-                <w:rFonts w:ascii="Times New Roman" w:eastAsia="Times New Roman" w:hAnsi="Times New Roman" w:cs="Times New Roman"/>
-                <w:kern w:val="0"/>
-                <w:sz w:val="22"/>
-                <w:szCs w:val="22"/>
-                <w14:ligatures w14:val="none"/>
-              </w:rPr>
-            </w:pPr>
-            <w:r>
-              <w:rPr>
-                <w:rFonts w:ascii="Arial" w:eastAsia="Times New Roman" w:hAnsi="Arial" w:cs="Arial"/>
-                <w:b/>
-                <w:bCs/>
-                <w:color w:val="000000"/>
-                <w:kern w:val="0"/>
-                <w:sz w:val="22"/>
-                <w:szCs w:val="22"/>
-                <w14:ligatures w14:val="none"/>
-              </w:rPr>
-              <w:t>Research Session #</w:t>
-            </w:r>
-            <w:r>
-              <w:rPr>
-                <w:rFonts w:ascii="Arial" w:eastAsia="Times New Roman" w:hAnsi="Arial" w:cs="Arial"/>
-                <w:b/>
-                <w:bCs/>
-                <w:color w:val="000000"/>
-                <w:kern w:val="0"/>
-                <w:sz w:val="22"/>
-                <w:szCs w:val="22"/>
-                <w14:ligatures w14:val="none"/>
-              </w:rPr>
-              <w:t>3</w:t>
-            </w:r>
-            <w:r>
-              <w:rPr>
-                <w:rFonts w:ascii="Arial" w:eastAsia="Times New Roman" w:hAnsi="Arial" w:cs="Arial"/>
-                <w:b/>
-                <w:bCs/>
-                <w:color w:val="000000"/>
-                <w:kern w:val="0"/>
-                <w:sz w:val="22"/>
-                <w:szCs w:val="22"/>
-                <w14:ligatures w14:val="none"/>
-              </w:rPr>
-              <w:t xml:space="preserve"> (</w:t>
-            </w:r>
-            <w:r>
-              <w:rPr>
-                <w:rFonts w:ascii="Arial" w:eastAsia="Times New Roman" w:hAnsi="Arial" w:cs="Arial"/>
-                <w:b/>
-                <w:bCs/>
-                <w:color w:val="000000"/>
-                <w:kern w:val="0"/>
-                <w:sz w:val="22"/>
-                <w:szCs w:val="22"/>
-                <w14:ligatures w14:val="none"/>
-              </w:rPr>
-              <w:t>3</w:t>
-            </w:r>
-            <w:r>
-              <w:rPr>
-                <w:rFonts w:ascii="Arial" w:eastAsia="Times New Roman" w:hAnsi="Arial" w:cs="Arial"/>
-                <w:b/>
-                <w:bCs/>
-                <w:color w:val="000000"/>
-                <w:kern w:val="0"/>
-                <w:sz w:val="22"/>
-                <w:szCs w:val="22"/>
-                <w14:ligatures w14:val="none"/>
-              </w:rPr>
-              <w:t>)</w:t>
+                <w:color w:val="FFFFFF"/>
+                <w:sz w:val="20"/>
+                <w:szCs w:val="20"/>
+              </w:rPr>
+              <w:t>Research Session 2</w:t>
             </w:r>
           </w:p>
         </w:tc>
@@ -1544,159 +1155,154 @@
       <w:tr>
         <w:tc>
           <w:tcPr>
-            <w:tcW w:w="0" w:type="auto"/>
-            <w:tcBorders>
-              <w:top w:val="single" w:sz="8" w:space="0" w:color="000000"/>
-              <w:left w:val="single" w:sz="8" w:space="0" w:color="000000"/>
-              <w:bottom w:val="single" w:sz="8" w:space="0" w:color="000000"/>
-              <w:right w:val="single" w:sz="8" w:space="0" w:color="000000"/>
-            </w:tcBorders>
-            <w:tcMar>
-              <w:top w:w="100" w:type="dxa"/>
-              <w:left w:w="100" w:type="dxa"/>
-              <w:bottom w:w="100" w:type="dxa"/>
-              <w:right w:w="100" w:type="dxa"/>
-            </w:tcMar>
-            <w:hideMark/>
+            <w:tcW w:w="2200" w:type="dxa"/>
+            <w:shd w:val="clear" w:color="auto" w:fill="FFFFFF"/>
           </w:tcPr>
-          <w:p>
-            <w:pPr>
-              <w:spacing w:after="0" w:line="240" w:lineRule="auto"/>
-              <w:ind w:left="180" w:firstLine="540"/>
-              <w:rPr>
-                <w:rFonts w:ascii="Times New Roman" w:eastAsia="Times New Roman" w:hAnsi="Times New Roman" w:cs="Times New Roman"/>
-                <w:kern w:val="0"/>
-                <w:sz w:val="22"/>
-                <w:szCs w:val="22"/>
-                <w14:ligatures w14:val="none"/>
-              </w:rPr>
-            </w:pPr>
-            <w:r>
-              <w:rPr>
-                <w:rFonts w:ascii="Arial" w:eastAsia="Times New Roman" w:hAnsi="Arial" w:cs="Arial"/>
-                <w:b/>
-                <w:bCs/>
-                <w:color w:val="000000"/>
-                <w:kern w:val="0"/>
-                <w:sz w:val="22"/>
-                <w:szCs w:val="22"/>
-                <w14:ligatures w14:val="none"/>
-              </w:rPr>
-              <w:t>2:</w:t>
-            </w:r>
-            <w:r>
-              <w:rPr>
-                <w:rFonts w:ascii="Arial" w:eastAsia="Times New Roman" w:hAnsi="Arial" w:cs="Arial"/>
-                <w:b/>
-                <w:bCs/>
-                <w:color w:val="000000"/>
-                <w:kern w:val="0"/>
-                <w:sz w:val="22"/>
-                <w:szCs w:val="22"/>
-                <w14:ligatures w14:val="none"/>
-              </w:rPr>
-              <w:t>00</w:t>
-            </w:r>
-            <w:r>
-              <w:rPr>
-                <w:rFonts w:ascii="Arial" w:eastAsia="Times New Roman" w:hAnsi="Arial" w:cs="Arial"/>
-                <w:b/>
-                <w:bCs/>
-                <w:color w:val="000000"/>
-                <w:kern w:val="0"/>
-                <w:sz w:val="22"/>
-                <w:szCs w:val="22"/>
-                <w14:ligatures w14:val="none"/>
-              </w:rPr>
-              <w:t>pm</w:t>
-            </w:r>
-          </w:p>
+          <w:p/>
         </w:tc>
         <w:tc>
           <w:tcPr>
-            <w:tcW w:w="0" w:type="auto"/>
-            <w:tcBorders>
-              <w:top w:val="single" w:sz="8" w:space="0" w:color="000000"/>
-              <w:left w:val="single" w:sz="8" w:space="0" w:color="000000"/>
-              <w:bottom w:val="single" w:sz="8" w:space="0" w:color="000000"/>
-              <w:right w:val="single" w:sz="8" w:space="0" w:color="000000"/>
-            </w:tcBorders>
+            <w:tcW w:w="7160" w:type="dxa"/>
+            <w:shd w:val="clear" w:color="auto" w:fill="FFFFFF"/>
             <w:tcMar>
-              <w:top w:w="100" w:type="dxa"/>
-              <w:left w:w="100" w:type="dxa"/>
-              <w:bottom w:w="100" w:type="dxa"/>
-              <w:right w:w="100" w:type="dxa"/>
+              <w:top w:w="80" w:type="dxa"/>
+              <w:left w:w="160" w:type="dxa"/>
+              <w:bottom w:w="80" w:type="dxa"/>
+              <w:right w:w="120" w:type="dxa"/>
             </w:tcMar>
-            <w:hideMark/>
           </w:tcPr>
           <w:p>
-            <w:pPr>
-              <w:spacing w:after="0" w:line="240" w:lineRule="auto"/>
-              <w:ind w:left="180" w:firstLine="540"/>
-              <w:rPr>
-                <w:rFonts w:ascii="Times New Roman" w:eastAsia="Times New Roman" w:hAnsi="Times New Roman" w:cs="Times New Roman"/>
-                <w:kern w:val="0"/>
-                <w:sz w:val="22"/>
-                <w:szCs w:val="22"/>
-                <w14:ligatures w14:val="none"/>
-              </w:rPr>
-            </w:pPr>
-            <w:r>
-              <w:rPr>
-                <w:rFonts w:ascii="Arial" w:eastAsia="Times New Roman" w:hAnsi="Arial" w:cs="Arial"/>
+            <w:r>
+              <w:rPr>
+                <w:rFonts w:ascii="Calibri" w:eastAsia="Calibri" w:hAnsi="Calibri" w:cs="Calibri"/>
                 <w:b/>
                 <w:bCs/>
-                <w:color w:val="000000"/>
-                <w:kern w:val="0"/>
-                <w:sz w:val="22"/>
-                <w:szCs w:val="22"/>
-                <w14:ligatures w14:val="none"/>
-              </w:rPr>
-              <w:t>60</w:t>
+                <w:sz w:val="18"/>
+                <w:szCs w:val="18"/>
+              </w:rPr>
+              <w:t>Petra Klinge</w:t>
             </w:r>
           </w:p>
-        </w:tc>
-        <w:tc>
-          <w:tcPr>
-            <w:tcW w:w="0" w:type="auto"/>
-            <w:tcBorders>
-              <w:top w:val="single" w:sz="8" w:space="0" w:color="000000"/>
-              <w:left w:val="single" w:sz="8" w:space="0" w:color="000000"/>
-              <w:bottom w:val="single" w:sz="8" w:space="0" w:color="000000"/>
-              <w:right w:val="single" w:sz="8" w:space="0" w:color="000000"/>
-            </w:tcBorders>
-            <w:tcMar>
-              <w:top w:w="100" w:type="dxa"/>
-              <w:left w:w="100" w:type="dxa"/>
-              <w:bottom w:w="100" w:type="dxa"/>
-              <w:right w:w="100" w:type="dxa"/>
-            </w:tcMar>
-            <w:hideMark/>
-          </w:tcPr>
           <w:p>
             <w:pPr>
-              <w:spacing w:after="0" w:line="240" w:lineRule="auto"/>
-              <w:ind w:left="180" w:firstLine="540"/>
-              <w:rPr>
-                <w:rFonts w:ascii="Times New Roman" w:eastAsia="Times New Roman" w:hAnsi="Times New Roman" w:cs="Times New Roman"/>
-                <w:kern w:val="0"/>
-                <w:sz w:val="22"/>
-                <w:szCs w:val="22"/>
-                <w14:ligatures w14:val="none"/>
-              </w:rPr>
+              <w:spacing w:before="20"/>
             </w:pPr>
             <w:r>
               <w:rPr>
-                <w:rFonts w:ascii="Arial" w:eastAsia="Times New Roman" w:hAnsi="Arial" w:cs="Arial"/>
+                <w:rFonts w:ascii="Calibri" w:eastAsia="Calibri" w:hAnsi="Calibri" w:cs="Calibri"/>
+                <w:i/>
+                <w:iCs/>
+                <w:color w:val="444444"/>
+                <w:sz w:val="17"/>
+                <w:szCs w:val="17"/>
+              </w:rPr>
+              <w:lastRenderedPageBreak/>
+              <w:t>Chiari Malformation: Inside and Outside the Dura — Clinical and Pathological Perspectives on Intra- and Extradural Pathologies</w:t>
+            </w:r>
+          </w:p>
+          <w:p>
+            <w:pPr>
+              <w:spacing w:before="60"/>
+            </w:pPr>
+            <w:r>
+              <w:rPr>
+                <w:rFonts w:ascii="Calibri" w:eastAsia="Calibri" w:hAnsi="Calibri" w:cs="Calibri"/>
                 <w:b/>
                 <w:bCs/>
-                <w:color w:val="000000"/>
-                <w:kern w:val="0"/>
-                <w:sz w:val="22"/>
-                <w:szCs w:val="22"/>
-                <w14:ligatures w14:val="none"/>
-              </w:rPr>
-              <w:t>Patient Experience Talks</w:t>
+                <w:sz w:val="18"/>
+                <w:szCs w:val="18"/>
+              </w:rPr>
+              <w:t xml:space="preserve">Konstantina </w:t>
+            </w:r>
+            <w:proofErr w:type="spellStart"/>
+            <w:r>
+              <w:rPr>
+                <w:rFonts w:ascii="Calibri" w:eastAsia="Calibri" w:hAnsi="Calibri" w:cs="Calibri"/>
+                <w:b/>
+                <w:bCs/>
+                <w:sz w:val="18"/>
+                <w:szCs w:val="18"/>
+              </w:rPr>
+              <w:t>Svokos</w:t>
+            </w:r>
+            <w:proofErr w:type="spellEnd"/>
+          </w:p>
+          <w:p>
+            <w:pPr>
+              <w:spacing w:before="20"/>
+            </w:pPr>
+            <w:r>
+              <w:rPr>
+                <w:rFonts w:ascii="Calibri" w:eastAsia="Calibri" w:hAnsi="Calibri" w:cs="Calibri"/>
+                <w:i/>
+                <w:iCs/>
+                <w:color w:val="444444"/>
+                <w:sz w:val="17"/>
+                <w:szCs w:val="17"/>
+              </w:rPr>
+              <w:t>Chiari Malformation Across the Lifespan — Developmental Anomaly or Progressive Disorder? Understanding Age-Dependent Pathology and Phenotypes</w:t>
+            </w:r>
+          </w:p>
+          <w:p>
+            <w:pPr>
+              <w:spacing w:before="60"/>
+            </w:pPr>
+            <w:r>
+              <w:rPr>
+                <w:rFonts w:ascii="Calibri" w:eastAsia="Calibri" w:hAnsi="Calibri" w:cs="Calibri"/>
+                <w:b/>
+                <w:bCs/>
+                <w:sz w:val="18"/>
+                <w:szCs w:val="18"/>
+              </w:rPr>
+              <w:t>Chiari Bellini</w:t>
+            </w:r>
+          </w:p>
+          <w:p>
+            <w:pPr>
+              <w:spacing w:before="20"/>
+            </w:pPr>
+            <w:r>
+              <w:rPr>
+                <w:rFonts w:ascii="Calibri" w:eastAsia="Calibri" w:hAnsi="Calibri" w:cs="Calibri"/>
+                <w:i/>
+                <w:iCs/>
+                <w:color w:val="444444"/>
+                <w:sz w:val="17"/>
+                <w:szCs w:val="17"/>
+              </w:rPr>
+              <w:t>Working Under Pressure: From Cardiovascular to Neural Health</w:t>
+            </w:r>
+          </w:p>
+          <w:p>
+            <w:pPr>
+              <w:spacing w:before="60"/>
+            </w:pPr>
+            <w:r>
+              <w:rPr>
+                <w:rFonts w:ascii="Calibri" w:eastAsia="Calibri" w:hAnsi="Calibri" w:cs="Calibri"/>
+                <w:b/>
+                <w:bCs/>
+                <w:sz w:val="18"/>
+                <w:szCs w:val="18"/>
+              </w:rPr>
+              <w:t>Kristopher Kahle</w:t>
+            </w:r>
+          </w:p>
+          <w:p>
+            <w:pPr>
+              <w:spacing w:before="20"/>
+            </w:pPr>
+            <w:r>
+              <w:rPr>
+                <w:rFonts w:ascii="Calibri" w:eastAsia="Calibri" w:hAnsi="Calibri" w:cs="Calibri"/>
+                <w:i/>
+                <w:iCs/>
+                <w:color w:val="444444"/>
+                <w:sz w:val="17"/>
+                <w:szCs w:val="17"/>
+              </w:rPr>
+              <w:t>Chiari I Genomics</w:t>
             </w:r>
           </w:p>
         </w:tc>
@@ -1704,191 +1310,55 @@
       <w:tr>
         <w:tc>
           <w:tcPr>
-            <w:tcW w:w="0" w:type="auto"/>
-            <w:tcBorders>
-              <w:top w:val="single" w:sz="8" w:space="0" w:color="000000"/>
-              <w:left w:val="single" w:sz="8" w:space="0" w:color="000000"/>
-              <w:bottom w:val="single" w:sz="8" w:space="0" w:color="000000"/>
-              <w:right w:val="single" w:sz="8" w:space="0" w:color="000000"/>
-            </w:tcBorders>
+            <w:tcW w:w="2200" w:type="dxa"/>
+            <w:shd w:val="clear" w:color="auto" w:fill="D6E4F0"/>
             <w:tcMar>
-              <w:top w:w="100" w:type="dxa"/>
-              <w:left w:w="100" w:type="dxa"/>
-              <w:bottom w:w="100" w:type="dxa"/>
-              <w:right w:w="100" w:type="dxa"/>
+              <w:top w:w="60" w:type="dxa"/>
+              <w:left w:w="120" w:type="dxa"/>
+              <w:bottom w:w="60" w:type="dxa"/>
+              <w:right w:w="120" w:type="dxa"/>
             </w:tcMar>
           </w:tcPr>
           <w:p>
             <w:pPr>
-              <w:spacing w:after="0" w:line="240" w:lineRule="auto"/>
-              <w:ind w:left="180" w:firstLine="540"/>
-              <w:rPr>
-                <w:rFonts w:ascii="Arial" w:eastAsia="Times New Roman" w:hAnsi="Arial" w:cs="Arial"/>
+              <w:jc w:val="center"/>
+            </w:pPr>
+            <w:r>
+              <w:rPr>
+                <w:rFonts w:ascii="Calibri" w:eastAsia="Calibri" w:hAnsi="Calibri" w:cs="Calibri"/>
                 <w:b/>
                 <w:bCs/>
-                <w:color w:val="000000"/>
-                <w:kern w:val="0"/>
-                <w:sz w:val="22"/>
-                <w:szCs w:val="22"/>
-                <w14:ligatures w14:val="none"/>
-              </w:rPr>
-            </w:pPr>
-            <w:r>
-              <w:rPr>
-                <w:rFonts w:ascii="Arial" w:eastAsia="Times New Roman" w:hAnsi="Arial" w:cs="Arial"/>
-                <w:b/>
-                <w:bCs/>
-                <w:color w:val="000000"/>
-                <w:kern w:val="0"/>
-                <w:sz w:val="22"/>
-                <w:szCs w:val="22"/>
-                <w14:ligatures w14:val="none"/>
-              </w:rPr>
-              <w:t>3</w:t>
-            </w:r>
-            <w:r>
-              <w:rPr>
-                <w:rFonts w:ascii="Arial" w:eastAsia="Times New Roman" w:hAnsi="Arial" w:cs="Arial"/>
-                <w:b/>
-                <w:bCs/>
-                <w:color w:val="000000"/>
-                <w:kern w:val="0"/>
-                <w:sz w:val="22"/>
-                <w:szCs w:val="22"/>
-                <w14:ligatures w14:val="none"/>
-              </w:rPr>
-              <w:t>:</w:t>
-            </w:r>
-            <w:r>
-              <w:rPr>
-                <w:rFonts w:ascii="Arial" w:eastAsia="Times New Roman" w:hAnsi="Arial" w:cs="Arial"/>
-                <w:b/>
-                <w:bCs/>
-                <w:color w:val="000000"/>
-                <w:kern w:val="0"/>
-                <w:sz w:val="22"/>
-                <w:szCs w:val="22"/>
-                <w14:ligatures w14:val="none"/>
-              </w:rPr>
-              <w:t>00</w:t>
-            </w:r>
-            <w:r>
-              <w:rPr>
-                <w:rFonts w:ascii="Arial" w:eastAsia="Times New Roman" w:hAnsi="Arial" w:cs="Arial"/>
-                <w:b/>
-                <w:bCs/>
-                <w:color w:val="000000"/>
-                <w:kern w:val="0"/>
-                <w:sz w:val="22"/>
-                <w:szCs w:val="22"/>
-                <w14:ligatures w14:val="none"/>
-              </w:rPr>
-              <w:t>am</w:t>
+                <w:color w:val="1F3864"/>
+                <w:sz w:val="18"/>
+                <w:szCs w:val="18"/>
+              </w:rPr>
+              <w:lastRenderedPageBreak/>
+              <w:t>12:00 – 1:00 PM</w:t>
             </w:r>
           </w:p>
         </w:tc>
         <w:tc>
           <w:tcPr>
-            <w:tcW w:w="0" w:type="auto"/>
-            <w:tcBorders>
-              <w:top w:val="single" w:sz="8" w:space="0" w:color="000000"/>
-              <w:left w:val="single" w:sz="8" w:space="0" w:color="000000"/>
-              <w:bottom w:val="single" w:sz="8" w:space="0" w:color="000000"/>
-              <w:right w:val="single" w:sz="8" w:space="0" w:color="000000"/>
-            </w:tcBorders>
+            <w:tcW w:w="7160" w:type="dxa"/>
+            <w:shd w:val="clear" w:color="auto" w:fill="F2F2F2"/>
             <w:tcMar>
-              <w:top w:w="100" w:type="dxa"/>
-              <w:left w:w="100" w:type="dxa"/>
-              <w:bottom w:w="100" w:type="dxa"/>
-              <w:right w:w="100" w:type="dxa"/>
+              <w:top w:w="60" w:type="dxa"/>
+              <w:left w:w="120" w:type="dxa"/>
+              <w:bottom w:w="60" w:type="dxa"/>
+              <w:right w:w="120" w:type="dxa"/>
             </w:tcMar>
           </w:tcPr>
           <w:p>
-            <w:pPr>
-              <w:spacing w:after="0" w:line="240" w:lineRule="auto"/>
-              <w:ind w:left="180" w:firstLine="540"/>
-              <w:rPr>
-                <w:rFonts w:ascii="Arial" w:eastAsia="Times New Roman" w:hAnsi="Arial" w:cs="Arial"/>
-                <w:b/>
-                <w:bCs/>
-                <w:color w:val="000000"/>
-                <w:kern w:val="0"/>
-                <w:sz w:val="22"/>
-                <w:szCs w:val="22"/>
-                <w14:ligatures w14:val="none"/>
-              </w:rPr>
-            </w:pPr>
-            <w:r>
-              <w:rPr>
-                <w:rFonts w:ascii="Arial" w:eastAsia="Times New Roman" w:hAnsi="Arial" w:cs="Arial"/>
-                <w:b/>
-                <w:bCs/>
-                <w:color w:val="000000"/>
-                <w:kern w:val="0"/>
-                <w:sz w:val="22"/>
-                <w:szCs w:val="22"/>
-                <w14:ligatures w14:val="none"/>
-              </w:rPr>
-              <w:t>30</w:t>
-            </w:r>
-          </w:p>
-        </w:tc>
-        <w:tc>
-          <w:tcPr>
-            <w:tcW w:w="0" w:type="auto"/>
-            <w:tcBorders>
-              <w:top w:val="single" w:sz="8" w:space="0" w:color="000000"/>
-              <w:left w:val="single" w:sz="8" w:space="0" w:color="000000"/>
-              <w:bottom w:val="single" w:sz="8" w:space="0" w:color="000000"/>
-              <w:right w:val="single" w:sz="8" w:space="0" w:color="000000"/>
-            </w:tcBorders>
-            <w:tcMar>
-              <w:top w:w="100" w:type="dxa"/>
-              <w:left w:w="100" w:type="dxa"/>
-              <w:bottom w:w="100" w:type="dxa"/>
-              <w:right w:w="100" w:type="dxa"/>
-            </w:tcMar>
-          </w:tcPr>
-          <w:p>
-            <w:pPr>
-              <w:spacing w:after="0" w:line="240" w:lineRule="auto"/>
-              <w:ind w:left="180" w:firstLine="540"/>
-              <w:rPr>
-                <w:rFonts w:ascii="Arial" w:eastAsia="Times New Roman" w:hAnsi="Arial" w:cs="Arial"/>
-                <w:b/>
-                <w:bCs/>
-                <w:color w:val="000000"/>
-                <w:kern w:val="0"/>
-                <w:sz w:val="22"/>
-                <w:szCs w:val="22"/>
-                <w14:ligatures w14:val="none"/>
-              </w:rPr>
-            </w:pPr>
-            <w:r>
-              <w:rPr>
-                <w:rFonts w:ascii="Arial" w:eastAsia="Times New Roman" w:hAnsi="Arial" w:cs="Arial"/>
-                <w:b/>
-                <w:bCs/>
-                <w:color w:val="000000"/>
-                <w:kern w:val="0"/>
-                <w:sz w:val="22"/>
-                <w:szCs w:val="22"/>
-                <w14:ligatures w14:val="none"/>
-              </w:rPr>
-              <w:t>Demo/Posters</w:t>
-            </w:r>
-            <w:r>
-              <w:rPr>
-                <w:rFonts w:ascii="Arial" w:eastAsia="Times New Roman" w:hAnsi="Arial" w:cs="Arial"/>
-                <w:b/>
-                <w:bCs/>
-                <w:color w:val="000000"/>
-                <w:kern w:val="0"/>
-                <w:sz w:val="22"/>
-                <w:szCs w:val="22"/>
-                <w14:ligatures w14:val="none"/>
-              </w:rPr>
-              <w:t xml:space="preserve"> (coffee/tea)</w:t>
+            <w:r>
+              <w:rPr>
+                <w:rFonts w:ascii="Calibri" w:eastAsia="Calibri" w:hAnsi="Calibri" w:cs="Calibri"/>
+                <w:i/>
+                <w:iCs/>
+                <w:color w:val="555555"/>
+                <w:sz w:val="18"/>
+                <w:szCs w:val="18"/>
+              </w:rPr>
+              <w:t>Lunch &amp; Demos / Posters</w:t>
             </w:r>
           </w:p>
         </w:tc>
@@ -1896,208 +1366,54 @@
       <w:tr>
         <w:tc>
           <w:tcPr>
-            <w:tcW w:w="0" w:type="auto"/>
-            <w:tcBorders>
-              <w:top w:val="single" w:sz="8" w:space="0" w:color="000000"/>
-              <w:left w:val="single" w:sz="8" w:space="0" w:color="000000"/>
-              <w:bottom w:val="single" w:sz="8" w:space="0" w:color="000000"/>
-              <w:right w:val="single" w:sz="8" w:space="0" w:color="000000"/>
-            </w:tcBorders>
+            <w:tcW w:w="2200" w:type="dxa"/>
+            <w:shd w:val="clear" w:color="auto" w:fill="D6E4F0"/>
             <w:tcMar>
-              <w:top w:w="100" w:type="dxa"/>
-              <w:left w:w="100" w:type="dxa"/>
-              <w:bottom w:w="100" w:type="dxa"/>
-              <w:right w:w="100" w:type="dxa"/>
+              <w:top w:w="60" w:type="dxa"/>
+              <w:left w:w="120" w:type="dxa"/>
+              <w:bottom w:w="60" w:type="dxa"/>
+              <w:right w:w="120" w:type="dxa"/>
             </w:tcMar>
-            <w:hideMark/>
           </w:tcPr>
           <w:p>
             <w:pPr>
-              <w:spacing w:after="0" w:line="240" w:lineRule="auto"/>
-              <w:ind w:left="180" w:firstLine="540"/>
-              <w:rPr>
-                <w:rFonts w:ascii="Times New Roman" w:eastAsia="Times New Roman" w:hAnsi="Times New Roman" w:cs="Times New Roman"/>
-                <w:kern w:val="0"/>
-                <w:sz w:val="22"/>
-                <w:szCs w:val="22"/>
-                <w14:ligatures w14:val="none"/>
-              </w:rPr>
+              <w:jc w:val="center"/>
             </w:pPr>
             <w:r>
               <w:rPr>
-                <w:rFonts w:ascii="Arial" w:eastAsia="Times New Roman" w:hAnsi="Arial" w:cs="Arial"/>
+                <w:rFonts w:ascii="Calibri" w:eastAsia="Calibri" w:hAnsi="Calibri" w:cs="Calibri"/>
                 <w:b/>
                 <w:bCs/>
-                <w:color w:val="000000"/>
-                <w:kern w:val="0"/>
-                <w:sz w:val="22"/>
-                <w:szCs w:val="22"/>
-                <w14:ligatures w14:val="none"/>
-              </w:rPr>
-              <w:t>3:</w:t>
-            </w:r>
-            <w:r>
-              <w:rPr>
-                <w:rFonts w:ascii="Arial" w:eastAsia="Times New Roman" w:hAnsi="Arial" w:cs="Arial"/>
-                <w:b/>
-                <w:bCs/>
-                <w:color w:val="000000"/>
-                <w:kern w:val="0"/>
-                <w:sz w:val="22"/>
-                <w:szCs w:val="22"/>
-                <w14:ligatures w14:val="none"/>
-              </w:rPr>
-              <w:t>30</w:t>
-            </w:r>
-            <w:r>
-              <w:rPr>
-                <w:rFonts w:ascii="Arial" w:eastAsia="Times New Roman" w:hAnsi="Arial" w:cs="Arial"/>
-                <w:b/>
-                <w:bCs/>
-                <w:color w:val="000000"/>
-                <w:kern w:val="0"/>
-                <w:sz w:val="22"/>
-                <w:szCs w:val="22"/>
-                <w14:ligatures w14:val="none"/>
-              </w:rPr>
-              <w:t>pm</w:t>
+                <w:color w:val="1F3864"/>
+                <w:sz w:val="18"/>
+                <w:szCs w:val="18"/>
+              </w:rPr>
+              <w:t>1:00 – 2:00 PM</w:t>
             </w:r>
           </w:p>
         </w:tc>
         <w:tc>
           <w:tcPr>
-            <w:tcW w:w="0" w:type="auto"/>
-            <w:tcBorders>
-              <w:top w:val="single" w:sz="8" w:space="0" w:color="000000"/>
-              <w:left w:val="single" w:sz="8" w:space="0" w:color="000000"/>
-              <w:bottom w:val="single" w:sz="8" w:space="0" w:color="000000"/>
-              <w:right w:val="single" w:sz="8" w:space="0" w:color="000000"/>
-            </w:tcBorders>
+            <w:tcW w:w="7160" w:type="dxa"/>
+            <w:shd w:val="clear" w:color="auto" w:fill="2E5FA3"/>
             <w:tcMar>
-              <w:top w:w="100" w:type="dxa"/>
-              <w:left w:w="100" w:type="dxa"/>
-              <w:bottom w:w="100" w:type="dxa"/>
-              <w:right w:w="100" w:type="dxa"/>
+              <w:top w:w="60" w:type="dxa"/>
+              <w:left w:w="120" w:type="dxa"/>
+              <w:bottom w:w="60" w:type="dxa"/>
+              <w:right w:w="120" w:type="dxa"/>
             </w:tcMar>
-            <w:hideMark/>
           </w:tcPr>
           <w:p>
-            <w:pPr>
-              <w:spacing w:after="0" w:line="240" w:lineRule="auto"/>
-              <w:ind w:left="180" w:firstLine="540"/>
-              <w:rPr>
-                <w:rFonts w:ascii="Times New Roman" w:eastAsia="Times New Roman" w:hAnsi="Times New Roman" w:cs="Times New Roman"/>
-                <w:kern w:val="0"/>
-                <w:sz w:val="22"/>
-                <w:szCs w:val="22"/>
-                <w14:ligatures w14:val="none"/>
-              </w:rPr>
-            </w:pPr>
-            <w:r>
-              <w:rPr>
-                <w:rFonts w:ascii="Times New Roman" w:eastAsia="Times New Roman" w:hAnsi="Times New Roman" w:cs="Times New Roman"/>
-                <w:kern w:val="0"/>
-                <w:sz w:val="22"/>
-                <w:szCs w:val="22"/>
-                <w14:ligatures w14:val="none"/>
-              </w:rPr>
-              <w:t>60</w:t>
-            </w:r>
-          </w:p>
-        </w:tc>
-        <w:tc>
-          <w:tcPr>
-            <w:tcW w:w="0" w:type="auto"/>
-            <w:tcBorders>
-              <w:top w:val="single" w:sz="8" w:space="0" w:color="000000"/>
-              <w:left w:val="single" w:sz="8" w:space="0" w:color="000000"/>
-              <w:bottom w:val="single" w:sz="8" w:space="0" w:color="000000"/>
-              <w:right w:val="single" w:sz="8" w:space="0" w:color="000000"/>
-            </w:tcBorders>
-            <w:tcMar>
-              <w:top w:w="100" w:type="dxa"/>
-              <w:left w:w="100" w:type="dxa"/>
-              <w:bottom w:w="100" w:type="dxa"/>
-              <w:right w:w="100" w:type="dxa"/>
-            </w:tcMar>
-            <w:hideMark/>
-          </w:tcPr>
-          <w:p>
-            <w:pPr>
-              <w:spacing w:after="0" w:line="240" w:lineRule="auto"/>
-              <w:ind w:left="180" w:firstLine="540"/>
-              <w:rPr>
-                <w:rFonts w:ascii="Times New Roman" w:eastAsia="Times New Roman" w:hAnsi="Times New Roman" w:cs="Times New Roman"/>
-                <w:kern w:val="0"/>
-                <w:sz w:val="22"/>
-                <w:szCs w:val="22"/>
-                <w14:ligatures w14:val="none"/>
-              </w:rPr>
-            </w:pPr>
-            <w:r>
-              <w:rPr>
-                <w:rFonts w:ascii="Arial" w:eastAsia="Times New Roman" w:hAnsi="Arial" w:cs="Arial"/>
+            <w:r>
+              <w:rPr>
+                <w:rFonts w:ascii="Calibri" w:eastAsia="Calibri" w:hAnsi="Calibri" w:cs="Calibri"/>
                 <w:b/>
                 <w:bCs/>
-                <w:color w:val="000000"/>
-                <w:kern w:val="0"/>
-                <w:sz w:val="22"/>
-                <w:szCs w:val="22"/>
-                <w14:ligatures w14:val="none"/>
-              </w:rPr>
-              <w:t>Research Session #</w:t>
-            </w:r>
-            <w:r>
-              <w:rPr>
-                <w:rFonts w:ascii="Arial" w:eastAsia="Times New Roman" w:hAnsi="Arial" w:cs="Arial"/>
-                <w:b/>
-                <w:bCs/>
-                <w:color w:val="000000"/>
-                <w:kern w:val="0"/>
-                <w:sz w:val="22"/>
-                <w:szCs w:val="22"/>
-                <w14:ligatures w14:val="none"/>
-              </w:rPr>
-              <w:t>4</w:t>
-            </w:r>
-            <w:r>
-              <w:rPr>
-                <w:rFonts w:ascii="Arial" w:eastAsia="Times New Roman" w:hAnsi="Arial" w:cs="Arial"/>
-                <w:b/>
-                <w:bCs/>
-                <w:color w:val="000000"/>
-                <w:kern w:val="0"/>
-                <w:sz w:val="22"/>
-                <w:szCs w:val="22"/>
-                <w14:ligatures w14:val="none"/>
-              </w:rPr>
-              <w:t xml:space="preserve"> (</w:t>
-            </w:r>
-            <w:r>
-              <w:rPr>
-                <w:rFonts w:ascii="Arial" w:eastAsia="Times New Roman" w:hAnsi="Arial" w:cs="Arial"/>
-                <w:b/>
-                <w:bCs/>
-                <w:color w:val="000000"/>
-                <w:kern w:val="0"/>
-                <w:sz w:val="22"/>
-                <w:szCs w:val="22"/>
-                <w14:ligatures w14:val="none"/>
-              </w:rPr>
-              <w:t>3</w:t>
-            </w:r>
-            <w:r>
-              <w:rPr>
-                <w:rFonts w:ascii="Arial" w:eastAsia="Times New Roman" w:hAnsi="Arial" w:cs="Arial"/>
-                <w:b/>
-                <w:bCs/>
-                <w:color w:val="000000"/>
-                <w:kern w:val="0"/>
-                <w:sz w:val="22"/>
-                <w:szCs w:val="22"/>
-                <w14:ligatures w14:val="none"/>
-              </w:rPr>
-              <w:t>)</w:t>
+                <w:color w:val="FFFFFF"/>
+                <w:sz w:val="20"/>
+                <w:szCs w:val="20"/>
+              </w:rPr>
+              <w:t>Research Session 3</w:t>
             </w:r>
           </w:p>
         </w:tc>
@@ -2105,159 +1421,701 @@
       <w:tr>
         <w:tc>
           <w:tcPr>
-            <w:tcW w:w="0" w:type="auto"/>
-            <w:tcBorders>
-              <w:top w:val="single" w:sz="8" w:space="0" w:color="000000"/>
-              <w:left w:val="single" w:sz="8" w:space="0" w:color="000000"/>
-              <w:bottom w:val="single" w:sz="8" w:space="0" w:color="000000"/>
-              <w:right w:val="single" w:sz="8" w:space="0" w:color="000000"/>
-            </w:tcBorders>
+            <w:tcW w:w="2200" w:type="dxa"/>
+            <w:shd w:val="clear" w:color="auto" w:fill="FFFFFF"/>
+          </w:tcPr>
+          <w:p/>
+        </w:tc>
+        <w:tc>
+          <w:tcPr>
+            <w:tcW w:w="7160" w:type="dxa"/>
+            <w:shd w:val="clear" w:color="auto" w:fill="FFFFFF"/>
             <w:tcMar>
-              <w:top w:w="100" w:type="dxa"/>
-              <w:left w:w="100" w:type="dxa"/>
-              <w:bottom w:w="100" w:type="dxa"/>
-              <w:right w:w="100" w:type="dxa"/>
+              <w:top w:w="80" w:type="dxa"/>
+              <w:left w:w="160" w:type="dxa"/>
+              <w:bottom w:w="80" w:type="dxa"/>
+              <w:right w:w="120" w:type="dxa"/>
             </w:tcMar>
-            <w:hideMark/>
+          </w:tcPr>
+          <w:p>
+            <w:r>
+              <w:rPr>
+                <w:rFonts w:ascii="Calibri" w:eastAsia="Calibri" w:hAnsi="Calibri" w:cs="Calibri"/>
+                <w:b/>
+                <w:bCs/>
+                <w:sz w:val="18"/>
+                <w:szCs w:val="18"/>
+              </w:rPr>
+              <w:t>Yingzi Lin</w:t>
+            </w:r>
+          </w:p>
+          <w:p>
+            <w:pPr>
+              <w:spacing w:before="20"/>
+            </w:pPr>
+            <w:r>
+              <w:rPr>
+                <w:rFonts w:ascii="Calibri" w:eastAsia="Calibri" w:hAnsi="Calibri" w:cs="Calibri"/>
+                <w:i/>
+                <w:iCs/>
+                <w:color w:val="444444"/>
+                <w:sz w:val="17"/>
+                <w:szCs w:val="17"/>
+              </w:rPr>
+              <w:t>Novel Objective Pain Assessment Tools</w:t>
+            </w:r>
+          </w:p>
+          <w:p>
+            <w:pPr>
+              <w:spacing w:before="60"/>
+            </w:pPr>
+            <w:r>
+              <w:rPr>
+                <w:rFonts w:ascii="Calibri" w:eastAsia="Calibri" w:hAnsi="Calibri" w:cs="Calibri"/>
+                <w:b/>
+                <w:bCs/>
+                <w:sz w:val="18"/>
+                <w:szCs w:val="18"/>
+              </w:rPr>
+              <w:t>Babak Heydari</w:t>
+            </w:r>
+          </w:p>
+          <w:p>
+            <w:pPr>
+              <w:spacing w:before="20"/>
+            </w:pPr>
+            <w:r>
+              <w:rPr>
+                <w:rFonts w:ascii="Calibri" w:eastAsia="Calibri" w:hAnsi="Calibri" w:cs="Calibri"/>
+                <w:i/>
+                <w:iCs/>
+                <w:color w:val="444444"/>
+                <w:sz w:val="17"/>
+                <w:szCs w:val="17"/>
+              </w:rPr>
+              <w:t>When Networks Shape What We Fear: Risk Perception from Pandemics to the Operating Room</w:t>
+            </w:r>
+          </w:p>
+          <w:p>
+            <w:pPr>
+              <w:spacing w:before="60"/>
+            </w:pPr>
+            <w:r>
+              <w:rPr>
+                <w:rFonts w:ascii="Calibri" w:eastAsia="Calibri" w:hAnsi="Calibri" w:cs="Calibri"/>
+                <w:b/>
+                <w:bCs/>
+                <w:sz w:val="18"/>
+                <w:szCs w:val="18"/>
+              </w:rPr>
+              <w:t>Philip Allen</w:t>
+            </w:r>
+          </w:p>
+          <w:p>
+            <w:pPr>
+              <w:spacing w:before="20"/>
+            </w:pPr>
+            <w:r>
+              <w:rPr>
+                <w:rFonts w:ascii="Calibri" w:eastAsia="Calibri" w:hAnsi="Calibri" w:cs="Calibri"/>
+                <w:i/>
+                <w:iCs/>
+                <w:color w:val="444444"/>
+                <w:sz w:val="17"/>
+                <w:szCs w:val="17"/>
+              </w:rPr>
+              <w:t>Effect of Pain Catastrophizing on the Relationship between Pain and Disability in Chiari Type I</w:t>
+            </w:r>
+          </w:p>
+          <w:p>
+            <w:pPr>
+              <w:spacing w:before="60"/>
+            </w:pPr>
+            <w:r>
+              <w:rPr>
+                <w:rFonts w:ascii="Calibri" w:eastAsia="Calibri" w:hAnsi="Calibri" w:cs="Calibri"/>
+                <w:b/>
+                <w:bCs/>
+                <w:sz w:val="18"/>
+                <w:szCs w:val="18"/>
+              </w:rPr>
+              <w:t>James Houston</w:t>
+            </w:r>
+          </w:p>
+          <w:p>
+            <w:pPr>
+              <w:spacing w:before="20"/>
+            </w:pPr>
+            <w:r>
+              <w:rPr>
+                <w:rFonts w:ascii="Calibri" w:eastAsia="Calibri" w:hAnsi="Calibri" w:cs="Calibri"/>
+                <w:i/>
+                <w:iCs/>
+                <w:color w:val="444444"/>
+                <w:sz w:val="17"/>
+                <w:szCs w:val="17"/>
+              </w:rPr>
+              <w:t>Neural Microstructure Associates of Cognitive and Pain Symptomatology in Chiari Malformation Type I</w:t>
+            </w:r>
+          </w:p>
+        </w:tc>
+      </w:tr>
+      <w:tr>
+        <w:tc>
+          <w:tcPr>
+            <w:tcW w:w="2200" w:type="dxa"/>
+            <w:shd w:val="clear" w:color="auto" w:fill="D6E4F0"/>
+            <w:tcMar>
+              <w:top w:w="60" w:type="dxa"/>
+              <w:left w:w="120" w:type="dxa"/>
+              <w:bottom w:w="60" w:type="dxa"/>
+              <w:right w:w="120" w:type="dxa"/>
+            </w:tcMar>
+          </w:tcPr>
+          <w:p>
+            <w:pPr>
+              <w:jc w:val="center"/>
+            </w:pPr>
+            <w:r>
+              <w:rPr>
+                <w:rFonts w:ascii="Calibri" w:eastAsia="Calibri" w:hAnsi="Calibri" w:cs="Calibri"/>
+                <w:b/>
+                <w:bCs/>
+                <w:color w:val="1F3864"/>
+                <w:sz w:val="18"/>
+                <w:szCs w:val="18"/>
+              </w:rPr>
+              <w:t>2:00 – 3:</w:t>
+            </w:r>
+            <w:r>
+              <w:rPr>
+                <w:rFonts w:ascii="Calibri" w:eastAsia="Calibri" w:hAnsi="Calibri" w:cs="Calibri"/>
+                <w:b/>
+                <w:bCs/>
+                <w:color w:val="1F3864"/>
+                <w:sz w:val="18"/>
+                <w:szCs w:val="18"/>
+              </w:rPr>
+              <w:t>20</w:t>
+            </w:r>
+            <w:r>
+              <w:rPr>
+                <w:rFonts w:ascii="Calibri" w:eastAsia="Calibri" w:hAnsi="Calibri" w:cs="Calibri"/>
+                <w:b/>
+                <w:bCs/>
+                <w:color w:val="1F3864"/>
+                <w:sz w:val="18"/>
+                <w:szCs w:val="18"/>
+              </w:rPr>
+              <w:t xml:space="preserve"> PM</w:t>
+            </w:r>
+          </w:p>
+        </w:tc>
+        <w:tc>
+          <w:tcPr>
+            <w:tcW w:w="7160" w:type="dxa"/>
+            <w:shd w:val="clear" w:color="auto" w:fill="2E5FA3"/>
+            <w:tcMar>
+              <w:top w:w="60" w:type="dxa"/>
+              <w:left w:w="120" w:type="dxa"/>
+              <w:bottom w:w="60" w:type="dxa"/>
+              <w:right w:w="120" w:type="dxa"/>
+            </w:tcMar>
+          </w:tcPr>
+          <w:p>
+            <w:r>
+              <w:rPr>
+                <w:rFonts w:ascii="Calibri" w:eastAsia="Calibri" w:hAnsi="Calibri" w:cs="Calibri"/>
+                <w:b/>
+                <w:bCs/>
+                <w:color w:val="FFFFFF"/>
+                <w:sz w:val="20"/>
+                <w:szCs w:val="20"/>
+              </w:rPr>
+              <w:t>Patient Experience Talks</w:t>
+            </w:r>
+          </w:p>
+        </w:tc>
+      </w:tr>
+      <w:tr>
+        <w:tc>
+          <w:tcPr>
+            <w:tcW w:w="2200" w:type="dxa"/>
+            <w:shd w:val="clear" w:color="auto" w:fill="FFFFFF"/>
+          </w:tcPr>
+          <w:p/>
+        </w:tc>
+        <w:tc>
+          <w:tcPr>
+            <w:tcW w:w="7160" w:type="dxa"/>
+            <w:shd w:val="clear" w:color="auto" w:fill="FFFFFF"/>
+            <w:tcMar>
+              <w:top w:w="80" w:type="dxa"/>
+              <w:left w:w="160" w:type="dxa"/>
+              <w:bottom w:w="80" w:type="dxa"/>
+              <w:right w:w="120" w:type="dxa"/>
+            </w:tcMar>
+          </w:tcPr>
+          <w:p>
+            <w:r>
+              <w:rPr>
+                <w:rFonts w:ascii="Calibri" w:eastAsia="Calibri" w:hAnsi="Calibri" w:cs="Calibri"/>
+                <w:b/>
+                <w:bCs/>
+                <w:sz w:val="18"/>
+                <w:szCs w:val="18"/>
+              </w:rPr>
+              <w:t>Hannah Higgins</w:t>
+            </w:r>
+          </w:p>
+          <w:p>
+            <w:pPr>
+              <w:spacing w:before="60"/>
+            </w:pPr>
+            <w:r>
+              <w:rPr>
+                <w:rFonts w:ascii="Calibri" w:eastAsia="Calibri" w:hAnsi="Calibri" w:cs="Calibri"/>
+                <w:b/>
+                <w:bCs/>
+                <w:sz w:val="18"/>
+                <w:szCs w:val="18"/>
+              </w:rPr>
+              <w:t>Emily Stutheit</w:t>
+            </w:r>
+          </w:p>
+        </w:tc>
+      </w:tr>
+      <w:tr>
+        <w:tc>
+          <w:tcPr>
+            <w:tcW w:w="2200" w:type="dxa"/>
+            <w:shd w:val="clear" w:color="auto" w:fill="FFFFFF"/>
+          </w:tcPr>
+          <w:p/>
+        </w:tc>
+        <w:tc>
+          <w:tcPr>
+            <w:tcW w:w="7160" w:type="dxa"/>
+            <w:shd w:val="clear" w:color="auto" w:fill="FFFFFF"/>
+            <w:tcMar>
+              <w:top w:w="80" w:type="dxa"/>
+              <w:left w:w="160" w:type="dxa"/>
+              <w:bottom w:w="80" w:type="dxa"/>
+              <w:right w:w="120" w:type="dxa"/>
+            </w:tcMar>
           </w:tcPr>
           <w:p>
             <w:pPr>
               <w:spacing w:after="0" w:line="240" w:lineRule="auto"/>
-              <w:ind w:left="180" w:firstLine="540"/>
-              <w:rPr>
-                <w:rFonts w:ascii="Times New Roman" w:eastAsia="Times New Roman" w:hAnsi="Times New Roman" w:cs="Times New Roman"/>
-                <w:kern w:val="0"/>
-                <w:sz w:val="22"/>
-                <w:szCs w:val="22"/>
-                <w14:ligatures w14:val="none"/>
+              <w:rPr>
+                <w:rFonts w:ascii="Calibri" w:eastAsia="Calibri" w:hAnsi="Calibri" w:cs="Calibri"/>
+                <w:sz w:val="18"/>
+                <w:szCs w:val="18"/>
               </w:rPr>
             </w:pPr>
             <w:r>
               <w:rPr>
-                <w:rFonts w:ascii="Arial" w:eastAsia="Times New Roman" w:hAnsi="Arial" w:cs="Arial"/>
+                <w:rFonts w:ascii="Calibri" w:eastAsia="Calibri" w:hAnsi="Calibri" w:cs="Calibri"/>
                 <w:b/>
                 <w:bCs/>
-                <w:color w:val="000000"/>
-                <w:kern w:val="0"/>
-                <w:sz w:val="22"/>
-                <w:szCs w:val="22"/>
-                <w14:ligatures w14:val="none"/>
-              </w:rPr>
-              <w:t>4:</w:t>
-            </w:r>
-            <w:r>
-              <w:rPr>
-                <w:rFonts w:ascii="Arial" w:eastAsia="Times New Roman" w:hAnsi="Arial" w:cs="Arial"/>
+                <w:sz w:val="18"/>
+                <w:szCs w:val="18"/>
+              </w:rPr>
+              <w:t>M</w:t>
+            </w:r>
+            <w:r>
+              <w:rPr>
+                <w:rFonts w:ascii="Calibri" w:eastAsia="Calibri" w:hAnsi="Calibri" w:cs="Calibri"/>
+                <w:sz w:val="18"/>
+                <w:szCs w:val="18"/>
+              </w:rPr>
+              <w:t>atthew Bloom</w:t>
+            </w:r>
+          </w:p>
+        </w:tc>
+      </w:tr>
+      <w:tr>
+        <w:tc>
+          <w:tcPr>
+            <w:tcW w:w="2200" w:type="dxa"/>
+            <w:shd w:val="clear" w:color="auto" w:fill="FFFFFF"/>
+          </w:tcPr>
+          <w:p/>
+        </w:tc>
+        <w:tc>
+          <w:tcPr>
+            <w:tcW w:w="7160" w:type="dxa"/>
+            <w:shd w:val="clear" w:color="auto" w:fill="FFFFFF"/>
+            <w:tcMar>
+              <w:top w:w="80" w:type="dxa"/>
+              <w:left w:w="160" w:type="dxa"/>
+              <w:bottom w:w="80" w:type="dxa"/>
+              <w:right w:w="120" w:type="dxa"/>
+            </w:tcMar>
+          </w:tcPr>
+          <w:p>
+            <w:pPr>
+              <w:spacing w:after="0" w:line="240" w:lineRule="auto"/>
+              <w:rPr>
+                <w:rFonts w:ascii="Calibri" w:eastAsia="Calibri" w:hAnsi="Calibri" w:cs="Calibri"/>
+                <w:sz w:val="18"/>
+                <w:szCs w:val="18"/>
+              </w:rPr>
+            </w:pPr>
+            <w:r>
+              <w:rPr>
+                <w:rFonts w:ascii="Calibri" w:eastAsia="Calibri" w:hAnsi="Calibri" w:cs="Calibri"/>
+                <w:sz w:val="18"/>
+                <w:szCs w:val="18"/>
+              </w:rPr>
+              <w:t>Victoria Wyma</w:t>
+            </w:r>
+          </w:p>
+        </w:tc>
+      </w:tr>
+      <w:tr>
+        <w:tc>
+          <w:tcPr>
+            <w:tcW w:w="2200" w:type="dxa"/>
+            <w:shd w:val="clear" w:color="auto" w:fill="D6E4F0"/>
+            <w:tcMar>
+              <w:top w:w="60" w:type="dxa"/>
+              <w:left w:w="120" w:type="dxa"/>
+              <w:bottom w:w="60" w:type="dxa"/>
+              <w:right w:w="120" w:type="dxa"/>
+            </w:tcMar>
+          </w:tcPr>
+          <w:p>
+            <w:pPr>
+              <w:jc w:val="center"/>
+            </w:pPr>
+            <w:r>
+              <w:rPr>
+                <w:rFonts w:ascii="Calibri" w:eastAsia="Calibri" w:hAnsi="Calibri" w:cs="Calibri"/>
                 <w:b/>
                 <w:bCs/>
-                <w:color w:val="000000"/>
-                <w:kern w:val="0"/>
-                <w:sz w:val="22"/>
-                <w:szCs w:val="22"/>
-                <w14:ligatures w14:val="none"/>
-              </w:rPr>
-              <w:t>30</w:t>
-            </w:r>
-            <w:r>
-              <w:rPr>
-                <w:rFonts w:ascii="Arial" w:eastAsia="Times New Roman" w:hAnsi="Arial" w:cs="Arial"/>
+                <w:color w:val="1F3864"/>
+                <w:sz w:val="18"/>
+                <w:szCs w:val="18"/>
+              </w:rPr>
+              <w:t>3:</w:t>
+            </w:r>
+            <w:r>
+              <w:rPr>
+                <w:rFonts w:ascii="Calibri" w:eastAsia="Calibri" w:hAnsi="Calibri" w:cs="Calibri"/>
                 <w:b/>
                 <w:bCs/>
-                <w:color w:val="000000"/>
-                <w:kern w:val="0"/>
-                <w:sz w:val="22"/>
-                <w:szCs w:val="22"/>
-                <w14:ligatures w14:val="none"/>
-              </w:rPr>
-              <w:t>pm</w:t>
+                <w:color w:val="1F3864"/>
+                <w:sz w:val="18"/>
+                <w:szCs w:val="18"/>
+              </w:rPr>
+              <w:t>2</w:t>
+            </w:r>
+            <w:r>
+              <w:rPr>
+                <w:rFonts w:ascii="Calibri" w:eastAsia="Calibri" w:hAnsi="Calibri" w:cs="Calibri"/>
+                <w:b/>
+                <w:bCs/>
+                <w:color w:val="1F3864"/>
+                <w:sz w:val="18"/>
+                <w:szCs w:val="18"/>
+              </w:rPr>
+              <w:t>0 – 3:</w:t>
+            </w:r>
+            <w:r>
+              <w:rPr>
+                <w:rFonts w:ascii="Calibri" w:eastAsia="Calibri" w:hAnsi="Calibri" w:cs="Calibri"/>
+                <w:b/>
+                <w:bCs/>
+                <w:color w:val="1F3864"/>
+                <w:sz w:val="18"/>
+                <w:szCs w:val="18"/>
+              </w:rPr>
+              <w:t>4</w:t>
+            </w:r>
+            <w:r>
+              <w:rPr>
+                <w:rFonts w:ascii="Calibri" w:eastAsia="Calibri" w:hAnsi="Calibri" w:cs="Calibri"/>
+                <w:b/>
+                <w:bCs/>
+                <w:color w:val="1F3864"/>
+                <w:sz w:val="18"/>
+                <w:szCs w:val="18"/>
+              </w:rPr>
+              <w:t>0 PM</w:t>
             </w:r>
           </w:p>
         </w:tc>
         <w:tc>
           <w:tcPr>
-            <w:tcW w:w="0" w:type="auto"/>
-            <w:tcBorders>
-              <w:top w:val="single" w:sz="8" w:space="0" w:color="000000"/>
-              <w:left w:val="single" w:sz="8" w:space="0" w:color="000000"/>
-              <w:bottom w:val="single" w:sz="8" w:space="0" w:color="000000"/>
-              <w:right w:val="single" w:sz="8" w:space="0" w:color="000000"/>
-            </w:tcBorders>
+            <w:tcW w:w="7160" w:type="dxa"/>
+            <w:shd w:val="clear" w:color="auto" w:fill="F2F2F2"/>
             <w:tcMar>
-              <w:top w:w="100" w:type="dxa"/>
-              <w:left w:w="100" w:type="dxa"/>
-              <w:bottom w:w="100" w:type="dxa"/>
-              <w:right w:w="100" w:type="dxa"/>
+              <w:top w:w="60" w:type="dxa"/>
+              <w:left w:w="120" w:type="dxa"/>
+              <w:bottom w:w="60" w:type="dxa"/>
+              <w:right w:w="120" w:type="dxa"/>
             </w:tcMar>
-            <w:hideMark/>
+          </w:tcPr>
+          <w:p>
+            <w:r>
+              <w:rPr>
+                <w:rFonts w:ascii="Calibri" w:eastAsia="Calibri" w:hAnsi="Calibri" w:cs="Calibri"/>
+                <w:i/>
+                <w:iCs/>
+                <w:color w:val="555555"/>
+                <w:sz w:val="18"/>
+                <w:szCs w:val="18"/>
+              </w:rPr>
+              <w:t xml:space="preserve">Demos &amp; </w:t>
+            </w:r>
+            <w:proofErr w:type="gramStart"/>
+            <w:r>
+              <w:rPr>
+                <w:rFonts w:ascii="Calibri" w:eastAsia="Calibri" w:hAnsi="Calibri" w:cs="Calibri"/>
+                <w:i/>
+                <w:iCs/>
+                <w:color w:val="555555"/>
+                <w:sz w:val="18"/>
+                <w:szCs w:val="18"/>
+              </w:rPr>
+              <w:t>Posters  |</w:t>
+            </w:r>
+            <w:proofErr w:type="gramEnd"/>
+            <w:r>
+              <w:rPr>
+                <w:rFonts w:ascii="Calibri" w:eastAsia="Calibri" w:hAnsi="Calibri" w:cs="Calibri"/>
+                <w:i/>
+                <w:iCs/>
+                <w:color w:val="555555"/>
+                <w:sz w:val="18"/>
+                <w:szCs w:val="18"/>
+              </w:rPr>
+              <w:t xml:space="preserve">  Coffee &amp; Tea</w:t>
+            </w:r>
+          </w:p>
+        </w:tc>
+      </w:tr>
+      <w:tr>
+        <w:tc>
+          <w:tcPr>
+            <w:tcW w:w="2200" w:type="dxa"/>
+            <w:shd w:val="clear" w:color="auto" w:fill="D6E4F0"/>
+            <w:tcMar>
+              <w:top w:w="60" w:type="dxa"/>
+              <w:left w:w="120" w:type="dxa"/>
+              <w:bottom w:w="60" w:type="dxa"/>
+              <w:right w:w="120" w:type="dxa"/>
+            </w:tcMar>
           </w:tcPr>
           <w:p>
             <w:pPr>
-              <w:spacing w:after="0" w:line="240" w:lineRule="auto"/>
-              <w:ind w:left="180" w:firstLine="540"/>
-              <w:rPr>
-                <w:rFonts w:ascii="Times New Roman" w:eastAsia="Times New Roman" w:hAnsi="Times New Roman" w:cs="Times New Roman"/>
-                <w:kern w:val="0"/>
-                <w:sz w:val="22"/>
-                <w:szCs w:val="22"/>
-                <w14:ligatures w14:val="none"/>
-              </w:rPr>
+              <w:jc w:val="center"/>
             </w:pPr>
             <w:r>
               <w:rPr>
-                <w:rFonts w:ascii="Arial" w:eastAsia="Times New Roman" w:hAnsi="Arial" w:cs="Arial"/>
+                <w:rFonts w:ascii="Calibri" w:eastAsia="Calibri" w:hAnsi="Calibri" w:cs="Calibri"/>
                 <w:b/>
                 <w:bCs/>
-                <w:color w:val="000000"/>
-                <w:kern w:val="0"/>
-                <w:sz w:val="22"/>
-                <w:szCs w:val="22"/>
-                <w14:ligatures w14:val="none"/>
-              </w:rPr>
-              <w:t>10</w:t>
+                <w:color w:val="1F3864"/>
+                <w:sz w:val="18"/>
+                <w:szCs w:val="18"/>
+              </w:rPr>
+              <w:t>3:</w:t>
+            </w:r>
+            <w:r>
+              <w:rPr>
+                <w:rFonts w:ascii="Calibri" w:eastAsia="Calibri" w:hAnsi="Calibri" w:cs="Calibri"/>
+                <w:b/>
+                <w:bCs/>
+                <w:color w:val="1F3864"/>
+                <w:sz w:val="18"/>
+                <w:szCs w:val="18"/>
+              </w:rPr>
+              <w:t>4</w:t>
+            </w:r>
+            <w:r>
+              <w:rPr>
+                <w:rFonts w:ascii="Calibri" w:eastAsia="Calibri" w:hAnsi="Calibri" w:cs="Calibri"/>
+                <w:b/>
+                <w:bCs/>
+                <w:color w:val="1F3864"/>
+                <w:sz w:val="18"/>
+                <w:szCs w:val="18"/>
+              </w:rPr>
+              <w:t>0 – 4:</w:t>
+            </w:r>
+            <w:r>
+              <w:rPr>
+                <w:rFonts w:ascii="Calibri" w:eastAsia="Calibri" w:hAnsi="Calibri" w:cs="Calibri"/>
+                <w:b/>
+                <w:bCs/>
+                <w:color w:val="1F3864"/>
+                <w:sz w:val="18"/>
+                <w:szCs w:val="18"/>
+              </w:rPr>
+              <w:t>25</w:t>
+            </w:r>
+            <w:r>
+              <w:rPr>
+                <w:rFonts w:ascii="Calibri" w:eastAsia="Calibri" w:hAnsi="Calibri" w:cs="Calibri"/>
+                <w:b/>
+                <w:bCs/>
+                <w:color w:val="1F3864"/>
+                <w:sz w:val="18"/>
+                <w:szCs w:val="18"/>
+              </w:rPr>
+              <w:t xml:space="preserve"> PM</w:t>
             </w:r>
           </w:p>
         </w:tc>
         <w:tc>
           <w:tcPr>
-            <w:tcW w:w="0" w:type="auto"/>
-            <w:tcBorders>
-              <w:top w:val="single" w:sz="8" w:space="0" w:color="000000"/>
-              <w:left w:val="single" w:sz="8" w:space="0" w:color="000000"/>
-              <w:bottom w:val="single" w:sz="8" w:space="0" w:color="000000"/>
-              <w:right w:val="single" w:sz="8" w:space="0" w:color="000000"/>
-            </w:tcBorders>
+            <w:tcW w:w="7160" w:type="dxa"/>
+            <w:shd w:val="clear" w:color="auto" w:fill="2E5FA3"/>
             <w:tcMar>
-              <w:top w:w="100" w:type="dxa"/>
-              <w:left w:w="100" w:type="dxa"/>
-              <w:bottom w:w="100" w:type="dxa"/>
-              <w:right w:w="100" w:type="dxa"/>
+              <w:top w:w="60" w:type="dxa"/>
+              <w:left w:w="120" w:type="dxa"/>
+              <w:bottom w:w="60" w:type="dxa"/>
+              <w:right w:w="120" w:type="dxa"/>
             </w:tcMar>
-            <w:hideMark/>
           </w:tcPr>
           <w:p>
-            <w:pPr>
-              <w:spacing w:after="0" w:line="240" w:lineRule="auto"/>
-              <w:ind w:left="180" w:firstLine="540"/>
-              <w:rPr>
-                <w:rFonts w:ascii="Times New Roman" w:eastAsia="Times New Roman" w:hAnsi="Times New Roman" w:cs="Times New Roman"/>
-                <w:kern w:val="0"/>
-                <w:sz w:val="22"/>
-                <w:szCs w:val="22"/>
-                <w14:ligatures w14:val="none"/>
-              </w:rPr>
-            </w:pPr>
-            <w:r>
-              <w:rPr>
-                <w:rFonts w:ascii="Arial" w:eastAsia="Times New Roman" w:hAnsi="Arial" w:cs="Arial"/>
+            <w:r>
+              <w:rPr>
+                <w:rFonts w:ascii="Calibri" w:eastAsia="Calibri" w:hAnsi="Calibri" w:cs="Calibri"/>
                 <w:b/>
                 <w:bCs/>
-                <w:color w:val="000000"/>
-                <w:kern w:val="0"/>
-                <w:sz w:val="22"/>
-                <w:szCs w:val="22"/>
-                <w14:ligatures w14:val="none"/>
-              </w:rPr>
-              <w:t>Closing Remarks</w:t>
+                <w:color w:val="FFFFFF"/>
+                <w:sz w:val="20"/>
+                <w:szCs w:val="20"/>
+              </w:rPr>
+              <w:t>Research Session 4</w:t>
+            </w:r>
+          </w:p>
+        </w:tc>
+      </w:tr>
+      <w:tr>
+        <w:tc>
+          <w:tcPr>
+            <w:tcW w:w="2200" w:type="dxa"/>
+            <w:shd w:val="clear" w:color="auto" w:fill="FFFFFF"/>
+          </w:tcPr>
+          <w:p/>
+        </w:tc>
+        <w:tc>
+          <w:tcPr>
+            <w:tcW w:w="7160" w:type="dxa"/>
+            <w:shd w:val="clear" w:color="auto" w:fill="FFFFFF"/>
+            <w:tcMar>
+              <w:top w:w="80" w:type="dxa"/>
+              <w:left w:w="160" w:type="dxa"/>
+              <w:bottom w:w="80" w:type="dxa"/>
+              <w:right w:w="120" w:type="dxa"/>
+            </w:tcMar>
+          </w:tcPr>
+          <w:p>
+            <w:r>
+              <w:rPr>
+                <w:rFonts w:ascii="Calibri" w:eastAsia="Calibri" w:hAnsi="Calibri" w:cs="Calibri"/>
+                <w:b/>
+                <w:bCs/>
+                <w:sz w:val="18"/>
+                <w:szCs w:val="18"/>
+              </w:rPr>
+              <w:t>Paolo Bolognese</w:t>
+            </w:r>
+          </w:p>
+          <w:p>
+            <w:pPr>
+              <w:spacing w:before="20"/>
+            </w:pPr>
+            <w:r>
+              <w:rPr>
+                <w:rFonts w:ascii="Calibri" w:eastAsia="Calibri" w:hAnsi="Calibri" w:cs="Calibri"/>
+                <w:i/>
+                <w:iCs/>
+                <w:color w:val="444444"/>
+                <w:sz w:val="17"/>
+                <w:szCs w:val="17"/>
+              </w:rPr>
+              <w:t>TBD</w:t>
+            </w:r>
+          </w:p>
+          <w:p>
+            <w:pPr>
+              <w:spacing w:before="60"/>
+            </w:pPr>
+            <w:r>
+              <w:rPr>
+                <w:rFonts w:ascii="Calibri" w:eastAsia="Calibri" w:hAnsi="Calibri" w:cs="Calibri"/>
+                <w:b/>
+                <w:bCs/>
+                <w:sz w:val="18"/>
+                <w:szCs w:val="18"/>
+              </w:rPr>
+              <w:t>Rafeeque Bhadelia</w:t>
+            </w:r>
+          </w:p>
+          <w:p>
+            <w:pPr>
+              <w:spacing w:before="20"/>
+            </w:pPr>
+            <w:r>
+              <w:rPr>
+                <w:rFonts w:ascii="Calibri" w:eastAsia="Calibri" w:hAnsi="Calibri" w:cs="Calibri"/>
+                <w:i/>
+                <w:iCs/>
+                <w:color w:val="444444"/>
+                <w:sz w:val="17"/>
+                <w:szCs w:val="17"/>
+              </w:rPr>
+              <w:t>Real-time CSF Flow Imaging in Chiari I Malformation: A New Frontier</w:t>
+            </w:r>
+          </w:p>
+          <w:p>
+            <w:pPr>
+              <w:spacing w:before="60"/>
+            </w:pPr>
+            <w:r>
+              <w:rPr>
+                <w:rFonts w:ascii="Calibri" w:eastAsia="Calibri" w:hAnsi="Calibri" w:cs="Calibri"/>
+                <w:b/>
+                <w:bCs/>
+                <w:sz w:val="18"/>
+                <w:szCs w:val="18"/>
+              </w:rPr>
+              <w:lastRenderedPageBreak/>
+              <w:t>George Mattis</w:t>
+            </w:r>
+          </w:p>
+          <w:p>
+            <w:pPr>
+              <w:spacing w:before="20"/>
+            </w:pPr>
+            <w:proofErr w:type="spellStart"/>
+            <w:r>
+              <w:rPr>
+                <w:rFonts w:ascii="Calibri" w:eastAsia="Calibri" w:hAnsi="Calibri" w:cs="Calibri"/>
+                <w:i/>
+                <w:iCs/>
+                <w:color w:val="444444"/>
+                <w:sz w:val="17"/>
+                <w:szCs w:val="17"/>
+              </w:rPr>
+              <w:t>MyChiari</w:t>
+            </w:r>
+            <w:proofErr w:type="spellEnd"/>
+            <w:r>
+              <w:rPr>
+                <w:rFonts w:ascii="Calibri" w:eastAsia="Calibri" w:hAnsi="Calibri" w:cs="Calibri"/>
+                <w:i/>
+                <w:iCs/>
+                <w:color w:val="444444"/>
+                <w:sz w:val="17"/>
+                <w:szCs w:val="17"/>
+              </w:rPr>
+              <w:t xml:space="preserve"> App: Symptoms Tracking Tool that Accounts for Environmental Factors</w:t>
             </w:r>
           </w:p>
         </w:tc>
@@ -2265,32 +2123,11 @@
     </w:tbl>
     <w:p>
       <w:pPr>
-        <w:spacing w:after="0" w:line="240" w:lineRule="auto"/>
-        <w:ind w:left="180" w:firstLine="540"/>
-        <w:rPr>
-          <w:rFonts w:ascii="Times New Roman" w:eastAsia="Times New Roman" w:hAnsi="Times New Roman" w:cs="Times New Roman"/>
-          <w:kern w:val="0"/>
-          <w:sz w:val="22"/>
-          <w:szCs w:val="22"/>
-          <w14:ligatures w14:val="none"/>
-        </w:rPr>
-      </w:pPr>
-    </w:p>
-    <w:p>
-      <w:pPr>
         <w:pStyle w:val="NormalWeb"/>
         <w:spacing w:before="0" w:beforeAutospacing="0" w:after="0" w:afterAutospacing="0"/>
         <w:jc w:val="both"/>
         <w:textAlignment w:val="baseline"/>
         <w:rPr>
-          <w:rFonts w:ascii="Arial" w:hAnsi="Arial" w:cs="Arial"/>
-          <w:color w:val="000000" w:themeColor="text1"/>
-          <w:sz w:val="22"/>
-          <w:szCs w:val="22"/>
-        </w:rPr>
-      </w:pPr>
-      <w:r>
-        <w:rPr>
           <w:rFonts w:ascii="Roboto" w:hAnsi="Roboto"/>
           <w:b/>
           <w:bCs/>
@@ -2298,48 +2135,7 @@
           <w:sz w:val="22"/>
           <w:szCs w:val="22"/>
         </w:rPr>
-        <w:t xml:space="preserve">Patient </w:t>
-      </w:r>
-      <w:r>
-        <w:rPr>
-          <w:rFonts w:ascii="Roboto" w:hAnsi="Roboto"/>
-          <w:b/>
-          <w:bCs/>
-          <w:color w:val="000000" w:themeColor="text1"/>
-          <w:sz w:val="22"/>
-          <w:szCs w:val="22"/>
-        </w:rPr>
-        <w:t>Advocate</w:t>
-      </w:r>
-      <w:r>
-        <w:rPr>
-          <w:rFonts w:ascii="Roboto" w:hAnsi="Roboto"/>
-          <w:b/>
-          <w:bCs/>
-          <w:color w:val="000000" w:themeColor="text1"/>
-          <w:sz w:val="22"/>
-          <w:szCs w:val="22"/>
-        </w:rPr>
-        <w:t xml:space="preserve"> Speakers:</w:t>
-      </w:r>
-      <w:r>
-        <w:rPr>
-          <w:rFonts w:ascii="Roboto" w:hAnsi="Roboto"/>
-          <w:color w:val="000000" w:themeColor="text1"/>
-          <w:sz w:val="22"/>
-          <w:szCs w:val="22"/>
-        </w:rPr>
-        <w:t xml:space="preserve"> </w:t>
-      </w:r>
-      <w:r>
-        <w:rPr>
-          <w:rFonts w:ascii="Roboto" w:hAnsi="Roboto"/>
-          <w:color w:val="000000" w:themeColor="text1"/>
-          <w:sz w:val="22"/>
-          <w:szCs w:val="22"/>
-        </w:rPr>
-        <w:t>Dorothy Poppe</w:t>
-      </w:r>
+      </w:pPr>
     </w:p>
     <w:p>
       <w:pPr>
@@ -2364,6 +2160,125 @@
         <w:jc w:val="both"/>
         <w:textAlignment w:val="baseline"/>
         <w:rPr>
+          <w:rFonts w:ascii="Roboto" w:hAnsi="Roboto"/>
+          <w:b/>
+          <w:bCs/>
+          <w:color w:val="000000" w:themeColor="text1"/>
+          <w:sz w:val="22"/>
+          <w:szCs w:val="22"/>
+        </w:rPr>
+      </w:pPr>
+    </w:p>
+    <w:p>
+      <w:pPr>
+        <w:pStyle w:val="NormalWeb"/>
+        <w:spacing w:before="0" w:beforeAutospacing="0" w:after="0" w:afterAutospacing="0"/>
+        <w:jc w:val="both"/>
+        <w:textAlignment w:val="baseline"/>
+        <w:rPr>
+          <w:rFonts w:ascii="Arial" w:hAnsi="Arial" w:cs="Arial"/>
+          <w:color w:val="000000" w:themeColor="text1"/>
+          <w:sz w:val="22"/>
+          <w:szCs w:val="22"/>
+        </w:rPr>
+      </w:pPr>
+      <w:r>
+        <w:rPr>
+          <w:rFonts w:ascii="Roboto" w:hAnsi="Roboto"/>
+          <w:b/>
+          <w:bCs/>
+          <w:color w:val="000000" w:themeColor="text1"/>
+          <w:sz w:val="22"/>
+          <w:szCs w:val="22"/>
+        </w:rPr>
+        <w:t xml:space="preserve">Patient </w:t>
+      </w:r>
+      <w:r>
+        <w:rPr>
+          <w:rFonts w:ascii="Roboto" w:hAnsi="Roboto"/>
+          <w:b/>
+          <w:bCs/>
+          <w:color w:val="000000" w:themeColor="text1"/>
+          <w:sz w:val="22"/>
+          <w:szCs w:val="22"/>
+        </w:rPr>
+        <w:t>Advocate</w:t>
+      </w:r>
+      <w:r>
+        <w:rPr>
+          <w:rFonts w:ascii="Roboto" w:hAnsi="Roboto"/>
+          <w:b/>
+          <w:bCs/>
+          <w:color w:val="000000" w:themeColor="text1"/>
+          <w:sz w:val="22"/>
+          <w:szCs w:val="22"/>
+        </w:rPr>
+        <w:t xml:space="preserve"> </w:t>
+      </w:r>
+      <w:r>
+        <w:rPr>
+          <w:rFonts w:ascii="Roboto" w:hAnsi="Roboto"/>
+          <w:b/>
+          <w:bCs/>
+          <w:color w:val="000000" w:themeColor="text1"/>
+          <w:sz w:val="22"/>
+          <w:szCs w:val="22"/>
+        </w:rPr>
+        <w:t xml:space="preserve">Foundation </w:t>
+      </w:r>
+      <w:r>
+        <w:rPr>
+          <w:rFonts w:ascii="Roboto" w:hAnsi="Roboto"/>
+          <w:b/>
+          <w:bCs/>
+          <w:color w:val="000000" w:themeColor="text1"/>
+          <w:sz w:val="22"/>
+          <w:szCs w:val="22"/>
+        </w:rPr>
+        <w:t>Speakers:</w:t>
+      </w:r>
+      <w:r>
+        <w:rPr>
+          <w:rFonts w:ascii="Roboto" w:hAnsi="Roboto"/>
+          <w:color w:val="000000" w:themeColor="text1"/>
+          <w:sz w:val="22"/>
+          <w:szCs w:val="22"/>
+        </w:rPr>
+        <w:t xml:space="preserve"> </w:t>
+      </w:r>
+      <w:r>
+        <w:rPr>
+          <w:rFonts w:ascii="Roboto" w:hAnsi="Roboto"/>
+          <w:color w:val="000000" w:themeColor="text1"/>
+          <w:sz w:val="22"/>
+          <w:szCs w:val="22"/>
+        </w:rPr>
+        <w:t>Dorothy Poppe</w:t>
+      </w:r>
+    </w:p>
+    <w:p>
+      <w:pPr>
+        <w:pStyle w:val="NormalWeb"/>
+        <w:spacing w:before="0" w:beforeAutospacing="0" w:after="0" w:afterAutospacing="0"/>
+        <w:jc w:val="both"/>
+        <w:textAlignment w:val="baseline"/>
+        <w:rPr>
+          <w:rFonts w:ascii="Roboto" w:hAnsi="Roboto"/>
+          <w:b/>
+          <w:bCs/>
+          <w:color w:val="000000" w:themeColor="text1"/>
+          <w:sz w:val="22"/>
+          <w:szCs w:val="22"/>
+        </w:rPr>
+      </w:pPr>
+    </w:p>
+    <w:p>
+      <w:pPr>
+        <w:pStyle w:val="NormalWeb"/>
+        <w:spacing w:before="0" w:beforeAutospacing="0" w:after="0" w:afterAutospacing="0"/>
+        <w:jc w:val="both"/>
+        <w:textAlignment w:val="baseline"/>
+        <w:rPr>
           <w:rFonts w:ascii="Arial" w:hAnsi="Arial" w:cs="Arial"/>
           <w:color w:val="000000" w:themeColor="text1"/>
           <w:sz w:val="22"/>
@@ -2592,7 +2507,8 @@
         <w:spacing w:before="0" w:beforeAutospacing="0" w:after="0" w:afterAutospacing="0"/>
         <w:textAlignment w:val="baseline"/>
         <w:rPr>
-          <w:rStyle w:val="Strong"/>
+          <w:b/>
+          <w:bCs/>
         </w:rPr>
       </w:pPr>
       <w:r>
@@ -2658,21 +2574,10 @@
         <w:spacing w:before="0" w:beforeAutospacing="0" w:after="0" w:afterAutospacing="0"/>
         <w:textAlignment w:val="baseline"/>
         <w:rPr>
-          <w:rFonts w:ascii="Arial" w:hAnsi="Arial" w:cs="Arial"/>
-          <w:color w:val="000000" w:themeColor="text1"/>
-          <w:sz w:val="22"/>
-          <w:szCs w:val="22"/>
-        </w:rPr>
-      </w:pPr>
-      <w:r>
-        <w:rPr>
-          <w:rFonts w:ascii="Arial" w:hAnsi="Arial" w:cs="Arial"/>
-          <w:color w:val="000000" w:themeColor="text1"/>
-          <w:sz w:val="22"/>
-          <w:szCs w:val="22"/>
-        </w:rPr>
-        <w:t xml:space="preserve"> </w:t>
-      </w:r>
+          <w:b/>
+          <w:bCs/>
+        </w:rPr>
+      </w:pPr>
     </w:p>
     <w:p>
       <w:pPr>
@@ -2686,6 +2591,15 @@
           <w:szCs w:val="22"/>
         </w:rPr>
       </w:pPr>
+      <w:r>
+        <w:rPr>
+          <w:rFonts w:ascii="Arial" w:hAnsi="Arial" w:cs="Arial"/>
+          <w:color w:val="000000" w:themeColor="text1"/>
+          <w:sz w:val="22"/>
+          <w:szCs w:val="22"/>
+        </w:rPr>
+        <w:t xml:space="preserve"> </w:t>
+      </w:r>
     </w:p>
     <w:p>
       <w:pPr>
@@ -2702,114 +2616,44 @@
     </w:p>
     <w:p>
       <w:pPr>
-        <w:rPr>
-          <w:rFonts w:ascii="Arial" w:eastAsia="Times New Roman" w:hAnsi="Arial" w:cs="Arial"/>
-          <w:b/>
-          <w:bCs/>
-          <w:i/>
-          <w:iCs/>
-          <w:color w:val="000000" w:themeColor="text1"/>
-          <w:kern w:val="0"/>
-          <w:sz w:val="22"/>
-          <w:szCs w:val="22"/>
-          <w14:ligatures w14:val="none"/>
-        </w:rPr>
-      </w:pPr>
-      <w:r>
-        <w:rPr>
-          <w:rFonts w:ascii="Arial" w:hAnsi="Arial" w:cs="Arial"/>
-          <w:b/>
-          <w:bCs/>
-          <w:i/>
-          <w:iCs/>
-          <w:color w:val="000000" w:themeColor="text1"/>
-          <w:sz w:val="22"/>
-          <w:szCs w:val="22"/>
-        </w:rPr>
-        <w:br w:type="page"/>
-      </w:r>
-    </w:p>
-    <w:p>
-      <w:pPr>
         <w:pStyle w:val="NormalWeb"/>
         <w:spacing w:before="0" w:beforeAutospacing="0" w:after="0" w:afterAutospacing="0"/>
         <w:textAlignment w:val="baseline"/>
         <w:rPr>
           <w:rFonts w:ascii="Arial" w:hAnsi="Arial" w:cs="Arial"/>
-          <w:b/>
-          <w:bCs/>
-          <w:i/>
-          <w:iCs/>
-          <w:color w:val="000000" w:themeColor="text1"/>
-          <w:sz w:val="22"/>
-          <w:szCs w:val="22"/>
-        </w:rPr>
-      </w:pPr>
-      <w:r>
-        <w:rPr>
-          <w:rFonts w:ascii="Arial" w:hAnsi="Arial" w:cs="Arial"/>
-          <w:b/>
-          <w:bCs/>
-          <w:i/>
-          <w:iCs/>
-          <w:color w:val="000000" w:themeColor="text1"/>
-          <w:sz w:val="22"/>
-          <w:szCs w:val="22"/>
-        </w:rPr>
-        <w:lastRenderedPageBreak/>
-        <w:t xml:space="preserve">Information about </w:t>
-      </w:r>
-      <w:r>
-        <w:rPr>
-          <w:rFonts w:ascii="Arial" w:hAnsi="Arial" w:cs="Arial"/>
-          <w:b/>
-          <w:bCs/>
-          <w:i/>
-          <w:iCs/>
-          <w:color w:val="000000" w:themeColor="text1"/>
-          <w:sz w:val="22"/>
-          <w:szCs w:val="22"/>
-        </w:rPr>
-        <w:t>the</w:t>
-      </w:r>
-      <w:r>
-        <w:rPr>
-          <w:rFonts w:ascii="Arial" w:hAnsi="Arial" w:cs="Arial"/>
-          <w:b/>
-          <w:bCs/>
-          <w:i/>
-          <w:iCs/>
-          <w:color w:val="000000" w:themeColor="text1"/>
-          <w:sz w:val="22"/>
-          <w:szCs w:val="22"/>
-        </w:rPr>
-        <w:t xml:space="preserve"> Speaker</w:t>
-      </w:r>
-      <w:r>
-        <w:rPr>
-          <w:rFonts w:ascii="Arial" w:hAnsi="Arial" w:cs="Arial"/>
-          <w:b/>
-          <w:bCs/>
-          <w:i/>
-          <w:iCs/>
-          <w:color w:val="000000" w:themeColor="text1"/>
-          <w:sz w:val="22"/>
-          <w:szCs w:val="22"/>
-        </w:rPr>
-        <w:t>s</w:t>
-      </w:r>
-      <w:r>
-        <w:rPr>
-          <w:rFonts w:ascii="Arial" w:hAnsi="Arial" w:cs="Arial"/>
-          <w:b/>
-          <w:bCs/>
-          <w:i/>
-          <w:iCs/>
-          <w:color w:val="000000" w:themeColor="text1"/>
-          <w:sz w:val="22"/>
-          <w:szCs w:val="22"/>
-        </w:rPr>
-        <w:t>:</w:t>
+          <w:color w:val="000000" w:themeColor="text1"/>
+          <w:sz w:val="22"/>
+          <w:szCs w:val="22"/>
+        </w:rPr>
+      </w:pPr>
+    </w:p>
+    <w:p>
+      <w:pPr>
+        <w:rPr>
+          <w:rFonts w:ascii="Arial" w:eastAsia="Times New Roman" w:hAnsi="Arial" w:cs="Arial"/>
+          <w:b/>
+          <w:bCs/>
+          <w:i/>
+          <w:iCs/>
+          <w:color w:val="000000" w:themeColor="text1"/>
+          <w:kern w:val="0"/>
+          <w:sz w:val="22"/>
+          <w:szCs w:val="22"/>
+          <w14:ligatures w14:val="none"/>
+        </w:rPr>
+      </w:pPr>
+      <w:r>
+        <w:rPr>
+          <w:rFonts w:ascii="Arial" w:hAnsi="Arial" w:cs="Arial"/>
+          <w:b/>
+          <w:bCs/>
+          <w:i/>
+          <w:iCs/>
+          <w:color w:val="000000" w:themeColor="text1"/>
+          <w:sz w:val="22"/>
+          <w:szCs w:val="22"/>
+        </w:rPr>
+        <w:br w:type="page"/>
       </w:r>
     </w:p>
     <w:p>
@@ -2828,6 +2672,89 @@
           <w:szCs w:val="22"/>
         </w:rPr>
       </w:pPr>
+      <w:r>
+        <w:rPr>
+          <w:rFonts w:ascii="Arial" w:hAnsi="Arial" w:cs="Arial"/>
+          <w:b/>
+          <w:bCs/>
+          <w:i/>
+          <w:iCs/>
+          <w:color w:val="000000" w:themeColor="text1"/>
+          <w:sz w:val="22"/>
+          <w:szCs w:val="22"/>
+        </w:rPr>
+        <w:lastRenderedPageBreak/>
+        <w:t xml:space="preserve">Information about </w:t>
+      </w:r>
+      <w:r>
+        <w:rPr>
+          <w:rFonts w:ascii="Arial" w:hAnsi="Arial" w:cs="Arial"/>
+          <w:b/>
+          <w:bCs/>
+          <w:i/>
+          <w:iCs/>
+          <w:color w:val="000000" w:themeColor="text1"/>
+          <w:sz w:val="22"/>
+          <w:szCs w:val="22"/>
+        </w:rPr>
+        <w:t>the</w:t>
+      </w:r>
+      <w:r>
+        <w:rPr>
+          <w:rFonts w:ascii="Arial" w:hAnsi="Arial" w:cs="Arial"/>
+          <w:b/>
+          <w:bCs/>
+          <w:i/>
+          <w:iCs/>
+          <w:color w:val="000000" w:themeColor="text1"/>
+          <w:sz w:val="22"/>
+          <w:szCs w:val="22"/>
+        </w:rPr>
+        <w:t xml:space="preserve"> Speaker</w:t>
+      </w:r>
+      <w:r>
+        <w:rPr>
+          <w:rFonts w:ascii="Arial" w:hAnsi="Arial" w:cs="Arial"/>
+          <w:b/>
+          <w:bCs/>
+          <w:i/>
+          <w:iCs/>
+          <w:color w:val="000000" w:themeColor="text1"/>
+          <w:sz w:val="22"/>
+          <w:szCs w:val="22"/>
+        </w:rPr>
+        <w:t>s</w:t>
+      </w:r>
+      <w:r>
+        <w:rPr>
+          <w:rFonts w:ascii="Arial" w:hAnsi="Arial" w:cs="Arial"/>
+          <w:b/>
+          <w:bCs/>
+          <w:i/>
+          <w:iCs/>
+          <w:color w:val="000000" w:themeColor="text1"/>
+          <w:sz w:val="22"/>
+          <w:szCs w:val="22"/>
+        </w:rPr>
+        <w:t>:</w:t>
+      </w:r>
+    </w:p>
+    <w:p>
+      <w:pPr>
+        <w:pStyle w:val="NormalWeb"/>
+        <w:spacing w:before="0" w:beforeAutospacing="0" w:after="0" w:afterAutospacing="0"/>
+        <w:textAlignment w:val="baseline"/>
+        <w:rPr>
+          <w:rFonts w:ascii="Arial" w:hAnsi="Arial" w:cs="Arial"/>
+          <w:b/>
+          <w:bCs/>
+          <w:i/>
+          <w:iCs/>
+          <w:color w:val="000000" w:themeColor="text1"/>
+          <w:sz w:val="22"/>
+          <w:szCs w:val="22"/>
+        </w:rPr>
+      </w:pPr>
     </w:p>
     <w:p>
       <w:pPr>
@@ -2860,7 +2787,29 @@
           <w:szCs w:val="22"/>
           <w14:ligatures w14:val="none"/>
         </w:rPr>
-        <w:t xml:space="preserve"> — Dr. Loth received his Ph.D. in Mechanical Engineering in the area of biofluids from the Georgia Institute of Technology in 1993, and has held faculty positions at the University of Illinois at Chicago, the University of Akron, and most recently Northeastern University, where he is a Professor jointly appointed in Mechanical and Industrial Engineering and Bioengineering. His research spans biological flows, experimental and computational fluid mechanics, blood flow simulation, cerebrospinal fluid dynamics, Chiari malformation, syringomyelia, and medical image processing. He has been a leading figure in applying engineering analysis to understand CSF hydrodynamics in craniospinal disorders.</w:t>
+        <w:t xml:space="preserve"> — Dr. Loth received his Ph.D. in Mechanical Engineering in the area of biofluids from the Georgia Institute of Technology in </w:t>
+      </w:r>
+      <w:proofErr w:type="gramStart"/>
+      <w:r>
+        <w:rPr>
+          <w:rFonts w:ascii="Times New Roman" w:eastAsia="Times New Roman" w:hAnsi="Times New Roman" w:cs="Times New Roman"/>
+          <w:kern w:val="0"/>
+          <w:sz w:val="22"/>
+          <w:szCs w:val="22"/>
+          <w14:ligatures w14:val="none"/>
+        </w:rPr>
+        <w:t>1993, and</w:t>
+      </w:r>
+      <w:proofErr w:type="gramEnd"/>
+      <w:r>
+        <w:rPr>
+          <w:rFonts w:ascii="Times New Roman" w:eastAsia="Times New Roman" w:hAnsi="Times New Roman" w:cs="Times New Roman"/>
+          <w:kern w:val="0"/>
+          <w:sz w:val="22"/>
+          <w:szCs w:val="22"/>
+          <w14:ligatures w14:val="none"/>
+        </w:rPr>
+        <w:t xml:space="preserve"> has held faculty positions at the University of Illinois at Chicago, the University of Akron, and most recently Northeastern University, where he is a Professor jointly appointed in Mechanical and Industrial Engineering and Bioengineering. His research spans biological flows, experimental and computational fluid mechanics, blood flow simulation, cerebrospinal fluid dynamics, Chiari malformation, syringomyelia, and medical image processing. He has been a leading figure in applying engineering analysis to understand CSF hydrodynamics in craniospinal disorders.</w:t>
       </w:r>
     </w:p>
     <w:p>
@@ -4291,6 +4240,7 @@
         </w:rPr>
         <w:t xml:space="preserve"> </w:t>
       </w:r>
+      <w:proofErr w:type="gramStart"/>
       <w:r>
         <w:rPr>
           <w:sz w:val="22"/>
@@ -4317,7 +4267,15 @@
           <w:sz w:val="22"/>
           <w:szCs w:val="22"/>
         </w:rPr>
-        <w:t>Dr. Kahle</w:t>
+        <w:t>Dr.</w:t>
+      </w:r>
+      <w:proofErr w:type="gramEnd"/>
+      <w:r>
+        <w:rPr>
+          <w:sz w:val="22"/>
+          <w:szCs w:val="22"/>
+        </w:rPr>
+        <w:t xml:space="preserve"> Kahle</w:t>
       </w:r>
       <w:r>
         <w:rPr>
@@ -4763,13 +4721,7 @@
         <w:rPr>
           <w:rStyle w:val="Strong"/>
         </w:rPr>
-        <w:t>Matthew Bloom, M.S.</w:t>
-      </w:r>
-      <w:r>
-        <w:rPr>
-          <w:rStyle w:val="Strong"/>
-        </w:rPr>
-        <w:t xml:space="preserve"> </w:t>
+        <w:t xml:space="preserve">Matthew Bloom, M.S. </w:t>
       </w:r>
       <w:r>
         <w:rPr>

--- a/content-webpage.docx
+++ b/content-webpage.docx
@@ -4848,10 +4848,6 @@
         <w:textAlignment w:val="baseline"/>
         <w:rPr>
           <w:rFonts w:ascii="Arial" w:hAnsi="Arial" w:cs="Arial"/>
-          <w:b/>
-          <w:bCs/>
-          <w:i/>
-          <w:iCs/>
           <w:color w:val="000000" w:themeColor="text1"/>
           <w:sz w:val="22"/>
           <w:szCs w:val="22"/>
@@ -4861,10 +4857,6 @@
       <w:r>
         <w:rPr>
           <w:rFonts w:ascii="Arial" w:hAnsi="Arial" w:cs="Arial"/>
-          <w:b/>
-          <w:bCs/>
-          <w:i/>
-          <w:iCs/>
           <w:color w:val="000000" w:themeColor="text1"/>
           <w:sz w:val="22"/>
           <w:szCs w:val="22"/>
@@ -4875,132 +4867,11 @@
       <w:r>
         <w:rPr>
           <w:rFonts w:ascii="Arial" w:hAnsi="Arial" w:cs="Arial"/>
-          <w:b/>
-          <w:bCs/>
-          <w:i/>
-          <w:iCs/>
-          <w:color w:val="000000" w:themeColor="text1"/>
-          <w:sz w:val="22"/>
-          <w:szCs w:val="22"/>
-        </w:rPr>
-        <w:t xml:space="preserve"> Ni</w:t>
-      </w:r>
-      <w:r>
-        <w:rPr>
-          <w:rFonts w:ascii="Arial" w:hAnsi="Arial" w:cs="Arial"/>
-          <w:b/>
-          <w:bCs/>
-          <w:i/>
-          <w:iCs/>
-          <w:color w:val="000000" w:themeColor="text1"/>
-          <w:sz w:val="22"/>
-          <w:szCs w:val="22"/>
-        </w:rPr>
-        <w:t xml:space="preserve"> et al.  </w:t>
-      </w:r>
-      <w:r>
-        <w:rPr>
-          <w:rFonts w:ascii="Arial" w:hAnsi="Arial" w:cs="Arial"/>
-          <w:b/>
-          <w:bCs/>
-          <w:i/>
-          <w:iCs/>
-          <w:color w:val="000000" w:themeColor="text1"/>
-          <w:sz w:val="22"/>
-          <w:szCs w:val="22"/>
-        </w:rPr>
-        <w:t>"</w:t>
-      </w:r>
-      <w:r>
-        <w:rPr>
-          <w:rFonts w:ascii="Arial" w:hAnsi="Arial" w:cs="Arial"/>
-          <w:b/>
-          <w:bCs/>
-          <w:i/>
-          <w:iCs/>
-          <w:color w:val="000000" w:themeColor="text1"/>
-          <w:sz w:val="22"/>
-          <w:szCs w:val="22"/>
-        </w:rPr>
-        <w:t xml:space="preserve">Brain Tissue Deformation </w:t>
-      </w:r>
-      <w:r>
-        <w:rPr>
-          <w:rFonts w:ascii="Arial" w:hAnsi="Arial" w:cs="Arial"/>
-          <w:b/>
-          <w:bCs/>
-          <w:i/>
-          <w:iCs/>
-          <w:color w:val="000000" w:themeColor="text1"/>
-          <w:sz w:val="22"/>
-          <w:szCs w:val="22"/>
-        </w:rPr>
-        <w:t>During</w:t>
-      </w:r>
-      <w:r>
-        <w:rPr>
-          <w:rFonts w:ascii="Arial" w:hAnsi="Arial" w:cs="Arial"/>
-          <w:b/>
-          <w:bCs/>
-          <w:i/>
-          <w:iCs/>
-          <w:color w:val="000000" w:themeColor="text1"/>
-          <w:sz w:val="22"/>
-          <w:szCs w:val="22"/>
-        </w:rPr>
-        <w:t xml:space="preserve"> an</w:t>
-      </w:r>
-      <w:r>
-        <w:rPr>
-          <w:rFonts w:ascii="Arial" w:hAnsi="Arial" w:cs="Arial"/>
-          <w:b/>
-          <w:bCs/>
-          <w:i/>
-          <w:iCs/>
-          <w:color w:val="000000" w:themeColor="text1"/>
-          <w:sz w:val="22"/>
-          <w:szCs w:val="22"/>
-        </w:rPr>
-        <w:t xml:space="preserve"> I</w:t>
-      </w:r>
-      <w:r>
-        <w:rPr>
-          <w:rFonts w:ascii="Arial" w:hAnsi="Arial" w:cs="Arial"/>
-          <w:b/>
-          <w:bCs/>
-          <w:i/>
-          <w:iCs/>
-          <w:color w:val="000000" w:themeColor="text1"/>
-          <w:sz w:val="22"/>
-          <w:szCs w:val="22"/>
-        </w:rPr>
-        <w:t>m</w:t>
-      </w:r>
-      <w:r>
-        <w:rPr>
-          <w:rFonts w:ascii="Arial" w:hAnsi="Arial" w:cs="Arial"/>
-          <w:b/>
-          <w:bCs/>
-          <w:i/>
-          <w:iCs/>
-          <w:color w:val="000000" w:themeColor="text1"/>
-          <w:sz w:val="22"/>
-          <w:szCs w:val="22"/>
-        </w:rPr>
-        <w:t>pact with Chiari Malformation Type I</w:t>
-      </w:r>
-      <w:r>
-        <w:rPr>
-          <w:rFonts w:ascii="Arial" w:hAnsi="Arial" w:cs="Arial"/>
-          <w:b/>
-          <w:bCs/>
-          <w:i/>
-          <w:iCs/>
-          <w:color w:val="000000" w:themeColor="text1"/>
-          <w:sz w:val="22"/>
-          <w:szCs w:val="22"/>
-        </w:rPr>
-        <w:t>"</w:t>
+          <w:color w:val="000000" w:themeColor="text1"/>
+          <w:sz w:val="22"/>
+          <w:szCs w:val="22"/>
+        </w:rPr>
+        <w:t xml:space="preserve"> Ni et al.  "Brain Tissue Deformation During an Impact with Chiari Malformation Type I"</w:t>
       </w:r>
     </w:p>
     <w:p>
@@ -5010,10 +4881,6 @@
         <w:textAlignment w:val="baseline"/>
         <w:rPr>
           <w:rFonts w:ascii="Arial" w:hAnsi="Arial" w:cs="Arial"/>
-          <w:b/>
-          <w:bCs/>
-          <w:i/>
-          <w:iCs/>
           <w:color w:val="000000" w:themeColor="text1"/>
           <w:sz w:val="22"/>
           <w:szCs w:val="22"/>
@@ -5022,80 +4889,11 @@
       <w:r>
         <w:rPr>
           <w:rFonts w:ascii="Arial" w:hAnsi="Arial" w:cs="Arial"/>
-          <w:b/>
-          <w:bCs/>
-          <w:i/>
-          <w:iCs/>
-          <w:color w:val="000000" w:themeColor="text1"/>
-          <w:sz w:val="22"/>
-          <w:szCs w:val="22"/>
-        </w:rPr>
-        <w:t xml:space="preserve">Hannah </w:t>
-      </w:r>
-      <w:r>
-        <w:rPr>
-          <w:rFonts w:ascii="Arial" w:hAnsi="Arial" w:cs="Arial"/>
-          <w:b/>
-          <w:bCs/>
-          <w:i/>
-          <w:iCs/>
-          <w:color w:val="000000" w:themeColor="text1"/>
-          <w:sz w:val="22"/>
-          <w:szCs w:val="22"/>
-        </w:rPr>
-        <w:t xml:space="preserve">Higgins </w:t>
-      </w:r>
-      <w:r>
-        <w:rPr>
-          <w:rFonts w:ascii="Arial" w:hAnsi="Arial" w:cs="Arial"/>
-          <w:b/>
-          <w:bCs/>
-          <w:i/>
-          <w:iCs/>
-          <w:color w:val="000000" w:themeColor="text1"/>
-          <w:sz w:val="22"/>
-          <w:szCs w:val="22"/>
-        </w:rPr>
-        <w:t xml:space="preserve">et al.  </w:t>
-      </w:r>
-      <w:r>
-        <w:rPr>
-          <w:rFonts w:ascii="Arial" w:hAnsi="Arial" w:cs="Arial"/>
-          <w:b/>
-          <w:bCs/>
-          <w:i/>
-          <w:iCs/>
-          <w:color w:val="000000" w:themeColor="text1"/>
-          <w:sz w:val="22"/>
-          <w:szCs w:val="22"/>
-        </w:rPr>
-        <w:t>"</w:t>
-      </w:r>
-      <w:r>
-        <w:rPr>
-          <w:rFonts w:ascii="Arial" w:hAnsi="Arial" w:cs="Arial"/>
-          <w:b/>
-          <w:bCs/>
-          <w:i/>
-          <w:iCs/>
-          <w:color w:val="000000" w:themeColor="text1"/>
-          <w:sz w:val="22"/>
-          <w:szCs w:val="22"/>
-        </w:rPr>
-        <w:t>Waveform Morphology Analysis of Cerebrospinal Fluid and Tissue Motion in Chiari Type I Malformation</w:t>
-      </w:r>
-      <w:r>
-        <w:rPr>
-          <w:rFonts w:ascii="Arial" w:hAnsi="Arial" w:cs="Arial"/>
-          <w:b/>
-          <w:bCs/>
-          <w:i/>
-          <w:iCs/>
-          <w:color w:val="000000" w:themeColor="text1"/>
-          <w:sz w:val="22"/>
-          <w:szCs w:val="22"/>
-        </w:rPr>
-        <w:t>"</w:t>
+          <w:color w:val="000000" w:themeColor="text1"/>
+          <w:sz w:val="22"/>
+          <w:szCs w:val="22"/>
+        </w:rPr>
+        <w:t>Hannah Higgins et al.  "Waveform Morphology Analysis of Cerebrospinal Fluid and Tissue Motion in Chiari Type I Malformation"</w:t>
       </w:r>
     </w:p>
     <w:p>
@@ -5105,10 +4903,6 @@
         <w:textAlignment w:val="baseline"/>
         <w:rPr>
           <w:rFonts w:ascii="Arial" w:hAnsi="Arial" w:cs="Arial"/>
-          <w:b/>
-          <w:bCs/>
-          <w:i/>
-          <w:iCs/>
           <w:color w:val="000000" w:themeColor="text1"/>
           <w:sz w:val="22"/>
           <w:szCs w:val="22"/>
@@ -5117,80 +4911,11 @@
       <w:r>
         <w:rPr>
           <w:rFonts w:ascii="Arial" w:hAnsi="Arial" w:cs="Arial"/>
-          <w:b/>
-          <w:bCs/>
-          <w:i/>
-          <w:iCs/>
-          <w:color w:val="000000" w:themeColor="text1"/>
-          <w:sz w:val="22"/>
-          <w:szCs w:val="22"/>
-        </w:rPr>
-        <w:t>Mahsa</w:t>
-      </w:r>
-      <w:r>
-        <w:rPr>
-          <w:rFonts w:ascii="Arial" w:hAnsi="Arial" w:cs="Arial"/>
-          <w:b/>
-          <w:bCs/>
-          <w:i/>
-          <w:iCs/>
-          <w:color w:val="000000" w:themeColor="text1"/>
-          <w:sz w:val="22"/>
-          <w:szCs w:val="22"/>
-        </w:rPr>
-        <w:t xml:space="preserve"> Karamzedeh</w:t>
-      </w:r>
-      <w:r>
-        <w:rPr>
-          <w:rFonts w:ascii="Arial" w:hAnsi="Arial" w:cs="Arial"/>
-          <w:b/>
-          <w:bCs/>
-          <w:i/>
-          <w:iCs/>
-          <w:color w:val="000000" w:themeColor="text1"/>
-          <w:sz w:val="22"/>
-          <w:szCs w:val="22"/>
-        </w:rPr>
-        <w:t xml:space="preserve"> et al.</w:t>
-      </w:r>
-      <w:r>
-        <w:rPr>
-          <w:rFonts w:ascii="Arial" w:hAnsi="Arial" w:cs="Arial"/>
-          <w:b/>
-          <w:bCs/>
-          <w:i/>
-          <w:iCs/>
-          <w:color w:val="000000" w:themeColor="text1"/>
-          <w:sz w:val="22"/>
-          <w:szCs w:val="22"/>
-        </w:rPr>
-        <w:t xml:space="preserve"> "</w:t>
-      </w:r>
-      <w:r>
-        <w:rPr>
-          <w:rFonts w:ascii="Arial" w:hAnsi="Arial" w:cs="Arial"/>
-          <w:b/>
-          <w:bCs/>
-          <w:i/>
-          <w:iCs/>
-          <w:color w:val="000000" w:themeColor="text1"/>
-          <w:sz w:val="22"/>
-          <w:szCs w:val="22"/>
-        </w:rPr>
-        <w:t>Real-Time Cerebrospinal Fluid Dynamics During Coughing and Valsalva Maneuvers</w:t>
-      </w:r>
-      <w:r>
-        <w:rPr>
-          <w:rFonts w:ascii="Arial" w:hAnsi="Arial" w:cs="Arial"/>
-          <w:b/>
-          <w:bCs/>
-          <w:i/>
-          <w:iCs/>
-          <w:color w:val="000000" w:themeColor="text1"/>
-          <w:sz w:val="22"/>
-          <w:szCs w:val="22"/>
-        </w:rPr>
-        <w:t>"</w:t>
+          <w:color w:val="000000" w:themeColor="text1"/>
+          <w:sz w:val="22"/>
+          <w:szCs w:val="22"/>
+        </w:rPr>
+        <w:t>Mahsa Karamzedeh et al. "Real-Time Cerebrospinal Fluid Dynamics During Coughing and Valsalva Maneuvers"</w:t>
       </w:r>
     </w:p>
     <w:p>
@@ -5200,148 +4925,39 @@
         <w:textAlignment w:val="baseline"/>
         <w:rPr>
           <w:rFonts w:ascii="Arial" w:hAnsi="Arial" w:cs="Arial"/>
-          <w:b/>
-          <w:bCs/>
-          <w:i/>
-          <w:iCs/>
-          <w:color w:val="000000" w:themeColor="text1"/>
-          <w:sz w:val="22"/>
-          <w:szCs w:val="22"/>
-        </w:rPr>
-      </w:pPr>
-      <w:proofErr w:type="spellStart"/>
+          <w:color w:val="000000" w:themeColor="text1"/>
+          <w:sz w:val="22"/>
+          <w:szCs w:val="22"/>
+        </w:rPr>
+      </w:pPr>
       <w:r>
         <w:rPr>
           <w:rFonts w:ascii="Arial" w:hAnsi="Arial" w:cs="Arial"/>
-          <w:b/>
-          <w:bCs/>
-          <w:i/>
-          <w:iCs/>
-          <w:color w:val="000000" w:themeColor="text1"/>
-          <w:sz w:val="22"/>
-          <w:szCs w:val="22"/>
-        </w:rPr>
-        <w:t>Himasri</w:t>
-      </w:r>
-      <w:proofErr w:type="spellEnd"/>
+          <w:color w:val="000000" w:themeColor="text1"/>
+          <w:sz w:val="22"/>
+          <w:szCs w:val="22"/>
+        </w:rPr>
+        <w:t xml:space="preserve">Madeleine Sifford </w:t>
+      </w:r>
+      <w:proofErr w:type="gramStart"/>
       <w:r>
         <w:rPr>
           <w:rFonts w:ascii="Arial" w:hAnsi="Arial" w:cs="Arial"/>
-          <w:b/>
-          <w:bCs/>
-          <w:i/>
-          <w:iCs/>
-          <w:color w:val="000000" w:themeColor="text1"/>
-          <w:sz w:val="22"/>
-          <w:szCs w:val="22"/>
-        </w:rPr>
-        <w:t xml:space="preserve"> </w:t>
-      </w:r>
-      <w:proofErr w:type="spellStart"/>
+          <w:color w:val="000000" w:themeColor="text1"/>
+          <w:sz w:val="22"/>
+          <w:szCs w:val="22"/>
+        </w:rPr>
+        <w:t>-  A</w:t>
+      </w:r>
+      <w:proofErr w:type="gramEnd"/>
       <w:r>
         <w:rPr>
           <w:rFonts w:ascii="Arial" w:hAnsi="Arial" w:cs="Arial"/>
-          <w:b/>
-          <w:bCs/>
-          <w:i/>
-          <w:iCs/>
-          <w:color w:val="000000" w:themeColor="text1"/>
-          <w:sz w:val="22"/>
-          <w:szCs w:val="22"/>
-        </w:rPr>
-        <w:t>Cheerla</w:t>
-      </w:r>
-      <w:proofErr w:type="spellEnd"/>
-      <w:r>
-        <w:rPr>
-          <w:rFonts w:ascii="Arial" w:hAnsi="Arial" w:cs="Arial"/>
-          <w:b/>
-          <w:bCs/>
-          <w:i/>
-          <w:iCs/>
-          <w:color w:val="000000" w:themeColor="text1"/>
-          <w:sz w:val="22"/>
-          <w:szCs w:val="22"/>
-        </w:rPr>
-        <w:t xml:space="preserve"> et al. "</w:t>
-      </w:r>
-      <w:r>
-        <w:rPr>
-          <w:rFonts w:ascii="Arial" w:hAnsi="Arial" w:cs="Arial"/>
-          <w:b/>
-          <w:bCs/>
-          <w:i/>
-          <w:iCs/>
-          <w:color w:val="000000" w:themeColor="text1"/>
-          <w:sz w:val="22"/>
-          <w:szCs w:val="22"/>
-        </w:rPr>
-        <w:t>Syrinx Morphometrics</w:t>
-      </w:r>
-      <w:r>
-        <w:rPr>
-          <w:rFonts w:ascii="Arial" w:hAnsi="Arial" w:cs="Arial"/>
-          <w:b/>
-          <w:bCs/>
-          <w:i/>
-          <w:iCs/>
-          <w:color w:val="000000" w:themeColor="text1"/>
-          <w:sz w:val="22"/>
-          <w:szCs w:val="22"/>
-        </w:rPr>
-        <w:t xml:space="preserve"> Analysis </w:t>
-      </w:r>
-      <w:r>
-        <w:rPr>
-          <w:rFonts w:ascii="Arial" w:hAnsi="Arial" w:cs="Arial"/>
-          <w:b/>
-          <w:bCs/>
-          <w:i/>
-          <w:iCs/>
-          <w:color w:val="000000" w:themeColor="text1"/>
-          <w:sz w:val="22"/>
-          <w:szCs w:val="22"/>
-        </w:rPr>
-        <w:t xml:space="preserve">in </w:t>
-      </w:r>
-      <w:r>
-        <w:rPr>
-          <w:rFonts w:ascii="Arial" w:hAnsi="Arial" w:cs="Arial"/>
-          <w:b/>
-          <w:bCs/>
-          <w:i/>
-          <w:iCs/>
-          <w:color w:val="000000" w:themeColor="text1"/>
-          <w:sz w:val="22"/>
-          <w:szCs w:val="22"/>
-        </w:rPr>
-        <w:t xml:space="preserve">Chiari </w:t>
-      </w:r>
-      <w:r>
-        <w:rPr>
-          <w:rFonts w:ascii="Arial" w:hAnsi="Arial" w:cs="Arial"/>
-          <w:b/>
-          <w:bCs/>
-          <w:i/>
-          <w:iCs/>
-          <w:color w:val="000000" w:themeColor="text1"/>
-          <w:sz w:val="22"/>
-          <w:szCs w:val="22"/>
-        </w:rPr>
-        <w:t>Malformation Patient</w:t>
-      </w:r>
-      <w:r>
-        <w:rPr>
-          <w:rFonts w:ascii="Arial" w:hAnsi="Arial" w:cs="Arial"/>
-          <w:b/>
-          <w:bCs/>
-          <w:i/>
-          <w:iCs/>
-          <w:color w:val="000000" w:themeColor="text1"/>
-          <w:sz w:val="22"/>
-          <w:szCs w:val="22"/>
-        </w:rPr>
-        <w:t>s Before and After Surgery"</w:t>
+          <w:color w:val="000000" w:themeColor="text1"/>
+          <w:sz w:val="22"/>
+          <w:szCs w:val="22"/>
+        </w:rPr>
+        <w:t xml:space="preserve"> Scoping Review of Morphometric Measurements Reported in Chiari I Malformation</w:t>
       </w:r>
     </w:p>
     <w:p>
@@ -5351,15 +4967,20 @@
         <w:textAlignment w:val="baseline"/>
         <w:rPr>
           <w:rFonts w:ascii="Arial" w:hAnsi="Arial" w:cs="Arial"/>
-          <w:b/>
-          <w:bCs/>
-          <w:i/>
-          <w:iCs/>
-          <w:color w:val="000000" w:themeColor="text1"/>
-          <w:sz w:val="22"/>
-          <w:szCs w:val="22"/>
-        </w:rPr>
-      </w:pPr>
+          <w:color w:val="000000" w:themeColor="text1"/>
+          <w:sz w:val="22"/>
+          <w:szCs w:val="22"/>
+        </w:rPr>
+      </w:pPr>
+      <w:r>
+        <w:rPr>
+          <w:rFonts w:ascii="Arial" w:hAnsi="Arial" w:cs="Arial"/>
+          <w:color w:val="000000" w:themeColor="text1"/>
+          <w:sz w:val="22"/>
+          <w:szCs w:val="22"/>
+        </w:rPr>
+        <w:t>Shahad Musa - Geometric Shape Analysis of the Posterior Cranial Fossa in Chiari I Malformation</w:t>
+      </w:r>
     </w:p>
     <w:p>
       <w:pPr>
@@ -5368,10 +4989,6 @@
         <w:textAlignment w:val="baseline"/>
         <w:rPr>
           <w:rFonts w:ascii="Arial" w:hAnsi="Arial" w:cs="Arial"/>
-          <w:b/>
-          <w:bCs/>
-          <w:i/>
-          <w:iCs/>
           <w:color w:val="000000" w:themeColor="text1"/>
           <w:sz w:val="22"/>
           <w:szCs w:val="22"/>
@@ -5380,41 +4997,11 @@
       <w:r>
         <w:rPr>
           <w:rFonts w:ascii="Arial" w:hAnsi="Arial" w:cs="Arial"/>
-          <w:b/>
-          <w:bCs/>
-          <w:i/>
-          <w:iCs/>
-          <w:color w:val="000000" w:themeColor="text1"/>
-          <w:sz w:val="22"/>
-          <w:szCs w:val="22"/>
-        </w:rPr>
-        <w:t xml:space="preserve"> Madeleine Sifford</w:t>
-      </w:r>
-      <w:r>
-        <w:rPr>
-          <w:rFonts w:ascii="Arial" w:hAnsi="Arial" w:cs="Arial"/>
-          <w:b/>
-          <w:bCs/>
-          <w:i/>
-          <w:iCs/>
-          <w:color w:val="000000" w:themeColor="text1"/>
-          <w:sz w:val="22"/>
-          <w:szCs w:val="22"/>
-        </w:rPr>
-        <w:t xml:space="preserve"> </w:t>
-      </w:r>
-      <w:r>
-        <w:rPr>
-          <w:rFonts w:ascii="Arial" w:hAnsi="Arial" w:cs="Arial"/>
-          <w:b/>
-          <w:bCs/>
-          <w:i/>
-          <w:iCs/>
-          <w:color w:val="000000" w:themeColor="text1"/>
-          <w:sz w:val="22"/>
-          <w:szCs w:val="22"/>
-        </w:rPr>
-        <w:t>“Landmark-based geometric analysis of the Chiari I malformation skeleton”</w:t>
+          <w:color w:val="000000" w:themeColor="text1"/>
+          <w:sz w:val="22"/>
+          <w:szCs w:val="22"/>
+        </w:rPr>
+        <w:t>Grace Lombardi and Olivia Magno - Landmark-Based Evaluation of the Chiari I Malformation Posterior Fossa in the Axial Plane</w:t>
       </w:r>
     </w:p>
     <w:p>
@@ -5424,96 +5011,48 @@
         <w:textAlignment w:val="baseline"/>
         <w:rPr>
           <w:rFonts w:ascii="Arial" w:hAnsi="Arial" w:cs="Arial"/>
-          <w:b/>
-          <w:bCs/>
-          <w:i/>
-          <w:iCs/>
-          <w:color w:val="000000" w:themeColor="text1"/>
-          <w:sz w:val="22"/>
-          <w:szCs w:val="22"/>
-        </w:rPr>
-      </w:pPr>
+          <w:color w:val="000000" w:themeColor="text1"/>
+          <w:sz w:val="22"/>
+          <w:szCs w:val="22"/>
+        </w:rPr>
+      </w:pPr>
+      <w:r>
+        <w:rPr>
+          <w:rFonts w:ascii="Segoe UI" w:hAnsi="Segoe UI" w:cs="Segoe UI"/>
+          <w:color w:val="000000"/>
+          <w:sz w:val="23"/>
+          <w:szCs w:val="23"/>
+        </w:rPr>
+        <w:t xml:space="preserve">Carlos Ponce de Leon Mendez et al. </w:t>
+      </w:r>
       <w:r>
         <w:rPr>
           <w:rFonts w:ascii="Arial" w:hAnsi="Arial" w:cs="Arial"/>
-          <w:b/>
-          <w:bCs/>
-          <w:i/>
-          <w:iCs/>
-          <w:color w:val="000000" w:themeColor="text1"/>
-          <w:sz w:val="22"/>
-          <w:szCs w:val="22"/>
-        </w:rPr>
-        <w:t xml:space="preserve">Shahad Musa and </w:t>
+          <w:color w:val="000000" w:themeColor="text1"/>
+          <w:sz w:val="22"/>
+          <w:szCs w:val="22"/>
+        </w:rPr>
+        <w:t xml:space="preserve">Feasibility of a </w:t>
       </w:r>
       <w:proofErr w:type="spellStart"/>
       <w:r>
         <w:rPr>
           <w:rFonts w:ascii="Arial" w:hAnsi="Arial" w:cs="Arial"/>
-          <w:b/>
-          <w:bCs/>
-          <w:i/>
-          <w:iCs/>
-          <w:color w:val="000000" w:themeColor="text1"/>
-          <w:sz w:val="22"/>
-          <w:szCs w:val="22"/>
-        </w:rPr>
-        <w:t>Himasri</w:t>
+          <w:color w:val="000000" w:themeColor="text1"/>
+          <w:sz w:val="22"/>
+          <w:szCs w:val="22"/>
+        </w:rPr>
+        <w:t>TriNetX</w:t>
       </w:r>
       <w:proofErr w:type="spellEnd"/>
       <w:r>
         <w:rPr>
           <w:rFonts w:ascii="Arial" w:hAnsi="Arial" w:cs="Arial"/>
-          <w:b/>
-          <w:bCs/>
-          <w:i/>
-          <w:iCs/>
-          <w:color w:val="000000" w:themeColor="text1"/>
-          <w:sz w:val="22"/>
-          <w:szCs w:val="22"/>
-        </w:rPr>
-        <w:t xml:space="preserve"> </w:t>
-      </w:r>
-      <w:proofErr w:type="spellStart"/>
-      <w:r>
-        <w:rPr>
-          <w:rFonts w:ascii="Arial" w:hAnsi="Arial" w:cs="Arial"/>
-          <w:b/>
-          <w:bCs/>
-          <w:i/>
-          <w:iCs/>
-          <w:color w:val="000000" w:themeColor="text1"/>
-          <w:sz w:val="22"/>
-          <w:szCs w:val="22"/>
-        </w:rPr>
-        <w:t>Cheerla</w:t>
-      </w:r>
-      <w:proofErr w:type="spellEnd"/>
-      <w:r>
-        <w:rPr>
-          <w:rFonts w:ascii="Arial" w:hAnsi="Arial" w:cs="Arial"/>
-          <w:b/>
-          <w:bCs/>
-          <w:i/>
-          <w:iCs/>
-          <w:color w:val="000000" w:themeColor="text1"/>
-          <w:sz w:val="22"/>
-          <w:szCs w:val="22"/>
-        </w:rPr>
-        <w:t xml:space="preserve"> </w:t>
-      </w:r>
-      <w:r>
-        <w:rPr>
-          <w:rFonts w:ascii="Arial" w:hAnsi="Arial" w:cs="Arial"/>
-          <w:b/>
-          <w:bCs/>
-          <w:i/>
-          <w:iCs/>
-          <w:color w:val="000000" w:themeColor="text1"/>
-          <w:sz w:val="22"/>
-          <w:szCs w:val="22"/>
-        </w:rPr>
-        <w:t xml:space="preserve">“Correlation of 3D shape parameters with symptomatology in the Chiari I malformation posterior cranial fossa” </w:t>
+          <w:color w:val="000000" w:themeColor="text1"/>
+          <w:sz w:val="22"/>
+          <w:szCs w:val="22"/>
+        </w:rPr>
+        <w:t xml:space="preserve"> Study of Substance Use and Pain in Chiari I Malformation</w:t>
       </w:r>
     </w:p>
     <w:p>
@@ -5523,81 +5062,48 @@
         <w:textAlignment w:val="baseline"/>
         <w:rPr>
           <w:rFonts w:ascii="Arial" w:hAnsi="Arial" w:cs="Arial"/>
-          <w:b/>
-          <w:bCs/>
-          <w:i/>
-          <w:iCs/>
-          <w:color w:val="000000" w:themeColor="text1"/>
-          <w:sz w:val="22"/>
-          <w:szCs w:val="22"/>
-        </w:rPr>
-      </w:pPr>
+          <w:color w:val="000000" w:themeColor="text1"/>
+          <w:sz w:val="22"/>
+          <w:szCs w:val="22"/>
+        </w:rPr>
+      </w:pPr>
+      <w:r>
+        <w:rPr>
+          <w:rFonts w:ascii="Segoe UI" w:hAnsi="Segoe UI" w:cs="Segoe UI"/>
+          <w:color w:val="000000"/>
+          <w:sz w:val="23"/>
+          <w:szCs w:val="23"/>
+        </w:rPr>
+        <w:t xml:space="preserve">Carlos Ponce de Leon Mendez et al. </w:t>
+      </w:r>
       <w:r>
         <w:rPr>
           <w:rFonts w:ascii="Arial" w:hAnsi="Arial" w:cs="Arial"/>
-          <w:b/>
-          <w:bCs/>
-          <w:i/>
-          <w:iCs/>
-          <w:color w:val="000000" w:themeColor="text1"/>
-          <w:sz w:val="22"/>
-          <w:szCs w:val="22"/>
-        </w:rPr>
-        <w:t>Grace Lombardi and Olivia Magno</w:t>
-      </w:r>
+          <w:color w:val="000000" w:themeColor="text1"/>
+          <w:sz w:val="22"/>
+          <w:szCs w:val="22"/>
+        </w:rPr>
+        <w:t xml:space="preserve">Long-Term Consequences of Orphaned </w:t>
+      </w:r>
+      <w:proofErr w:type="spellStart"/>
       <w:r>
         <w:rPr>
           <w:rFonts w:ascii="Arial" w:hAnsi="Arial" w:cs="Arial"/>
-          <w:b/>
-          <w:bCs/>
-          <w:i/>
-          <w:iCs/>
-          <w:color w:val="000000" w:themeColor="text1"/>
-          <w:sz w:val="22"/>
-          <w:szCs w:val="22"/>
-        </w:rPr>
-        <w:t xml:space="preserve"> </w:t>
-      </w:r>
+          <w:color w:val="000000" w:themeColor="text1"/>
+          <w:sz w:val="22"/>
+          <w:szCs w:val="22"/>
+        </w:rPr>
+        <w:t>Syringo</w:t>
+      </w:r>
+      <w:proofErr w:type="spellEnd"/>
       <w:r>
         <w:rPr>
           <w:rFonts w:ascii="Arial" w:hAnsi="Arial" w:cs="Arial"/>
-          <w:b/>
-          <w:bCs/>
-          <w:i/>
-          <w:iCs/>
-          <w:color w:val="000000" w:themeColor="text1"/>
-          <w:sz w:val="22"/>
-          <w:szCs w:val="22"/>
-        </w:rPr>
-        <w:t xml:space="preserve">“Systematic Review of the planes and morphological parameters reported in Chiari I malformation </w:t>
-      </w:r>
-      <w:proofErr w:type="spellStart"/>
-      <w:r>
-        <w:rPr>
-          <w:rFonts w:ascii="Arial" w:hAnsi="Arial" w:cs="Arial"/>
-          <w:b/>
-          <w:bCs/>
-          <w:i/>
-          <w:iCs/>
-          <w:color w:val="000000" w:themeColor="text1"/>
-          <w:sz w:val="22"/>
-          <w:szCs w:val="22"/>
-        </w:rPr>
-        <w:t>craniocervical</w:t>
-      </w:r>
-      <w:proofErr w:type="spellEnd"/>
-      <w:r>
-        <w:rPr>
-          <w:rFonts w:ascii="Arial" w:hAnsi="Arial" w:cs="Arial"/>
-          <w:b/>
-          <w:bCs/>
-          <w:i/>
-          <w:iCs/>
-          <w:color w:val="000000" w:themeColor="text1"/>
-          <w:sz w:val="22"/>
-          <w:szCs w:val="22"/>
-        </w:rPr>
-        <w:t xml:space="preserve"> anatomy - opportunities for new research targets" </w:t>
+          <w:color w:val="000000" w:themeColor="text1"/>
+          <w:sz w:val="22"/>
+          <w:szCs w:val="22"/>
+        </w:rPr>
+        <w:t>-Subarachnoid Shunts: Late-Onset Symptomatic Spinal Cord Tethering</w:t>
       </w:r>
     </w:p>
     <w:p>
@@ -5607,10 +5113,6 @@
         <w:textAlignment w:val="baseline"/>
         <w:rPr>
           <w:rFonts w:ascii="Arial" w:hAnsi="Arial" w:cs="Arial"/>
-          <w:b/>
-          <w:bCs/>
-          <w:i/>
-          <w:iCs/>
           <w:color w:val="000000" w:themeColor="text1"/>
           <w:sz w:val="22"/>
           <w:szCs w:val="22"/>
@@ -5619,80 +5121,11 @@
       <w:r>
         <w:rPr>
           <w:rFonts w:ascii="Arial" w:hAnsi="Arial" w:cs="Arial"/>
-          <w:b/>
-          <w:bCs/>
-          <w:i/>
-          <w:iCs/>
-          <w:color w:val="000000" w:themeColor="text1"/>
-          <w:sz w:val="22"/>
-          <w:szCs w:val="22"/>
-        </w:rPr>
-        <w:t>Ian</w:t>
-      </w:r>
-      <w:r>
-        <w:rPr>
-          <w:rFonts w:ascii="Arial" w:hAnsi="Arial" w:cs="Arial"/>
-          <w:b/>
-          <w:bCs/>
-          <w:i/>
-          <w:iCs/>
-          <w:color w:val="000000" w:themeColor="text1"/>
-          <w:sz w:val="22"/>
-          <w:szCs w:val="22"/>
-        </w:rPr>
-        <w:t xml:space="preserve"> Soldberg</w:t>
-      </w:r>
-      <w:r>
-        <w:rPr>
-          <w:rFonts w:ascii="Arial" w:hAnsi="Arial" w:cs="Arial"/>
-          <w:b/>
-          <w:bCs/>
-          <w:i/>
-          <w:iCs/>
-          <w:color w:val="000000" w:themeColor="text1"/>
-          <w:sz w:val="22"/>
-          <w:szCs w:val="22"/>
-        </w:rPr>
-        <w:t xml:space="preserve"> et al.</w:t>
-      </w:r>
-      <w:r>
-        <w:rPr>
-          <w:rFonts w:ascii="Arial" w:hAnsi="Arial" w:cs="Arial"/>
-          <w:b/>
-          <w:bCs/>
-          <w:i/>
-          <w:iCs/>
-          <w:color w:val="000000" w:themeColor="text1"/>
-          <w:sz w:val="22"/>
-          <w:szCs w:val="22"/>
-        </w:rPr>
-        <w:t xml:space="preserve"> "</w:t>
-      </w:r>
-      <w:r>
-        <w:rPr>
-          <w:rFonts w:ascii="Arial" w:hAnsi="Arial" w:cs="Arial"/>
-          <w:b/>
-          <w:bCs/>
-          <w:i/>
-          <w:iCs/>
-          <w:color w:val="000000" w:themeColor="text1"/>
-          <w:sz w:val="22"/>
-          <w:szCs w:val="22"/>
-        </w:rPr>
-        <w:t>Biomechanical Report: Analysis and Imaging at Northeastern (BRAIN)</w:t>
-      </w:r>
-      <w:r>
-        <w:rPr>
-          <w:rFonts w:ascii="Arial" w:hAnsi="Arial" w:cs="Arial"/>
-          <w:b/>
-          <w:bCs/>
-          <w:i/>
-          <w:iCs/>
-          <w:color w:val="000000" w:themeColor="text1"/>
-          <w:sz w:val="22"/>
-          <w:szCs w:val="22"/>
-        </w:rPr>
-        <w:t>"</w:t>
+          <w:color w:val="000000" w:themeColor="text1"/>
+          <w:sz w:val="22"/>
+          <w:szCs w:val="22"/>
+        </w:rPr>
+        <w:t>Henry Goli and Nymisha Mai et al., "Comparison of Motion in Chiari Type I Malformation Patients Versus Healthy Controls"</w:t>
       </w:r>
     </w:p>
     <w:p>
@@ -5702,10 +5135,6 @@
         <w:textAlignment w:val="baseline"/>
         <w:rPr>
           <w:rFonts w:ascii="Arial" w:hAnsi="Arial" w:cs="Arial"/>
-          <w:b/>
-          <w:bCs/>
-          <w:i/>
-          <w:iCs/>
           <w:color w:val="000000" w:themeColor="text1"/>
           <w:sz w:val="22"/>
           <w:szCs w:val="22"/>
@@ -5714,28 +5143,11 @@
       <w:r>
         <w:rPr>
           <w:rFonts w:ascii="Arial" w:hAnsi="Arial" w:cs="Arial"/>
-          <w:b/>
-          <w:bCs/>
-          <w:i/>
-          <w:iCs/>
-          <w:color w:val="000000" w:themeColor="text1"/>
-          <w:sz w:val="22"/>
-          <w:szCs w:val="22"/>
-        </w:rPr>
-        <w:t xml:space="preserve">Madeleine </w:t>
-      </w:r>
-      <w:r>
-        <w:rPr>
-          <w:rFonts w:ascii="Arial" w:hAnsi="Arial" w:cs="Arial"/>
-          <w:b/>
-          <w:bCs/>
-          <w:i/>
-          <w:iCs/>
-          <w:color w:val="000000" w:themeColor="text1"/>
-          <w:sz w:val="22"/>
-          <w:szCs w:val="22"/>
-        </w:rPr>
-        <w:t>Sifford et al. "TBD"</w:t>
+          <w:color w:val="000000" w:themeColor="text1"/>
+          <w:sz w:val="22"/>
+          <w:szCs w:val="22"/>
+        </w:rPr>
+        <w:t>Ian Soldberg et al. "Biomechanical Report: Analysis and Imaging at Northeastern (BRAIN)"</w:t>
       </w:r>
     </w:p>
     <w:p>
@@ -5754,94 +5166,6 @@
           <w:szCs w:val="22"/>
         </w:rPr>
       </w:pPr>
-      <w:r>
-        <w:rPr>
-          <w:rFonts w:ascii="Arial" w:hAnsi="Arial" w:cs="Arial"/>
-          <w:b/>
-          <w:bCs/>
-          <w:i/>
-          <w:iCs/>
-          <w:color w:val="000000" w:themeColor="text1"/>
-          <w:sz w:val="22"/>
-          <w:szCs w:val="22"/>
-        </w:rPr>
-        <w:t>Grace Lombardi et al. "TBD"</w:t>
-      </w:r>
-    </w:p>
-    <w:p>
-      <w:pPr>
-        <w:pStyle w:val="NormalWeb"/>
-        <w:spacing w:after="0"/>
-        <w:textAlignment w:val="baseline"/>
-        <w:rPr>
-          <w:rFonts w:ascii="Arial" w:hAnsi="Arial" w:cs="Arial"/>
-          <w:b/>
-          <w:bCs/>
-          <w:i/>
-          <w:iCs/>
-          <w:color w:val="000000" w:themeColor="text1"/>
-          <w:sz w:val="22"/>
-          <w:szCs w:val="22"/>
-        </w:rPr>
-      </w:pPr>
-      <w:r>
-        <w:rPr>
-          <w:rFonts w:ascii="Arial" w:hAnsi="Arial" w:cs="Arial"/>
-          <w:b/>
-          <w:bCs/>
-          <w:i/>
-          <w:iCs/>
-          <w:color w:val="000000" w:themeColor="text1"/>
-          <w:sz w:val="22"/>
-          <w:szCs w:val="22"/>
-        </w:rPr>
-        <w:t xml:space="preserve">More Poster to be listed </w:t>
-      </w:r>
-      <w:proofErr w:type="gramStart"/>
-      <w:r>
-        <w:rPr>
-          <w:rFonts w:ascii="Arial" w:hAnsi="Arial" w:cs="Arial"/>
-          <w:b/>
-          <w:bCs/>
-          <w:i/>
-          <w:iCs/>
-          <w:color w:val="000000" w:themeColor="text1"/>
-          <w:sz w:val="22"/>
-          <w:szCs w:val="22"/>
-        </w:rPr>
-        <w:t>at a later date</w:t>
-      </w:r>
-      <w:proofErr w:type="gramEnd"/>
-      <w:r>
-        <w:rPr>
-          <w:rFonts w:ascii="Arial" w:hAnsi="Arial" w:cs="Arial"/>
-          <w:b/>
-          <w:bCs/>
-          <w:i/>
-          <w:iCs/>
-          <w:color w:val="000000" w:themeColor="text1"/>
-          <w:sz w:val="22"/>
-          <w:szCs w:val="22"/>
-        </w:rPr>
-        <w:t>...</w:t>
-      </w:r>
-    </w:p>
-    <w:p>
-      <w:pPr>
-        <w:pStyle w:val="NormalWeb"/>
-        <w:spacing w:after="0"/>
-        <w:textAlignment w:val="baseline"/>
-        <w:rPr>
-          <w:rFonts w:ascii="Arial" w:hAnsi="Arial" w:cs="Arial"/>
-          <w:b/>
-          <w:bCs/>
-          <w:i/>
-          <w:iCs/>
-          <w:color w:val="000000" w:themeColor="text1"/>
-          <w:sz w:val="22"/>
-          <w:szCs w:val="22"/>
-        </w:rPr>
-      </w:pPr>
     </w:p>
     <w:p>
       <w:pPr>
@@ -5864,6 +5188,7 @@
           <w:shd w:val="clear" w:color="auto" w:fill="FFFFFF"/>
           <w14:ligatures w14:val="none"/>
         </w:rPr>
+        <w:lastRenderedPageBreak/>
         <w:t>DEMO</w:t>
       </w:r>
       <w:r>
@@ -6048,7 +5373,7 @@
           <w:szCs w:val="22"/>
           <w14:ligatures w14:val="none"/>
         </w:rPr>
-        <w:t>U</w:t>
+        <w:t>T</w:t>
       </w:r>
       <w:r>
         <w:rPr>
@@ -6061,7 +5386,7 @@
           <w:szCs w:val="22"/>
           <w14:ligatures w14:val="none"/>
         </w:rPr>
-        <w:t>ltrasound Measurements to Assess Tissue Compliance in CMI</w:t>
+        <w:t>ranscranial</w:t>
       </w:r>
       <w:r>
         <w:rPr>
@@ -6074,7 +5399,191 @@
           <w:szCs w:val="22"/>
           <w14:ligatures w14:val="none"/>
         </w:rPr>
-        <w:t xml:space="preserve"> (Petra Klinge)</w:t>
+        <w:t xml:space="preserve"> Magnetic Stimulus (T</w:t>
+      </w:r>
+      <w:r>
+        <w:rPr>
+          <w:rFonts w:ascii="Arial" w:eastAsia="Times New Roman" w:hAnsi="Arial" w:cs="Arial"/>
+          <w:b/>
+          <w:bCs/>
+          <w:color w:val="000000"/>
+          <w:kern w:val="0"/>
+          <w:sz w:val="22"/>
+          <w:szCs w:val="22"/>
+          <w14:ligatures w14:val="none"/>
+        </w:rPr>
+        <w:t>MS</w:t>
+      </w:r>
+      <w:r>
+        <w:rPr>
+          <w:rFonts w:ascii="Arial" w:eastAsia="Times New Roman" w:hAnsi="Arial" w:cs="Arial"/>
+          <w:b/>
+          <w:bCs/>
+          <w:color w:val="000000"/>
+          <w:kern w:val="0"/>
+          <w:sz w:val="22"/>
+          <w:szCs w:val="22"/>
+          <w14:ligatures w14:val="none"/>
+        </w:rPr>
+        <w:t xml:space="preserve">) </w:t>
+      </w:r>
+      <w:r>
+        <w:rPr>
+          <w:rFonts w:ascii="Arial" w:eastAsia="Times New Roman" w:hAnsi="Arial" w:cs="Arial"/>
+          <w:b/>
+          <w:bCs/>
+          <w:color w:val="000000"/>
+          <w:kern w:val="0"/>
+          <w:sz w:val="22"/>
+          <w:szCs w:val="22"/>
+          <w14:ligatures w14:val="none"/>
+        </w:rPr>
+        <w:t xml:space="preserve">to Improve </w:t>
+      </w:r>
+      <w:r>
+        <w:rPr>
+          <w:rFonts w:ascii="Arial" w:eastAsia="Times New Roman" w:hAnsi="Arial" w:cs="Arial"/>
+          <w:b/>
+          <w:bCs/>
+          <w:color w:val="000000"/>
+          <w:kern w:val="0"/>
+          <w:sz w:val="22"/>
+          <w:szCs w:val="22"/>
+          <w14:ligatures w14:val="none"/>
+        </w:rPr>
+        <w:t>Symptoms</w:t>
+      </w:r>
+      <w:r>
+        <w:rPr>
+          <w:rFonts w:ascii="Arial" w:eastAsia="Times New Roman" w:hAnsi="Arial" w:cs="Arial"/>
+          <w:b/>
+          <w:bCs/>
+          <w:color w:val="000000"/>
+          <w:kern w:val="0"/>
+          <w:sz w:val="22"/>
+          <w:szCs w:val="22"/>
+          <w14:ligatures w14:val="none"/>
+        </w:rPr>
+        <w:t xml:space="preserve"> for CMI </w:t>
+      </w:r>
+      <w:proofErr w:type="gramStart"/>
+      <w:r>
+        <w:rPr>
+          <w:rFonts w:ascii="Arial" w:eastAsia="Times New Roman" w:hAnsi="Arial" w:cs="Arial"/>
+          <w:b/>
+          <w:bCs/>
+          <w:color w:val="000000"/>
+          <w:kern w:val="0"/>
+          <w:sz w:val="22"/>
+          <w:szCs w:val="22"/>
+          <w14:ligatures w14:val="none"/>
+        </w:rPr>
+        <w:t>Patients</w:t>
+      </w:r>
+      <w:r>
+        <w:rPr>
+          <w:rFonts w:ascii="Arial" w:eastAsia="Times New Roman" w:hAnsi="Arial" w:cs="Arial"/>
+          <w:b/>
+          <w:bCs/>
+          <w:color w:val="000000"/>
+          <w:kern w:val="0"/>
+          <w:sz w:val="22"/>
+          <w:szCs w:val="22"/>
+          <w14:ligatures w14:val="none"/>
+        </w:rPr>
+        <w:t xml:space="preserve"> </w:t>
+      </w:r>
+      <w:r>
+        <w:rPr>
+          <w:rFonts w:ascii="Arial" w:eastAsia="Times New Roman" w:hAnsi="Arial" w:cs="Arial"/>
+          <w:b/>
+          <w:bCs/>
+          <w:color w:val="000000"/>
+          <w:kern w:val="0"/>
+          <w:sz w:val="22"/>
+          <w:szCs w:val="22"/>
+          <w14:ligatures w14:val="none"/>
+        </w:rPr>
+        <w:t xml:space="preserve"> (</w:t>
+      </w:r>
+      <w:proofErr w:type="gramEnd"/>
+      <w:r>
+        <w:rPr>
+          <w:rFonts w:ascii="Arial" w:eastAsia="Times New Roman" w:hAnsi="Arial" w:cs="Arial"/>
+          <w:b/>
+          <w:bCs/>
+          <w:color w:val="000000"/>
+          <w:kern w:val="0"/>
+          <w:sz w:val="22"/>
+          <w:szCs w:val="22"/>
+          <w14:ligatures w14:val="none"/>
+        </w:rPr>
+        <w:t>Yuxuan '</w:t>
+      </w:r>
+      <w:r>
+        <w:rPr>
+          <w:rFonts w:ascii="Arial" w:eastAsia="Times New Roman" w:hAnsi="Arial" w:cs="Arial"/>
+          <w:b/>
+          <w:bCs/>
+          <w:color w:val="000000"/>
+          <w:kern w:val="0"/>
+          <w:sz w:val="22"/>
+          <w:szCs w:val="22"/>
+          <w14:ligatures w14:val="none"/>
+        </w:rPr>
+        <w:t>J</w:t>
+      </w:r>
+      <w:r>
+        <w:rPr>
+          <w:rFonts w:ascii="Arial" w:eastAsia="Times New Roman" w:hAnsi="Arial" w:cs="Arial"/>
+          <w:b/>
+          <w:bCs/>
+          <w:color w:val="000000"/>
+          <w:kern w:val="0"/>
+          <w:sz w:val="22"/>
+          <w:szCs w:val="22"/>
+          <w14:ligatures w14:val="none"/>
+        </w:rPr>
+        <w:t xml:space="preserve">erry' Wang, </w:t>
+      </w:r>
+      <w:r>
+        <w:rPr>
+          <w:rFonts w:ascii="Arial" w:eastAsia="Times New Roman" w:hAnsi="Arial" w:cs="Arial"/>
+          <w:b/>
+          <w:bCs/>
+          <w:color w:val="000000"/>
+          <w:kern w:val="0"/>
+          <w:sz w:val="22"/>
+          <w:szCs w:val="22"/>
+          <w14:ligatures w14:val="none"/>
+        </w:rPr>
+        <w:t xml:space="preserve">David </w:t>
+      </w:r>
+      <w:r>
+        <w:rPr>
+          <w:rFonts w:ascii="Arial" w:eastAsia="Times New Roman" w:hAnsi="Arial" w:cs="Arial"/>
+          <w:b/>
+          <w:bCs/>
+          <w:color w:val="000000"/>
+          <w:kern w:val="0"/>
+          <w:sz w:val="22"/>
+          <w:szCs w:val="22"/>
+          <w14:ligatures w14:val="none"/>
+        </w:rPr>
+        <w:t>Sherman</w:t>
+      </w:r>
+      <w:r>
+        <w:rPr>
+          <w:rFonts w:ascii="Arial" w:eastAsia="Times New Roman" w:hAnsi="Arial" w:cs="Arial"/>
+          <w:b/>
+          <w:bCs/>
+          <w:color w:val="000000"/>
+          <w:kern w:val="0"/>
+          <w:sz w:val="22"/>
+          <w:szCs w:val="22"/>
+          <w14:ligatures w14:val="none"/>
+        </w:rPr>
+        <w:t>)</w:t>
       </w:r>
     </w:p>
     <w:p>
@@ -6107,7 +5616,7 @@
           <w:szCs w:val="22"/>
           <w14:ligatures w14:val="none"/>
         </w:rPr>
-        <w:t>Magneti</w:t>
+        <w:t xml:space="preserve">Gait </w:t>
       </w:r>
       <w:r>
         <w:rPr>
@@ -6120,7 +5629,7 @@
           <w:szCs w:val="22"/>
           <w14:ligatures w14:val="none"/>
         </w:rPr>
-        <w:t>c</w:t>
+        <w:t>A</w:t>
       </w:r>
       <w:r>
         <w:rPr>
@@ -6133,7 +5642,7 @@
           <w:szCs w:val="22"/>
           <w14:ligatures w14:val="none"/>
         </w:rPr>
-        <w:t xml:space="preserve"> Resonance Imaging</w:t>
+        <w:t>nalysis</w:t>
       </w:r>
       <w:r>
         <w:rPr>
@@ -6146,7 +5655,7 @@
           <w:szCs w:val="22"/>
           <w14:ligatures w14:val="none"/>
         </w:rPr>
-        <w:t xml:space="preserve"> </w:t>
+        <w:t xml:space="preserve"> Assessment for CMI Patients (</w:t>
       </w:r>
       <w:r>
         <w:rPr>
@@ -6159,7 +5668,7 @@
           <w:szCs w:val="22"/>
           <w14:ligatures w14:val="none"/>
         </w:rPr>
-        <w:t>to Assess Biomechanical Environment in CMI</w:t>
+        <w:t xml:space="preserve">Yuxuan 'Jerry' Wang, </w:t>
       </w:r>
       <w:r>
         <w:rPr>
@@ -6172,20 +5681,7 @@
           <w:szCs w:val="22"/>
           <w14:ligatures w14:val="none"/>
         </w:rPr>
-        <w:t xml:space="preserve"> (Valur </w:t>
-      </w:r>
-      <w:r>
-        <w:rPr>
-          <w:rFonts w:ascii="Arial" w:eastAsia="Times New Roman" w:hAnsi="Arial" w:cs="Arial"/>
-          <w:b/>
-          <w:bCs/>
-          <w:color w:val="000000"/>
-          <w:kern w:val="0"/>
-          <w:sz w:val="22"/>
-          <w:szCs w:val="22"/>
-          <w14:ligatures w14:val="none"/>
-        </w:rPr>
-        <w:t>Olafsson)</w:t>
+        <w:t>Joshua Stefanik)</w:t>
       </w:r>
     </w:p>
     <w:p>
@@ -6218,7 +5714,7 @@
           <w:szCs w:val="22"/>
           <w14:ligatures w14:val="none"/>
         </w:rPr>
-        <w:t>T</w:t>
+        <w:t xml:space="preserve">Object Measurement of </w:t>
       </w:r>
       <w:r>
         <w:rPr>
@@ -6231,7 +5727,7 @@
           <w:szCs w:val="22"/>
           <w14:ligatures w14:val="none"/>
         </w:rPr>
-        <w:t>ranscranial</w:t>
+        <w:t>Pain</w:t>
       </w:r>
       <w:r>
         <w:rPr>
@@ -6244,7 +5740,7 @@
           <w:szCs w:val="22"/>
           <w14:ligatures w14:val="none"/>
         </w:rPr>
-        <w:t xml:space="preserve"> Magnetic Stimulus (T</w:t>
+        <w:t xml:space="preserve"> in CMI</w:t>
       </w:r>
       <w:r>
         <w:rPr>
@@ -6257,7 +5753,7 @@
           <w:szCs w:val="22"/>
           <w14:ligatures w14:val="none"/>
         </w:rPr>
-        <w:t>MS</w:t>
+        <w:t xml:space="preserve"> (Yingzi </w:t>
       </w:r>
       <w:r>
         <w:rPr>
@@ -6270,152 +5766,7 @@
           <w:szCs w:val="22"/>
           <w14:ligatures w14:val="none"/>
         </w:rPr>
-        <w:t xml:space="preserve">) </w:t>
-      </w:r>
-      <w:r>
-        <w:rPr>
-          <w:rFonts w:ascii="Arial" w:eastAsia="Times New Roman" w:hAnsi="Arial" w:cs="Arial"/>
-          <w:b/>
-          <w:bCs/>
-          <w:color w:val="000000"/>
-          <w:kern w:val="0"/>
-          <w:sz w:val="22"/>
-          <w:szCs w:val="22"/>
-          <w14:ligatures w14:val="none"/>
-        </w:rPr>
-        <w:t xml:space="preserve">to Improve </w:t>
-      </w:r>
-      <w:r>
-        <w:rPr>
-          <w:rFonts w:ascii="Arial" w:eastAsia="Times New Roman" w:hAnsi="Arial" w:cs="Arial"/>
-          <w:b/>
-          <w:bCs/>
-          <w:color w:val="000000"/>
-          <w:kern w:val="0"/>
-          <w:sz w:val="22"/>
-          <w:szCs w:val="22"/>
-          <w14:ligatures w14:val="none"/>
-        </w:rPr>
-        <w:t>Symptoms</w:t>
-      </w:r>
-      <w:r>
-        <w:rPr>
-          <w:rFonts w:ascii="Arial" w:eastAsia="Times New Roman" w:hAnsi="Arial" w:cs="Arial"/>
-          <w:b/>
-          <w:bCs/>
-          <w:color w:val="000000"/>
-          <w:kern w:val="0"/>
-          <w:sz w:val="22"/>
-          <w:szCs w:val="22"/>
-          <w14:ligatures w14:val="none"/>
-        </w:rPr>
-        <w:t xml:space="preserve"> for CMI </w:t>
-      </w:r>
-      <w:proofErr w:type="gramStart"/>
-      <w:r>
-        <w:rPr>
-          <w:rFonts w:ascii="Arial" w:eastAsia="Times New Roman" w:hAnsi="Arial" w:cs="Arial"/>
-          <w:b/>
-          <w:bCs/>
-          <w:color w:val="000000"/>
-          <w:kern w:val="0"/>
-          <w:sz w:val="22"/>
-          <w:szCs w:val="22"/>
-          <w14:ligatures w14:val="none"/>
-        </w:rPr>
-        <w:t>Patients</w:t>
-      </w:r>
-      <w:r>
-        <w:rPr>
-          <w:rFonts w:ascii="Arial" w:eastAsia="Times New Roman" w:hAnsi="Arial" w:cs="Arial"/>
-          <w:b/>
-          <w:bCs/>
-          <w:color w:val="000000"/>
-          <w:kern w:val="0"/>
-          <w:sz w:val="22"/>
-          <w:szCs w:val="22"/>
-          <w14:ligatures w14:val="none"/>
-        </w:rPr>
-        <w:t xml:space="preserve"> </w:t>
-      </w:r>
-      <w:r>
-        <w:rPr>
-          <w:rFonts w:ascii="Arial" w:eastAsia="Times New Roman" w:hAnsi="Arial" w:cs="Arial"/>
-          <w:b/>
-          <w:bCs/>
-          <w:color w:val="000000"/>
-          <w:kern w:val="0"/>
-          <w:sz w:val="22"/>
-          <w:szCs w:val="22"/>
-          <w14:ligatures w14:val="none"/>
-        </w:rPr>
-        <w:t xml:space="preserve"> (</w:t>
-      </w:r>
-      <w:proofErr w:type="gramEnd"/>
-      <w:r>
-        <w:rPr>
-          <w:rFonts w:ascii="Arial" w:eastAsia="Times New Roman" w:hAnsi="Arial" w:cs="Arial"/>
-          <w:b/>
-          <w:bCs/>
-          <w:color w:val="000000"/>
-          <w:kern w:val="0"/>
-          <w:sz w:val="22"/>
-          <w:szCs w:val="22"/>
-          <w14:ligatures w14:val="none"/>
-        </w:rPr>
-        <w:t>Yuxuan '</w:t>
-      </w:r>
-      <w:r>
-        <w:rPr>
-          <w:rFonts w:ascii="Arial" w:eastAsia="Times New Roman" w:hAnsi="Arial" w:cs="Arial"/>
-          <w:b/>
-          <w:bCs/>
-          <w:color w:val="000000"/>
-          <w:kern w:val="0"/>
-          <w:sz w:val="22"/>
-          <w:szCs w:val="22"/>
-          <w14:ligatures w14:val="none"/>
-        </w:rPr>
-        <w:t>J</w:t>
-      </w:r>
-      <w:r>
-        <w:rPr>
-          <w:rFonts w:ascii="Arial" w:eastAsia="Times New Roman" w:hAnsi="Arial" w:cs="Arial"/>
-          <w:b/>
-          <w:bCs/>
-          <w:color w:val="000000"/>
-          <w:kern w:val="0"/>
-          <w:sz w:val="22"/>
-          <w:szCs w:val="22"/>
-          <w14:ligatures w14:val="none"/>
-        </w:rPr>
-        <w:t xml:space="preserve">erry' Wang, </w:t>
-      </w:r>
-      <w:r>
-        <w:rPr>
-          <w:rFonts w:ascii="Arial" w:eastAsia="Times New Roman" w:hAnsi="Arial" w:cs="Arial"/>
-          <w:b/>
-          <w:bCs/>
-          <w:color w:val="000000"/>
-          <w:kern w:val="0"/>
-          <w:sz w:val="22"/>
-          <w:szCs w:val="22"/>
-          <w14:ligatures w14:val="none"/>
-        </w:rPr>
-        <w:t xml:space="preserve">David </w:t>
-      </w:r>
-      <w:r>
-        <w:rPr>
-          <w:rFonts w:ascii="Arial" w:eastAsia="Times New Roman" w:hAnsi="Arial" w:cs="Arial"/>
-          <w:b/>
-          <w:bCs/>
-          <w:color w:val="000000"/>
-          <w:kern w:val="0"/>
-          <w:sz w:val="22"/>
-          <w:szCs w:val="22"/>
-          <w14:ligatures w14:val="none"/>
-        </w:rPr>
-        <w:t>Sherman</w:t>
+        <w:t>Lin</w:t>
       </w:r>
       <w:r>
         <w:rPr>
@@ -6461,7 +5812,7 @@
           <w:szCs w:val="22"/>
           <w14:ligatures w14:val="none"/>
         </w:rPr>
-        <w:t xml:space="preserve">Gait </w:t>
+        <w:t>Spinal Flow</w:t>
       </w:r>
       <w:r>
         <w:rPr>
@@ -6474,7 +5825,7 @@
           <w:szCs w:val="22"/>
           <w14:ligatures w14:val="none"/>
         </w:rPr>
-        <w:t>A</w:t>
+        <w:t xml:space="preserve"> Care as an </w:t>
       </w:r>
       <w:r>
         <w:rPr>
@@ -6487,7 +5838,7 @@
           <w:szCs w:val="22"/>
           <w14:ligatures w14:val="none"/>
         </w:rPr>
-        <w:t>nalysis</w:t>
+        <w:t>Alternative Holistic Practice (</w:t>
       </w:r>
       <w:r>
         <w:rPr>
@@ -6500,131 +5851,7 @@
           <w:szCs w:val="22"/>
           <w14:ligatures w14:val="none"/>
         </w:rPr>
-        <w:t xml:space="preserve"> Assessment for CMI Patients (</w:t>
-      </w:r>
-      <w:r>
-        <w:rPr>
-          <w:rFonts w:ascii="Arial" w:eastAsia="Times New Roman" w:hAnsi="Arial" w:cs="Arial"/>
-          <w:b/>
-          <w:bCs/>
-          <w:color w:val="000000"/>
-          <w:kern w:val="0"/>
-          <w:sz w:val="22"/>
-          <w:szCs w:val="22"/>
-          <w14:ligatures w14:val="none"/>
-        </w:rPr>
-        <w:t xml:space="preserve">Yuxuan 'Jerry' Wang, </w:t>
-      </w:r>
-      <w:r>
-        <w:rPr>
-          <w:rFonts w:ascii="Arial" w:eastAsia="Times New Roman" w:hAnsi="Arial" w:cs="Arial"/>
-          <w:b/>
-          <w:bCs/>
-          <w:color w:val="000000"/>
-          <w:kern w:val="0"/>
-          <w:sz w:val="22"/>
-          <w:szCs w:val="22"/>
-          <w14:ligatures w14:val="none"/>
-        </w:rPr>
-        <w:t>Joshua Stefanik)</w:t>
-      </w:r>
-    </w:p>
-    <w:p>
-      <w:pPr>
-        <w:numPr>
-          <w:ilvl w:val="0"/>
-          <w:numId w:val="2"/>
-        </w:numPr>
-        <w:spacing w:after="0" w:line="240" w:lineRule="auto"/>
-        <w:textAlignment w:val="baseline"/>
-        <w:rPr>
-          <w:rFonts w:ascii="Arial" w:eastAsia="Times New Roman" w:hAnsi="Arial" w:cs="Arial"/>
-          <w:b/>
-          <w:bCs/>
-          <w:color w:val="000000"/>
-          <w:kern w:val="0"/>
-          <w:sz w:val="22"/>
-          <w:szCs w:val="22"/>
-          <w14:ligatures w14:val="none"/>
-        </w:rPr>
-      </w:pPr>
-      <w:r>
-        <w:rPr>
-          <w:rFonts w:ascii="Arial" w:eastAsia="Times New Roman" w:hAnsi="Arial" w:cs="Arial"/>
-          <w:b/>
-          <w:bCs/>
-          <w:color w:val="000000"/>
-          <w:kern w:val="0"/>
-          <w:sz w:val="22"/>
-          <w:szCs w:val="22"/>
-          <w14:ligatures w14:val="none"/>
-        </w:rPr>
-        <w:t xml:space="preserve">Object Measurement of </w:t>
-      </w:r>
-      <w:r>
-        <w:rPr>
-          <w:rFonts w:ascii="Arial" w:eastAsia="Times New Roman" w:hAnsi="Arial" w:cs="Arial"/>
-          <w:b/>
-          <w:bCs/>
-          <w:color w:val="000000"/>
-          <w:kern w:val="0"/>
-          <w:sz w:val="22"/>
-          <w:szCs w:val="22"/>
-          <w14:ligatures w14:val="none"/>
-        </w:rPr>
-        <w:t>Pain</w:t>
-      </w:r>
-      <w:r>
-        <w:rPr>
-          <w:rFonts w:ascii="Arial" w:eastAsia="Times New Roman" w:hAnsi="Arial" w:cs="Arial"/>
-          <w:b/>
-          <w:bCs/>
-          <w:color w:val="000000"/>
-          <w:kern w:val="0"/>
-          <w:sz w:val="22"/>
-          <w:szCs w:val="22"/>
-          <w14:ligatures w14:val="none"/>
-        </w:rPr>
-        <w:t xml:space="preserve"> in CMI</w:t>
-      </w:r>
-      <w:r>
-        <w:rPr>
-          <w:rFonts w:ascii="Arial" w:eastAsia="Times New Roman" w:hAnsi="Arial" w:cs="Arial"/>
-          <w:b/>
-          <w:bCs/>
-          <w:color w:val="000000"/>
-          <w:kern w:val="0"/>
-          <w:sz w:val="22"/>
-          <w:szCs w:val="22"/>
-          <w14:ligatures w14:val="none"/>
-        </w:rPr>
-        <w:t xml:space="preserve"> (Yingzi </w:t>
-      </w:r>
-      <w:r>
-        <w:rPr>
-          <w:rFonts w:ascii="Arial" w:eastAsia="Times New Roman" w:hAnsi="Arial" w:cs="Arial"/>
-          <w:b/>
-          <w:bCs/>
-          <w:color w:val="000000"/>
-          <w:kern w:val="0"/>
-          <w:sz w:val="22"/>
-          <w:szCs w:val="22"/>
-          <w14:ligatures w14:val="none"/>
-        </w:rPr>
-        <w:t>Lin</w:t>
-      </w:r>
-      <w:r>
-        <w:rPr>
-          <w:rFonts w:ascii="Arial" w:eastAsia="Times New Roman" w:hAnsi="Arial" w:cs="Arial"/>
-          <w:b/>
-          <w:bCs/>
-          <w:color w:val="000000"/>
-          <w:kern w:val="0"/>
-          <w:sz w:val="22"/>
-          <w:szCs w:val="22"/>
-          <w14:ligatures w14:val="none"/>
-        </w:rPr>
-        <w:t>)</w:t>
+        <w:t>Marianne Babcok)</w:t>
       </w:r>
     </w:p>
     <w:p>
